--- a/downloads/teacher/ai-3-week-24.docx
+++ b/downloads/teacher/ai-3-week-24.docx
@@ -2756,6 +2756,396 @@
         <w:t>For your Verified Study Buddy, save the input, procedure, observed result and limitation of this check. Label this worked example as practice; use a different, previously unreviewed case when checking independent understanding.</w:t>
       </w:r>
     </w:p>
+    <w:p>
+      <w:pPr>
+        <w:pStyle w:val="Heading1"/>
+      </w:pPr>
+      <w:r>
+        <w:t>07. Prepare, teach and assess</w:t>
+      </w:r>
+    </w:p>
+    <w:p>
+      <w:r>
+        <w:t>Teaching target: Explain the mechanism and terminology of capstone grounded assistant</w:t>
+      </w:r>
+    </w:p>
+    <w:p>
+      <w:r>
+        <w:t>Prepare the labelled worked-case picture, the matching workbook, fictional input cards and a place for individual responses. No paid AI account is required for the paper reasoning activities.</w:t>
+      </w:r>
+    </w:p>
+    <w:tbl>
+      <w:tblPr>
+        <w:tblStyle w:val="LightShading-Accent1"/>
+        <w:tblW w:type="auto" w:w="0"/>
+        <w:tblLook w:firstColumn="1" w:firstRow="1" w:lastColumn="0" w:lastRow="0" w:noHBand="0" w:noVBand="1" w:val="04A0"/>
+      </w:tblPr>
+      <w:tblGrid>
+        <w:gridCol w:w="3408"/>
+        <w:gridCol w:w="3408"/>
+        <w:gridCol w:w="3408"/>
+      </w:tblGrid>
+      <w:tr>
+        <w:trPr>
+          <w:tblHeader/>
+        </w:trPr>
+        <w:tc>
+          <w:tcPr>
+            <w:tcW w:type="dxa" w:w="3408"/>
+          </w:tcPr>
+          <w:p>
+            <w:r>
+              <w:t>Session</w:t>
+            </w:r>
+          </w:p>
+        </w:tc>
+        <w:tc>
+          <w:tcPr>
+            <w:tcW w:type="dxa" w:w="3408"/>
+          </w:tcPr>
+          <w:p>
+            <w:r>
+              <w:t>Plan</w:t>
+            </w:r>
+          </w:p>
+        </w:tc>
+        <w:tc>
+          <w:tcPr>
+            <w:tcW w:type="dxa" w:w="3408"/>
+          </w:tcPr>
+          <w:p>
+            <w:r>
+              <w:t>Resources</w:t>
+            </w:r>
+          </w:p>
+        </w:tc>
+      </w:tr>
+      <w:tr>
+        <w:tc>
+          <w:tcPr>
+            <w:tcW w:type="dxa" w:w="3408"/>
+          </w:tcPr>
+          <w:p>
+            <w:r>
+              <w:t>Session 1 · Understand · 45 min</w:t>
+            </w:r>
+          </w:p>
+        </w:tc>
+        <w:tc>
+          <w:tcPr>
+            <w:tcW w:type="dxa" w:w="3408"/>
+          </w:tcPr>
+          <w:p>
+            <w:r>
+              <w:t>0–7: recall and prerequisite; 7–15: inspect the concrete case and predict; 15–30: teacher models the worked trace; 30–40: learners explain a step using the text and visual; 40–45: check the core idea.</w:t>
+            </w:r>
+          </w:p>
+        </w:tc>
+        <w:tc>
+          <w:tcPr>
+            <w:tcW w:type="dxa" w:w="3408"/>
+          </w:tcPr>
+          <w:p>
+            <w:r>
+              <w:t>Sections 1–6; record the brief recall in the workbook.</w:t>
+            </w:r>
+          </w:p>
+        </w:tc>
+      </w:tr>
+      <w:tr>
+        <w:tc>
+          <w:tcPr>
+            <w:tcW w:type="dxa" w:w="3408"/>
+          </w:tcPr>
+          <w:p>
+            <w:r>
+              <w:t>Session 2 · Practise · 45 min</w:t>
+            </w:r>
+          </w:p>
+        </w:tc>
+        <w:tc>
+          <w:tcPr>
+            <w:tcW w:type="dxa" w:w="3408"/>
+          </w:tcPr>
+          <w:p>
+            <w:r>
+              <w:t>0–5: retrieve the procedure; 5–15: W2 completion practice; 15–23: explain and check with a partner; 23–30: each learner answers the misconception check; 30–40: targeted reteaching or a harder variation; 40–45: prepare the investigation.</w:t>
+            </w:r>
+          </w:p>
+        </w:tc>
+        <w:tc>
+          <w:tcPr>
+            <w:tcW w:type="dxa" w:w="3408"/>
+          </w:tcPr>
+          <w:p>
+            <w:r>
+              <w:t>Sections 7–10; use the matching workbook W2 and misconception check.</w:t>
+            </w:r>
+          </w:p>
+        </w:tc>
+      </w:tr>
+      <w:tr>
+        <w:tc>
+          <w:tcPr>
+            <w:tcW w:type="dxa" w:w="3408"/>
+          </w:tcPr>
+          <w:p>
+            <w:r>
+              <w:t>Session 3 · Investigate and transfer · 45 min</w:t>
+            </w:r>
+          </w:p>
+        </w:tc>
+        <w:tc>
+          <w:tcPr>
+            <w:tcW w:type="dxa" w:w="3408"/>
+          </w:tcPr>
+          <w:p>
+            <w:r>
+              <w:t>0–5: retrieve the decision rule; 5–20: investigate or trace; 20–30: start the independent case; 30–38: connect the project; 38–43: act on feedback; 43–45: plan the return check.</w:t>
+            </w:r>
+          </w:p>
+        </w:tc>
+        <w:tc>
+          <w:tcPr>
+            <w:tcW w:type="dxa" w:w="3408"/>
+          </w:tcPr>
+          <w:p>
+            <w:r>
+              <w:t>Sections 9 and 11–14. Give extra time to finish the full task set; use Section 15 when the week includes a coding lab.</w:t>
+            </w:r>
+          </w:p>
+        </w:tc>
+      </w:tr>
+    </w:tbl>
+    <w:p>
+      <w:r>
+        <w:t>Before class, solve the supported practice: Request room B; retrieved approval names B but register names C. Draft gives capacity 10 from C. Show the intermediate steps and give the conclusion with its scope.</w:t>
+      </w:r>
+    </w:p>
+    <w:p>
+      <w:r>
+        <w:t>Reasoned practice answer: Teacher explanation: Same-room support fails before or during semantic validation. Return needs_review with null claims; the draft capacity is unsupported for B.</w:t>
+      </w:r>
+    </w:p>
+    <w:p>
+      <w:r>
+        <w:t>Check every learner before discussion: Use the worked case for Capstone grounded assistant. Proposed explanation: “The worked result establishes every future case”. Decide whether this explanation is supported. Point to the step or supplied fact that decides; explain your repair if needed.</w:t>
+      </w:r>
+    </w:p>
+    <w:p>
+      <w:r>
+        <w:t>Misconception repair: A correct happy path does not establish fallback, access control or side-effect safety.</w:t>
+      </w:r>
+    </w:p>
+    <w:p>
+      <w:r>
+        <w:t>Support: read the exact case aloud, enlarge the labelled picture, supply input cards and model only the first deciding step. Accept a spoken explanation or drawing; retain the reasoning goal.</w:t>
+      </w:r>
+    </w:p>
+    <w:p>
+      <w:r>
+        <w:t>Extension: PL3 is absent while PL2 remains. Require a prediction and a reason before comparing. Expected result: Explain that the daily check is not specified in the available source. Reason: The remaining general water fact does not establish this activity’s schedule.</w:t>
+      </w:r>
+    </w:p>
+    <w:p>
+      <w:r>
+        <w:t>Independent assessment: withhold the reserved answer until the learner has attempted the new case. Record support separately from correctness.</w:t>
+      </w:r>
+    </w:p>
+    <w:tbl>
+      <w:tblPr>
+        <w:tblStyle w:val="LightShading-Accent1"/>
+        <w:tblW w:type="auto" w:w="0"/>
+        <w:tblLook w:firstColumn="1" w:firstRow="1" w:lastColumn="0" w:lastRow="0" w:noHBand="0" w:noVBand="1" w:val="04A0"/>
+      </w:tblPr>
+      <w:tblGrid>
+        <w:gridCol w:w="2556"/>
+        <w:gridCol w:w="2556"/>
+        <w:gridCol w:w="2556"/>
+        <w:gridCol w:w="2556"/>
+      </w:tblGrid>
+      <w:tr>
+        <w:trPr>
+          <w:tblHeader/>
+        </w:trPr>
+        <w:tc>
+          <w:tcPr>
+            <w:tcW w:type="dxa" w:w="2556"/>
+          </w:tcPr>
+          <w:p>
+            <w:r>
+              <w:t>Criterion</w:t>
+            </w:r>
+          </w:p>
+        </w:tc>
+        <w:tc>
+          <w:tcPr>
+            <w:tcW w:type="dxa" w:w="2556"/>
+          </w:tcPr>
+          <w:p>
+            <w:r>
+              <w:t>Not yet</w:t>
+            </w:r>
+          </w:p>
+        </w:tc>
+        <w:tc>
+          <w:tcPr>
+            <w:tcW w:type="dxa" w:w="2556"/>
+          </w:tcPr>
+          <w:p>
+            <w:r>
+              <w:t>With support</w:t>
+            </w:r>
+          </w:p>
+        </w:tc>
+        <w:tc>
+          <w:tcPr>
+            <w:tcW w:type="dxa" w:w="2556"/>
+          </w:tcPr>
+          <w:p>
+            <w:r>
+              <w:t>Independent</w:t>
+            </w:r>
+          </w:p>
+        </w:tc>
+      </w:tr>
+      <w:tr>
+        <w:tc>
+          <w:tcPr>
+            <w:tcW w:type="dxa" w:w="2556"/>
+          </w:tcPr>
+          <w:p>
+            <w:r>
+              <w:t>Explanation</w:t>
+            </w:r>
+          </w:p>
+        </w:tc>
+        <w:tc>
+          <w:tcPr>
+            <w:tcW w:type="dxa" w:w="2556"/>
+          </w:tcPr>
+          <w:p>
+            <w:r>
+              <w:t>Names an answer without a deciding fact</w:t>
+            </w:r>
+          </w:p>
+        </w:tc>
+        <w:tc>
+          <w:tcPr>
+            <w:tcW w:type="dxa" w:w="2556"/>
+          </w:tcPr>
+          <w:p>
+            <w:r>
+              <w:t>Uses a hint to link fact and decision</w:t>
+            </w:r>
+          </w:p>
+        </w:tc>
+        <w:tc>
+          <w:tcPr>
+            <w:tcW w:type="dxa" w:w="2556"/>
+          </w:tcPr>
+          <w:p>
+            <w:r>
+              <w:t>Explains the deciding fact in own words</w:t>
+            </w:r>
+          </w:p>
+        </w:tc>
+      </w:tr>
+      <w:tr>
+        <w:tc>
+          <w:tcPr>
+            <w:tcW w:type="dxa" w:w="2556"/>
+          </w:tcPr>
+          <w:p>
+            <w:r>
+              <w:t>Trace or test</w:t>
+            </w:r>
+          </w:p>
+        </w:tc>
+        <w:tc>
+          <w:tcPr>
+            <w:tcW w:type="dxa" w:w="2556"/>
+          </w:tcPr>
+          <w:p>
+            <w:r>
+              <w:t>Cannot connect input and result</w:t>
+            </w:r>
+          </w:p>
+        </w:tc>
+        <w:tc>
+          <w:tcPr>
+            <w:tcW w:type="dxa" w:w="2556"/>
+          </w:tcPr>
+          <w:p>
+            <w:r>
+              <w:t>Completes steps with prompts</w:t>
+            </w:r>
+          </w:p>
+        </w:tc>
+        <w:tc>
+          <w:tcPr>
+            <w:tcW w:type="dxa" w:w="2556"/>
+          </w:tcPr>
+          <w:p>
+            <w:r>
+              <w:t>Traces or tests a changed case accurately</w:t>
+            </w:r>
+          </w:p>
+        </w:tc>
+      </w:tr>
+      <w:tr>
+        <w:tc>
+          <w:tcPr>
+            <w:tcW w:type="dxa" w:w="2556"/>
+          </w:tcPr>
+          <w:p>
+            <w:r>
+              <w:t>Limits and revision</w:t>
+            </w:r>
+          </w:p>
+        </w:tc>
+        <w:tc>
+          <w:tcPr>
+            <w:tcW w:type="dxa" w:w="2556"/>
+          </w:tcPr>
+          <w:p>
+            <w:r>
+              <w:t>Claims more than evidence supports</w:t>
+            </w:r>
+          </w:p>
+        </w:tc>
+        <w:tc>
+          <w:tcPr>
+            <w:tcW w:type="dxa" w:w="2556"/>
+          </w:tcPr>
+          <w:p>
+            <w:r>
+              <w:t>Names a limit after a prompt</w:t>
+            </w:r>
+          </w:p>
+        </w:tc>
+        <w:tc>
+          <w:tcPr>
+            <w:tcW w:type="dxa" w:w="2556"/>
+          </w:tcPr>
+          <w:p>
+            <w:r>
+              <w:t>States a defensible limit and useful next test</w:t>
+            </w:r>
+          </w:p>
+        </w:tc>
+      </w:tr>
+    </w:tbl>
+    <w:p>
+      <w:r>
+        <w:t>Project checkpoint: Evaluate and revise. Compare with your starting method, explain errors and record a justified revision.</w:t>
+      </w:r>
+    </w:p>
+    <w:p>
+      <w:r>
+        <w:t>Use the weekly teacher answer for topic-specific reasoning. A saved progress tick is an activity record; judge mastery from the learner’s explanation and evidence.</w:t>
+      </w:r>
+    </w:p>
     <w:sectPr>
       <w:pgSz w:w="12240" w:h="15840"/>
       <w:pgMar w:top="936" w:right="1008" w:bottom="936" w:left="1008" w:header="720" w:footer="720" w:gutter="0"/>

--- a/downloads/teacher/ai-3-week-24.docx
+++ b/downloads/teacher/ai-3-week-24.docx
@@ -3146,6 +3146,39 @@
         <w:t>Use the weekly teacher answer for topic-specific reasoning. A saved progress tick is an activity record; judge mastery from the learner’s explanation and evidence.</w:t>
       </w:r>
     </w:p>
+    <w:p>
+      <w:pPr>
+        <w:pStyle w:val="Heading1"/>
+      </w:pPr>
+      <w:r>
+        <w:t>08. Use feedback, labs and repair paths</w:t>
+      </w:r>
+    </w:p>
+    <w:p>
+      <w:r>
+        <w:t>Use the two formative questions as supported practice, not as independent mastery scores. Discuss the deciding evidence rather than accepting a guessed selection.</w:t>
+      </w:r>
+    </w:p>
+    <w:p>
+      <w:r>
+        <w:t>The feedback comes from the reviewed public worked case. Do not reveal the separately reserved independent teacher answer until the learner has attempted that case.</w:t>
+      </w:r>
+    </w:p>
+    <w:p>
+      <w:r>
+        <w:t>Ask students to predict before running code. Preserve errors and actual outputs; collect a changed test and an explanation. The branch-boundary and indexing lessons deliberately include failure cases.</w:t>
+      </w:r>
+    </w:p>
+    <w:p>
+      <w:r>
+        <w:t>Use the earlier worked-explanation links to address a specific missing building block, then return to the current question. Adapt this suggestion after observing the learner; it is not an automatic diagnosis.</w:t>
+      </w:r>
+    </w:p>
+    <w:p>
+      <w:r>
+        <w:t>Collect the completed-work portfolio as evidence. Record support separately from correctness, and assess explanation, trace/test and limitations. Progress ticks and quiz selections alone do not establish mastery.</w:t>
+      </w:r>
+    </w:p>
     <w:sectPr>
       <w:pgSz w:w="12240" w:h="15840"/>
       <w:pgMar w:top="936" w:right="1008" w:bottom="936" w:left="1008" w:header="720" w:footer="720" w:gutter="0"/>

--- a/downloads/teacher/ai-3-week-24.docx
+++ b/downloads/teacher/ai-3-week-24.docx
@@ -29,6 +29,11 @@
       </w:r>
     </w:p>
     <w:p>
+      <w:r>
+        <w:t>Prepare Prototype a Grounded Assistant: check the target, prerequisites, resources and adaptable teaching schedule.</w:t>
+      </w:r>
+    </w:p>
+    <w:p>
       <w:pPr>
         <w:pStyle w:val="Heading3"/>
       </w:pPr>
@@ -37,8 +42,26 @@
       </w:r>
     </w:p>
     <w:p>
-      <w:r>
-        <w:t>Primary target: Explain the mechanism and terminology of capstone grounded assistant</w:t>
+      <w:pPr>
+        <w:spacing w:line="336" w:lineRule="auto" w:after="180"/>
+      </w:pPr>
+      <w:r>
+        <w:rPr>
+          <w:b w:val="0"/>
+        </w:rPr>
+        <w:t xml:space="preserve">Primary target: Explain the </w:t>
+      </w:r>
+      <w:r>
+        <w:rPr>
+          <w:b/>
+        </w:rPr>
+        <w:t>mechanism</w:t>
+      </w:r>
+      <w:r>
+        <w:rPr>
+          <w:b w:val="0"/>
+        </w:rPr>
+        <w:t xml:space="preserve"> and terminology of capstone grounded assistant</w:t>
       </w:r>
     </w:p>
     <w:tbl>
@@ -185,12 +208,47 @@
       </w:tr>
     </w:tbl>
     <w:p>
-      <w:r>
-        <w:t>This is a starting allocation of 135 minutes, not a validated duration. Preserve all named topics. Schedule extra time for connected examples, the full investigation, independent cases and project building. Repeated copies of a case share one recorded attempt; they are not new evidence.</w:t>
-      </w:r>
-    </w:p>
-    <w:p>
-      <w:r>
+      <w:pPr>
+        <w:spacing w:line="336" w:lineRule="auto" w:after="180"/>
+      </w:pPr>
+      <w:r>
+        <w:rPr>
+          <w:b w:val="0"/>
+        </w:rPr>
+        <w:t>This is a starting allocation of 135 minutes, not a validated duration. Preserve all named topics. Schedule extra time for connected examples, the full investigation, independent cases and project building.</w:t>
+      </w:r>
+    </w:p>
+    <w:p>
+      <w:pPr>
+        <w:spacing w:line="336" w:lineRule="auto" w:after="180"/>
+      </w:pPr>
+      <w:r>
+        <w:rPr>
+          <w:b w:val="0"/>
+        </w:rPr>
+        <w:t xml:space="preserve">Repeated copies of a case share one recorded attempt; they are not new </w:t>
+      </w:r>
+      <w:r>
+        <w:rPr>
+          <w:b/>
+        </w:rPr>
+        <w:t>evidence</w:t>
+      </w:r>
+      <w:r>
+        <w:rPr>
+          <w:b w:val="0"/>
+        </w:rPr>
+        <w:t>.</w:t>
+      </w:r>
+    </w:p>
+    <w:p>
+      <w:pPr>
+        <w:spacing w:line="336" w:lineRule="auto" w:after="180"/>
+      </w:pPr>
+      <w:r>
+        <w:rPr>
+          <w:b w:val="0"/>
+        </w:rPr>
         <w:t>Case exposure check: this source example appears in ai-3/24, ai-3/34. Reuse a familiar case for recall or modelling; verify that the case used to assess transfer has not already received feedback.</w:t>
       </w:r>
     </w:p>
@@ -211,18 +269,59 @@
       </w:r>
     </w:p>
     <w:p>
-      <w:r>
+      <w:pPr>
+        <w:spacing w:line="336" w:lineRule="auto" w:after="180"/>
+      </w:pPr>
+      <w:r>
+        <w:rPr>
+          <w:b w:val="0"/>
+        </w:rPr>
         <w:t>Without opening the old lesson, explain one key idea from Block to Python Bridge. Give an example and a mistake that the idea helps you avoid.</w:t>
       </w:r>
     </w:p>
     <w:p>
-      <w:r>
+      <w:pPr>
+        <w:spacing w:line="336" w:lineRule="auto" w:after="180"/>
+      </w:pPr>
+      <w:r>
+        <w:rPr>
+          <w:b w:val="0"/>
+        </w:rPr>
         <w:t>Look for: Translate a short paper calculation into a Python script</w:t>
       </w:r>
     </w:p>
     <w:p>
-      <w:r>
-        <w:t>Reference example, not the only acceptable wording: packs = 4; per_pack = 6; total = packs * per_pack; print(total), each on its own line. The first two bind quantities, the third computes 24 and the fourth displays 24. Assignment alone produces no displayed output in this script.</w:t>
+      <w:pPr>
+        <w:spacing w:line="336" w:lineRule="auto" w:after="180"/>
+      </w:pPr>
+      <w:r>
+        <w:rPr>
+          <w:b w:val="0"/>
+        </w:rPr>
+        <w:t>Reference example, not the only acceptable wording: packs = 4; per_pack = 6; total = packs * per_pack; print(total), each on its own line. The first two bind quantities, the third computes 24 and the fourth displays 24.</w:t>
+      </w:r>
+    </w:p>
+    <w:p>
+      <w:pPr>
+        <w:spacing w:line="336" w:lineRule="auto" w:after="180"/>
+      </w:pPr>
+      <w:r>
+        <w:rPr>
+          <w:b w:val="0"/>
+        </w:rPr>
+        <w:t xml:space="preserve">Assignment alone produces no displayed </w:t>
+      </w:r>
+      <w:r>
+        <w:rPr>
+          <w:b/>
+        </w:rPr>
+        <w:t>output</w:t>
+      </w:r>
+      <w:r>
+        <w:rPr>
+          <w:b w:val="0"/>
+        </w:rPr>
+        <w:t xml:space="preserve"> in this script.</w:t>
       </w:r>
     </w:p>
     <w:p>
@@ -234,18 +333,94 @@
       </w:r>
     </w:p>
     <w:p>
-      <w:r>
+      <w:pPr>
+        <w:spacing w:line="336" w:lineRule="auto" w:after="180"/>
+      </w:pPr>
+      <w:r>
+        <w:rPr>
+          <w:b w:val="0"/>
+        </w:rPr>
         <w:t>Without opening the old lesson, explain one key idea from Tools and APIs. Give an example and a mistake that the idea helps you avoid.</w:t>
       </w:r>
     </w:p>
     <w:p>
-      <w:r>
-        <w:t>Look for: Explain the mechanism and terminology of tools and api contracts</w:t>
-      </w:r>
-    </w:p>
-    <w:p>
-      <w:r>
-        <w:t>Reference example, not the only acceptable wording: Teacher explanation: Tools expose structured operations with input and output contracts. Generating a tool call is a proposal; validation and authorisation decide whether it executes. For lookup_room accept exactly room_id as a nonempty string; return found plus capacity or a not-found result. It is read-only. Reject unknown arguments and do not replace missing values with invented facts.</w:t>
+      <w:pPr>
+        <w:spacing w:line="336" w:lineRule="auto" w:after="180"/>
+      </w:pPr>
+      <w:r>
+        <w:rPr>
+          <w:b w:val="0"/>
+        </w:rPr>
+        <w:t xml:space="preserve">Look for: Explain the </w:t>
+      </w:r>
+      <w:r>
+        <w:rPr>
+          <w:b/>
+        </w:rPr>
+        <w:t>mechanism</w:t>
+      </w:r>
+      <w:r>
+        <w:rPr>
+          <w:b w:val="0"/>
+        </w:rPr>
+        <w:t xml:space="preserve"> and terminology of tools and api contracts</w:t>
+      </w:r>
+    </w:p>
+    <w:p>
+      <w:pPr>
+        <w:spacing w:line="336" w:lineRule="auto" w:after="180"/>
+      </w:pPr>
+      <w:r>
+        <w:rPr>
+          <w:b w:val="0"/>
+        </w:rPr>
+        <w:t xml:space="preserve">Reference example, not the only acceptable wording: Teacher explanation: Tools expose structured operations with </w:t>
+      </w:r>
+      <w:r>
+        <w:rPr>
+          <w:b/>
+        </w:rPr>
+        <w:t>input</w:t>
+      </w:r>
+      <w:r>
+        <w:rPr>
+          <w:b w:val="0"/>
+        </w:rPr>
+        <w:t xml:space="preserve"> and </w:t>
+      </w:r>
+      <w:r>
+        <w:rPr>
+          <w:b/>
+        </w:rPr>
+        <w:t>output</w:t>
+      </w:r>
+      <w:r>
+        <w:rPr>
+          <w:b w:val="0"/>
+        </w:rPr>
+        <w:t xml:space="preserve"> contracts.</w:t>
+      </w:r>
+    </w:p>
+    <w:p>
+      <w:pPr>
+        <w:spacing w:line="336" w:lineRule="auto" w:after="180"/>
+      </w:pPr>
+      <w:r>
+        <w:rPr>
+          <w:b w:val="0"/>
+        </w:rPr>
+        <w:t>Generating a tool call is a proposal; validation and authorisation decide whether it executes. For lookup_room accept exactly room_id as a nonempty string; return found plus capacity or a not-found result. It is read-only.</w:t>
+      </w:r>
+    </w:p>
+    <w:p>
+      <w:pPr>
+        <w:spacing w:line="336" w:lineRule="auto" w:after="180"/>
+      </w:pPr>
+      <w:r>
+        <w:rPr>
+          <w:b w:val="0"/>
+        </w:rPr>
+        <w:t>Reject unknown arguments and do not replace missing values with invented facts.</w:t>
       </w:r>
     </w:p>
     <w:p>
@@ -257,22 +432,104 @@
       </w:r>
     </w:p>
     <w:p>
-      <w:r>
+      <w:pPr>
+        <w:spacing w:line="336" w:lineRule="auto" w:after="180"/>
+      </w:pPr>
+      <w:r>
+        <w:rPr>
+          <w:b w:val="0"/>
+        </w:rPr>
         <w:t>Without opening the old lesson, explain one key idea from Retrieval Augmented Generation. Give an example and a mistake that the idea helps you avoid.</w:t>
       </w:r>
     </w:p>
     <w:p>
-      <w:r>
-        <w:t>Look for: Explain the mechanism and terminology of building a grounded answer</w:t>
-      </w:r>
-    </w:p>
-    <w:p>
-      <w:r>
-        <w:t>Reference example, not the only acceptable wording: Teacher explanation: A grounded answer connects each factual claim to evidence actually retrieved for the task. Retrieval success does not automatically make generation faithful. Build a claim-evidence table before final wording. Preserve source versions and qualifiers, omit unsupported claims or explicitly state the gap, then validate the answer against the table.</w:t>
-      </w:r>
-    </w:p>
-    <w:p>
-      <w:r>
+      <w:pPr>
+        <w:spacing w:line="336" w:lineRule="auto" w:after="180"/>
+      </w:pPr>
+      <w:r>
+        <w:rPr>
+          <w:b w:val="0"/>
+        </w:rPr>
+        <w:t xml:space="preserve">Look for: Explain the </w:t>
+      </w:r>
+      <w:r>
+        <w:rPr>
+          <w:b/>
+        </w:rPr>
+        <w:t>mechanism</w:t>
+      </w:r>
+      <w:r>
+        <w:rPr>
+          <w:b w:val="0"/>
+        </w:rPr>
+        <w:t xml:space="preserve"> and terminology of building a grounded answer</w:t>
+      </w:r>
+    </w:p>
+    <w:p>
+      <w:pPr>
+        <w:spacing w:line="336" w:lineRule="auto" w:after="180"/>
+      </w:pPr>
+      <w:r>
+        <w:rPr>
+          <w:b w:val="0"/>
+        </w:rPr>
+        <w:t xml:space="preserve">Reference example, not the only acceptable wording: Teacher explanation: A grounded answer connects each factual claim to </w:t>
+      </w:r>
+      <w:r>
+        <w:rPr>
+          <w:b/>
+        </w:rPr>
+        <w:t>evidence</w:t>
+      </w:r>
+      <w:r>
+        <w:rPr>
+          <w:b w:val="0"/>
+        </w:rPr>
+        <w:t xml:space="preserve"> actually retrieved for the task.</w:t>
+      </w:r>
+    </w:p>
+    <w:p>
+      <w:pPr>
+        <w:spacing w:line="336" w:lineRule="auto" w:after="180"/>
+      </w:pPr>
+      <w:r>
+        <w:rPr>
+          <w:b w:val="0"/>
+        </w:rPr>
+        <w:t>Retrieval success does not automatically make generation faithful. Build a claim-</w:t>
+      </w:r>
+      <w:r>
+        <w:rPr>
+          <w:b/>
+        </w:rPr>
+        <w:t>evidence</w:t>
+      </w:r>
+      <w:r>
+        <w:rPr>
+          <w:b w:val="0"/>
+        </w:rPr>
+        <w:t xml:space="preserve"> table before final wording.</w:t>
+      </w:r>
+    </w:p>
+    <w:p>
+      <w:pPr>
+        <w:spacing w:line="336" w:lineRule="auto" w:after="180"/>
+      </w:pPr>
+      <w:r>
+        <w:rPr>
+          <w:b w:val="0"/>
+        </w:rPr>
+        <w:t>Preserve source versions and qualifiers, omit unsupported claims or explicitly state the gap, then validate the answer against the table.</w:t>
+      </w:r>
+    </w:p>
+    <w:p>
+      <w:pPr>
+        <w:spacing w:line="336" w:lineRule="auto" w:after="180"/>
+      </w:pPr>
+      <w:r>
+        <w:rPr>
+          <w:b w:val="0"/>
+        </w:rPr>
         <w:t>Use the student module and workbook section with this exact week title. The worked case, independent question and answers below form one aligned lesson sequence.</w:t>
       </w:r>
     </w:p>
@@ -285,8 +542,26 @@
       </w:r>
     </w:p>
     <w:p>
-      <w:r>
-        <w:t>Build a paper assistant from notes A='Roots take up water' and B='Leaves use light'. Answer 'Which part takes up water?' and 'How tall is this plant?' with references or fallback.</w:t>
+      <w:pPr>
+        <w:spacing w:line="336" w:lineRule="auto" w:after="180"/>
+      </w:pPr>
+      <w:r>
+        <w:rPr>
+          <w:b w:val="0"/>
+        </w:rPr>
+        <w:t xml:space="preserve">Build a paper assistant from notes A='Roots take up water' and B='Leaves use light'. Answer 'Which part takes up water?' and 'How tall is this plant?' with references or </w:t>
+      </w:r>
+      <w:r>
+        <w:rPr>
+          <w:b/>
+        </w:rPr>
+        <w:t>fallback</w:t>
+      </w:r>
+      <w:r>
+        <w:rPr>
+          <w:b w:val="0"/>
+        </w:rPr>
+        <w:t>.</w:t>
       </w:r>
     </w:p>
     <w:p>
@@ -298,8 +573,26 @@
       </w:r>
     </w:p>
     <w:p>
-      <w:r>
-        <w:t>Week 24: Prototype a Grounded Assistant</w:t>
+      <w:pPr>
+        <w:spacing w:line="336" w:lineRule="auto" w:after="180"/>
+      </w:pPr>
+      <w:r>
+        <w:rPr>
+          <w:b w:val="0"/>
+        </w:rPr>
+        <w:t xml:space="preserve">Week 24: </w:t>
+      </w:r>
+      <w:r>
+        <w:rPr>
+          <w:b/>
+        </w:rPr>
+        <w:t>Prototype</w:t>
+      </w:r>
+      <w:r>
+        <w:rPr>
+          <w:b w:val="0"/>
+        </w:rPr>
+        <w:t xml:space="preserve"> a Grounded Assistant</w:t>
       </w:r>
     </w:p>
     <w:tbl>
@@ -435,12 +728,38 @@
       </w:r>
     </w:p>
     <w:p>
-      <w:r>
+      <w:pPr>
+        <w:spacing w:line="336" w:lineRule="auto" w:after="180"/>
+      </w:pPr>
+      <w:r>
+        <w:rPr>
+          <w:b w:val="0"/>
+        </w:rPr>
         <w:t>Use the supplied scenario, student illustrations and blank paper. For numeric work, offer counters or a calculator after learners show the setup. Fictional records are supplied; personal data and paid accounts are unnecessary.</w:t>
       </w:r>
     </w:p>
     <w:p>
-      <w:r>
+      <w:pPr>
+        <w:pStyle w:val="Heading3"/>
+      </w:pPr>
+      <w:r>
+        <w:t>Alternative compact allocation</w:t>
+      </w:r>
+    </w:p>
+    <w:p>
+      <w:r>
+        <w:t>This compact option is not the full-week schedule. Use the main teaching cycle and allow extra sessions for the investigation, independent work and project.</w:t>
+      </w:r>
+    </w:p>
+    <w:p>
+      <w:pPr>
+        <w:spacing w:line="336" w:lineRule="auto" w:after="180"/>
+        <w:shd w:fill="F1F6F8"/>
+      </w:pPr>
+      <w:r>
+        <w:rPr>
+          <w:b w:val="0"/>
+        </w:rPr>
         <w:t>Allow 80 minutes: recall 8; explanation 12; worked demonstration 15; guided practice 20; independent assessment 15; project and reflection 10. Extend the lab into a second session when needed.</w:t>
       </w:r>
     </w:p>
@@ -453,8 +772,72 @@
       </w:r>
     </w:p>
     <w:p>
-      <w:r>
-        <w:t>Two 45-minute sessions. Build the assistant as a sequence of testable stages: validate request, retrieve authorised evidence, decide answerability, draft, validate and return. Avoid merging all errors into one model score. Use the supplied constructed scenarios to make the mechanism inspectable. Collect W4 before sharing solutions. Students should name intermediate evidence and limitations; classroom pacing and learning effectiveness remain unvalidated.</w:t>
+      <w:pPr>
+        <w:spacing w:line="336" w:lineRule="auto" w:after="180"/>
+      </w:pPr>
+      <w:r>
+        <w:rPr>
+          <w:b w:val="0"/>
+        </w:rPr>
+        <w:t xml:space="preserve">Two 45-minute sessions. Build the assistant as a sequence of testable stages: validate request, retrieve authorised </w:t>
+      </w:r>
+      <w:r>
+        <w:rPr>
+          <w:b/>
+        </w:rPr>
+        <w:t>evidence</w:t>
+      </w:r>
+      <w:r>
+        <w:rPr>
+          <w:b w:val="0"/>
+        </w:rPr>
+        <w:t>, decide answerability, draft, validate and return. Avoid merging all errors into one model score.</w:t>
+      </w:r>
+    </w:p>
+    <w:p>
+      <w:pPr>
+        <w:spacing w:line="336" w:lineRule="auto" w:after="180"/>
+      </w:pPr>
+      <w:r>
+        <w:rPr>
+          <w:b w:val="0"/>
+        </w:rPr>
+        <w:t xml:space="preserve">Use the supplied constructed scenarios to make the </w:t>
+      </w:r>
+      <w:r>
+        <w:rPr>
+          <w:b/>
+        </w:rPr>
+        <w:t>mechanism</w:t>
+      </w:r>
+      <w:r>
+        <w:rPr>
+          <w:b w:val="0"/>
+        </w:rPr>
+        <w:t xml:space="preserve"> inspectable. Collect W4 before sharing solutions.</w:t>
+      </w:r>
+    </w:p>
+    <w:p>
+      <w:pPr>
+        <w:spacing w:line="336" w:lineRule="auto" w:after="180"/>
+      </w:pPr>
+      <w:r>
+        <w:rPr>
+          <w:b w:val="0"/>
+        </w:rPr>
+        <w:t xml:space="preserve">Students should name intermediate </w:t>
+      </w:r>
+      <w:r>
+        <w:rPr>
+          <w:b/>
+        </w:rPr>
+        <w:t>evidence</w:t>
+      </w:r>
+      <w:r>
+        <w:rPr>
+          <w:b w:val="0"/>
+        </w:rPr>
+        <w:t xml:space="preserve"> and limitations; classroom pacing and learning effectiveness remain unvalidated.</w:t>
       </w:r>
     </w:p>
     <w:p>
@@ -466,22 +849,81 @@
       </w:r>
     </w:p>
     <w:p>
-      <w:r>
-        <w:t>A result depends on the inputs, procedure and conditions that produced it. Preserve data roles and distinguish observed outcomes from predictions or unmeasured conditions. If the prior concept cannot be explained, use a short retrieval activity before this chapter.</w:t>
-      </w:r>
-    </w:p>
-    <w:p>
-      <w:r>
+      <w:pPr>
+        <w:spacing w:line="336" w:lineRule="auto" w:after="180"/>
+      </w:pPr>
+      <w:r>
+        <w:rPr>
+          <w:b w:val="0"/>
+        </w:rPr>
+        <w:t xml:space="preserve">A result depends on the </w:t>
+      </w:r>
+      <w:r>
+        <w:rPr>
+          <w:b/>
+        </w:rPr>
+        <w:t>input</w:t>
+      </w:r>
+      <w:r>
+        <w:rPr>
+          <w:b w:val="0"/>
+        </w:rPr>
+        <w:t xml:space="preserve">s, procedure and conditions that produced it. Preserve data roles and distinguish observed outcomes from </w:t>
+      </w:r>
+      <w:r>
+        <w:rPr>
+          <w:b/>
+        </w:rPr>
+        <w:t>prediction</w:t>
+      </w:r>
+      <w:r>
+        <w:rPr>
+          <w:b w:val="0"/>
+        </w:rPr>
+        <w:t>s or unmeasured conditions.</w:t>
+      </w:r>
+    </w:p>
+    <w:p>
+      <w:pPr>
+        <w:spacing w:line="336" w:lineRule="auto" w:after="180"/>
+      </w:pPr>
+      <w:r>
+        <w:rPr>
+          <w:b w:val="0"/>
+        </w:rPr>
+        <w:t>If the prior concept cannot be explained, use a short retrieval activity before this chapter.</w:t>
+      </w:r>
+    </w:p>
+    <w:p>
+      <w:pPr>
+        <w:spacing w:line="336" w:lineRule="auto" w:after="180"/>
+      </w:pPr>
+      <w:r>
+        <w:rPr>
+          <w:b w:val="0"/>
+        </w:rPr>
         <w:t>Lesson and workbook; paper and pencil</w:t>
       </w:r>
     </w:p>
     <w:p>
-      <w:r>
+      <w:pPr>
+        <w:spacing w:line="336" w:lineRule="auto" w:after="180"/>
+      </w:pPr>
+      <w:r>
+        <w:rPr>
+          <w:b w:val="0"/>
+        </w:rPr>
         <w:t>Calculator and optional local Python 3 for arithmetic; no live API or private data</w:t>
       </w:r>
     </w:p>
     <w:p>
-      <w:r>
+      <w:pPr>
+        <w:spacing w:line="336" w:lineRule="auto" w:after="180"/>
+      </w:pPr>
+      <w:r>
+        <w:rPr>
+          <w:b w:val="0"/>
+        </w:rPr>
         <w:t>Prepare the fresh retry separately and withhold its solution until after collection</w:t>
       </w:r>
     </w:p>
@@ -494,12 +936,36 @@
       </w:r>
     </w:p>
     <w:p>
-      <w:r>
-        <w:t>By the end, I can explain prototype a grounded assistant using a traced example and a stated limitation.</w:t>
-      </w:r>
-    </w:p>
-    <w:p>
-      <w:r>
+      <w:pPr>
+        <w:spacing w:line="336" w:lineRule="auto" w:after="180"/>
+      </w:pPr>
+      <w:r>
+        <w:rPr>
+          <w:b w:val="0"/>
+        </w:rPr>
+        <w:t xml:space="preserve">By the end, I can explain </w:t>
+      </w:r>
+      <w:r>
+        <w:rPr>
+          <w:b/>
+        </w:rPr>
+        <w:t>prototype</w:t>
+      </w:r>
+      <w:r>
+        <w:rPr>
+          <w:b w:val="0"/>
+        </w:rPr>
+        <w:t xml:space="preserve"> a grounded assistant using a traced example and a stated limitation.</w:t>
+      </w:r>
+    </w:p>
+    <w:p>
+      <w:pPr>
+        <w:spacing w:line="336" w:lineRule="auto" w:after="180"/>
+      </w:pPr>
+      <w:r>
+        <w:rPr>
+          <w:b w:val="0"/>
+        </w:rPr>
         <w:t>This added worked case illustrates the week’s main idea. Retain all original and connected topics; schedule its practice within the teaching cycle.</w:t>
       </w:r>
     </w:p>
@@ -512,61 +978,203 @@
       </w:r>
     </w:p>
     <w:p>
+      <w:r>
+        <w:t>Model Prototype a Grounded Assistant using the supplied case, labelled mechanism and reasoning. Make the scope of each conclusion explicit.</w:t>
+      </w:r>
+    </w:p>
+    <w:p>
+      <w:pPr>
+        <w:spacing w:line="336" w:lineRule="auto" w:after="180"/>
+      </w:pPr>
+      <w:r>
+        <w:rPr>
+          <w:b/>
+        </w:rPr>
+        <w:t>Input</w:t>
+      </w:r>
+      <w:r>
+        <w:rPr>
+          <w:b w:val="0"/>
+        </w:rPr>
+        <w:t xml:space="preserve"> → </w:t>
+      </w:r>
+      <w:r>
+        <w:rPr>
+          <w:b/>
+        </w:rPr>
+        <w:t>Process</w:t>
+      </w:r>
+      <w:r>
+        <w:rPr>
+          <w:b w:val="0"/>
+        </w:rPr>
+        <w:t xml:space="preserve"> → </w:t>
+      </w:r>
+      <w:r>
+        <w:rPr>
+          <w:b/>
+        </w:rPr>
+        <w:t>Output</w:t>
+      </w:r>
+    </w:p>
+    <w:p>
+      <w:pPr>
+        <w:spacing w:line="336" w:lineRule="auto" w:after="180"/>
+      </w:pPr>
+      <w:r>
+        <w:rPr>
+          <w:b w:val="0"/>
+        </w:rPr>
+        <w:t>Trace the information. At each stage, ask what changed and how you could test it.</w:t>
+      </w:r>
+    </w:p>
+    <w:p>
+      <w:pPr>
+        <w:spacing w:line="336" w:lineRule="auto" w:after="180"/>
+      </w:pPr>
+      <w:r>
+        <w:rPr>
+          <w:b w:val="0"/>
+        </w:rPr>
+        <w:t>Which stage could fail even when the other two are correct? Explain:</w:t>
+      </w:r>
+    </w:p>
+    <w:p>
+      <w:pPr>
+        <w:spacing w:line="336" w:lineRule="auto" w:after="180"/>
+      </w:pPr>
+      <w:r>
+        <w:rPr>
+          <w:b w:val="0"/>
+        </w:rPr>
+        <w:t xml:space="preserve">Predict first. Then check each step. A correct answer without visible reasoning is incomplete </w:t>
+      </w:r>
+      <w:r>
+        <w:rPr>
+          <w:b/>
+        </w:rPr>
+        <w:t>evidence</w:t>
+      </w:r>
+      <w:r>
+        <w:rPr>
+          <w:b w:val="0"/>
+        </w:rPr>
+        <w:t>.</w:t>
+      </w:r>
+    </w:p>
+    <w:p>
+      <w:pPr>
+        <w:spacing w:line="336" w:lineRule="auto" w:after="180"/>
+        <w:shd w:fill="F4F9FC"/>
+      </w:pPr>
+      <w:r>
+        <w:rPr>
+          <w:b w:val="0"/>
+        </w:rPr>
+        <w:t xml:space="preserve">1. </w:t>
+      </w:r>
+      <w:r>
+        <w:rPr>
+          <w:b/>
+        </w:rPr>
+        <w:t>Input</w:t>
+      </w:r>
+      <w:r>
+        <w:rPr>
+          <w:b w:val="0"/>
+        </w:rPr>
+        <w:t>: learner question plus selected course notes.</w:t>
+      </w:r>
+    </w:p>
+    <w:p>
+      <w:pPr>
+        <w:spacing w:line="336" w:lineRule="auto" w:after="180"/>
+        <w:shd w:fill="F4F9FC"/>
+      </w:pPr>
+      <w:r>
+        <w:rPr>
+          <w:b w:val="0"/>
+        </w:rPr>
+        <w:t>2. Retrieve and choose a relevant passage.</w:t>
+      </w:r>
+    </w:p>
+    <w:p>
+      <w:pPr>
+        <w:spacing w:line="336" w:lineRule="auto" w:after="180"/>
+        <w:shd w:fill="F4F9FC"/>
+      </w:pPr>
+      <w:r>
+        <w:rPr>
+          <w:b w:val="0"/>
+        </w:rPr>
+        <w:t>3. Generate structured answer and citation; validate fields and support.</w:t>
+      </w:r>
+    </w:p>
+    <w:p>
+      <w:pPr>
+        <w:spacing w:line="336" w:lineRule="auto" w:after="180"/>
+        <w:shd w:fill="F4F9FC"/>
+      </w:pPr>
+      <w:r>
+        <w:rPr>
+          <w:b w:val="0"/>
+        </w:rPr>
+        <w:t xml:space="preserve">4. Missing </w:t>
+      </w:r>
+      <w:r>
+        <w:rPr>
+          <w:b/>
+        </w:rPr>
+        <w:t>evidence</w:t>
+      </w:r>
+      <w:r>
+        <w:rPr>
+          <w:b w:val="0"/>
+        </w:rPr>
+        <w:t xml:space="preserve"> triggers ask-more or ‘not found in sources.’</w:t>
+      </w:r>
+    </w:p>
+    <w:p>
+      <w:pPr>
+        <w:spacing w:line="336" w:lineRule="auto" w:after="180"/>
+      </w:pPr>
+      <w:r>
+        <w:rPr>
+          <w:b w:val="0"/>
+        </w:rPr>
+        <w:t>Recalculate, retrace, or restate the reasoning in your own representation:</w:t>
+      </w:r>
+    </w:p>
+    <w:p>
+      <w:pPr>
+        <w:spacing w:line="336" w:lineRule="auto" w:after="180"/>
+        <w:shd w:fill="F5F1FB"/>
+      </w:pPr>
+      <w:r>
+        <w:rPr>
+          <w:b w:val="0"/>
+        </w:rPr>
+        <w:t xml:space="preserve">CHECK Did the </w:t>
+      </w:r>
+      <w:r>
+        <w:rPr>
+          <w:b/>
+        </w:rPr>
+        <w:t>evidence</w:t>
+      </w:r>
+      <w:r>
+        <w:rPr>
+          <w:b w:val="0"/>
+        </w:rPr>
+        <w:t xml:space="preserve"> answer the exact question? Did the total, path, or source record stay consistent?</w:t>
+      </w:r>
+    </w:p>
+    <w:p>
       <w:pPr>
         <w:pStyle w:val="Heading3"/>
       </w:pPr>
       <w:r>
-        <w:t>Explain the mechanism</w:t>
-      </w:r>
-    </w:p>
-    <w:p>
-      <w:r>
-        <w:t>Input → Process → Output</w:t>
-      </w:r>
-    </w:p>
-    <w:p>
-      <w:r>
-        <w:t>Trace the information. At each stage, ask what changed and how you could test it.</w:t>
-      </w:r>
-    </w:p>
-    <w:p>
-      <w:r>
-        <w:t>Which stage could fail even when the other two are correct? Explain:</w:t>
-      </w:r>
-    </w:p>
-    <w:p>
-      <w:r>
-        <w:t>Predict first. Then check each step. A correct answer without visible reasoning is incomplete evidence.</w:t>
-      </w:r>
-    </w:p>
-    <w:p>
-      <w:r>
-        <w:t>1. Input: learner question plus selected course notes.</w:t>
-      </w:r>
-    </w:p>
-    <w:p>
-      <w:r>
-        <w:t>2. Retrieve and choose a relevant passage.</w:t>
-      </w:r>
-    </w:p>
-    <w:p>
-      <w:r>
-        <w:t>3. Generate structured answer and citation; validate fields and support.</w:t>
-      </w:r>
-    </w:p>
-    <w:p>
-      <w:r>
-        <w:t>4. Missing evidence triggers ask-more or ‘not found in sources.’</w:t>
-      </w:r>
-    </w:p>
-    <w:p>
-      <w:r>
-        <w:t>Recalculate, retrace, or restate the reasoning in your own representation:</w:t>
-      </w:r>
-    </w:p>
-    <w:p>
-      <w:r>
-        <w:t>CHECK Did the evidence answer the exact question? Did the total, path, or source record stay consistent?</w:t>
+        <w:t>Concrete teaching case</w:t>
       </w:r>
     </w:p>
     <w:p>
@@ -574,16 +1182,38 @@
         <w:pStyle w:val="Heading3"/>
       </w:pPr>
       <w:r>
-        <w:t>Concrete teaching case</w:t>
-      </w:r>
-    </w:p>
-    <w:p>
-      <w:r>
+        <w:t>The teaching case</w:t>
+      </w:r>
+    </w:p>
+    <w:p>
+      <w:pPr>
+        <w:spacing w:line="336" w:lineRule="auto" w:after="180"/>
+        <w:shd w:fill="F1F6FC"/>
+      </w:pPr>
+      <w:r>
+        <w:rPr>
+          <w:b w:val="0"/>
+        </w:rPr>
         <w:t>Approved notes say plants need light and roots take up water. Ask how roots help.</w:t>
       </w:r>
     </w:p>
     <w:p>
-      <w:r>
+      <w:pPr>
+        <w:pStyle w:val="Heading3"/>
+      </w:pPr>
+      <w:r>
+        <w:t>The teaching case</w:t>
+      </w:r>
+    </w:p>
+    <w:p>
+      <w:pPr>
+        <w:spacing w:line="336" w:lineRule="auto" w:after="180"/>
+        <w:shd w:fill="F1F6FC"/>
+      </w:pPr>
+      <w:r>
+        <w:rPr>
+          <w:b w:val="0"/>
+        </w:rPr>
         <w:t>Specify the minimum grounded path.</w:t>
       </w:r>
     </w:p>
@@ -596,7 +1226,22 @@
       </w:r>
     </w:p>
     <w:p>
-      <w:r>
+      <w:pPr>
+        <w:pStyle w:val="Heading3"/>
+      </w:pPr>
+      <w:r>
+        <w:t>Why the result follows</w:t>
+      </w:r>
+    </w:p>
+    <w:p>
+      <w:pPr>
+        <w:spacing w:line="336" w:lineRule="auto" w:after="180"/>
+        <w:shd w:fill="F1F6FC"/>
+      </w:pPr>
+      <w:r>
+        <w:rPr>
+          <w:b w:val="0"/>
+        </w:rPr>
         <w:t>Retrieve the roots note, answer that roots take up water and reference it. Validate support and avoid unrelated claims.</w:t>
       </w:r>
     </w:p>
@@ -609,23 +1254,121 @@
       </w:r>
     </w:p>
     <w:p>
-      <w:r>
-        <w:t>Build the assistant as a sequence of testable stages: validate request, retrieve authorised evidence, decide answerability, draft, validate and return. Avoid merging all errors into one model score.</w:t>
-      </w:r>
-    </w:p>
-    <w:p>
-      <w:r>
-        <w:t>Begin by writing the question the procedure is intended to answer. Identify the information already supplied, the information it will produce and the information still missing. These are constructed classroom examples; they do not require live accounts, private records or an external service. Do not treat a plausible explanation as a measured outcome.</w:t>
-      </w:r>
-    </w:p>
-    <w:p>
-      <w:r>
+      <w:pPr>
+        <w:spacing w:line="336" w:lineRule="auto" w:after="180"/>
+      </w:pPr>
+      <w:r>
+        <w:rPr>
+          <w:b w:val="0"/>
+        </w:rPr>
+        <w:t xml:space="preserve">Build the assistant as a sequence of testable stages: validate request, retrieve authorised </w:t>
+      </w:r>
+      <w:r>
+        <w:rPr>
+          <w:b/>
+        </w:rPr>
+        <w:t>evidence</w:t>
+      </w:r>
+      <w:r>
+        <w:rPr>
+          <w:b w:val="0"/>
+        </w:rPr>
+        <w:t>, decide answerability, draft, validate and return. Avoid merging all errors into one model score.</w:t>
+      </w:r>
+    </w:p>
+    <w:p>
+      <w:pPr>
+        <w:pStyle w:val="Heading3"/>
+      </w:pPr>
+      <w:r>
+        <w:t>Explain the added worked example · 1</w:t>
+      </w:r>
+    </w:p>
+    <w:p>
+      <w:pPr>
+        <w:spacing w:line="336" w:lineRule="auto" w:after="180"/>
+      </w:pPr>
+      <w:r>
+        <w:rPr>
+          <w:b w:val="0"/>
+        </w:rPr>
+        <w:t>Begin by writing the question the procedure is intended to answer. Identify the information already supplied, the information it will produce and the information still missing.</w:t>
+      </w:r>
+    </w:p>
+    <w:p>
+      <w:pPr>
+        <w:spacing w:line="336" w:lineRule="auto" w:after="180"/>
+      </w:pPr>
+      <w:r>
+        <w:rPr>
+          <w:b w:val="0"/>
+        </w:rPr>
+        <w:t>These are constructed classroom examples; they do not require live accounts, private records or an external service. Do not treat a plausible explanation as a measured outcome.</w:t>
+      </w:r>
+    </w:p>
+    <w:p>
+      <w:pPr>
+        <w:spacing w:line="336" w:lineRule="auto" w:after="180"/>
+      </w:pPr>
+      <w:r>
+        <w:rPr>
+          <w:b w:val="0"/>
+        </w:rPr>
         <w:t>A supported response requires current matching approval and register records. Any retrieval or validation failure gives needs_review with null claims. The classroom implementation performs no booking or external action.</w:t>
       </w:r>
     </w:p>
     <w:p>
-      <w:r>
-        <w:t>Before applying the procedure, write its units, denominator or decision boundary where relevant. A partner should be able to repeat each step using the same inputs. If a required input is absent or violates the stated contract, record that condition explicitly instead of quietly replacing it with a convenient value.</w:t>
+      <w:pPr>
+        <w:pStyle w:val="Heading3"/>
+      </w:pPr>
+      <w:r>
+        <w:t>Explain the added worked example · 2</w:t>
+      </w:r>
+    </w:p>
+    <w:p>
+      <w:pPr>
+        <w:spacing w:line="336" w:lineRule="auto" w:after="180"/>
+      </w:pPr>
+      <w:r>
+        <w:rPr>
+          <w:b w:val="0"/>
+        </w:rPr>
+        <w:t xml:space="preserve">Before applying the procedure, write its units, denominator or decision boundary where relevant. A partner should be able to repeat each step using the same </w:t>
+      </w:r>
+      <w:r>
+        <w:rPr>
+          <w:b/>
+        </w:rPr>
+        <w:t>input</w:t>
+      </w:r>
+      <w:r>
+        <w:rPr>
+          <w:b w:val="0"/>
+        </w:rPr>
+        <w:t>s.</w:t>
+      </w:r>
+    </w:p>
+    <w:p>
+      <w:pPr>
+        <w:spacing w:line="336" w:lineRule="auto" w:after="180"/>
+      </w:pPr>
+      <w:r>
+        <w:rPr>
+          <w:b w:val="0"/>
+        </w:rPr>
+        <w:t xml:space="preserve">If a required </w:t>
+      </w:r>
+      <w:r>
+        <w:rPr>
+          <w:b/>
+        </w:rPr>
+        <w:t>input</w:t>
+      </w:r>
+      <w:r>
+        <w:rPr>
+          <w:b w:val="0"/>
+        </w:rPr>
+        <w:t xml:space="preserve"> is absent or violates the stated contract, record that condition explicitly instead of quietly replacing it with a convenient value.</w:t>
       </w:r>
     </w:p>
     <w:p>
@@ -747,23 +1490,125 @@
       </w:r>
     </w:p>
     <w:p>
-      <w:r>
-        <w:t>Use the complete worked example below before asking learners to complete W2. Reveal a small part, invite a prediction, then explain the deciding step. These teacher notes contain solutions; do not reveal the independent case answer during modelling.</w:t>
-      </w:r>
-    </w:p>
-    <w:p>
-      <w:r>
+      <w:pPr>
+        <w:spacing w:line="336" w:lineRule="auto" w:after="180"/>
+      </w:pPr>
+      <w:r>
+        <w:rPr>
+          <w:b w:val="0"/>
+        </w:rPr>
+        <w:t xml:space="preserve">Use the complete worked example below before asking learners to complete W2. Reveal a small part, invite a </w:t>
+      </w:r>
+      <w:r>
+        <w:rPr>
+          <w:b/>
+        </w:rPr>
+        <w:t>prediction</w:t>
+      </w:r>
+      <w:r>
+        <w:rPr>
+          <w:b w:val="0"/>
+        </w:rPr>
+        <w:t>, then explain the deciding step.</w:t>
+      </w:r>
+    </w:p>
+    <w:p>
+      <w:pPr>
+        <w:spacing w:line="336" w:lineRule="auto" w:after="180"/>
+      </w:pPr>
+      <w:r>
+        <w:rPr>
+          <w:b w:val="0"/>
+        </w:rPr>
+        <w:t>These teacher notes contain solutions; do not reveal the independent case answer during modelling.</w:t>
+      </w:r>
+    </w:p>
+    <w:p>
+      <w:pPr>
+        <w:spacing w:line="336" w:lineRule="auto" w:after="180"/>
+      </w:pPr>
+      <w:r>
+        <w:rPr>
+          <w:b w:val="0"/>
+        </w:rPr>
         <w:t>Request room B; retrieved approval names B but register names C. Draft gives capacity 10 from C.</w:t>
       </w:r>
     </w:p>
     <w:p>
-      <w:r>
+      <w:pPr>
+        <w:spacing w:line="336" w:lineRule="auto" w:after="180"/>
+      </w:pPr>
+      <w:r>
+        <w:rPr>
+          <w:b w:val="0"/>
+        </w:rPr>
         <w:t>Same-room support fails before or during semantic validation. Return needs_review with null claims; the draft capacity is unsupported for B.</w:t>
       </w:r>
     </w:p>
     <w:p>
-      <w:r>
-        <w:t>Compare the intermediate evidence with the final statement. Explain why each number or decision follows from the stated inputs. The conclusion belongs to this scenario and procedure; changing the inputs, evaluation population or authority can change what it establishes. Retain the raw record so a later revision can be compared honestly.</w:t>
+      <w:pPr>
+        <w:pStyle w:val="Heading3"/>
+      </w:pPr>
+      <w:r>
+        <w:t>Model the reasoning aloud · 3</w:t>
+      </w:r>
+    </w:p>
+    <w:p>
+      <w:pPr>
+        <w:spacing w:line="336" w:lineRule="auto" w:after="180"/>
+      </w:pPr>
+      <w:r>
+        <w:rPr>
+          <w:b w:val="0"/>
+        </w:rPr>
+        <w:t xml:space="preserve">Compare the intermediate </w:t>
+      </w:r>
+      <w:r>
+        <w:rPr>
+          <w:b/>
+        </w:rPr>
+        <w:t>evidence</w:t>
+      </w:r>
+      <w:r>
+        <w:rPr>
+          <w:b w:val="0"/>
+        </w:rPr>
+        <w:t xml:space="preserve"> with the final statement. Explain why each number or decision follows from the stated </w:t>
+      </w:r>
+      <w:r>
+        <w:rPr>
+          <w:b/>
+        </w:rPr>
+        <w:t>input</w:t>
+      </w:r>
+      <w:r>
+        <w:rPr>
+          <w:b w:val="0"/>
+        </w:rPr>
+        <w:t>s.</w:t>
+      </w:r>
+    </w:p>
+    <w:p>
+      <w:pPr>
+        <w:spacing w:line="336" w:lineRule="auto" w:after="180"/>
+      </w:pPr>
+      <w:r>
+        <w:rPr>
+          <w:b w:val="0"/>
+        </w:rPr>
+        <w:t xml:space="preserve">The conclusion belongs to this scenario and procedure; changing the </w:t>
+      </w:r>
+      <w:r>
+        <w:rPr>
+          <w:b/>
+        </w:rPr>
+        <w:t>input</w:t>
+      </w:r>
+      <w:r>
+        <w:rPr>
+          <w:b w:val="0"/>
+        </w:rPr>
+        <w:t>s, evaluation population or authority can change what it establishes. Retain the raw record so a later revision can be compared honestly.</w:t>
       </w:r>
     </w:p>
     <w:tbl>
@@ -869,7 +1714,13 @@
       </w:tr>
     </w:tbl>
     <w:p>
-      <w:r>
+      <w:pPr>
+        <w:spacing w:line="336" w:lineRule="auto" w:after="180"/>
+      </w:pPr>
+      <w:r>
+        <w:rPr>
+          <w:b w:val="0"/>
+        </w:rPr>
         <w:t>Use the diagram and verbal explanation together. Ask learners to match a sentence to a specific visual step; do not assign learners fixed visual or auditory learning styles.</w:t>
       </w:r>
     </w:p>
@@ -882,7 +1733,13 @@
       </w:r>
     </w:p>
     <w:p>
-      <w:r>
+      <w:pPr>
+        <w:spacing w:line="336" w:lineRule="auto" w:after="180"/>
+      </w:pPr>
+      <w:r>
+        <w:rPr>
+          <w:b w:val="0"/>
+        </w:rPr>
         <w:t>Build a minimal grounded study answer with checks between retrieval and display.</w:t>
       </w:r>
     </w:p>
@@ -895,13 +1752,47 @@
       </w:r>
     </w:p>
     <w:p>
-      <w:r>
+      <w:pPr>
+        <w:spacing w:line="336" w:lineRule="auto" w:after="180"/>
+        <w:shd w:fill="F5F1FB"/>
+      </w:pPr>
+      <w:r>
+        <w:rPr>
+          <w:b w:val="0"/>
+        </w:rPr>
         <w:t>Source PL2: seedlings need water. Source PL3: this activity checks soil daily. Question: what does this activity check daily?</w:t>
       </w:r>
     </w:p>
     <w:p>
-      <w:r>
-        <w:t>All inputs and outcomes in this worked example are invented classroom data; no real model run is claimed.</w:t>
+      <w:pPr>
+        <w:pStyle w:val="Heading3"/>
+      </w:pPr>
+      <w:r>
+        <w:t>Supplied facts</w:t>
+      </w:r>
+    </w:p>
+    <w:p>
+      <w:pPr>
+        <w:spacing w:line="336" w:lineRule="auto" w:after="180"/>
+        <w:shd w:fill="F1F6FC"/>
+      </w:pPr>
+      <w:r>
+        <w:rPr>
+          <w:b w:val="0"/>
+        </w:rPr>
+        <w:t xml:space="preserve">All </w:t>
+      </w:r>
+      <w:r>
+        <w:rPr>
+          <w:b/>
+        </w:rPr>
+        <w:t>input</w:t>
+      </w:r>
+      <w:r>
+        <w:rPr>
+          <w:b w:val="0"/>
+        </w:rPr>
+        <w:t>s and outcomes in this worked example are invented classroom data; no real model run is claimed.</w:t>
       </w:r>
     </w:p>
     <w:p>
@@ -1064,43 +1955,160 @@
       </w:r>
     </w:p>
     <w:p>
-      <w:r>
-        <w:t>Read the picture in order. Display “This activity checks soil daily [PL3]”; reject an invented twice-daily watering schedule. The arrows show which recorded input or intermediate result each decision uses. Explain the deciding step aloud before checking the changed case; pointing to the final answer alone does not show how it follows.</w:t>
-      </w:r>
-    </w:p>
-    <w:p>
       <w:pPr>
         <w:pStyle w:val="Heading3"/>
       </w:pPr>
       <w:r>
+        <w:t>Why the result follows</w:t>
+      </w:r>
+    </w:p>
+    <w:p>
+      <w:pPr>
+        <w:spacing w:line="336" w:lineRule="auto" w:after="180"/>
+        <w:shd w:fill="F1F6FC"/>
+      </w:pPr>
+      <w:r>
+        <w:rPr>
+          <w:b w:val="0"/>
+        </w:rPr>
+        <w:t xml:space="preserve">Read the picture in order. Display “This activity checks soil daily [PL3]”; reject an invented twice-daily watering schedule. The arrows show which recorded </w:t>
+      </w:r>
+      <w:r>
+        <w:rPr>
+          <w:b/>
+        </w:rPr>
+        <w:t>input</w:t>
+      </w:r>
+      <w:r>
+        <w:rPr>
+          <w:b w:val="0"/>
+        </w:rPr>
+        <w:t xml:space="preserve"> or intermediate result each decision uses.</w:t>
+      </w:r>
+    </w:p>
+    <w:p>
+      <w:pPr>
+        <w:spacing w:line="336" w:lineRule="auto" w:after="180"/>
+        <w:shd w:fill="F1F6FC"/>
+      </w:pPr>
+      <w:r>
+        <w:rPr>
+          <w:b w:val="0"/>
+        </w:rPr>
+        <w:t>Explain the deciding step aloud before checking the changed case; pointing to the final answer alone does not show how it follows.</w:t>
+      </w:r>
+    </w:p>
+    <w:p>
+      <w:pPr>
+        <w:pStyle w:val="Heading3"/>
+      </w:pPr>
+      <w:r>
         <w:t>What this example does not establish</w:t>
       </w:r>
     </w:p>
     <w:p>
-      <w:r>
-        <w:t>A grounded prototype still needs an evaluation set and permission checks before anyone relies on it.</w:t>
-      </w:r>
-    </w:p>
-    <w:p>
       <w:pPr>
         <w:pStyle w:val="Heading3"/>
       </w:pPr>
       <w:r>
+        <w:t>Keep the stated limit</w:t>
+      </w:r>
+    </w:p>
+    <w:p>
+      <w:pPr>
+        <w:spacing w:line="336" w:lineRule="auto" w:after="180"/>
+        <w:shd w:fill="FFF5E6"/>
+      </w:pPr>
+      <w:r>
+        <w:rPr>
+          <w:b w:val="0"/>
+        </w:rPr>
+        <w:t xml:space="preserve">A grounded </w:t>
+      </w:r>
+      <w:r>
+        <w:rPr>
+          <w:b/>
+        </w:rPr>
+        <w:t>prototype</w:t>
+      </w:r>
+      <w:r>
+        <w:rPr>
+          <w:b w:val="0"/>
+        </w:rPr>
+        <w:t xml:space="preserve"> still needs an evaluation set and permission checks before anyone relies on it.</w:t>
+      </w:r>
+    </w:p>
+    <w:p>
+      <w:pPr>
+        <w:pStyle w:val="Heading3"/>
+      </w:pPr>
+      <w:r>
         <w:t>Change one thing in the pictured case</w:t>
       </w:r>
     </w:p>
     <w:p>
-      <w:r>
+      <w:pPr>
+        <w:pStyle w:val="Heading3"/>
+      </w:pPr>
+      <w:r>
+        <w:t>Change one thing</w:t>
+      </w:r>
+    </w:p>
+    <w:p>
+      <w:pPr>
+        <w:spacing w:line="336" w:lineRule="auto" w:after="180"/>
+        <w:shd w:fill="F5F1FB"/>
+      </w:pPr>
+      <w:r>
+        <w:rPr>
+          <w:b w:val="0"/>
+        </w:rPr>
         <w:t>Change: PL3 is absent while PL2 remains.</w:t>
       </w:r>
     </w:p>
     <w:p>
-      <w:r>
-        <w:t>Prediction: Explain that the daily check is not specified in the available source.</w:t>
-      </w:r>
-    </w:p>
-    <w:p>
-      <w:r>
+      <w:pPr>
+        <w:pStyle w:val="Heading3"/>
+      </w:pPr>
+      <w:r>
+        <w:t>Predicted result</w:t>
+      </w:r>
+    </w:p>
+    <w:p>
+      <w:pPr>
+        <w:spacing w:line="336" w:lineRule="auto" w:after="180"/>
+        <w:shd w:fill="F1F6FC"/>
+      </w:pPr>
+      <w:r>
+        <w:rPr>
+          <w:b/>
+        </w:rPr>
+        <w:t>Prediction</w:t>
+      </w:r>
+      <w:r>
+        <w:rPr>
+          <w:b w:val="0"/>
+        </w:rPr>
+        <w:t>: Explain that the daily check is not specified in the available source.</w:t>
+      </w:r>
+    </w:p>
+    <w:p>
+      <w:pPr>
+        <w:pStyle w:val="Heading3"/>
+      </w:pPr>
+      <w:r>
+        <w:t>Why the result follows</w:t>
+      </w:r>
+    </w:p>
+    <w:p>
+      <w:pPr>
+        <w:spacing w:line="336" w:lineRule="auto" w:after="180"/>
+        <w:shd w:fill="F1F6FC"/>
+      </w:pPr>
+      <w:r>
+        <w:rPr>
+          <w:b w:val="0"/>
+        </w:rPr>
         <w:t>Reason: The remaining general water fact does not establish this activity’s schedule.</w:t>
       </w:r>
     </w:p>
@@ -1113,8 +2121,57 @@
       </w:r>
     </w:p>
     <w:p>
-      <w:r>
-        <w:t>Cover the result. Ask learners to name the inputs and predict the next step. Uncover one step, connect the icon to the actual procedure, and explain its evidence. Then change the supplied condition and compare. The picture is a representation; it does not document execution of a real AI model.</w:t>
+      <w:pPr>
+        <w:pStyle w:val="Heading3"/>
+      </w:pPr>
+      <w:r>
+        <w:t>Ask while showing the picture · 4</w:t>
+      </w:r>
+    </w:p>
+    <w:p>
+      <w:pPr>
+        <w:spacing w:line="336" w:lineRule="auto" w:after="180"/>
+      </w:pPr>
+      <w:r>
+        <w:rPr>
+          <w:b w:val="0"/>
+        </w:rPr>
+        <w:t xml:space="preserve">Cover the result. Ask learners to name the </w:t>
+      </w:r>
+      <w:r>
+        <w:rPr>
+          <w:b/>
+        </w:rPr>
+        <w:t>input</w:t>
+      </w:r>
+      <w:r>
+        <w:rPr>
+          <w:b w:val="0"/>
+        </w:rPr>
+        <w:t xml:space="preserve">s and predict the next step. Uncover one step, connect the icon to the actual procedure, and explain its </w:t>
+      </w:r>
+      <w:r>
+        <w:rPr>
+          <w:b/>
+        </w:rPr>
+        <w:t>evidence</w:t>
+      </w:r>
+      <w:r>
+        <w:rPr>
+          <w:b w:val="0"/>
+        </w:rPr>
+        <w:t>. Then change the supplied condition and compare.</w:t>
+      </w:r>
+    </w:p>
+    <w:p>
+      <w:pPr>
+        <w:spacing w:line="336" w:lineRule="auto" w:after="180"/>
+      </w:pPr>
+      <w:r>
+        <w:rPr>
+          <w:b w:val="0"/>
+        </w:rPr>
+        <w:t>The picture is a representation; it does not document execution of a real AI model.</w:t>
       </w:r>
     </w:p>
     <w:p>
@@ -1126,11 +2183,16 @@
       </w:r>
     </w:p>
     <w:p>
+      <w:r>
+        <w:t>Demonstrate Prototype a Grounded Assistant, reduce support deliberately and check individual reasoning before discussing answers.</w:t>
+      </w:r>
+    </w:p>
+    <w:p>
       <w:pPr>
         <w:pStyle w:val="Heading3"/>
       </w:pPr>
       <w:r>
-        <w:t>Demonstrate and guide practice</w:t>
+        <w:t>Board sequence</w:t>
       </w:r>
     </w:p>
     <w:p>
@@ -1138,55 +2200,185 @@
         <w:pStyle w:val="Heading3"/>
       </w:pPr>
       <w:r>
-        <w:t>Board sequence</w:t>
-      </w:r>
-    </w:p>
-    <w:p>
-      <w:r>
+        <w:t>1. Put the facts on the board</w:t>
+      </w:r>
+    </w:p>
+    <w:p>
+      <w:pPr>
+        <w:spacing w:line="336" w:lineRule="auto" w:after="180"/>
+        <w:shd w:fill="F4F9FC"/>
+      </w:pPr>
+      <w:r>
+        <w:rPr>
+          <w:b w:val="0"/>
+        </w:rPr>
         <w:t>Write the given facts: Approved notes say plants need light and roots take up water. Ask how roots help.</w:t>
       </w:r>
     </w:p>
     <w:p>
-      <w:r>
+      <w:pPr>
+        <w:pStyle w:val="Heading3"/>
+      </w:pPr>
+      <w:r>
+        <w:t>2. State the decision to explain</w:t>
+      </w:r>
+    </w:p>
+    <w:p>
+      <w:pPr>
+        <w:spacing w:line="336" w:lineRule="auto" w:after="180"/>
+        <w:shd w:fill="F4F9FC"/>
+      </w:pPr>
+      <w:r>
+        <w:rPr>
+          <w:b w:val="0"/>
+        </w:rPr>
         <w:t>Write the question to explain: Specify the minimum grounded path.</w:t>
       </w:r>
     </w:p>
     <w:p>
-      <w:r>
-        <w:t>Reveal after predictions: Retrieve the roots note, answer that roots take up water and reference it. Validate support and avoid unrelated claims.</w:t>
-      </w:r>
-    </w:p>
-    <w:p>
-      <w:r>
-        <w:t>Keep for an independent attempt: A study assistant has a supplied passage about roots. A user asks a question about planets. What should the prototype do within a passage-only boundary?</w:t>
-      </w:r>
-    </w:p>
-    <w:p>
       <w:pPr>
         <w:pStyle w:val="Heading3"/>
       </w:pPr>
       <w:r>
+        <w:t>3. Reveal the worked reasoning</w:t>
+      </w:r>
+    </w:p>
+    <w:p>
+      <w:pPr>
+        <w:spacing w:line="336" w:lineRule="auto" w:after="180"/>
+        <w:shd w:fill="F1F6FC"/>
+      </w:pPr>
+      <w:r>
+        <w:rPr>
+          <w:b w:val="0"/>
+        </w:rPr>
+        <w:t xml:space="preserve">Reveal after </w:t>
+      </w:r>
+      <w:r>
+        <w:rPr>
+          <w:b/>
+        </w:rPr>
+        <w:t>prediction</w:t>
+      </w:r>
+      <w:r>
+        <w:rPr>
+          <w:b w:val="0"/>
+        </w:rPr>
+        <w:t>s: Retrieve the roots note, answer that roots take up water and reference it. Validate support and avoid unrelated claims.</w:t>
+      </w:r>
+    </w:p>
+    <w:p>
+      <w:pPr>
+        <w:pStyle w:val="Heading3"/>
+      </w:pPr>
+      <w:r>
+        <w:t>Hold back the independent task</w:t>
+      </w:r>
+    </w:p>
+    <w:p>
+      <w:pPr>
+        <w:spacing w:line="336" w:lineRule="auto" w:after="180"/>
+        <w:shd w:fill="F5F1FB"/>
+      </w:pPr>
+      <w:r>
+        <w:rPr>
+          <w:b w:val="0"/>
+        </w:rPr>
+        <w:t xml:space="preserve">Keep for an independent attempt: A study assistant has a supplied passage about roots. A user asks a question about planets. What should the </w:t>
+      </w:r>
+      <w:r>
+        <w:rPr>
+          <w:b/>
+        </w:rPr>
+        <w:t>prototype</w:t>
+      </w:r>
+      <w:r>
+        <w:rPr>
+          <w:b w:val="0"/>
+        </w:rPr>
+        <w:t xml:space="preserve"> do within a passage-only boundary?</w:t>
+      </w:r>
+    </w:p>
+    <w:p>
+      <w:pPr>
+        <w:pStyle w:val="Heading3"/>
+      </w:pPr>
+      <w:r>
         <w:t>Classroom dialogue</w:t>
       </w:r>
     </w:p>
     <w:p>
-      <w:r>
+      <w:pPr>
+        <w:pStyle w:val="Heading3"/>
+      </w:pPr>
+      <w:r>
+        <w:t>Ask the class</w:t>
+      </w:r>
+    </w:p>
+    <w:p>
+      <w:pPr>
+        <w:spacing w:line="336" w:lineRule="auto" w:after="180"/>
+        <w:shd w:fill="F5F1FB"/>
+      </w:pPr>
+      <w:r>
+        <w:rPr>
+          <w:b w:val="0"/>
+        </w:rPr>
         <w:t>Ask: Which facts are given, and which would we have to assume? Learners mark relevant details before discussing answers.</w:t>
       </w:r>
     </w:p>
     <w:p>
-      <w:r>
+      <w:pPr>
+        <w:pStyle w:val="Heading3"/>
+      </w:pPr>
+      <w:r>
+        <w:t>Language to model</w:t>
+      </w:r>
+    </w:p>
+    <w:p>
+      <w:pPr>
+        <w:spacing w:line="336" w:lineRule="auto" w:after="180"/>
+        <w:shd w:fill="F1F6F8"/>
+      </w:pPr>
+      <w:r>
+        <w:rPr>
+          <w:b w:val="0"/>
+        </w:rPr>
         <w:t>Say: Predict first. Show the rule, information path or calculation that would produce the result. A correct guess is not yet an explanation.</w:t>
       </w:r>
     </w:p>
     <w:p>
-      <w:r>
+      <w:pPr>
+        <w:spacing w:line="336" w:lineRule="auto" w:after="180"/>
+      </w:pPr>
+      <w:r>
+        <w:rPr>
+          <w:b w:val="0"/>
+        </w:rPr>
         <w:t>Reveal reasoning one step at a time. Explain why a tempting alternative fails. Write units and denominators for arithmetic, trace conditions for decisions, and identify supporting sources for claims.</w:t>
       </w:r>
     </w:p>
     <w:p>
-      <w:r>
-        <w:t>In pairs, one learner solves while the other checks evidence; exchange roles. Remove the worked answer before independent assessment.</w:t>
+      <w:pPr>
+        <w:spacing w:line="336" w:lineRule="auto" w:after="180"/>
+      </w:pPr>
+      <w:r>
+        <w:rPr>
+          <w:b w:val="0"/>
+        </w:rPr>
+        <w:t xml:space="preserve">In pairs, one learner solves while the other checks </w:t>
+      </w:r>
+      <w:r>
+        <w:rPr>
+          <w:b/>
+        </w:rPr>
+        <w:t>evidence</w:t>
+      </w:r>
+      <w:r>
+        <w:rPr>
+          <w:b w:val="0"/>
+        </w:rPr>
+        <w:t>; exchange roles. Remove the worked answer before independent assessment.</w:t>
       </w:r>
     </w:p>
     <w:p>
@@ -1198,8 +2390,72 @@
       </w:r>
     </w:p>
     <w:p>
-      <w:r>
-        <w:t>Guided: Same-room support fails before or during semantic validation. Return needs_review with null claims; the draft capacity is unsupported for B. Qualification: A correct happy path does not establish fallback, access control or side-effect safety. Exit: accept a concrete variation with its predicted outcome and a stated condition that would challenge the mechanism; reject a claim resting on unmeasured evidence.</w:t>
+      <w:pPr>
+        <w:spacing w:line="336" w:lineRule="auto" w:after="180"/>
+      </w:pPr>
+      <w:r>
+        <w:rPr>
+          <w:b w:val="0"/>
+        </w:rPr>
+        <w:t>Guided: Same-room support fails before or during semantic validation. Return needs_review with null claims; the draft capacity is unsupported for B.</w:t>
+      </w:r>
+    </w:p>
+    <w:p>
+      <w:pPr>
+        <w:spacing w:line="336" w:lineRule="auto" w:after="180"/>
+      </w:pPr>
+      <w:r>
+        <w:rPr>
+          <w:b w:val="0"/>
+        </w:rPr>
+        <w:t xml:space="preserve">Qualification: A correct happy path does not establish </w:t>
+      </w:r>
+      <w:r>
+        <w:rPr>
+          <w:b/>
+        </w:rPr>
+        <w:t>fallback</w:t>
+      </w:r>
+      <w:r>
+        <w:rPr>
+          <w:b w:val="0"/>
+        </w:rPr>
+        <w:t>, access control or side-effect safety.</w:t>
+      </w:r>
+    </w:p>
+    <w:p>
+      <w:pPr>
+        <w:spacing w:line="336" w:lineRule="auto" w:after="180"/>
+      </w:pPr>
+      <w:r>
+        <w:rPr>
+          <w:b w:val="0"/>
+        </w:rPr>
+        <w:t xml:space="preserve">Exit: accept a concrete variation with its predicted outcome and a stated condition that would challenge the </w:t>
+      </w:r>
+      <w:r>
+        <w:rPr>
+          <w:b/>
+        </w:rPr>
+        <w:t>mechanism</w:t>
+      </w:r>
+      <w:r>
+        <w:rPr>
+          <w:b w:val="0"/>
+        </w:rPr>
+        <w:t xml:space="preserve">; reject a claim resting on unmeasured </w:t>
+      </w:r>
+      <w:r>
+        <w:rPr>
+          <w:b/>
+        </w:rPr>
+        <w:t>evidence</w:t>
+      </w:r>
+      <w:r>
+        <w:rPr>
+          <w:b w:val="0"/>
+        </w:rPr>
+        <w:t>.</w:t>
       </w:r>
     </w:p>
     <w:p>
@@ -1431,18 +2687,77 @@
       </w:r>
     </w:p>
     <w:p>
-      <w:r>
+      <w:pPr>
+        <w:pStyle w:val="Heading3"/>
+      </w:pPr>
+      <w:r>
+        <w:t>Completion practice</w:t>
+      </w:r>
+    </w:p>
+    <w:p>
+      <w:pPr>
+        <w:spacing w:line="336" w:lineRule="auto" w:after="180"/>
+        <w:shd w:fill="F5F1FB"/>
+      </w:pPr>
+      <w:r>
+        <w:rPr>
+          <w:b w:val="0"/>
+        </w:rPr>
         <w:t>Completion task: Request room B; retrieved approval names B but register names C. Draft gives capacity 10 from C. Show the intermediate steps and give the conclusion with its scope.</w:t>
       </w:r>
     </w:p>
     <w:p>
-      <w:r>
+      <w:pPr>
+        <w:pStyle w:val="Heading3"/>
+      </w:pPr>
+      <w:r>
+        <w:t>Reasoning to listen for</w:t>
+      </w:r>
+    </w:p>
+    <w:p>
+      <w:pPr>
+        <w:spacing w:line="336" w:lineRule="auto" w:after="180"/>
+        <w:shd w:fill="F1F6FC"/>
+      </w:pPr>
+      <w:r>
+        <w:rPr>
+          <w:b w:val="0"/>
+        </w:rPr>
         <w:t>Teacher check: Teacher explanation: Same-room support fails before or during semantic validation. Return needs_review with null claims; the draft capacity is unsupported for B.</w:t>
       </w:r>
     </w:p>
     <w:p>
-      <w:r>
-        <w:t>Start by identifying the given inputs together. Leave the intermediate steps blank. If needed, model one step, then withdraw that help on the next step. Move to a full trace only when the partial trace is understood. For partners, alternate explainer and checker; collect a response from every learner before discussion.</w:t>
+      <w:pPr>
+        <w:spacing w:line="336" w:lineRule="auto" w:after="180"/>
+      </w:pPr>
+      <w:r>
+        <w:rPr>
+          <w:b w:val="0"/>
+        </w:rPr>
+        <w:t xml:space="preserve">Start by identifying the given </w:t>
+      </w:r>
+      <w:r>
+        <w:rPr>
+          <w:b/>
+        </w:rPr>
+        <w:t>input</w:t>
+      </w:r>
+      <w:r>
+        <w:rPr>
+          <w:b w:val="0"/>
+        </w:rPr>
+        <w:t>s together. Leave the intermediate steps blank. If needed, model one step, then withdraw that help on the next step. Move to a full trace only when the partial trace is understood.</w:t>
+      </w:r>
+    </w:p>
+    <w:p>
+      <w:pPr>
+        <w:spacing w:line="336" w:lineRule="auto" w:after="180"/>
+      </w:pPr>
+      <w:r>
+        <w:rPr>
+          <w:b w:val="0"/>
+        </w:rPr>
+        <w:t>For partners, alternate explainer and checker; collect a response from every learner before discussion.</w:t>
       </w:r>
     </w:p>
     <w:p>
@@ -1454,18 +2769,25 @@
       </w:r>
     </w:p>
     <w:p>
-      <w:r>
-        <w:t>Use the worked case for Capstone grounded assistant. Proposed explanation: “The worked result establishes every future case”. Decide whether this explanation is supported. Point to the step or supplied fact that decides; explain your repair if needed.</w:t>
-      </w:r>
-    </w:p>
-    <w:p>
-      <w:r>
-        <w:t>Expected correction: A correct happy path does not establish fallback, access control or side-effect safety.</w:t>
-      </w:r>
-    </w:p>
-    <w:p>
-      <w:r>
-        <w:t>Collect explanations, not only yes/no votes. If a misunderstanding is common, re-model the relevant step for the class. If it affects a few learners, give a short targeted group explanation while others solve a more demanding variation.</w:t>
+      <w:pPr>
+        <w:spacing w:line="336" w:lineRule="auto" w:after="180"/>
+      </w:pPr>
+      <w:r>
+        <w:rPr>
+          <w:b w:val="0"/>
+        </w:rPr>
+        <w:t>Use the worked case for Capstone grounded assistant. Proposed explanation: “The worked result establishes every future case”. Decide whether this explanation is supported.</w:t>
+      </w:r>
+    </w:p>
+    <w:p>
+      <w:pPr>
+        <w:spacing w:line="336" w:lineRule="auto" w:after="180"/>
+      </w:pPr>
+      <w:r>
+        <w:rPr>
+          <w:b w:val="0"/>
+        </w:rPr>
+        <w:t>Point to the step or supplied fact that decides; explain your repair if needed.</w:t>
       </w:r>
     </w:p>
     <w:p>
@@ -1473,12 +2795,84 @@
         <w:pStyle w:val="Heading3"/>
       </w:pPr>
       <w:r>
+        <w:t>Expected repair</w:t>
+      </w:r>
+    </w:p>
+    <w:p>
+      <w:pPr>
+        <w:spacing w:line="336" w:lineRule="auto" w:after="180"/>
+        <w:shd w:fill="F1F6FC"/>
+      </w:pPr>
+      <w:r>
+        <w:rPr>
+          <w:b w:val="0"/>
+        </w:rPr>
+        <w:t xml:space="preserve">Expected correction: A correct happy path does not establish </w:t>
+      </w:r>
+      <w:r>
+        <w:rPr>
+          <w:b/>
+        </w:rPr>
+        <w:t>fallback</w:t>
+      </w:r>
+      <w:r>
+        <w:rPr>
+          <w:b w:val="0"/>
+        </w:rPr>
+        <w:t>, access control or side-effect safety.</w:t>
+      </w:r>
+    </w:p>
+    <w:p>
+      <w:pPr>
+        <w:spacing w:line="336" w:lineRule="auto" w:after="180"/>
+      </w:pPr>
+      <w:r>
+        <w:rPr>
+          <w:b w:val="0"/>
+        </w:rPr>
+        <w:t>Collect explanations, not only yes/no votes. If a misunderstanding is common, re-model the relevant step for the class.</w:t>
+      </w:r>
+    </w:p>
+    <w:p>
+      <w:pPr>
+        <w:spacing w:line="336" w:lineRule="auto" w:after="180"/>
+      </w:pPr>
+      <w:r>
+        <w:rPr>
+          <w:b w:val="0"/>
+        </w:rPr>
+        <w:t>If it affects a few learners, give a short targeted group explanation while others solve a more demanding variation.</w:t>
+      </w:r>
+    </w:p>
+    <w:p>
+      <w:pPr>
+        <w:pStyle w:val="Heading3"/>
+      </w:pPr>
+      <w:r>
         <w:t>Pictorial practice question</w:t>
       </w:r>
     </w:p>
     <w:p>
-      <w:r>
-        <w:t>Can PL2 alone support “check the soil daily”? Point to the relevant step in the picture, then write the changed result and the rule or evidence that supports it.</w:t>
+      <w:pPr>
+        <w:spacing w:line="336" w:lineRule="auto" w:after="180"/>
+      </w:pPr>
+      <w:r>
+        <w:rPr>
+          <w:b w:val="0"/>
+        </w:rPr>
+        <w:t xml:space="preserve">Can PL2 alone support “check the soil daily”? Point to the relevant step in the picture, then write the changed result and the rule or </w:t>
+      </w:r>
+      <w:r>
+        <w:rPr>
+          <w:b/>
+        </w:rPr>
+        <w:t>evidence</w:t>
+      </w:r>
+      <w:r>
+        <w:rPr>
+          <w:b w:val="0"/>
+        </w:rPr>
+        <w:t xml:space="preserve"> that supports it.</w:t>
       </w:r>
     </w:p>
     <w:p>
@@ -1490,18 +2884,71 @@
       </w:r>
     </w:p>
     <w:p>
-      <w:r>
-        <w:t>No. PL2 says seedlings need water and does not give the checking schedule; the assistant should report the gap. Changed-case check: Explain that the daily check is not specified in the available source. The remaining general water fact does not establish this activity’s schedule.</w:t>
-      </w:r>
-    </w:p>
-    <w:p>
-      <w:r>
+      <w:pPr>
+        <w:spacing w:line="336" w:lineRule="auto" w:after="180"/>
+      </w:pPr>
+      <w:r>
+        <w:rPr>
+          <w:b w:val="0"/>
+        </w:rPr>
+        <w:t>No. PL2 says seedlings need water and does not give the checking schedule; the assistant should report the gap. Changed-case check: Explain that the daily check is not specified in the available source.</w:t>
+      </w:r>
+    </w:p>
+    <w:p>
+      <w:pPr>
+        <w:spacing w:line="336" w:lineRule="auto" w:after="180"/>
+      </w:pPr>
+      <w:r>
+        <w:rPr>
+          <w:b w:val="0"/>
+        </w:rPr>
+        <w:t>The remaining general water fact does not establish this activity’s schedule.</w:t>
+      </w:r>
+    </w:p>
+    <w:p>
+      <w:pPr>
+        <w:spacing w:line="336" w:lineRule="auto" w:after="180"/>
+      </w:pPr>
+      <w:r>
+        <w:rPr>
+          <w:b w:val="0"/>
+        </w:rPr>
         <w:t>Changed-case reasoning: Explain that the daily check is not specified in the available source. The remaining general water fact does not establish this activity’s schedule.</w:t>
       </w:r>
     </w:p>
     <w:p>
-      <w:r>
-        <w:t>Collect each learner’s explanation before discussion. Use the first missing connection between input, deciding step and result to choose support. This question is worked-case practice, not fresh mastery evidence.</w:t>
+      <w:pPr>
+        <w:spacing w:line="336" w:lineRule="auto" w:after="180"/>
+      </w:pPr>
+      <w:r>
+        <w:rPr>
+          <w:b w:val="0"/>
+        </w:rPr>
+        <w:t xml:space="preserve">Collect each learner’s explanation before discussion. Use the first missing connection between </w:t>
+      </w:r>
+      <w:r>
+        <w:rPr>
+          <w:b/>
+        </w:rPr>
+        <w:t>input</w:t>
+      </w:r>
+      <w:r>
+        <w:rPr>
+          <w:b w:val="0"/>
+        </w:rPr>
+        <w:t xml:space="preserve">, deciding step and result to choose support. This question is worked-case practice, not fresh mastery </w:t>
+      </w:r>
+      <w:r>
+        <w:rPr>
+          <w:b/>
+        </w:rPr>
+        <w:t>evidence</w:t>
+      </w:r>
+      <w:r>
+        <w:rPr>
+          <w:b w:val="0"/>
+        </w:rPr>
+        <w:t>.</w:t>
       </w:r>
     </w:p>
     <w:p>
@@ -1513,54 +2960,117 @@
       </w:r>
     </w:p>
     <w:p>
+      <w:r>
+        <w:t>Run the Prototype a Grounded Assistant investigation and use the first unsupported step to choose a teaching response.</w:t>
+      </w:r>
+    </w:p>
+    <w:p>
+      <w:pPr>
+        <w:spacing w:line="336" w:lineRule="auto" w:after="180"/>
+      </w:pPr>
+      <w:r>
+        <w:rPr>
+          <w:b w:val="0"/>
+        </w:rPr>
+        <w:t>Words You Can Use to Reason</w:t>
+      </w:r>
+    </w:p>
+    <w:p>
+      <w:pPr>
+        <w:spacing w:line="336" w:lineRule="auto" w:after="180"/>
+      </w:pPr>
+      <w:r>
+        <w:rPr>
+          <w:b w:val="0"/>
+        </w:rPr>
+        <w:t>A definition matters when you can recognize the idea, use it, and contrast it with a near-miss.</w:t>
+      </w:r>
+    </w:p>
+    <w:p>
+      <w:pPr>
+        <w:spacing w:line="336" w:lineRule="auto" w:after="180"/>
+      </w:pPr>
+      <w:r>
+        <w:rPr>
+          <w:b w:val="0"/>
+        </w:rPr>
+        <w:t>Predict → Test → Record → Explain</w:t>
+      </w:r>
+    </w:p>
+    <w:p>
+      <w:pPr>
+        <w:spacing w:line="336" w:lineRule="auto" w:after="180"/>
+      </w:pPr>
+      <w:r>
+        <w:rPr>
+          <w:b w:val="0"/>
+        </w:rPr>
+        <w:t>Keep expected and actual results separate. Surprises are useful data when recorded honestly.</w:t>
+      </w:r>
+    </w:p>
+    <w:p>
+      <w:pPr>
+        <w:spacing w:line="336" w:lineRule="auto" w:after="180"/>
+      </w:pPr>
+      <w:r>
+        <w:rPr>
+          <w:b w:val="0"/>
+        </w:rPr>
+        <w:t>Build one full path, then test normal, ambiguous, missing-source, and malformed-</w:t>
+      </w:r>
+      <w:r>
+        <w:rPr>
+          <w:b/>
+        </w:rPr>
+        <w:t>output</w:t>
+      </w:r>
+      <w:r>
+        <w:rPr>
+          <w:b w:val="0"/>
+        </w:rPr>
+        <w:t xml:space="preserve"> cases; record stage failures.</w:t>
+      </w:r>
+    </w:p>
+    <w:p>
+      <w:pPr>
+        <w:spacing w:line="336" w:lineRule="auto" w:after="180"/>
+        <w:shd w:fill="F5F1FB"/>
+      </w:pPr>
+      <w:r>
+        <w:rPr>
+          <w:b w:val="0"/>
+        </w:rPr>
+        <w:t>What did the hardest test teach you that the normal test did not?</w:t>
+      </w:r>
+    </w:p>
+    <w:p>
       <w:pPr>
         <w:pStyle w:val="Heading3"/>
       </w:pPr>
       <w:r>
-        <w:t>Run the weekly evidence lab</w:t>
-      </w:r>
-    </w:p>
-    <w:p>
-      <w:r>
-        <w:t>Words You Can Use to Reason</w:t>
-      </w:r>
-    </w:p>
-    <w:p>
-      <w:r>
-        <w:t>A definition matters when you can recognize the idea, use it, and contrast it with a near-miss.</w:t>
-      </w:r>
-    </w:p>
-    <w:p>
-      <w:r>
-        <w:t>Predict → Test → Record → Explain</w:t>
-      </w:r>
-    </w:p>
-    <w:p>
-      <w:r>
-        <w:t>Keep expected and actual results separate. Surprises are useful data when recorded honestly.</w:t>
-      </w:r>
-    </w:p>
-    <w:p>
-      <w:r>
-        <w:t>Build one full path, then test normal, ambiguous, missing-source, and malformed-output cases; record stage failures.</w:t>
-      </w:r>
-    </w:p>
-    <w:p>
-      <w:r>
-        <w:t>What did the hardest test teach you that the normal test did not?</w:t>
-      </w:r>
-    </w:p>
-    <w:p>
-      <w:pPr>
-        <w:pStyle w:val="Heading3"/>
-      </w:pPr>
-      <w:r>
         <w:t>Make the lab runnable</w:t>
       </w:r>
     </w:p>
     <w:p>
-      <w:r>
-        <w:t>Use the concrete case as the shared normal case and the independent question as a second case. Each pair creates a boundary or missing-information case and predicts its result before testing. Keep the expected result separate from an observed mistake.</w:t>
+      <w:pPr>
+        <w:spacing w:line="336" w:lineRule="auto" w:after="180"/>
+      </w:pPr>
+      <w:r>
+        <w:rPr>
+          <w:b w:val="0"/>
+        </w:rPr>
+        <w:t>Use the concrete case as the shared normal case and the independent question as a second case. Each pair creates a boundary or missing-information case and predicts its result before testing.</w:t>
+      </w:r>
+    </w:p>
+    <w:p>
+      <w:pPr>
+        <w:spacing w:line="336" w:lineRule="auto" w:after="180"/>
+      </w:pPr>
+      <w:r>
+        <w:rPr>
+          <w:b w:val="0"/>
+        </w:rPr>
+        <w:t>Keep the expected result separate from an observed mistake.</w:t>
       </w:r>
     </w:p>
     <w:tbl>
@@ -1718,8 +3228,25 @@
       </w:r>
     </w:p>
     <w:p>
-      <w:r>
-        <w:t>For guessing, return to given facts and request a trace. For vocabulary without application, use one example and one non-example. For arithmetic errors, check the setup before the calculation. Finish with a different uncoached case before recording mastery.</w:t>
+      <w:pPr>
+        <w:spacing w:line="336" w:lineRule="auto" w:after="180"/>
+      </w:pPr>
+      <w:r>
+        <w:rPr>
+          <w:b w:val="0"/>
+        </w:rPr>
+        <w:t>For guessing, return to given facts and request a trace. For vocabulary without application, use one example and one non-example. For arithmetic errors, check the setup before the calculation.</w:t>
+      </w:r>
+    </w:p>
+    <w:p>
+      <w:pPr>
+        <w:spacing w:line="336" w:lineRule="auto" w:after="180"/>
+      </w:pPr>
+      <w:r>
+        <w:rPr>
+          <w:b w:val="0"/>
+        </w:rPr>
+        <w:t>Finish with a different uncoached case before recording mastery.</w:t>
       </w:r>
     </w:p>
     <w:p>
@@ -1731,18 +3258,84 @@
       </w:r>
     </w:p>
     <w:p>
-      <w:r>
-        <w:t>The worked result establishes every future case: A correct happy path does not establish fallback, access control or side-effect safety.</w:t>
-      </w:r>
-    </w:p>
-    <w:p>
-      <w:r>
-        <w:t>A missing input may be replaced without recording the change: A replacement changes the evidence or contract. Record the change and its justification; do not silently turn unknown into a measured value.</w:t>
-      </w:r>
-    </w:p>
-    <w:p>
-      <w:r>
-        <w:t>Repeating an assessed case is new independent evidence: A replay checks consistency. An example used for feedback or revision cannot later be described as untouched final evaluation.</w:t>
+      <w:pPr>
+        <w:spacing w:line="336" w:lineRule="auto" w:after="180"/>
+      </w:pPr>
+      <w:r>
+        <w:rPr>
+          <w:b w:val="0"/>
+        </w:rPr>
+        <w:t xml:space="preserve">The worked result establishes every future case: A correct happy path does not establish </w:t>
+      </w:r>
+      <w:r>
+        <w:rPr>
+          <w:b/>
+        </w:rPr>
+        <w:t>fallback</w:t>
+      </w:r>
+      <w:r>
+        <w:rPr>
+          <w:b w:val="0"/>
+        </w:rPr>
+        <w:t>, access control or side-effect safety.</w:t>
+      </w:r>
+    </w:p>
+    <w:p>
+      <w:pPr>
+        <w:spacing w:line="336" w:lineRule="auto" w:after="180"/>
+      </w:pPr>
+      <w:r>
+        <w:rPr>
+          <w:b w:val="0"/>
+        </w:rPr>
+        <w:t xml:space="preserve">A missing </w:t>
+      </w:r>
+      <w:r>
+        <w:rPr>
+          <w:b/>
+        </w:rPr>
+        <w:t>input</w:t>
+      </w:r>
+      <w:r>
+        <w:rPr>
+          <w:b w:val="0"/>
+        </w:rPr>
+        <w:t xml:space="preserve"> may be replaced without recording the change: A replacement changes the </w:t>
+      </w:r>
+      <w:r>
+        <w:rPr>
+          <w:b/>
+        </w:rPr>
+        <w:t>evidence</w:t>
+      </w:r>
+      <w:r>
+        <w:rPr>
+          <w:b w:val="0"/>
+        </w:rPr>
+        <w:t xml:space="preserve"> or contract. Record the change and its justification; do not silently turn unknown into a measured value.</w:t>
+      </w:r>
+    </w:p>
+    <w:p>
+      <w:pPr>
+        <w:spacing w:line="336" w:lineRule="auto" w:after="180"/>
+      </w:pPr>
+      <w:r>
+        <w:rPr>
+          <w:b w:val="0"/>
+        </w:rPr>
+        <w:t xml:space="preserve">Repeating an assessed case is new independent </w:t>
+      </w:r>
+      <w:r>
+        <w:rPr>
+          <w:b/>
+        </w:rPr>
+        <w:t>evidence</w:t>
+      </w:r>
+      <w:r>
+        <w:rPr>
+          <w:b w:val="0"/>
+        </w:rPr>
+        <w:t>: A replay checks consistency. An example used for feedback or revision cannot later be described as untouched final evaluation.</w:t>
       </w:r>
     </w:p>
     <w:p>
@@ -1900,8 +3493,25 @@
       </w:tr>
     </w:tbl>
     <w:p>
-      <w:r>
-        <w:t>Offer an oral explanation, drawing, enlarged visual or fewer examples when that removes a reading/writing barrier. Keep the same reasoning goal. Stretch secure learners by changing a boundary or assumption and asking them to defend the effect, not simply by assigning more of the same questions.</w:t>
+      <w:pPr>
+        <w:spacing w:line="336" w:lineRule="auto" w:after="180"/>
+      </w:pPr>
+      <w:r>
+        <w:rPr>
+          <w:b w:val="0"/>
+        </w:rPr>
+        <w:t>Offer an oral explanation, drawing, enlarged visual or fewer examples when that removes a reading/writing barrier. Keep the same reasoning goal.</w:t>
+      </w:r>
+    </w:p>
+    <w:p>
+      <w:pPr>
+        <w:spacing w:line="336" w:lineRule="auto" w:after="180"/>
+      </w:pPr>
+      <w:r>
+        <w:rPr>
+          <w:b w:val="0"/>
+        </w:rPr>
+        <w:t>Stretch secure learners by changing a boundary or assumption and asking them to defend the effect, not simply by assigning more of the same questions.</w:t>
       </w:r>
     </w:p>
     <w:p>
@@ -1913,11 +3523,16 @@
       </w:r>
     </w:p>
     <w:p>
+      <w:r>
+        <w:t>Use the Prototype a Grounded Assistant questions, teacher keys and criteria after the relevant attempts. Previously discussed cases are practice; protect the separately selected independent task.</w:t>
+      </w:r>
+    </w:p>
+    <w:p>
       <w:pPr>
         <w:pStyle w:val="Heading3"/>
       </w:pPr>
       <w:r>
-        <w:t>Assess and explain the answers</w:t>
+        <w:t>Worked case answer</w:t>
       </w:r>
     </w:p>
     <w:p>
@@ -1925,11 +3540,18 @@
         <w:pStyle w:val="Heading3"/>
       </w:pPr>
       <w:r>
-        <w:t>Worked case answer</w:t>
-      </w:r>
-    </w:p>
-    <w:p>
-      <w:r>
+        <w:t>Teacher key · Worked case answer</w:t>
+      </w:r>
+    </w:p>
+    <w:p>
+      <w:pPr>
+        <w:spacing w:line="336" w:lineRule="auto" w:after="180"/>
+        <w:shd w:fill="F1F6FC"/>
+      </w:pPr>
+      <w:r>
+        <w:rPr>
+          <w:b w:val="0"/>
+        </w:rPr>
         <w:t>Retrieve the roots note, answer that roots take up water and reference it. Validate support and avoid unrelated claims.</w:t>
       </w:r>
     </w:p>
@@ -1942,20 +3564,62 @@
       </w:r>
     </w:p>
     <w:p>
-      <w:r>
-        <w:t>A study assistant has a supplied passage about roots. A user asks a question about planets. What should the prototype do within a passage-only boundary?</w:t>
-      </w:r>
-    </w:p>
-    <w:p>
       <w:pPr>
         <w:pStyle w:val="Heading3"/>
       </w:pPr>
       <w:r>
+        <w:t>Independent question · withhold the key</w:t>
+      </w:r>
+    </w:p>
+    <w:p>
+      <w:pPr>
+        <w:spacing w:line="336" w:lineRule="auto" w:after="180"/>
+        <w:shd w:fill="F5F1FB"/>
+      </w:pPr>
+      <w:r>
+        <w:rPr>
+          <w:b w:val="0"/>
+        </w:rPr>
+        <w:t xml:space="preserve">A study assistant has a supplied passage about roots. A user asks a question about planets. What should the </w:t>
+      </w:r>
+      <w:r>
+        <w:rPr>
+          <w:b/>
+        </w:rPr>
+        <w:t>prototype</w:t>
+      </w:r>
+      <w:r>
+        <w:rPr>
+          <w:b w:val="0"/>
+        </w:rPr>
+        <w:t xml:space="preserve"> do within a passage-only boundary?</w:t>
+      </w:r>
+    </w:p>
+    <w:p>
+      <w:pPr>
+        <w:pStyle w:val="Heading3"/>
+      </w:pPr>
+      <w:r>
         <w:t>Expected independent answer</w:t>
       </w:r>
     </w:p>
     <w:p>
-      <w:r>
+      <w:pPr>
+        <w:pStyle w:val="Heading3"/>
+      </w:pPr>
+      <w:r>
+        <w:t>Teacher key · Expected independent answer</w:t>
+      </w:r>
+    </w:p>
+    <w:p>
+      <w:pPr>
+        <w:spacing w:line="336" w:lineRule="auto" w:after="180"/>
+        <w:shd w:fill="F1F6FC"/>
+      </w:pPr>
+      <w:r>
+        <w:rPr>
+          <w:b w:val="0"/>
+        </w:rPr>
         <w:t>Say the supplied material does not answer the question and ask for an appropriate passage. It should not present an unsupported answer as grounded.</w:t>
       </w:r>
     </w:p>
@@ -2194,8 +3858,25 @@
       </w:tr>
     </w:tbl>
     <w:p>
-      <w:r>
-        <w:t>Use 6/8 as a classroom checkpoint, with 2 required for both Result and Reasoning. This is a proposed teaching rule, not a validated certification threshold. Do not count a coached answer as independent mastery; correct unsafe or unsupported claims regardless of total.</w:t>
+      <w:pPr>
+        <w:spacing w:line="336" w:lineRule="auto" w:after="180"/>
+      </w:pPr>
+      <w:r>
+        <w:rPr>
+          <w:b w:val="0"/>
+        </w:rPr>
+        <w:t>Use 6/8 as a classroom checkpoint, with 2 required for both Result and Reasoning. This is a proposed teaching rule, not a validated certification threshold.</w:t>
+      </w:r>
+    </w:p>
+    <w:p>
+      <w:pPr>
+        <w:spacing w:line="336" w:lineRule="auto" w:after="180"/>
+      </w:pPr>
+      <w:r>
+        <w:rPr>
+          <w:b w:val="0"/>
+        </w:rPr>
+        <w:t>Do not count a coached answer as independent mastery; correct unsafe or unsupported claims regardless of total.</w:t>
       </w:r>
     </w:p>
     <w:p>
@@ -2207,8 +3888,26 @@
       </w:r>
     </w:p>
     <w:p>
-      <w:r>
-        <w:t>Ask the learner to find the evidence that challenges this claim: “A grounded assistant must answer every question whether sources cover it or not.” Keep the first attempt and an uncoached retry separate.</w:t>
+      <w:pPr>
+        <w:spacing w:line="336" w:lineRule="auto" w:after="180"/>
+      </w:pPr>
+      <w:r>
+        <w:rPr>
+          <w:b w:val="0"/>
+        </w:rPr>
+        <w:t xml:space="preserve">Ask the learner to find the </w:t>
+      </w:r>
+      <w:r>
+        <w:rPr>
+          <w:b/>
+        </w:rPr>
+        <w:t>evidence</w:t>
+      </w:r>
+      <w:r>
+        <w:rPr>
+          <w:b w:val="0"/>
+        </w:rPr>
+        <w:t xml:space="preserve"> that challenges this claim: “A grounded assistant must answer every question whether sources cover it or not.” Keep the first attempt and an uncoached retry separate.</w:t>
       </w:r>
     </w:p>
     <w:p>
@@ -2220,15 +3919,54 @@
       </w:r>
     </w:p>
     <w:p>
-      <w:r>
-        <w:t>The first answer is roots, citing A. The second is not established by either note, so state insufficient evidence. Log retrieved IDs separately from the final answer so an incorrect response can be traced to retrieval or generation.</w:t>
-      </w:r>
-    </w:p>
-    <w:p>
       <w:pPr>
         <w:pStyle w:val="Heading3"/>
       </w:pPr>
       <w:r>
+        <w:t>Teacher key · Original transfer answer</w:t>
+      </w:r>
+    </w:p>
+    <w:p>
+      <w:pPr>
+        <w:spacing w:line="336" w:lineRule="auto" w:after="180"/>
+        <w:shd w:fill="F1F6FC"/>
+      </w:pPr>
+      <w:r>
+        <w:rPr>
+          <w:b w:val="0"/>
+        </w:rPr>
+        <w:t xml:space="preserve">The first answer is roots, citing A. The second is not established by either note, so state insufficient </w:t>
+      </w:r>
+      <w:r>
+        <w:rPr>
+          <w:b/>
+        </w:rPr>
+        <w:t>evidence</w:t>
+      </w:r>
+      <w:r>
+        <w:rPr>
+          <w:b w:val="0"/>
+        </w:rPr>
+        <w:t>.</w:t>
+      </w:r>
+    </w:p>
+    <w:p>
+      <w:pPr>
+        <w:spacing w:line="336" w:lineRule="auto" w:after="180"/>
+        <w:shd w:fill="F1F6FC"/>
+      </w:pPr>
+      <w:r>
+        <w:rPr>
+          <w:b w:val="0"/>
+        </w:rPr>
+        <w:t>Log retrieved IDs separately from the final answer so an incorrect response can be traced to retrieval or generation.</w:t>
+      </w:r>
+    </w:p>
+    <w:p>
+      <w:pPr>
+        <w:pStyle w:val="Heading3"/>
+      </w:pPr>
+      <w:r>
         <w:t>Explanations for the additional workbook examples</w:t>
       </w:r>
     </w:p>
@@ -2241,30 +3979,150 @@
       </w:r>
     </w:p>
     <w:p>
-      <w:r>
-        <w:t>Explain the weekly mechanism in your own words. Use the worked scenario to name its input, decision rule and output.</w:t>
-      </w:r>
-    </w:p>
-    <w:p>
-      <w:r>
-        <w:t>Teacher explanation: Build the assistant as a sequence of testable stages: validate request, retrieve authorised evidence, decide answerability, draft, validate and return. Avoid merging all errors into one model score. A supported response requires current matching approval and register records. Any retrieval or validation failure gives needs_review with null claims. The classroom implementation performs no booking or external action.</w:t>
-      </w:r>
-    </w:p>
-    <w:p>
       <w:pPr>
         <w:pStyle w:val="Heading3"/>
       </w:pPr>
       <w:r>
+        <w:t>Workbook question · W1</w:t>
+      </w:r>
+    </w:p>
+    <w:p>
+      <w:pPr>
+        <w:spacing w:line="336" w:lineRule="auto" w:after="180"/>
+        <w:shd w:fill="F5F1FB"/>
+      </w:pPr>
+      <w:r>
+        <w:rPr>
+          <w:b w:val="0"/>
+        </w:rPr>
+        <w:t xml:space="preserve">Explain the weekly </w:t>
+      </w:r>
+      <w:r>
+        <w:rPr>
+          <w:b/>
+        </w:rPr>
+        <w:t>mechanism</w:t>
+      </w:r>
+      <w:r>
+        <w:rPr>
+          <w:b w:val="0"/>
+        </w:rPr>
+        <w:t xml:space="preserve"> in your own words. Use the worked scenario to name its </w:t>
+      </w:r>
+      <w:r>
+        <w:rPr>
+          <w:b/>
+        </w:rPr>
+        <w:t>input</w:t>
+      </w:r>
+      <w:r>
+        <w:rPr>
+          <w:b w:val="0"/>
+        </w:rPr>
+        <w:t xml:space="preserve">, decision rule and </w:t>
+      </w:r>
+      <w:r>
+        <w:rPr>
+          <w:b/>
+        </w:rPr>
+        <w:t>output</w:t>
+      </w:r>
+      <w:r>
+        <w:rPr>
+          <w:b w:val="0"/>
+        </w:rPr>
+        <w:t>.</w:t>
+      </w:r>
+    </w:p>
+    <w:p>
+      <w:pPr>
+        <w:pStyle w:val="Heading3"/>
+      </w:pPr>
+      <w:r>
+        <w:t>Teacher reasoning · W1</w:t>
+      </w:r>
+    </w:p>
+    <w:p>
+      <w:pPr>
+        <w:spacing w:line="336" w:lineRule="auto" w:after="180"/>
+        <w:shd w:fill="F1F6FC"/>
+      </w:pPr>
+      <w:r>
+        <w:rPr>
+          <w:b w:val="0"/>
+        </w:rPr>
+        <w:t xml:space="preserve">Teacher explanation: Build the assistant as a sequence of testable stages: validate request, retrieve authorised </w:t>
+      </w:r>
+      <w:r>
+        <w:rPr>
+          <w:b/>
+        </w:rPr>
+        <w:t>evidence</w:t>
+      </w:r>
+      <w:r>
+        <w:rPr>
+          <w:b w:val="0"/>
+        </w:rPr>
+        <w:t>, decide answerability, draft, validate and return. Avoid merging all errors into one model score.</w:t>
+      </w:r>
+    </w:p>
+    <w:p>
+      <w:pPr>
+        <w:spacing w:line="336" w:lineRule="auto" w:after="180"/>
+        <w:shd w:fill="F1F6FC"/>
+      </w:pPr>
+      <w:r>
+        <w:rPr>
+          <w:b w:val="0"/>
+        </w:rPr>
+        <w:t>A supported response requires current matching approval and register records. Any retrieval or validation failure gives needs_review with null claims. The classroom implementation performs no booking or external action.</w:t>
+      </w:r>
+    </w:p>
+    <w:p>
+      <w:pPr>
+        <w:pStyle w:val="Heading3"/>
+      </w:pPr>
+      <w:r>
         <w:t>W2 Trace the worked case</w:t>
       </w:r>
     </w:p>
     <w:p>
-      <w:r>
+      <w:pPr>
+        <w:pStyle w:val="Heading3"/>
+      </w:pPr>
+      <w:r>
+        <w:t>Workbook question · W2</w:t>
+      </w:r>
+    </w:p>
+    <w:p>
+      <w:pPr>
+        <w:spacing w:line="336" w:lineRule="auto" w:after="180"/>
+        <w:shd w:fill="F5F1FB"/>
+      </w:pPr>
+      <w:r>
+        <w:rPr>
+          <w:b w:val="0"/>
+        </w:rPr>
         <w:t>Request room B; retrieved approval names B but register names C. Draft gives capacity 10 from C. Show the intermediate steps and give the conclusion with its scope.</w:t>
       </w:r>
     </w:p>
     <w:p>
-      <w:r>
+      <w:pPr>
+        <w:pStyle w:val="Heading3"/>
+      </w:pPr>
+      <w:r>
+        <w:t>Teacher reasoning · W2</w:t>
+      </w:r>
+    </w:p>
+    <w:p>
+      <w:pPr>
+        <w:spacing w:line="336" w:lineRule="auto" w:after="180"/>
+        <w:shd w:fill="F1F6FC"/>
+      </w:pPr>
+      <w:r>
+        <w:rPr>
+          <w:b w:val="0"/>
+        </w:rPr>
         <w:t>Teacher explanation: Same-room support fails before or during semantic validation. Return needs_review with null claims; the draft capacity is unsupported for B.</w:t>
       </w:r>
     </w:p>
@@ -2277,61 +4135,310 @@
       </w:r>
     </w:p>
     <w:p>
-      <w:r>
-        <w:t>A report omits this qualification: A correct happy path does not establish fallback, access control or side-effect safety. Explain how omitting it could change a reader's interpretation, and write an accurate replacement.</w:t>
-      </w:r>
-    </w:p>
-    <w:p>
-      <w:r>
-        <w:t>Teacher explanation: A correct happy path does not establish fallback, access control or side-effect safety. State the observed result separately from the unverified or out-of-scope claim; preserve the original evidence rather than inventing a missing fact.</w:t>
-      </w:r>
-    </w:p>
-    <w:p>
       <w:pPr>
         <w:pStyle w:val="Heading3"/>
       </w:pPr>
       <w:r>
+        <w:t>Workbook question · W3</w:t>
+      </w:r>
+    </w:p>
+    <w:p>
+      <w:pPr>
+        <w:spacing w:line="336" w:lineRule="auto" w:after="180"/>
+        <w:shd w:fill="F5F1FB"/>
+      </w:pPr>
+      <w:r>
+        <w:rPr>
+          <w:b w:val="0"/>
+        </w:rPr>
+        <w:t xml:space="preserve">A report omits this qualification: A correct happy path does not establish </w:t>
+      </w:r>
+      <w:r>
+        <w:rPr>
+          <w:b/>
+        </w:rPr>
+        <w:t>fallback</w:t>
+      </w:r>
+      <w:r>
+        <w:rPr>
+          <w:b w:val="0"/>
+        </w:rPr>
+        <w:t>, access control or side-effect safety. Explain how omitting it could change a reader's interpretation, and write an accurate replacement.</w:t>
+      </w:r>
+    </w:p>
+    <w:p>
+      <w:pPr>
+        <w:pStyle w:val="Heading3"/>
+      </w:pPr>
+      <w:r>
+        <w:t>Teacher reasoning · W3</w:t>
+      </w:r>
+    </w:p>
+    <w:p>
+      <w:pPr>
+        <w:spacing w:line="336" w:lineRule="auto" w:after="180"/>
+        <w:shd w:fill="F1F6FC"/>
+      </w:pPr>
+      <w:r>
+        <w:rPr>
+          <w:b w:val="0"/>
+        </w:rPr>
+        <w:t xml:space="preserve">Teacher explanation: A correct happy path does not establish </w:t>
+      </w:r>
+      <w:r>
+        <w:rPr>
+          <w:b/>
+        </w:rPr>
+        <w:t>fallback</w:t>
+      </w:r>
+      <w:r>
+        <w:rPr>
+          <w:b w:val="0"/>
+        </w:rPr>
+        <w:t>, access control or side-effect safety.</w:t>
+      </w:r>
+    </w:p>
+    <w:p>
+      <w:pPr>
+        <w:spacing w:line="336" w:lineRule="auto" w:after="180"/>
+        <w:shd w:fill="F1F6FC"/>
+      </w:pPr>
+      <w:r>
+        <w:rPr>
+          <w:b w:val="0"/>
+        </w:rPr>
+        <w:t xml:space="preserve">State the observed result separately from the unverified or out-of-scope claim; preserve the original </w:t>
+      </w:r>
+      <w:r>
+        <w:rPr>
+          <w:b/>
+        </w:rPr>
+        <w:t>evidence</w:t>
+      </w:r>
+      <w:r>
+        <w:rPr>
+          <w:b w:val="0"/>
+        </w:rPr>
+        <w:t xml:space="preserve"> rather than inventing a missing fact.</w:t>
+      </w:r>
+    </w:p>
+    <w:p>
+      <w:pPr>
+        <w:pStyle w:val="Heading3"/>
+      </w:pPr>
+      <w:r>
         <w:t>W4 Apply a new case independently</w:t>
       </w:r>
     </w:p>
     <w:p>
-      <w:r>
+      <w:pPr>
+        <w:pStyle w:val="Heading3"/>
+      </w:pPr>
+      <w:r>
+        <w:t>Workbook question · W4</w:t>
+      </w:r>
+    </w:p>
+    <w:p>
+      <w:pPr>
+        <w:spacing w:line="336" w:lineRule="auto" w:after="180"/>
+        <w:shd w:fill="F5F1FB"/>
+      </w:pPr>
+      <w:r>
+        <w:rPr>
+          <w:b w:val="0"/>
+        </w:rPr>
         <w:t>Request room J; approval and register both J capacity 0. Draft is well-formed with J/0 and correct sources. Trace stages and distinguish zero from missing.</w:t>
       </w:r>
     </w:p>
     <w:p>
-      <w:r>
-        <w:t>Teacher explanation: Request valid, evidence matches, answerability true, schema and semantic checks pass; supported J capacity 0. Do not convert legitimate zero to missing.</w:t>
-      </w:r>
-    </w:p>
-    <w:p>
       <w:pPr>
         <w:pStyle w:val="Heading3"/>
       </w:pPr>
       <w:r>
+        <w:t>Teacher reasoning · W4</w:t>
+      </w:r>
+    </w:p>
+    <w:p>
+      <w:pPr>
+        <w:spacing w:line="336" w:lineRule="auto" w:after="180"/>
+        <w:shd w:fill="F1F6FC"/>
+      </w:pPr>
+      <w:r>
+        <w:rPr>
+          <w:b w:val="0"/>
+        </w:rPr>
+        <w:t xml:space="preserve">Teacher explanation: Request valid, </w:t>
+      </w:r>
+      <w:r>
+        <w:rPr>
+          <w:b/>
+        </w:rPr>
+        <w:t>evidence</w:t>
+      </w:r>
+      <w:r>
+        <w:rPr>
+          <w:b w:val="0"/>
+        </w:rPr>
+        <w:t xml:space="preserve"> matches, answerability true, schema and semantic checks pass; supported J capacity 0. Do not convert legitimate zero to missing.</w:t>
+      </w:r>
+    </w:p>
+    <w:p>
+      <w:pPr>
+        <w:pStyle w:val="Heading3"/>
+      </w:pPr>
+      <w:r>
         <w:t>W5 Design a revealing follow-up</w:t>
       </w:r>
     </w:p>
     <w:p>
-      <w:r>
-        <w:t>For the worked scenario, propose one additional case that could reveal a failure, describe its expected outcome before running it, and explain what would need to remain fixed for a fair comparison. Do not reuse W4 as a new final test after receiving feedback.</w:t>
-      </w:r>
-    </w:p>
-    <w:p>
-      <w:r>
-        <w:t>Teacher explanation: Accept a concrete variant of the worked input or a missing/conflicting/boundary condition, with an expectation derived from the declared procedure. Require preserved settings, original outputs and data roles. A correct happy path does not establish fallback, access control or side-effect safety. The new case should test this particular mechanism rather than merely restate the original result.</w:t>
-      </w:r>
-    </w:p>
-    <w:p>
       <w:pPr>
         <w:pStyle w:val="Heading3"/>
       </w:pPr>
       <w:r>
+        <w:t>Workbook question · W5</w:t>
+      </w:r>
+    </w:p>
+    <w:p>
+      <w:pPr>
+        <w:spacing w:line="336" w:lineRule="auto" w:after="180"/>
+        <w:shd w:fill="F5F1FB"/>
+      </w:pPr>
+      <w:r>
+        <w:rPr>
+          <w:b w:val="0"/>
+        </w:rPr>
+        <w:t>For the worked scenario, propose one additional case that could reveal a failure, describe its expected outcome before running it, and explain what would need to remain fixed for a fair comparison.</w:t>
+      </w:r>
+    </w:p>
+    <w:p>
+      <w:pPr>
+        <w:spacing w:line="336" w:lineRule="auto" w:after="180"/>
+        <w:shd w:fill="F5F1FB"/>
+      </w:pPr>
+      <w:r>
+        <w:rPr>
+          <w:b w:val="0"/>
+        </w:rPr>
+        <w:t>Do not reuse W4 as a new final test after receiving feedback.</w:t>
+      </w:r>
+    </w:p>
+    <w:p>
+      <w:pPr>
+        <w:pStyle w:val="Heading3"/>
+      </w:pPr>
+      <w:r>
+        <w:t>Teacher reasoning · W5</w:t>
+      </w:r>
+    </w:p>
+    <w:p>
+      <w:pPr>
+        <w:spacing w:line="336" w:lineRule="auto" w:after="180"/>
+        <w:shd w:fill="F1F6FC"/>
+      </w:pPr>
+      <w:r>
+        <w:rPr>
+          <w:b w:val="0"/>
+        </w:rPr>
+        <w:t xml:space="preserve">Teacher explanation: Accept a concrete variant of the worked </w:t>
+      </w:r>
+      <w:r>
+        <w:rPr>
+          <w:b/>
+        </w:rPr>
+        <w:t>input</w:t>
+      </w:r>
+      <w:r>
+        <w:rPr>
+          <w:b w:val="0"/>
+        </w:rPr>
+        <w:t xml:space="preserve"> or a missing/conflicting/boundary condition, with an expectation derived from the declared procedure.</w:t>
+      </w:r>
+    </w:p>
+    <w:p>
+      <w:pPr>
+        <w:spacing w:line="336" w:lineRule="auto" w:after="180"/>
+        <w:shd w:fill="F1F6FC"/>
+      </w:pPr>
+      <w:r>
+        <w:rPr>
+          <w:b w:val="0"/>
+        </w:rPr>
+        <w:t xml:space="preserve">Require preserved settings, original </w:t>
+      </w:r>
+      <w:r>
+        <w:rPr>
+          <w:b/>
+        </w:rPr>
+        <w:t>output</w:t>
+      </w:r>
+      <w:r>
+        <w:rPr>
+          <w:b w:val="0"/>
+        </w:rPr>
+        <w:t xml:space="preserve">s and data roles. A correct happy path does not establish </w:t>
+      </w:r>
+      <w:r>
+        <w:rPr>
+          <w:b/>
+        </w:rPr>
+        <w:t>fallback</w:t>
+      </w:r>
+      <w:r>
+        <w:rPr>
+          <w:b w:val="0"/>
+        </w:rPr>
+        <w:t>, access control or side-effect safety.</w:t>
+      </w:r>
+    </w:p>
+    <w:p>
+      <w:pPr>
+        <w:spacing w:line="336" w:lineRule="auto" w:after="180"/>
+        <w:shd w:fill="F1F6FC"/>
+      </w:pPr>
+      <w:r>
+        <w:rPr>
+          <w:b w:val="0"/>
+        </w:rPr>
+        <w:t xml:space="preserve">The new case should test this particular </w:t>
+      </w:r>
+      <w:r>
+        <w:rPr>
+          <w:b/>
+        </w:rPr>
+        <w:t>mechanism</w:t>
+      </w:r>
+      <w:r>
+        <w:rPr>
+          <w:b w:val="0"/>
+        </w:rPr>
+        <w:t xml:space="preserve"> rather than merely restate the original result.</w:t>
+      </w:r>
+    </w:p>
+    <w:p>
+      <w:pPr>
+        <w:pStyle w:val="Heading3"/>
+      </w:pPr>
+      <w:r>
         <w:t>Assess independent transfer</w:t>
       </w:r>
     </w:p>
     <w:p>
-      <w:r>
+      <w:pPr>
+        <w:pStyle w:val="Heading3"/>
+      </w:pPr>
+      <w:r>
+        <w:t>Independent question · withhold the key</w:t>
+      </w:r>
+    </w:p>
+    <w:p>
+      <w:pPr>
+        <w:spacing w:line="336" w:lineRule="auto" w:after="180"/>
+        <w:shd w:fill="F5F1FB"/>
+      </w:pPr>
+      <w:r>
+        <w:rPr>
+          <w:b w:val="0"/>
+        </w:rPr>
         <w:t>Selected case: Request room J; approval and register both J capacity 0. Draft is well-formed with J/0 and correct sources. Trace stages and distinguish zero from missing.</w:t>
       </w:r>
     </w:p>
@@ -2344,8 +4451,35 @@
       </w:r>
     </w:p>
     <w:p>
-      <w:r>
-        <w:t>Teacher explanation: Request valid, evidence matches, answerability true, schema and semantic checks pass; supported J capacity 0. Do not convert legitimate zero to missing.</w:t>
+      <w:pPr>
+        <w:pStyle w:val="Heading3"/>
+      </w:pPr>
+      <w:r>
+        <w:t>Teacher key · Selected case answer</w:t>
+      </w:r>
+    </w:p>
+    <w:p>
+      <w:pPr>
+        <w:spacing w:line="336" w:lineRule="auto" w:after="180"/>
+        <w:shd w:fill="F1F6FC"/>
+      </w:pPr>
+      <w:r>
+        <w:rPr>
+          <w:b w:val="0"/>
+        </w:rPr>
+        <w:t xml:space="preserve">Teacher explanation: Request valid, </w:t>
+      </w:r>
+      <w:r>
+        <w:rPr>
+          <w:b/>
+        </w:rPr>
+        <w:t>evidence</w:t>
+      </w:r>
+      <w:r>
+        <w:rPr>
+          <w:b w:val="0"/>
+        </w:rPr>
+        <w:t xml:space="preserve"> matches, answerability true, schema and semantic checks pass; supported J capacity 0. Do not convert legitimate zero to missing.</w:t>
       </w:r>
     </w:p>
     <w:tbl>
@@ -2451,21 +4585,77 @@
       </w:tr>
     </w:tbl>
     <w:p>
-      <w:r>
-        <w:t>Record each dimension as not yet, with support, or independent. Accept a valid alternative procedure with a defensible trace. Do not penalise an honestly recorded model failure if the learner correctly explains its evidence and limits.</w:t>
-      </w:r>
-    </w:p>
-    <w:p>
       <w:pPr>
         <w:pStyle w:val="Heading3"/>
       </w:pPr>
       <w:r>
+        <w:t>Teacher key · Selected case answer</w:t>
+      </w:r>
+    </w:p>
+    <w:p>
+      <w:pPr>
+        <w:spacing w:line="336" w:lineRule="auto" w:after="180"/>
+        <w:shd w:fill="F1F6FC"/>
+      </w:pPr>
+      <w:r>
+        <w:rPr>
+          <w:b w:val="0"/>
+        </w:rPr>
+        <w:t>Record each dimension as not yet, with support, or independent. Accept a valid alternative procedure with a defensible trace.</w:t>
+      </w:r>
+    </w:p>
+    <w:p>
+      <w:pPr>
+        <w:spacing w:line="336" w:lineRule="auto" w:after="180"/>
+        <w:shd w:fill="F1F6FC"/>
+      </w:pPr>
+      <w:r>
+        <w:rPr>
+          <w:b w:val="0"/>
+        </w:rPr>
+        <w:t xml:space="preserve">Do not penalise an honestly recorded model failure if the learner correctly explains its </w:t>
+      </w:r>
+      <w:r>
+        <w:rPr>
+          <w:b/>
+        </w:rPr>
+        <w:t>evidence</w:t>
+      </w:r>
+      <w:r>
+        <w:rPr>
+          <w:b w:val="0"/>
+        </w:rPr>
+        <w:t xml:space="preserve"> and limits.</w:t>
+      </w:r>
+    </w:p>
+    <w:p>
+      <w:pPr>
+        <w:pStyle w:val="Heading3"/>
+      </w:pPr>
+      <w:r>
         <w:t>Feedback that the learner uses</w:t>
       </w:r>
     </w:p>
     <w:p>
-      <w:r>
-        <w:t>Name the earliest unsupported step and give one action to repair it. Have the learner make that repair now and explain why. Then assess the relevant skill on a fresh, fully specified case. Confirm it was not previously practised with feedback; solve and check the new case before assigning it. A follow-up design prompt is a starting brief, not automatically an equivalent test.</w:t>
+      <w:pPr>
+        <w:spacing w:line="336" w:lineRule="auto" w:after="180"/>
+      </w:pPr>
+      <w:r>
+        <w:rPr>
+          <w:b w:val="0"/>
+        </w:rPr>
+        <w:t>Name the earliest unsupported step and give one action to repair it. Have the learner make that repair now and explain why. Then assess the relevant skill on a fresh, fully specified case.</w:t>
+      </w:r>
+    </w:p>
+    <w:p>
+      <w:pPr>
+        <w:spacing w:line="336" w:lineRule="auto" w:after="180"/>
+      </w:pPr>
+      <w:r>
+        <w:rPr>
+          <w:b w:val="0"/>
+        </w:rPr>
+        <w:t>Confirm it was not previously practised with feedback; solve and check the new case before assigning it. A follow-up design prompt is a starting brief, not automatically an equivalent test.</w:t>
       </w:r>
     </w:p>
     <w:p>
@@ -2477,11 +4667,74 @@
       </w:r>
     </w:p>
     <w:p>
+      <w:r>
+        <w:t>Connect Prototype a Grounded Assistant to Verified Study Buddy, adapt support and plan a later changed-case check.</w:t>
+      </w:r>
+    </w:p>
+    <w:p>
       <w:pPr>
         <w:pStyle w:val="Heading3"/>
       </w:pPr>
       <w:r>
-        <w:t>Connect and extend learning</w:t>
+        <w:t>Verified Study Buddy</w:t>
+      </w:r>
+    </w:p>
+    <w:p>
+      <w:pPr>
+        <w:spacing w:line="336" w:lineRule="auto" w:after="180"/>
+      </w:pPr>
+      <w:r>
+        <w:rPr>
+          <w:b w:val="0"/>
+        </w:rPr>
+        <w:t xml:space="preserve">Connect user interface, source store, retrieval, prompt, schema validation, and </w:t>
+      </w:r>
+      <w:r>
+        <w:rPr>
+          <w:b/>
+        </w:rPr>
+        <w:t>evidence</w:t>
+      </w:r>
+      <w:r>
+        <w:rPr>
+          <w:b w:val="0"/>
+        </w:rPr>
+        <w:t xml:space="preserve"> display.</w:t>
+      </w:r>
+    </w:p>
+    <w:p>
+      <w:pPr>
+        <w:spacing w:line="336" w:lineRule="auto" w:after="180"/>
+      </w:pPr>
+      <w:r>
+        <w:rPr>
+          <w:b w:val="0"/>
+        </w:rPr>
+        <w:t xml:space="preserve">Keep the decision, </w:t>
+      </w:r>
+      <w:r>
+        <w:rPr>
+          <w:b/>
+        </w:rPr>
+        <w:t>input</w:t>
+      </w:r>
+      <w:r>
+        <w:rPr>
+          <w:b w:val="0"/>
+        </w:rPr>
+        <w:t xml:space="preserve">, result, explanation and remaining limitation in the project </w:t>
+      </w:r>
+      <w:r>
+        <w:rPr>
+          <w:b/>
+        </w:rPr>
+        <w:t>evidence</w:t>
+      </w:r>
+      <w:r>
+        <w:rPr>
+          <w:b w:val="0"/>
+        </w:rPr>
+        <w:t xml:space="preserve"> record. Retrieve this record next week rather than restarting the project.</w:t>
       </w:r>
     </w:p>
     <w:p>
@@ -2489,17 +4742,66 @@
         <w:pStyle w:val="Heading3"/>
       </w:pPr>
       <w:r>
-        <w:t>Verified Study Buddy</w:t>
-      </w:r>
-    </w:p>
-    <w:p>
-      <w:r>
-        <w:t>Connect user interface, source store, retrieval, prompt, schema validation, and evidence display.</w:t>
-      </w:r>
-    </w:p>
-    <w:p>
-      <w:r>
-        <w:t>Keep the decision, input, result, explanation and remaining limitation in the project evidence record. Retrieve this record next week rather than restarting the project.</w:t>
+        <w:t>Support and stretch</w:t>
+      </w:r>
+    </w:p>
+    <w:p>
+      <w:pPr>
+        <w:spacing w:line="336" w:lineRule="auto" w:after="180"/>
+      </w:pPr>
+      <w:r>
+        <w:rPr>
+          <w:b w:val="0"/>
+        </w:rPr>
+        <w:t xml:space="preserve">Provide one short approved passage; separate instruction, </w:t>
+      </w:r>
+      <w:r>
+        <w:rPr>
+          <w:b/>
+        </w:rPr>
+        <w:t>input</w:t>
+      </w:r>
+      <w:r>
+        <w:rPr>
+          <w:b w:val="0"/>
+        </w:rPr>
+        <w:t xml:space="preserve">, </w:t>
+      </w:r>
+      <w:r>
+        <w:rPr>
+          <w:b/>
+        </w:rPr>
+        <w:t>output</w:t>
+      </w:r>
+      <w:r>
+        <w:rPr>
+          <w:b w:val="0"/>
+        </w:rPr>
+        <w:t xml:space="preserve"> and </w:t>
+      </w:r>
+      <w:r>
+        <w:rPr>
+          <w:b/>
+        </w:rPr>
+        <w:t>evidence</w:t>
+      </w:r>
+      <w:r>
+        <w:rPr>
+          <w:b w:val="0"/>
+        </w:rPr>
+        <w:t xml:space="preserve">. Stretch: introduce an unsupported claim or conflicting source and validate claim by claim with a </w:t>
+      </w:r>
+      <w:r>
+        <w:rPr>
+          <w:b/>
+        </w:rPr>
+        <w:t>fallback</w:t>
+      </w:r>
+      <w:r>
+        <w:rPr>
+          <w:b w:val="0"/>
+        </w:rPr>
+        <w:t>.</w:t>
       </w:r>
     </w:p>
     <w:p>
@@ -2507,12 +4809,30 @@
         <w:pStyle w:val="Heading3"/>
       </w:pPr>
       <w:r>
-        <w:t>Support and stretch</w:t>
-      </w:r>
-    </w:p>
-    <w:p>
-      <w:r>
-        <w:t>Provide one short approved passage; separate instruction, input, output and evidence. Stretch: introduce an unsupported claim or conflicting source and validate claim by claim with a fallback.</w:t>
+        <w:t>Exit reflection</w:t>
+      </w:r>
+    </w:p>
+    <w:p>
+      <w:pPr>
+        <w:spacing w:line="336" w:lineRule="auto" w:after="180"/>
+      </w:pPr>
+      <w:r>
+        <w:rPr>
+          <w:b w:val="0"/>
+        </w:rPr>
+        <w:t xml:space="preserve">Ask for one decision the learner can now justify and one situation requiring more </w:t>
+      </w:r>
+      <w:r>
+        <w:rPr>
+          <w:b/>
+        </w:rPr>
+        <w:t>evidence</w:t>
+      </w:r>
+      <w:r>
+        <w:rPr>
+          <w:b w:val="0"/>
+        </w:rPr>
+        <w:t xml:space="preserve"> or human review. Confidence ratings are separate from correct independent performance.</w:t>
       </w:r>
     </w:p>
     <w:p>
@@ -2520,12 +4840,30 @@
         <w:pStyle w:val="Heading3"/>
       </w:pPr>
       <w:r>
-        <w:t>Exit reflection</w:t>
-      </w:r>
-    </w:p>
-    <w:p>
-      <w:r>
-        <w:t>Ask for one decision the learner can now justify and one situation requiring more evidence or human review. Confidence ratings are separate from correct independent performance.</w:t>
+        <w:t>Bridge to the next week</w:t>
+      </w:r>
+    </w:p>
+    <w:p>
+      <w:pPr>
+        <w:spacing w:line="336" w:lineRule="auto" w:after="180"/>
+      </w:pPr>
+      <w:r>
+        <w:rPr>
+          <w:b w:val="0"/>
+        </w:rPr>
+        <w:t xml:space="preserve">Next: Week 25: Quality Rubrics. Retrieve today’s </w:t>
+      </w:r>
+      <w:r>
+        <w:rPr>
+          <w:b/>
+        </w:rPr>
+        <w:t>evidence</w:t>
+      </w:r>
+      <w:r>
+        <w:rPr>
+          <w:b w:val="0"/>
+        </w:rPr>
+        <w:t xml:space="preserve"> and identify what carries forward and what is new.</w:t>
       </w:r>
     </w:p>
     <w:p>
@@ -2533,12 +4871,121 @@
         <w:pStyle w:val="Heading3"/>
       </w:pPr>
       <w:r>
-        <w:t>Bridge to the next week</w:t>
-      </w:r>
-    </w:p>
-    <w:p>
-      <w:r>
-        <w:t>Next: Week 25: Quality Rubrics. Retrieve today’s evidence and identify what carries forward and what is new.</w:t>
+        <w:t>Support and fresh reassessment</w:t>
+      </w:r>
+    </w:p>
+    <w:p>
+      <w:pPr>
+        <w:spacing w:line="336" w:lineRule="auto" w:after="180"/>
+      </w:pPr>
+      <w:r>
+        <w:rPr>
+          <w:b w:val="0"/>
+        </w:rPr>
+        <w:t xml:space="preserve">Provide an </w:t>
+      </w:r>
+      <w:r>
+        <w:rPr>
+          <w:b/>
+        </w:rPr>
+        <w:t>input</w:t>
+      </w:r>
+      <w:r>
+        <w:rPr>
+          <w:b w:val="0"/>
+        </w:rPr>
+        <w:t>/procedure/result/limit frame and a calculator when needed. Ask students to identify the first step before completing the whole trace.</w:t>
+      </w:r>
+    </w:p>
+    <w:p>
+      <w:pPr>
+        <w:spacing w:line="336" w:lineRule="auto" w:after="180"/>
+      </w:pPr>
+      <w:r>
+        <w:rPr>
+          <w:b w:val="0"/>
+        </w:rPr>
+        <w:t xml:space="preserve">Extension: compare two concrete variants of this </w:t>
+      </w:r>
+      <w:r>
+        <w:rPr>
+          <w:b/>
+        </w:rPr>
+        <w:t>mechanism</w:t>
+      </w:r>
+      <w:r>
+        <w:rPr>
+          <w:b w:val="0"/>
+        </w:rPr>
+        <w:t xml:space="preserve"> while holding unrelated conditions fixed; report both successful and unsuccessful outcomes.</w:t>
+      </w:r>
+    </w:p>
+    <w:p>
+      <w:pPr>
+        <w:spacing w:line="336" w:lineRule="auto" w:after="180"/>
+      </w:pPr>
+      <w:r>
+        <w:rPr>
+          <w:b w:val="0"/>
+        </w:rPr>
+        <w:t xml:space="preserve">W4: Request valid, </w:t>
+      </w:r>
+      <w:r>
+        <w:rPr>
+          <w:b/>
+        </w:rPr>
+        <w:t>evidence</w:t>
+      </w:r>
+      <w:r>
+        <w:rPr>
+          <w:b w:val="0"/>
+        </w:rPr>
+        <w:t xml:space="preserve"> matches, answerability true, schema and semantic checks pass; supported J capacity 0. Do not convert legitimate zero to missing. Require intermediate reasoning and the stated scope.</w:t>
+      </w:r>
+    </w:p>
+    <w:p>
+      <w:pPr>
+        <w:spacing w:line="336" w:lineRule="auto" w:after="180"/>
+      </w:pPr>
+      <w:r>
+        <w:rPr>
+          <w:b w:val="0"/>
+        </w:rPr>
+        <w:t>Fresh retry: Request K; approval K, no register. Draft invents 8. Expected reasoning: Answerability fails; reject invented capacity and return review with null claims.</w:t>
+      </w:r>
+    </w:p>
+    <w:p>
+      <w:pPr>
+        <w:spacing w:line="336" w:lineRule="auto" w:after="180"/>
+      </w:pPr>
+      <w:r>
+        <w:rPr>
+          <w:b w:val="0"/>
+        </w:rPr>
+        <w:t>If students need support, record it and reassess with another new case rather than awarding independence to a copied answer.</w:t>
+      </w:r>
+    </w:p>
+    <w:p>
+      <w:pPr>
+        <w:spacing w:line="336" w:lineRule="auto" w:after="180"/>
+      </w:pPr>
+      <w:r>
+        <w:rPr>
+          <w:b w:val="0"/>
+        </w:rPr>
+        <w:t xml:space="preserve">Next connection: Capstone evaluation and revision. Preserve the current case record and retrieve its </w:t>
+      </w:r>
+      <w:r>
+        <w:rPr>
+          <w:b/>
+        </w:rPr>
+        <w:t>evidence</w:t>
+      </w:r>
+      <w:r>
+        <w:rPr>
+          <w:b w:val="0"/>
+        </w:rPr>
+        <w:t xml:space="preserve"> boundary before moving on.</w:t>
       </w:r>
     </w:p>
     <w:p>
@@ -2546,40 +4993,40 @@
         <w:pStyle w:val="Heading3"/>
       </w:pPr>
       <w:r>
-        <w:t>Support and fresh reassessment</w:t>
-      </w:r>
-    </w:p>
-    <w:p>
-      <w:r>
-        <w:t>Provide an input/procedure/result/limit frame and a calculator when needed. Ask students to identify the first step before completing the whole trace. Extension: compare two concrete variants of this mechanism while holding unrelated conditions fixed; report both successful and unsuccessful outcomes.</w:t>
-      </w:r>
-    </w:p>
-    <w:p>
-      <w:r>
-        <w:t>W4: Request valid, evidence matches, answerability true, schema and semantic checks pass; supported J capacity 0. Do not convert legitimate zero to missing. Require intermediate reasoning and the stated scope. Fresh retry: Request K; approval K, no register. Draft invents 8. Expected reasoning: Answerability fails; reject invented capacity and return review with null claims. If students need support, record it and reassess with another new case rather than awarding independence to a copied answer.</w:t>
-      </w:r>
-    </w:p>
-    <w:p>
-      <w:r>
-        <w:t>Next connection: Capstone evaluation and revision. Preserve the current case record and retrieve its evidence boundary before moving on.</w:t>
-      </w:r>
-    </w:p>
-    <w:p>
-      <w:pPr>
-        <w:pStyle w:val="Heading3"/>
-      </w:pPr>
-      <w:r>
         <w:t>Plan the delayed return</w:t>
       </w:r>
     </w:p>
     <w:p>
-      <w:r>
+      <w:pPr>
+        <w:spacing w:line="336" w:lineRule="auto" w:after="180"/>
+      </w:pPr>
+      <w:r>
+        <w:rPr>
+          <w:b w:val="0"/>
+        </w:rPr>
         <w:t>Suggested return points in this level: ai-3/25, ai-3/27, ai-3/30. Use actual classroom dates, adjusting for holidays and gaps. One, three and six teaching weeks are scheduling choices, not a claimed optimal spacing.</w:t>
       </w:r>
     </w:p>
     <w:p>
-      <w:r>
-        <w:t>At a delayed check, ask for the idea from memory and a changed application. Compare with the earlier independent response and record support used. For a new level, revisit the previous capstone before checking the new prerequisites.</w:t>
+      <w:pPr>
+        <w:spacing w:line="336" w:lineRule="auto" w:after="180"/>
+      </w:pPr>
+      <w:r>
+        <w:rPr>
+          <w:b w:val="0"/>
+        </w:rPr>
+        <w:t>At a delayed check, ask for the idea from memory and a changed application. Compare with the earlier independent response and record support used.</w:t>
+      </w:r>
+    </w:p>
+    <w:p>
+      <w:pPr>
+        <w:spacing w:line="336" w:lineRule="auto" w:after="180"/>
+      </w:pPr>
+      <w:r>
+        <w:rPr>
+          <w:b w:val="0"/>
+        </w:rPr>
+        <w:t>For a new level, revisit the previous capstone before checking the new prerequisites.</w:t>
       </w:r>
     </w:p>
     <w:tbl>
@@ -2739,8 +5186,26 @@
       </w:tr>
     </w:tbl>
     <w:p>
-      <w:r>
-        <w:t>Use the evidence to choose reteaching or the next step. A completed page, confidence rating or attractive project does not by itself demonstrate understanding.</w:t>
+      <w:pPr>
+        <w:spacing w:line="336" w:lineRule="auto" w:after="180"/>
+      </w:pPr>
+      <w:r>
+        <w:rPr>
+          <w:b w:val="0"/>
+        </w:rPr>
+        <w:t xml:space="preserve">Use the </w:t>
+      </w:r>
+      <w:r>
+        <w:rPr>
+          <w:b/>
+        </w:rPr>
+        <w:t>evidence</w:t>
+      </w:r>
+      <w:r>
+        <w:rPr>
+          <w:b w:val="0"/>
+        </w:rPr>
+        <w:t xml:space="preserve"> to choose reteaching or the next step. A completed page, confidence rating or attractive project does not by itself demonstrate understanding.</w:t>
       </w:r>
     </w:p>
     <w:p>
@@ -2752,8 +5217,37 @@
       </w:r>
     </w:p>
     <w:p>
-      <w:r>
-        <w:t>For your Verified Study Buddy, save the input, procedure, observed result and limitation of this check. Label this worked example as practice; use a different, previously unreviewed case when checking independent understanding.</w:t>
+      <w:pPr>
+        <w:spacing w:line="336" w:lineRule="auto" w:after="180"/>
+      </w:pPr>
+      <w:r>
+        <w:rPr>
+          <w:b w:val="0"/>
+        </w:rPr>
+        <w:t xml:space="preserve">For your Verified Study Buddy, save the </w:t>
+      </w:r>
+      <w:r>
+        <w:rPr>
+          <w:b/>
+        </w:rPr>
+        <w:t>input</w:t>
+      </w:r>
+      <w:r>
+        <w:rPr>
+          <w:b w:val="0"/>
+        </w:rPr>
+        <w:t>, procedure, observed result and limitation of this check.</w:t>
+      </w:r>
+    </w:p>
+    <w:p>
+      <w:pPr>
+        <w:spacing w:line="336" w:lineRule="auto" w:after="180"/>
+      </w:pPr>
+      <w:r>
+        <w:rPr>
+          <w:b w:val="0"/>
+        </w:rPr>
+        <w:t>Label this worked example as practice; use a different, previously unreviewed case when checking independent understanding.</w:t>
       </w:r>
     </w:p>
     <w:p>
@@ -2766,12 +5260,62 @@
     </w:p>
     <w:p>
       <w:r>
-        <w:t>Teaching target: Explain the mechanism and terminology of capstone grounded assistant</w:t>
-      </w:r>
-    </w:p>
-    <w:p>
-      <w:r>
-        <w:t>Prepare the labelled worked-case picture, the matching workbook, fictional input cards and a place for individual responses. No paid AI account is required for the paper reasoning activities.</w:t>
+        <w:t>Use this preparation summary alongside the detailed Prototype a Grounded Assistant lesson; it is a checklist rather than a replacement for the full sequence.</w:t>
+      </w:r>
+    </w:p>
+    <w:p>
+      <w:pPr>
+        <w:pStyle w:val="Heading3"/>
+      </w:pPr>
+      <w:r>
+        <w:t>Teaching target</w:t>
+      </w:r>
+    </w:p>
+    <w:p>
+      <w:pPr>
+        <w:spacing w:line="336" w:lineRule="auto" w:after="180"/>
+        <w:shd w:fill="EDF7F3"/>
+      </w:pPr>
+      <w:r>
+        <w:rPr>
+          <w:b w:val="0"/>
+        </w:rPr>
+        <w:t xml:space="preserve">Teaching target: Explain the </w:t>
+      </w:r>
+      <w:r>
+        <w:rPr>
+          <w:b/>
+        </w:rPr>
+        <w:t>mechanism</w:t>
+      </w:r>
+      <w:r>
+        <w:rPr>
+          <w:b w:val="0"/>
+        </w:rPr>
+        <w:t xml:space="preserve"> and terminology of capstone grounded assistant</w:t>
+      </w:r>
+    </w:p>
+    <w:p>
+      <w:pPr>
+        <w:spacing w:line="336" w:lineRule="auto" w:after="180"/>
+      </w:pPr>
+      <w:r>
+        <w:rPr>
+          <w:b w:val="0"/>
+        </w:rPr>
+        <w:t xml:space="preserve">Prepare the labelled worked-case picture, the matching workbook, fictional </w:t>
+      </w:r>
+      <w:r>
+        <w:rPr>
+          <w:b/>
+        </w:rPr>
+        <w:t>input</w:t>
+      </w:r>
+      <w:r>
+        <w:rPr>
+          <w:b w:val="0"/>
+        </w:rPr>
+        <w:t xml:space="preserve"> cards and a place for individual responses. No paid AI account is required for the paper reasoning activities.</w:t>
       </w:r>
     </w:p>
     <w:tbl>
@@ -2918,37 +5462,183 @@
       </w:tr>
     </w:tbl>
     <w:p>
-      <w:r>
+      <w:pPr>
+        <w:spacing w:line="336" w:lineRule="auto" w:after="180"/>
+      </w:pPr>
+      <w:r>
+        <w:rPr>
+          <w:b w:val="0"/>
+        </w:rPr>
         <w:t>Before class, solve the supported practice: Request room B; retrieved approval names B but register names C. Draft gives capacity 10 from C. Show the intermediate steps and give the conclusion with its scope.</w:t>
       </w:r>
     </w:p>
     <w:p>
-      <w:r>
+      <w:pPr>
+        <w:pStyle w:val="Heading3"/>
+      </w:pPr>
+      <w:r>
+        <w:t>Supported practice answer</w:t>
+      </w:r>
+    </w:p>
+    <w:p>
+      <w:pPr>
+        <w:spacing w:line="336" w:lineRule="auto" w:after="180"/>
+        <w:shd w:fill="F1F6FC"/>
+      </w:pPr>
+      <w:r>
+        <w:rPr>
+          <w:b w:val="0"/>
+        </w:rPr>
         <w:t>Reasoned practice answer: Teacher explanation: Same-room support fails before or during semantic validation. Return needs_review with null claims; the draft capacity is unsupported for B.</w:t>
       </w:r>
     </w:p>
     <w:p>
-      <w:r>
-        <w:t>Check every learner before discussion: Use the worked case for Capstone grounded assistant. Proposed explanation: “The worked result establishes every future case”. Decide whether this explanation is supported. Point to the step or supplied fact that decides; explain your repair if needed.</w:t>
-      </w:r>
-    </w:p>
-    <w:p>
-      <w:r>
-        <w:t>Misconception repair: A correct happy path does not establish fallback, access control or side-effect safety.</w:t>
-      </w:r>
-    </w:p>
-    <w:p>
-      <w:r>
-        <w:t>Support: read the exact case aloud, enlarge the labelled picture, supply input cards and model only the first deciding step. Accept a spoken explanation or drawing; retain the reasoning goal.</w:t>
-      </w:r>
-    </w:p>
-    <w:p>
-      <w:r>
-        <w:t>Extension: PL3 is absent while PL2 remains. Require a prediction and a reason before comparing. Expected result: Explain that the daily check is not specified in the available source. Reason: The remaining general water fact does not establish this activity’s schedule.</w:t>
-      </w:r>
-    </w:p>
-    <w:p>
-      <w:r>
+      <w:pPr>
+        <w:spacing w:line="336" w:lineRule="auto" w:after="180"/>
+      </w:pPr>
+      <w:r>
+        <w:rPr>
+          <w:b w:val="0"/>
+        </w:rPr>
+        <w:t>Check every learner before discussion: Use the worked case for Capstone grounded assistant. Proposed explanation: “The worked result establishes every future case”. Decide whether this explanation is supported.</w:t>
+      </w:r>
+    </w:p>
+    <w:p>
+      <w:pPr>
+        <w:spacing w:line="336" w:lineRule="auto" w:after="180"/>
+      </w:pPr>
+      <w:r>
+        <w:rPr>
+          <w:b w:val="0"/>
+        </w:rPr>
+        <w:t>Point to the step or supplied fact that decides; explain your repair if needed.</w:t>
+      </w:r>
+    </w:p>
+    <w:p>
+      <w:pPr>
+        <w:pStyle w:val="Heading3"/>
+      </w:pPr>
+      <w:r>
+        <w:t>Repair the misconception</w:t>
+      </w:r>
+    </w:p>
+    <w:p>
+      <w:pPr>
+        <w:spacing w:line="336" w:lineRule="auto" w:after="180"/>
+        <w:shd w:fill="FFF5E6"/>
+      </w:pPr>
+      <w:r>
+        <w:rPr>
+          <w:b w:val="0"/>
+        </w:rPr>
+        <w:t xml:space="preserve">Misconception repair: A correct happy path does not establish </w:t>
+      </w:r>
+      <w:r>
+        <w:rPr>
+          <w:b/>
+        </w:rPr>
+        <w:t>fallback</w:t>
+      </w:r>
+      <w:r>
+        <w:rPr>
+          <w:b w:val="0"/>
+        </w:rPr>
+        <w:t>, access control or side-effect safety.</w:t>
+      </w:r>
+    </w:p>
+    <w:p>
+      <w:pPr>
+        <w:pStyle w:val="Heading3"/>
+      </w:pPr>
+      <w:r>
+        <w:t>Support without giving away the answer</w:t>
+      </w:r>
+    </w:p>
+    <w:p>
+      <w:pPr>
+        <w:spacing w:line="336" w:lineRule="auto" w:after="180"/>
+        <w:shd w:fill="F1F6F8"/>
+      </w:pPr>
+      <w:r>
+        <w:rPr>
+          <w:b w:val="0"/>
+        </w:rPr>
+        <w:t xml:space="preserve">Support: read the exact case aloud, enlarge the labelled picture, supply </w:t>
+      </w:r>
+      <w:r>
+        <w:rPr>
+          <w:b/>
+        </w:rPr>
+        <w:t>input</w:t>
+      </w:r>
+      <w:r>
+        <w:rPr>
+          <w:b w:val="0"/>
+        </w:rPr>
+        <w:t xml:space="preserve"> cards and model only the first deciding step. Accept a spoken explanation or drawing; retain the reasoning goal.</w:t>
+      </w:r>
+    </w:p>
+    <w:p>
+      <w:pPr>
+        <w:pStyle w:val="Heading3"/>
+      </w:pPr>
+      <w:r>
+        <w:t>Extend the reasoning</w:t>
+      </w:r>
+    </w:p>
+    <w:p>
+      <w:pPr>
+        <w:spacing w:line="336" w:lineRule="auto" w:after="180"/>
+        <w:shd w:fill="F5F1FB"/>
+      </w:pPr>
+      <w:r>
+        <w:rPr>
+          <w:b w:val="0"/>
+        </w:rPr>
+        <w:t xml:space="preserve">Extension: PL3 is absent while PL2 remains. Require a </w:t>
+      </w:r>
+      <w:r>
+        <w:rPr>
+          <w:b/>
+        </w:rPr>
+        <w:t>prediction</w:t>
+      </w:r>
+      <w:r>
+        <w:rPr>
+          <w:b w:val="0"/>
+        </w:rPr>
+        <w:t xml:space="preserve"> and a reason before comparing. Expected result: Explain that the daily check is not specified in the available source.</w:t>
+      </w:r>
+    </w:p>
+    <w:p>
+      <w:pPr>
+        <w:spacing w:line="336" w:lineRule="auto" w:after="180"/>
+        <w:shd w:fill="F5F1FB"/>
+      </w:pPr>
+      <w:r>
+        <w:rPr>
+          <w:b w:val="0"/>
+        </w:rPr>
+        <w:t>Reason: The remaining general water fact does not establish this activity’s schedule.</w:t>
+      </w:r>
+    </w:p>
+    <w:p>
+      <w:pPr>
+        <w:pStyle w:val="Heading3"/>
+      </w:pPr>
+      <w:r>
+        <w:t>Protect the independent attempt</w:t>
+      </w:r>
+    </w:p>
+    <w:p>
+      <w:pPr>
+        <w:spacing w:line="336" w:lineRule="auto" w:after="180"/>
+        <w:shd w:fill="FFF5E6"/>
+      </w:pPr>
+      <w:r>
+        <w:rPr>
+          <w:b w:val="0"/>
+        </w:rPr>
         <w:t>Independent assessment: withhold the reserved answer until the learner has attempted the new case. Record support separately from correctness.</w:t>
       </w:r>
     </w:p>
@@ -3137,13 +5827,46 @@
       </w:tr>
     </w:tbl>
     <w:p>
-      <w:r>
+      <w:pPr>
+        <w:pStyle w:val="Heading3"/>
+      </w:pPr>
+      <w:r>
+        <w:t>Project checkpoint</w:t>
+      </w:r>
+    </w:p>
+    <w:p>
+      <w:pPr>
+        <w:spacing w:line="336" w:lineRule="auto" w:after="180"/>
+        <w:shd w:fill="EDF7F3"/>
+      </w:pPr>
+      <w:r>
+        <w:rPr>
+          <w:b w:val="0"/>
+        </w:rPr>
         <w:t>Project checkpoint: Evaluate and revise. Compare with your starting method, explain errors and record a justified revision.</w:t>
       </w:r>
     </w:p>
     <w:p>
-      <w:r>
-        <w:t>Use the weekly teacher answer for topic-specific reasoning. A saved progress tick is an activity record; judge mastery from the learner’s explanation and evidence.</w:t>
+      <w:pPr>
+        <w:spacing w:line="336" w:lineRule="auto" w:after="180"/>
+      </w:pPr>
+      <w:r>
+        <w:rPr>
+          <w:b w:val="0"/>
+        </w:rPr>
+        <w:t xml:space="preserve">Use the weekly teacher answer for topic-specific reasoning. A saved progress tick is an activity record; judge mastery from the learner’s explanation and </w:t>
+      </w:r>
+      <w:r>
+        <w:rPr>
+          <w:b/>
+        </w:rPr>
+        <w:t>evidence</w:t>
+      </w:r>
+      <w:r>
+        <w:rPr>
+          <w:b w:val="0"/>
+        </w:rPr>
+        <w:t>.</w:t>
       </w:r>
     </w:p>
     <w:p>
@@ -3156,27 +5879,962 @@
     </w:p>
     <w:p>
       <w:r>
-        <w:t>Use the two formative questions as supported practice, not as independent mastery scores. Discuss the deciding evidence rather than accepting a guessed selection.</w:t>
-      </w:r>
-    </w:p>
-    <w:p>
-      <w:r>
+        <w:t>Use feedback, earlier review and portfolios purposefully. Apply the coding routine only when this lesson has an executable lab.</w:t>
+      </w:r>
+    </w:p>
+    <w:p>
+      <w:pPr>
+        <w:spacing w:line="336" w:lineRule="auto" w:after="180"/>
+      </w:pPr>
+      <w:r>
+        <w:rPr>
+          <w:b w:val="0"/>
+        </w:rPr>
+        <w:t xml:space="preserve">Use the two formative questions as supported practice, not as independent mastery scores. Discuss the deciding </w:t>
+      </w:r>
+      <w:r>
+        <w:rPr>
+          <w:b/>
+        </w:rPr>
+        <w:t>evidence</w:t>
+      </w:r>
+      <w:r>
+        <w:rPr>
+          <w:b w:val="0"/>
+        </w:rPr>
+        <w:t xml:space="preserve"> rather than accepting a guessed selection.</w:t>
+      </w:r>
+    </w:p>
+    <w:p>
+      <w:pPr>
+        <w:spacing w:line="336" w:lineRule="auto" w:after="180"/>
+      </w:pPr>
+      <w:r>
+        <w:rPr>
+          <w:b w:val="0"/>
+        </w:rPr>
         <w:t>The feedback comes from the reviewed public worked case. Do not reveal the separately reserved independent teacher answer until the learner has attempted that case.</w:t>
       </w:r>
     </w:p>
     <w:p>
-      <w:r>
-        <w:t>Ask students to predict before running code. Preserve errors and actual outputs; collect a changed test and an explanation. The branch-boundary and indexing lessons deliberately include failure cases.</w:t>
-      </w:r>
-    </w:p>
-    <w:p>
-      <w:r>
+      <w:pPr>
+        <w:pStyle w:val="Heading3"/>
+      </w:pPr>
+      <w:r>
+        <w:t>For later coding lessons</w:t>
+      </w:r>
+    </w:p>
+    <w:p>
+      <w:r>
+        <w:t>This week has no code block. Use this routine when a later lesson includes an executable lab.</w:t>
+      </w:r>
+    </w:p>
+    <w:p>
+      <w:pPr>
+        <w:spacing w:line="336" w:lineRule="auto" w:after="180"/>
+        <w:shd w:fill="F1F6F8"/>
+      </w:pPr>
+      <w:r>
+        <w:rPr>
+          <w:b w:val="0"/>
+        </w:rPr>
+        <w:t xml:space="preserve">Ask students to predict before running code. Preserve errors and actual </w:t>
+      </w:r>
+      <w:r>
+        <w:rPr>
+          <w:b/>
+        </w:rPr>
+        <w:t>output</w:t>
+      </w:r>
+      <w:r>
+        <w:rPr>
+          <w:b w:val="0"/>
+        </w:rPr>
+        <w:t>s; collect a changed test and an explanation. The branch-boundary and indexing lessons deliberately include failure cases.</w:t>
+      </w:r>
+    </w:p>
+    <w:p>
+      <w:pPr>
+        <w:spacing w:line="336" w:lineRule="auto" w:after="180"/>
+      </w:pPr>
+      <w:r>
+        <w:rPr>
+          <w:b w:val="0"/>
+        </w:rPr>
         <w:t>Use the earlier worked-explanation links to address a specific missing building block, then return to the current question. Adapt this suggestion after observing the learner; it is not an automatic diagnosis.</w:t>
       </w:r>
     </w:p>
     <w:p>
-      <w:r>
-        <w:t>Collect the completed-work portfolio as evidence. Record support separately from correctness, and assess explanation, trace/test and limitations. Progress ticks and quiz selections alone do not establish mastery.</w:t>
+      <w:pPr>
+        <w:spacing w:line="336" w:lineRule="auto" w:after="180"/>
+      </w:pPr>
+      <w:r>
+        <w:rPr>
+          <w:b w:val="0"/>
+        </w:rPr>
+        <w:t xml:space="preserve">Collect the completed-work portfolio as </w:t>
+      </w:r>
+      <w:r>
+        <w:rPr>
+          <w:b/>
+        </w:rPr>
+        <w:t>evidence</w:t>
+      </w:r>
+      <w:r>
+        <w:rPr>
+          <w:b w:val="0"/>
+        </w:rPr>
+        <w:t>. Record support separately from correctness, and assess explanation, trace/test and limitations. Progress ticks and quiz selections alone do not establish mastery.</w:t>
+      </w:r>
+    </w:p>
+    <w:p>
+      <w:pPr>
+        <w:pStyle w:val="Heading1"/>
+      </w:pPr>
+      <w:r>
+        <w:t>09. Visual concept journey</w:t>
+      </w:r>
+    </w:p>
+    <w:p>
+      <w:r>
+        <w:t>Show one Prototype a Grounded Assistant graphic at a time, request a prediction and discuss its trace before the independent assessment.</w:t>
+      </w:r>
+    </w:p>
+    <w:p>
+      <w:pPr>
+        <w:spacing w:line="336" w:lineRule="auto" w:after="180"/>
+      </w:pPr>
+      <w:r>
+        <w:rPr>
+          <w:b w:val="0"/>
+        </w:rPr>
+        <w:t xml:space="preserve">Use one picture at a time. Hide a worked result before asking for a </w:t>
+      </w:r>
+      <w:r>
+        <w:rPr>
+          <w:b/>
+        </w:rPr>
+        <w:t>prediction</w:t>
+      </w:r>
+      <w:r>
+        <w:rPr>
+          <w:b w:val="0"/>
+        </w:rPr>
+        <w:t>, then reveal it for feedback. These are supported teaching cases; retain the separate independent assessment for a fresh first attempt.</w:t>
+      </w:r>
+    </w:p>
+    <w:p>
+      <w:pPr>
+        <w:pStyle w:val="Heading3"/>
+      </w:pPr>
+      <w:r>
+        <w:t>01. Prototype a Grounded Assistant: the case</w:t>
+      </w:r>
+    </w:p>
+    <w:p>
+      <w:r>
+        <w:drawing>
+          <wp:inline xmlns:a="http://schemas.openxmlformats.org/drawingml/2006/main" xmlns:pic="http://schemas.openxmlformats.org/drawingml/2006/picture">
+            <wp:extent cx="5486400" cy="3142488"/>
+            <wp:docPr id="2" name="Picture 2" descr="Build a minimal grounded study answer with checks between retrieval and display. Supplied facts: Source PL2: seedlings need water. Source PL3: this activity checks soil daily. Question: what does this activity check daily? All inputs and outcomes in this worked example are invented classroom data; no real model run is claimed."/>
+            <wp:cNvGraphicFramePr>
+              <a:graphicFrameLocks noChangeAspect="1"/>
+            </wp:cNvGraphicFramePr>
+            <a:graphic>
+              <a:graphicData uri="http://schemas.openxmlformats.org/drawingml/2006/picture">
+                <pic:pic>
+                  <pic:nvPicPr>
+                    <pic:cNvPr id="0" name="academy-story-ai-3-24-01.png"/>
+                    <pic:cNvPicPr/>
+                  </pic:nvPicPr>
+                  <pic:blipFill>
+                    <a:blip r:embed="rId10"/>
+                    <a:stretch>
+                      <a:fillRect/>
+                    </a:stretch>
+                  </pic:blipFill>
+                  <pic:spPr>
+                    <a:xfrm>
+                      <a:off x="0" y="0"/>
+                      <a:ext cx="5486400" cy="3142488"/>
+                    </a:xfrm>
+                    <a:prstGeom prst="rect"/>
+                  </pic:spPr>
+                </pic:pic>
+              </a:graphicData>
+            </a:graphic>
+          </wp:inline>
+        </w:drawing>
+      </w:r>
+    </w:p>
+    <w:p>
+      <w:pPr>
+        <w:spacing w:line="336" w:lineRule="auto" w:after="180"/>
+      </w:pPr>
+      <w:r>
+        <w:rPr>
+          <w:b w:val="0"/>
+        </w:rPr>
+        <w:t>Build a minimal grounded study answer with checks between retrieval and display. Supplied facts: Source PL2: seedlings need water. Source PL3: this activity checks soil daily. Question: what does this activity check daily?</w:t>
+      </w:r>
+    </w:p>
+    <w:p>
+      <w:pPr>
+        <w:spacing w:line="336" w:lineRule="auto" w:after="180"/>
+      </w:pPr>
+      <w:r>
+        <w:rPr>
+          <w:b w:val="0"/>
+        </w:rPr>
+        <w:t xml:space="preserve">All </w:t>
+      </w:r>
+      <w:r>
+        <w:rPr>
+          <w:b/>
+        </w:rPr>
+        <w:t>input</w:t>
+      </w:r>
+      <w:r>
+        <w:rPr>
+          <w:b w:val="0"/>
+        </w:rPr>
+        <w:t>s and outcomes in this worked example are invented classroom data; no real model run is claimed.</w:t>
+      </w:r>
+    </w:p>
+    <w:p>
+      <w:pPr>
+        <w:spacing w:line="336" w:lineRule="auto" w:after="180"/>
+        <w:shd w:fill="F5F1FB"/>
+      </w:pPr>
+      <w:r>
+        <w:rPr>
+          <w:b w:val="0"/>
+        </w:rPr>
+        <w:t>Point to the given fact that matters most. Explain why it matters.</w:t>
+      </w:r>
+    </w:p>
+    <w:p>
+      <w:pPr>
+        <w:pStyle w:val="Heading3"/>
+      </w:pPr>
+      <w:r>
+        <w:t>Discuss while showing the picture</w:t>
+      </w:r>
+    </w:p>
+    <w:p>
+      <w:pPr>
+        <w:spacing w:line="336" w:lineRule="auto" w:after="180"/>
+        <w:shd w:fill="F1F6F8"/>
+      </w:pPr>
+      <w:r>
+        <w:rPr>
+          <w:b w:val="0"/>
+        </w:rPr>
+        <w:t>Teacher prompt: Point to the given fact that matters most. Explain why it matters. Ask learners to describe one label or arrow in ordinary words. Use the adjacent transcript if the image is difficult to see.</w:t>
+      </w:r>
+    </w:p>
+    <w:p>
+      <w:pPr>
+        <w:pStyle w:val="Heading3"/>
+      </w:pPr>
+      <w:r>
+        <w:t>02. Follow the deciding steps</w:t>
+      </w:r>
+    </w:p>
+    <w:p>
+      <w:r>
+        <w:drawing>
+          <wp:inline xmlns:a="http://schemas.openxmlformats.org/drawingml/2006/main" xmlns:pic="http://schemas.openxmlformats.org/drawingml/2006/picture">
+            <wp:extent cx="5486400" cy="3337560"/>
+            <wp:docPr id="3" name="Picture 3" descr="Retrieve evidence: PL3 directly supports the daily soil-check claim; PL2 supplies a different fact. → Match question: Choose the activity’s soil check, not a general watering recommendation. → Validate draft: Display “This activity checks soil daily [PL3]”; reject an invented twice-daily watering schedule."/>
+            <wp:cNvGraphicFramePr>
+              <a:graphicFrameLocks noChangeAspect="1"/>
+            </wp:cNvGraphicFramePr>
+            <a:graphic>
+              <a:graphicData uri="http://schemas.openxmlformats.org/drawingml/2006/picture">
+                <pic:pic>
+                  <pic:nvPicPr>
+                    <pic:cNvPr id="0" name="academy-story-ai-3-24-02.png"/>
+                    <pic:cNvPicPr/>
+                  </pic:nvPicPr>
+                  <pic:blipFill>
+                    <a:blip r:embed="rId11"/>
+                    <a:stretch>
+                      <a:fillRect/>
+                    </a:stretch>
+                  </pic:blipFill>
+                  <pic:spPr>
+                    <a:xfrm>
+                      <a:off x="0" y="0"/>
+                      <a:ext cx="5486400" cy="3337560"/>
+                    </a:xfrm>
+                    <a:prstGeom prst="rect"/>
+                  </pic:spPr>
+                </pic:pic>
+              </a:graphicData>
+            </a:graphic>
+          </wp:inline>
+        </w:drawing>
+      </w:r>
+    </w:p>
+    <w:p>
+      <w:pPr>
+        <w:spacing w:line="336" w:lineRule="auto" w:after="180"/>
+      </w:pPr>
+      <w:r>
+        <w:rPr>
+          <w:b w:val="0"/>
+        </w:rPr>
+        <w:t xml:space="preserve">Retrieve </w:t>
+      </w:r>
+      <w:r>
+        <w:rPr>
+          <w:b/>
+        </w:rPr>
+        <w:t>evidence</w:t>
+      </w:r>
+      <w:r>
+        <w:rPr>
+          <w:b w:val="0"/>
+        </w:rPr>
+        <w:t>: PL3 directly supports the daily soil-check claim; PL2 supplies a different fact. → Match question: Choose the activity’s soil check, not a general watering recommendation. → Validate draft: Display “This activity checks soil daily [PL3]”; reject an invented twice-daily watering schedule.</w:t>
+      </w:r>
+    </w:p>
+    <w:p>
+      <w:pPr>
+        <w:spacing w:line="336" w:lineRule="auto" w:after="180"/>
+        <w:shd w:fill="F5F1FB"/>
+      </w:pPr>
+      <w:r>
+        <w:rPr>
+          <w:b w:val="0"/>
+        </w:rPr>
+        <w:t xml:space="preserve">Point to each numbered stage and explain which recorded </w:t>
+      </w:r>
+      <w:r>
+        <w:rPr>
+          <w:b/>
+        </w:rPr>
+        <w:t>input</w:t>
+      </w:r>
+      <w:r>
+        <w:rPr>
+          <w:b w:val="0"/>
+        </w:rPr>
+        <w:t xml:space="preserve"> it uses.</w:t>
+      </w:r>
+    </w:p>
+    <w:p>
+      <w:pPr>
+        <w:pStyle w:val="Heading3"/>
+      </w:pPr>
+      <w:r>
+        <w:t>Discuss while showing the picture</w:t>
+      </w:r>
+    </w:p>
+    <w:p>
+      <w:pPr>
+        <w:spacing w:line="336" w:lineRule="auto" w:after="180"/>
+        <w:shd w:fill="F1F6F8"/>
+      </w:pPr>
+      <w:r>
+        <w:rPr>
+          <w:b w:val="0"/>
+        </w:rPr>
+        <w:t xml:space="preserve">Teacher prompt: Point to each numbered stage and explain which recorded </w:t>
+      </w:r>
+      <w:r>
+        <w:rPr>
+          <w:b/>
+        </w:rPr>
+        <w:t>input</w:t>
+      </w:r>
+      <w:r>
+        <w:rPr>
+          <w:b w:val="0"/>
+        </w:rPr>
+        <w:t xml:space="preserve"> it uses. Ask learners to describe one label or arrow in ordinary words. Use the adjacent transcript if the image is difficult to see.</w:t>
+      </w:r>
+    </w:p>
+    <w:p>
+      <w:pPr>
+        <w:pStyle w:val="Heading3"/>
+      </w:pPr>
+      <w:r>
+        <w:t>03. Capstone grounded assistant — evidence trace</w:t>
+      </w:r>
+    </w:p>
+    <w:p>
+      <w:r>
+        <w:drawing>
+          <wp:inline xmlns:a="http://schemas.openxmlformats.org/drawingml/2006/main" xmlns:pic="http://schemas.openxmlformats.org/drawingml/2006/picture">
+            <wp:extent cx="5486400" cy="3145536"/>
+            <wp:docPr id="4" name="Picture 4" descr="Capstone grounded assistant — evidence trace. Request room B; retrieved approval names B but register names C. Draft gives capacity 10 from C. | A supported response requires current matching approval and register records. Any retrieval or validation failure gives needs_review with null claims. The classroom implementation performs no booking or external action. | Same-room support fails before or during semantic validation. Return needs_review with null claims; the draft capacity is unsupported for B."/>
+            <wp:cNvGraphicFramePr>
+              <a:graphicFrameLocks noChangeAspect="1"/>
+            </wp:cNvGraphicFramePr>
+            <a:graphic>
+              <a:graphicData uri="http://schemas.openxmlformats.org/drawingml/2006/picture">
+                <pic:pic>
+                  <pic:nvPicPr>
+                    <pic:cNvPr id="0" name="academy-story-ai-3-24-03.png"/>
+                    <pic:cNvPicPr/>
+                  </pic:nvPicPr>
+                  <pic:blipFill>
+                    <a:blip r:embed="rId12"/>
+                    <a:stretch>
+                      <a:fillRect/>
+                    </a:stretch>
+                  </pic:blipFill>
+                  <pic:spPr>
+                    <a:xfrm>
+                      <a:off x="0" y="0"/>
+                      <a:ext cx="5486400" cy="3145536"/>
+                    </a:xfrm>
+                    <a:prstGeom prst="rect"/>
+                  </pic:spPr>
+                </pic:pic>
+              </a:graphicData>
+            </a:graphic>
+          </wp:inline>
+        </w:drawing>
+      </w:r>
+    </w:p>
+    <w:p>
+      <w:pPr>
+        <w:spacing w:line="336" w:lineRule="auto" w:after="180"/>
+      </w:pPr>
+      <w:r>
+        <w:rPr>
+          <w:b w:val="0"/>
+        </w:rPr>
+        <w:t xml:space="preserve">Capstone grounded assistant — </w:t>
+      </w:r>
+      <w:r>
+        <w:rPr>
+          <w:b/>
+        </w:rPr>
+        <w:t>evidence</w:t>
+      </w:r>
+      <w:r>
+        <w:rPr>
+          <w:b w:val="0"/>
+        </w:rPr>
+        <w:t xml:space="preserve"> trace. Request room B; retrieved approval names B but register names C. Draft gives capacity 10 from C. | A supported response requires current matching approval and register records.</w:t>
+      </w:r>
+    </w:p>
+    <w:p>
+      <w:pPr>
+        <w:spacing w:line="336" w:lineRule="auto" w:after="180"/>
+      </w:pPr>
+      <w:r>
+        <w:rPr>
+          <w:b w:val="0"/>
+        </w:rPr>
+        <w:t>Any retrieval or validation failure gives needs_review with null claims. The classroom implementation performs no booking or external action. | Same-room support fails before or during semantic validation.</w:t>
+      </w:r>
+    </w:p>
+    <w:p>
+      <w:pPr>
+        <w:spacing w:line="336" w:lineRule="auto" w:after="180"/>
+      </w:pPr>
+      <w:r>
+        <w:rPr>
+          <w:b w:val="0"/>
+        </w:rPr>
+        <w:t>Return needs_review with null claims; the draft capacity is unsupported for B.</w:t>
+      </w:r>
+    </w:p>
+    <w:p>
+      <w:pPr>
+        <w:spacing w:line="336" w:lineRule="auto" w:after="180"/>
+        <w:shd w:fill="F5F1FB"/>
+      </w:pPr>
+      <w:r>
+        <w:rPr>
+          <w:b w:val="0"/>
+        </w:rPr>
+        <w:t>Read the labels and values. Explain the relationship the model shows.</w:t>
+      </w:r>
+    </w:p>
+    <w:p>
+      <w:pPr>
+        <w:pStyle w:val="Heading3"/>
+      </w:pPr>
+      <w:r>
+        <w:t>Discuss while showing the picture</w:t>
+      </w:r>
+    </w:p>
+    <w:p>
+      <w:pPr>
+        <w:spacing w:line="336" w:lineRule="auto" w:after="180"/>
+        <w:shd w:fill="F1F6F8"/>
+      </w:pPr>
+      <w:r>
+        <w:rPr>
+          <w:b w:val="0"/>
+        </w:rPr>
+        <w:t>Teacher prompt: Read the labels and values. Explain the relationship the model shows. Ask learners to describe one label or arrow in ordinary words. Use the adjacent transcript if the image is difficult to see.</w:t>
+      </w:r>
+    </w:p>
+    <w:p>
+      <w:pPr>
+        <w:pStyle w:val="Heading3"/>
+      </w:pPr>
+      <w:r>
+        <w:t>04. Change one thing. Trace what follows.</w:t>
+      </w:r>
+    </w:p>
+    <w:p>
+      <w:r>
+        <w:drawing>
+          <wp:inline xmlns:a="http://schemas.openxmlformats.org/drawingml/2006/main" xmlns:pic="http://schemas.openxmlformats.org/drawingml/2006/picture">
+            <wp:extent cx="5486400" cy="3041904"/>
+            <wp:docPr id="5" name="Picture 5" descr="Original case: Display “This activity checks soil daily [PL3]”; reject an invented twice-daily watering schedule. Changed condition: PL3 is absent while PL2 remains. Expected result: Explain that the daily check is not specified in the available source. Reason: The remaining general water fact does not establish this activity’s schedule."/>
+            <wp:cNvGraphicFramePr>
+              <a:graphicFrameLocks noChangeAspect="1"/>
+            </wp:cNvGraphicFramePr>
+            <a:graphic>
+              <a:graphicData uri="http://schemas.openxmlformats.org/drawingml/2006/picture">
+                <pic:pic>
+                  <pic:nvPicPr>
+                    <pic:cNvPr id="0" name="academy-story-ai-3-24-04.png"/>
+                    <pic:cNvPicPr/>
+                  </pic:nvPicPr>
+                  <pic:blipFill>
+                    <a:blip r:embed="rId13"/>
+                    <a:stretch>
+                      <a:fillRect/>
+                    </a:stretch>
+                  </pic:blipFill>
+                  <pic:spPr>
+                    <a:xfrm>
+                      <a:off x="0" y="0"/>
+                      <a:ext cx="5486400" cy="3041904"/>
+                    </a:xfrm>
+                    <a:prstGeom prst="rect"/>
+                  </pic:spPr>
+                </pic:pic>
+              </a:graphicData>
+            </a:graphic>
+          </wp:inline>
+        </w:drawing>
+      </w:r>
+    </w:p>
+    <w:p>
+      <w:pPr>
+        <w:spacing w:line="336" w:lineRule="auto" w:after="180"/>
+      </w:pPr>
+      <w:r>
+        <w:rPr>
+          <w:b w:val="0"/>
+        </w:rPr>
+        <w:t>Original case: Display “This activity checks soil daily [PL3]”; reject an invented twice-daily watering schedule. Changed condition: PL3 is absent while PL2 remains.</w:t>
+      </w:r>
+    </w:p>
+    <w:p>
+      <w:pPr>
+        <w:spacing w:line="336" w:lineRule="auto" w:after="180"/>
+      </w:pPr>
+      <w:r>
+        <w:rPr>
+          <w:b w:val="0"/>
+        </w:rPr>
+        <w:t>Expected result: Explain that the daily check is not specified in the available source. Reason: The remaining general water fact does not establish this activity’s schedule.</w:t>
+      </w:r>
+    </w:p>
+    <w:p>
+      <w:pPr>
+        <w:spacing w:line="336" w:lineRule="auto" w:after="180"/>
+        <w:shd w:fill="F5F1FB"/>
+      </w:pPr>
+      <w:r>
+        <w:rPr>
+          <w:b w:val="0"/>
+        </w:rPr>
+        <w:t>Predict before checking the worked changed-case result. Name what changed and what the supplied facts allow you to conclude.</w:t>
+      </w:r>
+    </w:p>
+    <w:p>
+      <w:pPr>
+        <w:pStyle w:val="Heading3"/>
+      </w:pPr>
+      <w:r>
+        <w:t>Discuss while showing the picture</w:t>
+      </w:r>
+    </w:p>
+    <w:p>
+      <w:pPr>
+        <w:spacing w:line="336" w:lineRule="auto" w:after="180"/>
+        <w:shd w:fill="F1F6F8"/>
+      </w:pPr>
+      <w:r>
+        <w:rPr>
+          <w:b w:val="0"/>
+        </w:rPr>
+        <w:t>Teacher prompt: Predict before checking the worked changed-case result. Name what changed and what the supplied facts allow you to conclude. Ask learners to describe one label or arrow in ordinary words.</w:t>
+      </w:r>
+    </w:p>
+    <w:p>
+      <w:pPr>
+        <w:spacing w:line="336" w:lineRule="auto" w:after="180"/>
+        <w:shd w:fill="F1F6F8"/>
+      </w:pPr>
+      <w:r>
+        <w:rPr>
+          <w:b w:val="0"/>
+        </w:rPr>
+        <w:t>Use the adjacent transcript if the image is difficult to see. Changed-case reasoning: The remaining general water fact does not establish this activity’s schedule.</w:t>
+      </w:r>
+    </w:p>
+    <w:p>
+      <w:pPr>
+        <w:pStyle w:val="Heading3"/>
+      </w:pPr>
+      <w:r>
+        <w:t>05. Connect the explanation to its limit</w:t>
+      </w:r>
+    </w:p>
+    <w:p>
+      <w:r>
+        <w:drawing>
+          <wp:inline xmlns:a="http://schemas.openxmlformats.org/drawingml/2006/main" xmlns:pic="http://schemas.openxmlformats.org/drawingml/2006/picture">
+            <wp:extent cx="5486400" cy="2834640"/>
+            <wp:docPr id="6" name="Picture 6" descr="Read the picture in order. Display “This activity checks soil daily [PL3]”; reject an invented twice-daily watering schedule. The arrows show which recorded input or intermediate result each decision uses. Explain the deciding step aloud before checking the changed case; pointing to the final answer alone does not show how it follows. Limit: A grounded prototype still needs an evaluation set and permission checks before anyone relies on it."/>
+            <wp:cNvGraphicFramePr>
+              <a:graphicFrameLocks noChangeAspect="1"/>
+            </wp:cNvGraphicFramePr>
+            <a:graphic>
+              <a:graphicData uri="http://schemas.openxmlformats.org/drawingml/2006/picture">
+                <pic:pic>
+                  <pic:nvPicPr>
+                    <pic:cNvPr id="0" name="academy-story-ai-3-24-05.png"/>
+                    <pic:cNvPicPr/>
+                  </pic:nvPicPr>
+                  <pic:blipFill>
+                    <a:blip r:embed="rId14"/>
+                    <a:stretch>
+                      <a:fillRect/>
+                    </a:stretch>
+                  </pic:blipFill>
+                  <pic:spPr>
+                    <a:xfrm>
+                      <a:off x="0" y="0"/>
+                      <a:ext cx="5486400" cy="2834640"/>
+                    </a:xfrm>
+                    <a:prstGeom prst="rect"/>
+                  </pic:spPr>
+                </pic:pic>
+              </a:graphicData>
+            </a:graphic>
+          </wp:inline>
+        </w:drawing>
+      </w:r>
+    </w:p>
+    <w:p>
+      <w:pPr>
+        <w:spacing w:line="336" w:lineRule="auto" w:after="180"/>
+      </w:pPr>
+      <w:r>
+        <w:rPr>
+          <w:b w:val="0"/>
+        </w:rPr>
+        <w:t xml:space="preserve">Read the picture in order. Display “This activity checks soil daily [PL3]”; reject an invented twice-daily watering schedule. The arrows show which recorded </w:t>
+      </w:r>
+      <w:r>
+        <w:rPr>
+          <w:b/>
+        </w:rPr>
+        <w:t>input</w:t>
+      </w:r>
+      <w:r>
+        <w:rPr>
+          <w:b w:val="0"/>
+        </w:rPr>
+        <w:t xml:space="preserve"> or intermediate result each decision uses.</w:t>
+      </w:r>
+    </w:p>
+    <w:p>
+      <w:pPr>
+        <w:spacing w:line="336" w:lineRule="auto" w:after="180"/>
+      </w:pPr>
+      <w:r>
+        <w:rPr>
+          <w:b w:val="0"/>
+        </w:rPr>
+        <w:t>Explain the deciding step aloud before checking the changed case; pointing to the final answer alone does not show how it follows.</w:t>
+      </w:r>
+    </w:p>
+    <w:p>
+      <w:pPr>
+        <w:spacing w:line="336" w:lineRule="auto" w:after="180"/>
+      </w:pPr>
+      <w:r>
+        <w:rPr>
+          <w:b w:val="0"/>
+        </w:rPr>
+        <w:t xml:space="preserve">Limit: A grounded </w:t>
+      </w:r>
+      <w:r>
+        <w:rPr>
+          <w:b/>
+        </w:rPr>
+        <w:t>prototype</w:t>
+      </w:r>
+      <w:r>
+        <w:rPr>
+          <w:b w:val="0"/>
+        </w:rPr>
+        <w:t xml:space="preserve"> still needs an evaluation set and permission checks before anyone relies on it.</w:t>
+      </w:r>
+    </w:p>
+    <w:p>
+      <w:pPr>
+        <w:spacing w:line="336" w:lineRule="auto" w:after="180"/>
+        <w:shd w:fill="F5F1FB"/>
+      </w:pPr>
+      <w:r>
+        <w:rPr>
+          <w:b w:val="0"/>
+        </w:rPr>
+        <w:t>Explain the case, then point to a limit on the claim.</w:t>
+      </w:r>
+    </w:p>
+    <w:p>
+      <w:pPr>
+        <w:pStyle w:val="Heading3"/>
+      </w:pPr>
+      <w:r>
+        <w:t>Discuss while showing the picture</w:t>
+      </w:r>
+    </w:p>
+    <w:p>
+      <w:pPr>
+        <w:spacing w:line="336" w:lineRule="auto" w:after="180"/>
+        <w:shd w:fill="F1F6F8"/>
+      </w:pPr>
+      <w:r>
+        <w:rPr>
+          <w:b w:val="0"/>
+        </w:rPr>
+        <w:t>Teacher prompt: Explain the case, then point to a limit on the claim. Ask learners to describe one label or arrow in ordinary words. Use the adjacent transcript if the image is difficult to see.</w:t>
+      </w:r>
+    </w:p>
+    <w:p>
+      <w:pPr>
+        <w:spacing w:line="336" w:lineRule="auto" w:after="180"/>
+        <w:shd w:fill="F1F6F8"/>
+      </w:pPr>
+      <w:r>
+        <w:rPr>
+          <w:b w:val="0"/>
+        </w:rPr>
+        <w:t xml:space="preserve">Keep the stated scope: A grounded </w:t>
+      </w:r>
+      <w:r>
+        <w:rPr>
+          <w:b/>
+        </w:rPr>
+        <w:t>prototype</w:t>
+      </w:r>
+      <w:r>
+        <w:rPr>
+          <w:b w:val="0"/>
+        </w:rPr>
+        <w:t xml:space="preserve"> still needs an evaluation set and permission checks before anyone relies on it.</w:t>
+      </w:r>
+    </w:p>
+    <w:p>
+      <w:pPr>
+        <w:pStyle w:val="Heading3"/>
+      </w:pPr>
+      <w:r>
+        <w:t>06. Make the idea visible in your project</w:t>
+      </w:r>
+    </w:p>
+    <w:p>
+      <w:r>
+        <w:drawing>
+          <wp:inline xmlns:a="http://schemas.openxmlformats.org/drawingml/2006/main" xmlns:pic="http://schemas.openxmlformats.org/drawingml/2006/picture">
+            <wp:extent cx="5486400" cy="3681984"/>
+            <wp:docPr id="7" name="Picture 7" descr="For your Verified Study Buddy, save the input, procedure, observed result and limitation of this check. Label this worked example as practice; use a different, previously unreviewed case when checking independent understanding. Draw your input, deciding step, result and limit. Supported question: Can PL2 alone support “check the soil daily”? Point to the relevant step in the picture, then write the changed result and the rule or evidence that supports it."/>
+            <wp:cNvGraphicFramePr>
+              <a:graphicFrameLocks noChangeAspect="1"/>
+            </wp:cNvGraphicFramePr>
+            <a:graphic>
+              <a:graphicData uri="http://schemas.openxmlformats.org/drawingml/2006/picture">
+                <pic:pic>
+                  <pic:nvPicPr>
+                    <pic:cNvPr id="0" name="academy-story-ai-3-24-06.png"/>
+                    <pic:cNvPicPr/>
+                  </pic:nvPicPr>
+                  <pic:blipFill>
+                    <a:blip r:embed="rId15"/>
+                    <a:stretch>
+                      <a:fillRect/>
+                    </a:stretch>
+                  </pic:blipFill>
+                  <pic:spPr>
+                    <a:xfrm>
+                      <a:off x="0" y="0"/>
+                      <a:ext cx="5486400" cy="3681984"/>
+                    </a:xfrm>
+                    <a:prstGeom prst="rect"/>
+                  </pic:spPr>
+                </pic:pic>
+              </a:graphicData>
+            </a:graphic>
+          </wp:inline>
+        </w:drawing>
+      </w:r>
+    </w:p>
+    <w:p>
+      <w:pPr>
+        <w:spacing w:line="336" w:lineRule="auto" w:after="180"/>
+      </w:pPr>
+      <w:r>
+        <w:rPr>
+          <w:b w:val="0"/>
+        </w:rPr>
+        <w:t xml:space="preserve">For your Verified Study Buddy, save the </w:t>
+      </w:r>
+      <w:r>
+        <w:rPr>
+          <w:b/>
+        </w:rPr>
+        <w:t>input</w:t>
+      </w:r>
+      <w:r>
+        <w:rPr>
+          <w:b w:val="0"/>
+        </w:rPr>
+        <w:t>, procedure, observed result and limitation of this check.</w:t>
+      </w:r>
+    </w:p>
+    <w:p>
+      <w:pPr>
+        <w:spacing w:line="336" w:lineRule="auto" w:after="180"/>
+      </w:pPr>
+      <w:r>
+        <w:rPr>
+          <w:b w:val="0"/>
+        </w:rPr>
+        <w:t xml:space="preserve">Label this worked example as practice; use a different, previously unreviewed case when checking independent understanding. Draw your </w:t>
+      </w:r>
+      <w:r>
+        <w:rPr>
+          <w:b/>
+        </w:rPr>
+        <w:t>input</w:t>
+      </w:r>
+      <w:r>
+        <w:rPr>
+          <w:b w:val="0"/>
+        </w:rPr>
+        <w:t>, deciding step, result and limit.</w:t>
+      </w:r>
+    </w:p>
+    <w:p>
+      <w:pPr>
+        <w:spacing w:line="336" w:lineRule="auto" w:after="180"/>
+      </w:pPr>
+      <w:r>
+        <w:rPr>
+          <w:b w:val="0"/>
+        </w:rPr>
+        <w:t xml:space="preserve">Supported question: Can PL2 alone support “check the soil daily”? Point to the relevant step in the picture, then write the changed result and the rule or </w:t>
+      </w:r>
+      <w:r>
+        <w:rPr>
+          <w:b/>
+        </w:rPr>
+        <w:t>evidence</w:t>
+      </w:r>
+      <w:r>
+        <w:rPr>
+          <w:b w:val="0"/>
+        </w:rPr>
+        <w:t xml:space="preserve"> that supports it.</w:t>
+      </w:r>
+    </w:p>
+    <w:p>
+      <w:pPr>
+        <w:spacing w:line="336" w:lineRule="auto" w:after="180"/>
+        <w:shd w:fill="F5F1FB"/>
+      </w:pPr>
+      <w:r>
+        <w:rPr>
+          <w:b w:val="0"/>
+        </w:rPr>
+        <w:t xml:space="preserve">Draw your project trace and justify the deciding step using </w:t>
+      </w:r>
+      <w:r>
+        <w:rPr>
+          <w:b/>
+        </w:rPr>
+        <w:t>evidence</w:t>
+      </w:r>
+      <w:r>
+        <w:rPr>
+          <w:b w:val="0"/>
+        </w:rPr>
+        <w:t>.</w:t>
+      </w:r>
+    </w:p>
+    <w:p>
+      <w:pPr>
+        <w:pStyle w:val="Heading3"/>
+      </w:pPr>
+      <w:r>
+        <w:t>Discuss while showing the picture</w:t>
+      </w:r>
+    </w:p>
+    <w:p>
+      <w:pPr>
+        <w:spacing w:line="336" w:lineRule="auto" w:after="180"/>
+        <w:shd w:fill="F1F6F8"/>
+      </w:pPr>
+      <w:r>
+        <w:rPr>
+          <w:b w:val="0"/>
+        </w:rPr>
+        <w:t xml:space="preserve">Teacher prompt: Draw your project trace and justify the deciding step using </w:t>
+      </w:r>
+      <w:r>
+        <w:rPr>
+          <w:b/>
+        </w:rPr>
+        <w:t>evidence</w:t>
+      </w:r>
+      <w:r>
+        <w:rPr>
+          <w:b w:val="0"/>
+        </w:rPr>
+        <w:t>. Ask learners to describe one label or arrow in ordinary words. Use the adjacent transcript if the image is difficult to see.</w:t>
+      </w:r>
+    </w:p>
+    <w:p>
+      <w:pPr>
+        <w:spacing w:line="336" w:lineRule="auto" w:after="180"/>
+        <w:shd w:fill="F1F6F8"/>
+      </w:pPr>
+      <w:r>
+        <w:rPr>
+          <w:b w:val="0"/>
+        </w:rPr>
+        <w:t>Supported practice key: No. PL2 says seedlings need water and does not give the checking schedule; the assistant should report the gap. Changed-case check: Explain that the daily check is not specified in the available source.</w:t>
+      </w:r>
+    </w:p>
+    <w:p>
+      <w:pPr>
+        <w:spacing w:line="336" w:lineRule="auto" w:after="180"/>
+        <w:shd w:fill="F1F6F8"/>
+      </w:pPr>
+      <w:r>
+        <w:rPr>
+          <w:b w:val="0"/>
+        </w:rPr>
+        <w:t>The remaining general water fact does not establish this activity’s schedule.</w:t>
       </w:r>
     </w:p>
     <w:sectPr>

--- a/downloads/teacher/ai-3-week-24.docx
+++ b/downloads/teacher/ai-3-week-24.docx
@@ -201,7 +201,7 @@
           </w:tcPr>
           <w:p>
             <w:r>
-              <w:t>Sections 9 and 11–14. Give extra time to finish the full task set; use Section 15 when the week includes a coding lab.</w:t>
+              <w:t>Use “Run the investigation”, “Connect your project”, “Show what you know”, “Study a complete case” and “Try a new case independently”. Give extra time for the full task set. If this week has a coding lab, use its named section; section numbers can change when extra explanations are included.</w:t>
             </w:r>
           </w:p>
         </w:tc>
@@ -5455,7 +5455,7 @@
           </w:tcPr>
           <w:p>
             <w:r>
-              <w:t>Sections 9 and 11–14. Give extra time to finish the full task set; use Section 15 when the week includes a coding lab.</w:t>
+              <w:t>Use “Run the investigation”, “Connect your project”, “Show what you know”, “Study a complete case” and “Try a new case independently”. Give extra time for the full task set. If this week has a coding lab, use its named section; section numbers can change when extra explanations are included.</w:t>
             </w:r>
           </w:p>
         </w:tc>

--- a/downloads/teacher/ai-3-week-24.docx
+++ b/downloads/teacher/ai-3-week-24.docx
@@ -25,20 +25,38 @@
         <w:pStyle w:val="Heading1"/>
       </w:pPr>
       <w:r>
-        <w:t>01. Prototype a Grounded Assistant</w:t>
-      </w:r>
-    </w:p>
-    <w:p>
-      <w:r>
-        <w:t>Prepare Prototype a Grounded Assistant: check the target, prerequisites, resources and adaptable teaching schedule.</w:t>
-      </w:r>
-    </w:p>
-    <w:p>
-      <w:pPr>
-        <w:pStyle w:val="Heading3"/>
-      </w:pPr>
-      <w:r>
-        <w:t>Teach the learning cycle</w:t>
+        <w:t>Teach a prototype as a set of testable decisions.</w:t>
+      </w:r>
+    </w:p>
+    <w:p>
+      <w:r>
+        <w:t>Supply complete sources, preserve rejected drafts and distinguish development practice from fresh evaluation.</w:t>
+      </w:r>
+    </w:p>
+    <w:p>
+      <w:r>
+        <w:t>Ask what failed first, which evidence supports the output and what a repair changes.</w:t>
+      </w:r>
+    </w:p>
+    <w:p>
+      <w:pPr>
+        <w:pStyle w:val="Heading1"/>
+      </w:pPr>
+      <w:r>
+        <w:t>01. Prepare this connected week</w:t>
+      </w:r>
+    </w:p>
+    <w:p>
+      <w:r>
+        <w:t>Use one main plan and keep practice separate from the independent first attempt.</w:t>
+      </w:r>
+    </w:p>
+    <w:p>
+      <w:pPr>
+        <w:pStyle w:val="Heading2"/>
+      </w:pPr>
+      <w:r>
+        <w:t>Learning goal and precision</w:t>
       </w:r>
     </w:p>
     <w:p>
@@ -62,6 +80,154 @@
           <w:b w:val="0"/>
         </w:rPr>
         <w:t xml:space="preserve"> and terminology of capstone grounded assistant</w:t>
+      </w:r>
+    </w:p>
+    <w:p>
+      <w:pPr>
+        <w:spacing w:line="336" w:lineRule="auto" w:after="180"/>
+      </w:pPr>
+      <w:r>
+        <w:rPr>
+          <w:b w:val="0"/>
+        </w:rPr>
+        <w:t xml:space="preserve">Two 45-minute sessions. Build the assistant as a sequence of testable stages: validate request, retrieve authorised </w:t>
+      </w:r>
+      <w:r>
+        <w:rPr>
+          <w:b/>
+        </w:rPr>
+        <w:t>evidence</w:t>
+      </w:r>
+      <w:r>
+        <w:rPr>
+          <w:b w:val="0"/>
+        </w:rPr>
+        <w:t>, decide answerability, draft, validate and return. Avoid merging all errors into one model score.</w:t>
+      </w:r>
+    </w:p>
+    <w:p>
+      <w:pPr>
+        <w:spacing w:line="336" w:lineRule="auto" w:after="180"/>
+      </w:pPr>
+      <w:r>
+        <w:rPr>
+          <w:b w:val="0"/>
+        </w:rPr>
+        <w:t xml:space="preserve">Use the supplied constructed scenarios to make the </w:t>
+      </w:r>
+      <w:r>
+        <w:rPr>
+          <w:b/>
+        </w:rPr>
+        <w:t>mechanism</w:t>
+      </w:r>
+      <w:r>
+        <w:rPr>
+          <w:b w:val="0"/>
+        </w:rPr>
+        <w:t xml:space="preserve"> inspectable. Collect W4 before sharing solutions.</w:t>
+      </w:r>
+    </w:p>
+    <w:p>
+      <w:pPr>
+        <w:spacing w:line="336" w:lineRule="auto" w:after="180"/>
+      </w:pPr>
+      <w:r>
+        <w:rPr>
+          <w:b w:val="0"/>
+        </w:rPr>
+        <w:t xml:space="preserve">Students should name intermediate </w:t>
+      </w:r>
+      <w:r>
+        <w:rPr>
+          <w:b/>
+        </w:rPr>
+        <w:t>evidence</w:t>
+      </w:r>
+      <w:r>
+        <w:rPr>
+          <w:b w:val="0"/>
+        </w:rPr>
+        <w:t xml:space="preserve"> and limitations; classroom pacing and learning effectiveness remain unvalidated.</w:t>
+      </w:r>
+    </w:p>
+    <w:p>
+      <w:pPr>
+        <w:spacing w:line="336" w:lineRule="auto" w:after="180"/>
+      </w:pPr>
+      <w:r>
+        <w:rPr>
+          <w:b w:val="0"/>
+        </w:rPr>
+        <w:t xml:space="preserve">By the end, I can explain </w:t>
+      </w:r>
+      <w:r>
+        <w:rPr>
+          <w:b/>
+        </w:rPr>
+        <w:t>prototype</w:t>
+      </w:r>
+      <w:r>
+        <w:rPr>
+          <w:b w:val="0"/>
+        </w:rPr>
+        <w:t xml:space="preserve"> a grounded assistant using a traced example and a stated limitation.</w:t>
+      </w:r>
+    </w:p>
+    <w:p>
+      <w:pPr>
+        <w:pStyle w:val="Heading2"/>
+      </w:pPr>
+      <w:r>
+        <w:t>What to prepare</w:t>
+      </w:r>
+    </w:p>
+    <w:p>
+      <w:pPr>
+        <w:pStyle w:val="ListBullet"/>
+      </w:pPr>
+      <w:r>
+        <w:t>Use the supplied scenario, student illustrations and blank paper. For numeric work, offer counters or a calculator after learners show the setup. Fictional records are supplied; personal data and paid accounts are unnecessary.</w:t>
+      </w:r>
+    </w:p>
+    <w:p>
+      <w:pPr>
+        <w:pStyle w:val="ListBullet"/>
+      </w:pPr>
+      <w:r>
+        <w:t>Case exposure check: this source example appears in ai-3/24, ai-3/34. Reuse a familiar case for recall or modelling; verify that the case used to assess transfer has not already received feedback.</w:t>
+      </w:r>
+    </w:p>
+    <w:p>
+      <w:pPr>
+        <w:pStyle w:val="ListBullet"/>
+      </w:pPr>
+      <w:r>
+        <w:t>Lesson and workbook; paper and pencil</w:t>
+      </w:r>
+    </w:p>
+    <w:p>
+      <w:pPr>
+        <w:pStyle w:val="ListBullet"/>
+      </w:pPr>
+      <w:r>
+        <w:t>Calculator and optional local Python 3 for arithmetic; no live API or private data</w:t>
+      </w:r>
+    </w:p>
+    <w:p>
+      <w:pPr>
+        <w:pStyle w:val="ListBullet"/>
+      </w:pPr>
+      <w:r>
+        <w:t>Prepare the fresh retry separately and withhold its solution until after collection</w:t>
+      </w:r>
+    </w:p>
+    <w:p>
+      <w:pPr>
+        <w:pStyle w:val="Heading2"/>
+      </w:pPr>
+      <w:r>
+        <w:t>Main teaching plan</w:t>
       </w:r>
     </w:p>
     <w:tbl>
@@ -243,13 +409,302 @@
     </w:p>
     <w:p>
       <w:pPr>
+        <w:pStyle w:val="Heading2"/>
+      </w:pPr>
+      <w:r>
+        <w:t>Opening retrieval and readiness</w:t>
+      </w:r>
+    </w:p>
+    <w:p>
+      <w:pPr>
         <w:spacing w:line="336" w:lineRule="auto" w:after="180"/>
       </w:pPr>
       <w:r>
         <w:rPr>
           <w:b w:val="0"/>
         </w:rPr>
-        <w:t>Case exposure check: this source example appears in ai-3/24, ai-3/34. Reuse a familiar case for recall or modelling; verify that the case used to assess transfer has not already received feedback.</w:t>
+        <w:t>Without opening the old lesson, explain one key idea from Block to Python Bridge. Give an example and a mistake that the idea helps you avoid.</w:t>
+      </w:r>
+    </w:p>
+    <w:p>
+      <w:pPr>
+        <w:spacing w:line="336" w:lineRule="auto" w:after="180"/>
+      </w:pPr>
+      <w:r>
+        <w:rPr>
+          <w:b w:val="0"/>
+        </w:rPr>
+        <w:t>Look for: Translate a short paper calculation into a Python script</w:t>
+      </w:r>
+    </w:p>
+    <w:p>
+      <w:pPr>
+        <w:spacing w:line="336" w:lineRule="auto" w:after="180"/>
+      </w:pPr>
+      <w:r>
+        <w:rPr>
+          <w:b w:val="0"/>
+        </w:rPr>
+        <w:t>Reference example, not the only acceptable wording: packs = 4; per_pack = 6; total = packs * per_pack; print(total), each on its own line. The first two bind quantities, the third computes 24 and the fourth displays 24.</w:t>
+      </w:r>
+    </w:p>
+    <w:p>
+      <w:pPr>
+        <w:spacing w:line="336" w:lineRule="auto" w:after="180"/>
+      </w:pPr>
+      <w:r>
+        <w:rPr>
+          <w:b w:val="0"/>
+        </w:rPr>
+        <w:t xml:space="preserve">Assignment alone produces no displayed </w:t>
+      </w:r>
+      <w:r>
+        <w:rPr>
+          <w:b/>
+        </w:rPr>
+        <w:t>output</w:t>
+      </w:r>
+      <w:r>
+        <w:rPr>
+          <w:b w:val="0"/>
+        </w:rPr>
+        <w:t xml:space="preserve"> in this script.</w:t>
+      </w:r>
+    </w:p>
+    <w:p>
+      <w:pPr>
+        <w:spacing w:line="336" w:lineRule="auto" w:after="180"/>
+      </w:pPr>
+      <w:r>
+        <w:rPr>
+          <w:b w:val="0"/>
+        </w:rPr>
+        <w:t>Without opening the old lesson, explain one key idea from Tools and APIs. Give an example and a mistake that the idea helps you avoid.</w:t>
+      </w:r>
+    </w:p>
+    <w:p>
+      <w:pPr>
+        <w:spacing w:line="336" w:lineRule="auto" w:after="180"/>
+      </w:pPr>
+      <w:r>
+        <w:rPr>
+          <w:b w:val="0"/>
+        </w:rPr>
+        <w:t xml:space="preserve">Look for: Explain the </w:t>
+      </w:r>
+      <w:r>
+        <w:rPr>
+          <w:b/>
+        </w:rPr>
+        <w:t>mechanism</w:t>
+      </w:r>
+      <w:r>
+        <w:rPr>
+          <w:b w:val="0"/>
+        </w:rPr>
+        <w:t xml:space="preserve"> and terminology of tools and api contracts</w:t>
+      </w:r>
+    </w:p>
+    <w:p>
+      <w:pPr>
+        <w:spacing w:line="336" w:lineRule="auto" w:after="180"/>
+      </w:pPr>
+      <w:r>
+        <w:rPr>
+          <w:b w:val="0"/>
+        </w:rPr>
+        <w:t xml:space="preserve">Reference example, not the only acceptable wording: Teacher explanation: Tools expose structured operations with </w:t>
+      </w:r>
+      <w:r>
+        <w:rPr>
+          <w:b/>
+        </w:rPr>
+        <w:t>input</w:t>
+      </w:r>
+      <w:r>
+        <w:rPr>
+          <w:b w:val="0"/>
+        </w:rPr>
+        <w:t xml:space="preserve"> and </w:t>
+      </w:r>
+      <w:r>
+        <w:rPr>
+          <w:b/>
+        </w:rPr>
+        <w:t>output</w:t>
+      </w:r>
+      <w:r>
+        <w:rPr>
+          <w:b w:val="0"/>
+        </w:rPr>
+        <w:t xml:space="preserve"> contracts.</w:t>
+      </w:r>
+    </w:p>
+    <w:p>
+      <w:pPr>
+        <w:spacing w:line="336" w:lineRule="auto" w:after="180"/>
+      </w:pPr>
+      <w:r>
+        <w:rPr>
+          <w:b w:val="0"/>
+        </w:rPr>
+        <w:t>Generating a tool call is a proposal; validation and authorisation decide whether it executes. For lookup_room accept exactly room_id as a nonempty string; return found plus capacity or a not-found result. It is read-only.</w:t>
+      </w:r>
+    </w:p>
+    <w:p>
+      <w:pPr>
+        <w:spacing w:line="336" w:lineRule="auto" w:after="180"/>
+      </w:pPr>
+      <w:r>
+        <w:rPr>
+          <w:b w:val="0"/>
+        </w:rPr>
+        <w:t>Reject unknown arguments and do not replace missing values with invented facts.</w:t>
+      </w:r>
+    </w:p>
+    <w:p>
+      <w:pPr>
+        <w:spacing w:line="336" w:lineRule="auto" w:after="180"/>
+      </w:pPr>
+      <w:r>
+        <w:rPr>
+          <w:b w:val="0"/>
+        </w:rPr>
+        <w:t>Without opening the old lesson, explain one key idea from Retrieval Augmented Generation. Give an example and a mistake that the idea helps you avoid.</w:t>
+      </w:r>
+    </w:p>
+    <w:p>
+      <w:pPr>
+        <w:spacing w:line="336" w:lineRule="auto" w:after="180"/>
+      </w:pPr>
+      <w:r>
+        <w:rPr>
+          <w:b w:val="0"/>
+        </w:rPr>
+        <w:t xml:space="preserve">Look for: Explain the </w:t>
+      </w:r>
+      <w:r>
+        <w:rPr>
+          <w:b/>
+        </w:rPr>
+        <w:t>mechanism</w:t>
+      </w:r>
+      <w:r>
+        <w:rPr>
+          <w:b w:val="0"/>
+        </w:rPr>
+        <w:t xml:space="preserve"> and terminology of building a grounded answer</w:t>
+      </w:r>
+    </w:p>
+    <w:p>
+      <w:pPr>
+        <w:spacing w:line="336" w:lineRule="auto" w:after="180"/>
+      </w:pPr>
+      <w:r>
+        <w:rPr>
+          <w:b w:val="0"/>
+        </w:rPr>
+        <w:t xml:space="preserve">Reference example, not the only acceptable wording: Teacher explanation: A grounded answer connects each factual claim to </w:t>
+      </w:r>
+      <w:r>
+        <w:rPr>
+          <w:b/>
+        </w:rPr>
+        <w:t>evidence</w:t>
+      </w:r>
+      <w:r>
+        <w:rPr>
+          <w:b w:val="0"/>
+        </w:rPr>
+        <w:t xml:space="preserve"> actually retrieved for the task.</w:t>
+      </w:r>
+    </w:p>
+    <w:p>
+      <w:pPr>
+        <w:spacing w:line="336" w:lineRule="auto" w:after="180"/>
+      </w:pPr>
+      <w:r>
+        <w:rPr>
+          <w:b w:val="0"/>
+        </w:rPr>
+        <w:t>Retrieval success does not automatically make generation faithful. Build a claim-</w:t>
+      </w:r>
+      <w:r>
+        <w:rPr>
+          <w:b/>
+        </w:rPr>
+        <w:t>evidence</w:t>
+      </w:r>
+      <w:r>
+        <w:rPr>
+          <w:b w:val="0"/>
+        </w:rPr>
+        <w:t xml:space="preserve"> table before final wording.</w:t>
+      </w:r>
+    </w:p>
+    <w:p>
+      <w:pPr>
+        <w:spacing w:line="336" w:lineRule="auto" w:after="180"/>
+      </w:pPr>
+      <w:r>
+        <w:rPr>
+          <w:b w:val="0"/>
+        </w:rPr>
+        <w:t>Preserve source versions and qualifiers, omit unsupported claims or explicitly state the gap, then validate the answer against the table.</w:t>
+      </w:r>
+    </w:p>
+    <w:p>
+      <w:pPr>
+        <w:spacing w:line="336" w:lineRule="auto" w:after="180"/>
+      </w:pPr>
+      <w:r>
+        <w:rPr>
+          <w:b w:val="0"/>
+        </w:rPr>
+        <w:t xml:space="preserve">A result depends on the </w:t>
+      </w:r>
+      <w:r>
+        <w:rPr>
+          <w:b/>
+        </w:rPr>
+        <w:t>input</w:t>
+      </w:r>
+      <w:r>
+        <w:rPr>
+          <w:b w:val="0"/>
+        </w:rPr>
+        <w:t xml:space="preserve">s, procedure and conditions that produced it. Preserve data roles and distinguish observed outcomes from </w:t>
+      </w:r>
+      <w:r>
+        <w:rPr>
+          <w:b/>
+        </w:rPr>
+        <w:t>prediction</w:t>
+      </w:r>
+      <w:r>
+        <w:rPr>
+          <w:b w:val="0"/>
+        </w:rPr>
+        <w:t>s or unmeasured conditions.</w:t>
+      </w:r>
+    </w:p>
+    <w:p>
+      <w:pPr>
+        <w:spacing w:line="336" w:lineRule="auto" w:after="180"/>
+      </w:pPr>
+      <w:r>
+        <w:rPr>
+          <w:b w:val="0"/>
+        </w:rPr>
+        <w:t>If the prior concept cannot be explained, use a short retrieval activity before this chapter.</w:t>
+      </w:r>
+    </w:p>
+    <w:p>
+      <w:pPr>
+        <w:pStyle w:val="Heading2"/>
+      </w:pPr>
+      <w:r>
+        <w:t>Earlier wording, alternatives and picture transcripts · reference / check after trying</w:t>
       </w:r>
     </w:p>
     <w:p>
@@ -257,6 +712,14 @@
         <w:pStyle w:val="Heading3"/>
       </w:pPr>
       <w:r>
+        <w:t>Teach the learning cycle</w:t>
+      </w:r>
+    </w:p>
+    <w:p>
+      <w:pPr>
+        <w:pStyle w:val="Heading3"/>
+      </w:pPr>
+      <w:r>
         <w:t>Retrieval answer guidance</w:t>
       </w:r>
     </w:p>
@@ -270,62 +733,6 @@
     </w:p>
     <w:p>
       <w:pPr>
-        <w:spacing w:line="336" w:lineRule="auto" w:after="180"/>
-      </w:pPr>
-      <w:r>
-        <w:rPr>
-          <w:b w:val="0"/>
-        </w:rPr>
-        <w:t>Without opening the old lesson, explain one key idea from Block to Python Bridge. Give an example and a mistake that the idea helps you avoid.</w:t>
-      </w:r>
-    </w:p>
-    <w:p>
-      <w:pPr>
-        <w:spacing w:line="336" w:lineRule="auto" w:after="180"/>
-      </w:pPr>
-      <w:r>
-        <w:rPr>
-          <w:b w:val="0"/>
-        </w:rPr>
-        <w:t>Look for: Translate a short paper calculation into a Python script</w:t>
-      </w:r>
-    </w:p>
-    <w:p>
-      <w:pPr>
-        <w:spacing w:line="336" w:lineRule="auto" w:after="180"/>
-      </w:pPr>
-      <w:r>
-        <w:rPr>
-          <w:b w:val="0"/>
-        </w:rPr>
-        <w:t>Reference example, not the only acceptable wording: packs = 4; per_pack = 6; total = packs * per_pack; print(total), each on its own line. The first two bind quantities, the third computes 24 and the fourth displays 24.</w:t>
-      </w:r>
-    </w:p>
-    <w:p>
-      <w:pPr>
-        <w:spacing w:line="336" w:lineRule="auto" w:after="180"/>
-      </w:pPr>
-      <w:r>
-        <w:rPr>
-          <w:b w:val="0"/>
-        </w:rPr>
-        <w:t xml:space="preserve">Assignment alone produces no displayed </w:t>
-      </w:r>
-      <w:r>
-        <w:rPr>
-          <w:b/>
-        </w:rPr>
-        <w:t>output</w:t>
-      </w:r>
-      <w:r>
-        <w:rPr>
-          <w:b w:val="0"/>
-        </w:rPr>
-        <w:t xml:space="preserve"> in this script.</w:t>
-      </w:r>
-    </w:p>
-    <w:p>
-      <w:pPr>
         <w:pStyle w:val="Heading3"/>
       </w:pPr>
       <w:r>
@@ -334,192 +741,10 @@
     </w:p>
     <w:p>
       <w:pPr>
-        <w:spacing w:line="336" w:lineRule="auto" w:after="180"/>
-      </w:pPr>
-      <w:r>
-        <w:rPr>
-          <w:b w:val="0"/>
-        </w:rPr>
-        <w:t>Without opening the old lesson, explain one key idea from Tools and APIs. Give an example and a mistake that the idea helps you avoid.</w:t>
-      </w:r>
-    </w:p>
-    <w:p>
-      <w:pPr>
-        <w:spacing w:line="336" w:lineRule="auto" w:after="180"/>
-      </w:pPr>
-      <w:r>
-        <w:rPr>
-          <w:b w:val="0"/>
-        </w:rPr>
-        <w:t xml:space="preserve">Look for: Explain the </w:t>
-      </w:r>
-      <w:r>
-        <w:rPr>
-          <w:b/>
-        </w:rPr>
-        <w:t>mechanism</w:t>
-      </w:r>
-      <w:r>
-        <w:rPr>
-          <w:b w:val="0"/>
-        </w:rPr>
-        <w:t xml:space="preserve"> and terminology of tools and api contracts</w:t>
-      </w:r>
-    </w:p>
-    <w:p>
-      <w:pPr>
-        <w:spacing w:line="336" w:lineRule="auto" w:after="180"/>
-      </w:pPr>
-      <w:r>
-        <w:rPr>
-          <w:b w:val="0"/>
-        </w:rPr>
-        <w:t xml:space="preserve">Reference example, not the only acceptable wording: Teacher explanation: Tools expose structured operations with </w:t>
-      </w:r>
-      <w:r>
-        <w:rPr>
-          <w:b/>
-        </w:rPr>
-        <w:t>input</w:t>
-      </w:r>
-      <w:r>
-        <w:rPr>
-          <w:b w:val="0"/>
-        </w:rPr>
-        <w:t xml:space="preserve"> and </w:t>
-      </w:r>
-      <w:r>
-        <w:rPr>
-          <w:b/>
-        </w:rPr>
-        <w:t>output</w:t>
-      </w:r>
-      <w:r>
-        <w:rPr>
-          <w:b w:val="0"/>
-        </w:rPr>
-        <w:t xml:space="preserve"> contracts.</w:t>
-      </w:r>
-    </w:p>
-    <w:p>
-      <w:pPr>
-        <w:spacing w:line="336" w:lineRule="auto" w:after="180"/>
-      </w:pPr>
-      <w:r>
-        <w:rPr>
-          <w:b w:val="0"/>
-        </w:rPr>
-        <w:t>Generating a tool call is a proposal; validation and authorisation decide whether it executes. For lookup_room accept exactly room_id as a nonempty string; return found plus capacity or a not-found result. It is read-only.</w:t>
-      </w:r>
-    </w:p>
-    <w:p>
-      <w:pPr>
-        <w:spacing w:line="336" w:lineRule="auto" w:after="180"/>
-      </w:pPr>
-      <w:r>
-        <w:rPr>
-          <w:b w:val="0"/>
-        </w:rPr>
-        <w:t>Reject unknown arguments and do not replace missing values with invented facts.</w:t>
-      </w:r>
-    </w:p>
-    <w:p>
-      <w:pPr>
         <w:pStyle w:val="Heading3"/>
       </w:pPr>
       <w:r>
         <w:t>Retrieval Augmented Generation</w:t>
-      </w:r>
-    </w:p>
-    <w:p>
-      <w:pPr>
-        <w:spacing w:line="336" w:lineRule="auto" w:after="180"/>
-      </w:pPr>
-      <w:r>
-        <w:rPr>
-          <w:b w:val="0"/>
-        </w:rPr>
-        <w:t>Without opening the old lesson, explain one key idea from Retrieval Augmented Generation. Give an example and a mistake that the idea helps you avoid.</w:t>
-      </w:r>
-    </w:p>
-    <w:p>
-      <w:pPr>
-        <w:spacing w:line="336" w:lineRule="auto" w:after="180"/>
-      </w:pPr>
-      <w:r>
-        <w:rPr>
-          <w:b w:val="0"/>
-        </w:rPr>
-        <w:t xml:space="preserve">Look for: Explain the </w:t>
-      </w:r>
-      <w:r>
-        <w:rPr>
-          <w:b/>
-        </w:rPr>
-        <w:t>mechanism</w:t>
-      </w:r>
-      <w:r>
-        <w:rPr>
-          <w:b w:val="0"/>
-        </w:rPr>
-        <w:t xml:space="preserve"> and terminology of building a grounded answer</w:t>
-      </w:r>
-    </w:p>
-    <w:p>
-      <w:pPr>
-        <w:spacing w:line="336" w:lineRule="auto" w:after="180"/>
-      </w:pPr>
-      <w:r>
-        <w:rPr>
-          <w:b w:val="0"/>
-        </w:rPr>
-        <w:t xml:space="preserve">Reference example, not the only acceptable wording: Teacher explanation: A grounded answer connects each factual claim to </w:t>
-      </w:r>
-      <w:r>
-        <w:rPr>
-          <w:b/>
-        </w:rPr>
-        <w:t>evidence</w:t>
-      </w:r>
-      <w:r>
-        <w:rPr>
-          <w:b w:val="0"/>
-        </w:rPr>
-        <w:t xml:space="preserve"> actually retrieved for the task.</w:t>
-      </w:r>
-    </w:p>
-    <w:p>
-      <w:pPr>
-        <w:spacing w:line="336" w:lineRule="auto" w:after="180"/>
-      </w:pPr>
-      <w:r>
-        <w:rPr>
-          <w:b w:val="0"/>
-        </w:rPr>
-        <w:t>Retrieval success does not automatically make generation faithful. Build a claim-</w:t>
-      </w:r>
-      <w:r>
-        <w:rPr>
-          <w:b/>
-        </w:rPr>
-        <w:t>evidence</w:t>
-      </w:r>
-      <w:r>
-        <w:rPr>
-          <w:b w:val="0"/>
-        </w:rPr>
-        <w:t xml:space="preserve"> table before final wording.</w:t>
-      </w:r>
-    </w:p>
-    <w:p>
-      <w:pPr>
-        <w:spacing w:line="336" w:lineRule="auto" w:after="180"/>
-      </w:pPr>
-      <w:r>
-        <w:rPr>
-          <w:b w:val="0"/>
-        </w:rPr>
-        <w:t>Preserve source versions and qualifiers, omit unsupported claims or explicitly state the gap, then validate the answer against the table.</w:t>
       </w:r>
     </w:p>
     <w:p>
@@ -728,6 +953,11 @@
       </w:r>
     </w:p>
     <w:p>
+      <w:r>
+        <w:t>This compact option is not the full-week schedule. Use the main teaching cycle and allow extra sessions for the investigation, independent work and project.</w:t>
+      </w:r>
+    </w:p>
+    <w:p>
       <w:pPr>
         <w:spacing w:line="336" w:lineRule="auto" w:after="180"/>
       </w:pPr>
@@ -735,7 +965,7 @@
         <w:rPr>
           <w:b w:val="0"/>
         </w:rPr>
-        <w:t>Use the supplied scenario, student illustrations and blank paper. For numeric work, offer counters or a calculator after learners show the setup. Fictional records are supplied; personal data and paid accounts are unnecessary.</w:t>
+        <w:t>Allow 80 minutes: recall 8; explanation 12; worked demonstration 15; guided practice 20; independent assessment 15; project and reflection 10. Extend the lab into a second session when needed.</w:t>
       </w:r>
     </w:p>
     <w:p>
@@ -743,24 +973,406 @@
         <w:pStyle w:val="Heading3"/>
       </w:pPr>
       <w:r>
-        <w:t>Alternative compact allocation</w:t>
-      </w:r>
-    </w:p>
-    <w:p>
-      <w:r>
-        <w:t>This compact option is not the full-week schedule. Use the main teaching cycle and allow extra sessions for the investigation, independent work and project.</w:t>
+        <w:t>Preparation for the connected explanation</w:t>
+      </w:r>
+    </w:p>
+    <w:p>
+      <w:pPr>
+        <w:pStyle w:val="Heading3"/>
+      </w:pPr>
+      <w:r>
+        <w:t>Readiness answer</w:t>
+      </w:r>
+    </w:p>
+    <w:p>
+      <w:pPr>
+        <w:pStyle w:val="Heading3"/>
+      </w:pPr>
+      <w:r>
+        <w:t>End goal for the pictorial case</w:t>
       </w:r>
     </w:p>
     <w:p>
       <w:pPr>
         <w:spacing w:line="336" w:lineRule="auto" w:after="180"/>
-        <w:shd w:fill="F1F6F8"/>
       </w:pPr>
       <w:r>
         <w:rPr>
           <w:b w:val="0"/>
         </w:rPr>
-        <w:t>Allow 80 minutes: recall 8; explanation 12; worked demonstration 15; guided practice 20; independent assessment 15; project and reflection 10. Extend the lab into a second session when needed.</w:t>
+        <w:t>This added worked case illustrates the week’s main idea. Retain all original and connected topics; schedule its practice within the teaching cycle.</w:t>
+      </w:r>
+    </w:p>
+    <w:p>
+      <w:pPr>
+        <w:pStyle w:val="Heading1"/>
+      </w:pPr>
+      <w:r>
+        <w:t>02. Teach inspectable stages rather than one fluent response</w:t>
+      </w:r>
+    </w:p>
+    <w:p>
+      <w:r>
+        <w:t>Keep plant and room contracts distinct.</w:t>
+      </w:r>
+    </w:p>
+    <w:p>
+      <w:pPr>
+        <w:pStyle w:val="Heading2"/>
+      </w:pPr>
+      <w:r>
+        <w:t>State the complete plant contract</w:t>
+      </w:r>
+    </w:p>
+    <w:tbl>
+      <w:tblPr>
+        <w:tblStyle w:val="LightShading-Accent1"/>
+        <w:tblW w:type="auto" w:w="0"/>
+        <w:tblLook w:firstColumn="1" w:firstRow="1" w:lastColumn="0" w:lastRow="0" w:noHBand="0" w:noVBand="1" w:val="04A0"/>
+      </w:tblPr>
+      <w:tblGrid>
+        <w:gridCol w:w="5112"/>
+        <w:gridCol w:w="5112"/>
+      </w:tblGrid>
+      <w:tr>
+        <w:trPr>
+          <w:tblHeader/>
+        </w:trPr>
+        <w:tc>
+          <w:tcPr>
+            <w:tcW w:type="dxa" w:w="5112"/>
+          </w:tcPr>
+          <w:p>
+            <w:r>
+              <w:t>Prototype contract</w:t>
+            </w:r>
+          </w:p>
+        </w:tc>
+        <w:tc>
+          <w:tcPr>
+            <w:tcW w:type="dxa" w:w="5112"/>
+          </w:tcPr>
+          <w:p>
+            <w:r>
+              <w:t>Declared classroom behavior</w:t>
+            </w:r>
+          </w:p>
+        </w:tc>
+      </w:tr>
+      <w:tr>
+        <w:tc>
+          <w:tcPr>
+            <w:tcW w:type="dxa" w:w="5112"/>
+          </w:tcPr>
+          <w:p>
+            <w:r>
+              <w:t>Question scope</w:t>
+            </w:r>
+          </w:p>
+        </w:tc>
+        <w:tc>
+          <w:tcPr>
+            <w:tcW w:type="dxa" w:w="5112"/>
+          </w:tcPr>
+          <w:p>
+            <w:r>
+              <w:t>Ask what the supplied plant activity checks daily</w:t>
+            </w:r>
+          </w:p>
+        </w:tc>
+      </w:tr>
+      <w:tr>
+        <w:tc>
+          <w:tcPr>
+            <w:tcW w:type="dxa" w:w="5112"/>
+          </w:tcPr>
+          <w:p>
+            <w:r>
+              <w:t>Permitted corpus</w:t>
+            </w:r>
+          </w:p>
+        </w:tc>
+        <w:tc>
+          <w:tcPr>
+            <w:tcW w:type="dxa" w:w="5112"/>
+          </w:tcPr>
+          <w:p>
+            <w:r>
+              <w:t>PL2-v1: seedlings need water. PL3-v1: this activity checks soil daily. Both supplied public/current for this exercise.</w:t>
+            </w:r>
+          </w:p>
+        </w:tc>
+      </w:tr>
+      <w:tr>
+        <w:tc>
+          <w:tcPr>
+            <w:tcW w:type="dxa" w:w="5112"/>
+          </w:tcPr>
+          <w:p>
+            <w:r>
+              <w:t>Supported output</w:t>
+            </w:r>
+          </w:p>
+        </w:tc>
+        <w:tc>
+          <w:tcPr>
+            <w:tcW w:type="dxa" w:w="5112"/>
+          </w:tcPr>
+          <w:p>
+            <w:r>
+              <w:t>status=supported; answer=This activity checks soil daily; source_ids=[PL3-v1]</w:t>
+            </w:r>
+          </w:p>
+        </w:tc>
+      </w:tr>
+      <w:tr>
+        <w:tc>
+          <w:tcPr>
+            <w:tcW w:type="dxa" w:w="5112"/>
+          </w:tcPr>
+          <w:p>
+            <w:r>
+              <w:t>Missing/ambiguous output</w:t>
+            </w:r>
+          </w:p>
+        </w:tc>
+        <w:tc>
+          <w:tcPr>
+            <w:tcW w:type="dxa" w:w="5112"/>
+          </w:tcPr>
+          <w:p>
+            <w:r>
+              <w:t>status=needs_review; answer=null; list examined eligible source IDs and state the gap</w:t>
+            </w:r>
+          </w:p>
+        </w:tc>
+      </w:tr>
+      <w:tr>
+        <w:tc>
+          <w:tcPr>
+            <w:tcW w:type="dxa" w:w="5112"/>
+          </w:tcPr>
+          <w:p>
+            <w:r>
+              <w:t>Draft validation</w:t>
+            </w:r>
+          </w:p>
+        </w:tc>
+        <w:tc>
+          <w:tcPr>
+            <w:tcW w:type="dxa" w:w="5112"/>
+          </w:tcPr>
+          <w:p>
+            <w:r>
+              <w:t>Exact expected fields/types and claim support; reject additional unsupported schedules</w:t>
+            </w:r>
+          </w:p>
+        </w:tc>
+      </w:tr>
+      <w:tr>
+        <w:tc>
+          <w:tcPr>
+            <w:tcW w:type="dxa" w:w="5112"/>
+          </w:tcPr>
+          <w:p>
+            <w:r>
+              <w:t>Action boundary</w:t>
+            </w:r>
+          </w:p>
+        </w:tc>
+        <w:tc>
+          <w:tcPr>
+            <w:tcW w:type="dxa" w:w="5112"/>
+          </w:tcPr>
+          <w:p>
+            <w:r>
+              <w:t>Read-only study answer; no watering, ordering, booking or personal records</w:t>
+            </w:r>
+          </w:p>
+        </w:tc>
+      </w:tr>
+      <w:tr>
+        <w:tc>
+          <w:tcPr>
+            <w:tcW w:type="dxa" w:w="5112"/>
+          </w:tcPr>
+          <w:p>
+            <w:r>
+              <w:t>Failure reporting</w:t>
+            </w:r>
+          </w:p>
+        </w:tc>
+        <w:tc>
+          <w:tcPr>
+            <w:tcW w:type="dxa" w:w="5112"/>
+          </w:tcPr>
+          <w:p>
+            <w:r>
+              <w:t>Name the first stage that lacks evidence or violates the contract; keep the original draft for audit</w:t>
+            </w:r>
+          </w:p>
+        </w:tc>
+      </w:tr>
+    </w:tbl>
+    <w:p>
+      <w:pPr>
+        <w:spacing w:line="336" w:lineRule="auto" w:after="180"/>
+      </w:pPr>
+      <w:r>
+        <w:rPr>
+          <w:b w:val="0"/>
+        </w:rPr>
+        <w:t xml:space="preserve">Build the assistant as a sequence of testable stages: validate request, retrieve authorised </w:t>
+      </w:r>
+      <w:r>
+        <w:rPr>
+          <w:b/>
+        </w:rPr>
+        <w:t>evidence</w:t>
+      </w:r>
+      <w:r>
+        <w:rPr>
+          <w:b w:val="0"/>
+        </w:rPr>
+        <w:t>, decide answerability, draft, validate and return. Avoid merging all errors into one model score.</w:t>
+      </w:r>
+    </w:p>
+    <w:p>
+      <w:pPr>
+        <w:pStyle w:val="Heading2"/>
+      </w:pPr>
+      <w:r>
+        <w:t>Trace separate room-mismatch practice</w:t>
+      </w:r>
+    </w:p>
+    <w:p>
+      <w:pPr>
+        <w:spacing w:line="336" w:lineRule="auto" w:after="180"/>
+      </w:pPr>
+      <w:r>
+        <w:rPr>
+          <w:b w:val="0"/>
+        </w:rPr>
+        <w:t>A supported response requires current matching approval and register records. Any retrieval or validation failure gives needs_review with null claims. The classroom implementation performs no booking or external action.</w:t>
+      </w:r>
+    </w:p>
+    <w:p>
+      <w:pPr>
+        <w:spacing w:line="336" w:lineRule="auto" w:after="180"/>
+      </w:pPr>
+      <w:r>
+        <w:rPr>
+          <w:b w:val="0"/>
+        </w:rPr>
+        <w:t>Request room B; retrieved approval names B but register names C. Draft gives capacity 10 from C.</w:t>
+      </w:r>
+    </w:p>
+    <w:p>
+      <w:pPr>
+        <w:spacing w:line="336" w:lineRule="auto" w:after="180"/>
+      </w:pPr>
+      <w:r>
+        <w:rPr>
+          <w:b w:val="0"/>
+        </w:rPr>
+        <w:t>Same-room support fails before or during semantic validation. Return needs_review with null claims; the draft capacity is unsupported for B.</w:t>
+      </w:r>
+    </w:p>
+    <w:p>
+      <w:pPr>
+        <w:pStyle w:val="Heading2"/>
+      </w:pPr>
+      <w:r>
+        <w:t>Read the complete daily-check case</w:t>
+      </w:r>
+    </w:p>
+    <w:p>
+      <w:pPr>
+        <w:spacing w:line="336" w:lineRule="auto" w:after="180"/>
+      </w:pPr>
+      <w:r>
+        <w:rPr>
+          <w:b w:val="0"/>
+        </w:rPr>
+        <w:t>Build a minimal grounded study answer with checks between retrieval and display.</w:t>
+      </w:r>
+    </w:p>
+    <w:p>
+      <w:pPr>
+        <w:spacing w:line="336" w:lineRule="auto" w:after="180"/>
+      </w:pPr>
+      <w:r>
+        <w:rPr>
+          <w:b w:val="0"/>
+        </w:rPr>
+        <w:t>Source PL2: seedlings need water. Source PL3: this activity checks soil daily. Question: what does this activity check daily?</w:t>
+      </w:r>
+    </w:p>
+    <w:p>
+      <w:pPr>
+        <w:spacing w:line="336" w:lineRule="auto" w:after="180"/>
+      </w:pPr>
+      <w:r>
+        <w:rPr>
+          <w:b w:val="0"/>
+        </w:rPr>
+        <w:t xml:space="preserve">All </w:t>
+      </w:r>
+      <w:r>
+        <w:rPr>
+          <w:b/>
+        </w:rPr>
+        <w:t>input</w:t>
+      </w:r>
+      <w:r>
+        <w:rPr>
+          <w:b w:val="0"/>
+        </w:rPr>
+        <w:t>s and outcomes in this worked example are invented classroom data; no real model run is claimed.</w:t>
+      </w:r>
+    </w:p>
+    <w:p>
+      <w:pPr>
+        <w:pStyle w:val="Heading2"/>
+      </w:pPr>
+      <w:r>
+        <w:t>Trace source selection and claim checking</w:t>
+      </w:r>
+    </w:p>
+    <w:p>
+      <w:r>
+        <w:drawing>
+          <wp:inline xmlns:a="http://schemas.openxmlformats.org/drawingml/2006/main" xmlns:pic="http://schemas.openxmlformats.org/drawingml/2006/picture">
+            <wp:extent cx="5486400" cy="3337560"/>
+            <wp:docPr id="1" name="Picture 1" descr="Retrieve evidence: PL3 directly supports the daily soil-check claim; PL2 supplies a different fact. → Match question: Choose the activity’s soil check, not a general watering recommendation. → Validate draft: Display “This activity checks soil daily [PL3]”; reject an invented twice-daily watering schedule."/>
+            <wp:cNvGraphicFramePr>
+              <a:graphicFrameLocks noChangeAspect="1"/>
+            </wp:cNvGraphicFramePr>
+            <a:graphic>
+              <a:graphicData uri="http://schemas.openxmlformats.org/drawingml/2006/picture">
+                <pic:pic>
+                  <pic:nvPicPr>
+                    <pic:cNvPr id="0" name="academy-story-ai-3-24-02.png"/>
+                    <pic:cNvPicPr/>
+                  </pic:nvPicPr>
+                  <pic:blipFill>
+                    <a:blip r:embed="rId9"/>
+                    <a:stretch>
+                      <a:fillRect/>
+                    </a:stretch>
+                  </pic:blipFill>
+                  <pic:spPr>
+                    <a:xfrm>
+                      <a:off x="0" y="0"/>
+                      <a:ext cx="5486400" cy="3337560"/>
+                    </a:xfrm>
+                    <a:prstGeom prst="rect"/>
+                  </pic:spPr>
+                </pic:pic>
+              </a:graphicData>
+            </a:graphic>
+          </wp:inline>
+        </w:drawing>
       </w:r>
     </w:p>
     <w:p>
@@ -768,7 +1380,114 @@
         <w:pStyle w:val="Heading3"/>
       </w:pPr>
       <w:r>
-        <w:t>Preparation for the connected explanation</w:t>
+        <w:t>Read the picture one step at a time</w:t>
+      </w:r>
+    </w:p>
+    <w:tbl>
+      <w:tblPr>
+        <w:tblStyle w:val="LightShading-Accent1"/>
+        <w:tblW w:type="auto" w:w="0"/>
+        <w:tblLook w:firstColumn="1" w:firstRow="1" w:lastColumn="0" w:lastRow="0" w:noHBand="0" w:noVBand="1" w:val="04A0"/>
+      </w:tblPr>
+      <w:tblGrid>
+        <w:gridCol w:w="5112"/>
+        <w:gridCol w:w="5112"/>
+      </w:tblGrid>
+      <w:tr>
+        <w:trPr>
+          <w:tblHeader/>
+        </w:trPr>
+        <w:tc>
+          <w:tcPr>
+            <w:tcW w:type="dxa" w:w="5112"/>
+          </w:tcPr>
+          <w:p>
+            <w:r>
+              <w:t>Step</w:t>
+            </w:r>
+          </w:p>
+        </w:tc>
+        <w:tc>
+          <w:tcPr>
+            <w:tcW w:type="dxa" w:w="5112"/>
+          </w:tcPr>
+          <w:p>
+            <w:r>
+              <w:t>What happens and why</w:t>
+            </w:r>
+          </w:p>
+        </w:tc>
+      </w:tr>
+      <w:tr>
+        <w:tc>
+          <w:tcPr>
+            <w:tcW w:type="dxa" w:w="5112"/>
+          </w:tcPr>
+          <w:p>
+            <w:r>
+              <w:t>1. Retrieve evidence</w:t>
+            </w:r>
+          </w:p>
+        </w:tc>
+        <w:tc>
+          <w:tcPr>
+            <w:tcW w:type="dxa" w:w="5112"/>
+          </w:tcPr>
+          <w:p>
+            <w:r>
+              <w:t>PL3 directly supports the daily soil-check claim; PL2 supplies a different fact.</w:t>
+            </w:r>
+          </w:p>
+        </w:tc>
+      </w:tr>
+      <w:tr>
+        <w:tc>
+          <w:tcPr>
+            <w:tcW w:type="dxa" w:w="5112"/>
+          </w:tcPr>
+          <w:p>
+            <w:r>
+              <w:t>2. Match question</w:t>
+            </w:r>
+          </w:p>
+        </w:tc>
+        <w:tc>
+          <w:tcPr>
+            <w:tcW w:type="dxa" w:w="5112"/>
+          </w:tcPr>
+          <w:p>
+            <w:r>
+              <w:t>Choose the activity’s soil check, not a general watering recommendation.</w:t>
+            </w:r>
+          </w:p>
+        </w:tc>
+      </w:tr>
+      <w:tr>
+        <w:tc>
+          <w:tcPr>
+            <w:tcW w:type="dxa" w:w="5112"/>
+          </w:tcPr>
+          <w:p>
+            <w:r>
+              <w:t>3. Validate draft</w:t>
+            </w:r>
+          </w:p>
+        </w:tc>
+        <w:tc>
+          <w:tcPr>
+            <w:tcW w:type="dxa" w:w="5112"/>
+          </w:tcPr>
+          <w:p>
+            <w:r>
+              <w:t>Display “This activity checks soil daily [PL3]”; reject an invented twice-daily watering schedule.</w:t>
+            </w:r>
+          </w:p>
+        </w:tc>
+      </w:tr>
+    </w:tbl>
+    <w:p>
+      <w:r>
+        <w:t>Match each pictured step to the supplied facts. This is a worked teaching case, not an independent assessment.</w:t>
       </w:r>
     </w:p>
     <w:p>
@@ -779,19 +1498,143 @@
         <w:rPr>
           <w:b w:val="0"/>
         </w:rPr>
-        <w:t xml:space="preserve">Two 45-minute sessions. Build the assistant as a sequence of testable stages: validate request, retrieve authorised </w:t>
+        <w:t xml:space="preserve">Read the picture in order. Display “This activity checks soil daily [PL3]”; reject an invented twice-daily watering schedule. The arrows show which recorded </w:t>
       </w:r>
       <w:r>
         <w:rPr>
           <w:b/>
         </w:rPr>
+        <w:t>input</w:t>
+      </w:r>
+      <w:r>
+        <w:rPr>
+          <w:b w:val="0"/>
+        </w:rPr>
+        <w:t xml:space="preserve"> or intermediate result each decision uses.</w:t>
+      </w:r>
+    </w:p>
+    <w:p>
+      <w:pPr>
+        <w:spacing w:line="336" w:lineRule="auto" w:after="180"/>
+      </w:pPr>
+      <w:r>
+        <w:rPr>
+          <w:b w:val="0"/>
+        </w:rPr>
+        <w:t>Explain the deciding step aloud before checking the changed case; pointing to the final answer alone does not show how it follows.</w:t>
+      </w:r>
+    </w:p>
+    <w:p>
+      <w:pPr>
+        <w:pStyle w:val="Heading2"/>
+      </w:pPr>
+      <w:r>
+        <w:t>Predict removing PL3</w:t>
+      </w:r>
+    </w:p>
+    <w:p>
+      <w:pPr>
+        <w:spacing w:line="336" w:lineRule="auto" w:after="180"/>
+      </w:pPr>
+      <w:r>
+        <w:rPr>
+          <w:b w:val="0"/>
+        </w:rPr>
+        <w:t>Change: PL3 is absent while PL2 remains.</w:t>
+      </w:r>
+    </w:p>
+    <w:p>
+      <w:pPr>
+        <w:spacing w:line="336" w:lineRule="auto" w:after="180"/>
+      </w:pPr>
+      <w:r>
+        <w:rPr>
+          <w:b/>
+        </w:rPr>
+        <w:t>Prediction</w:t>
+      </w:r>
+      <w:r>
+        <w:rPr>
+          <w:b w:val="0"/>
+        </w:rPr>
+        <w:t>: Explain that the daily check is not specified in the available source.</w:t>
+      </w:r>
+    </w:p>
+    <w:p>
+      <w:pPr>
+        <w:spacing w:line="336" w:lineRule="auto" w:after="180"/>
+      </w:pPr>
+      <w:r>
+        <w:rPr>
+          <w:b w:val="0"/>
+        </w:rPr>
+        <w:t>Reason: The remaining general water fact does not establish this activity’s schedule.</w:t>
+      </w:r>
+    </w:p>
+    <w:p>
+      <w:pPr>
+        <w:pStyle w:val="Heading2"/>
+      </w:pPr>
+      <w:r>
+        <w:t>State the prototype’s limits</w:t>
+      </w:r>
+    </w:p>
+    <w:p>
+      <w:pPr>
+        <w:spacing w:line="336" w:lineRule="auto" w:after="180"/>
+      </w:pPr>
+      <w:r>
+        <w:rPr>
+          <w:b w:val="0"/>
+        </w:rPr>
+        <w:t xml:space="preserve">A grounded </w:t>
+      </w:r>
+      <w:r>
+        <w:rPr>
+          <w:b/>
+        </w:rPr>
+        <w:t>prototype</w:t>
+      </w:r>
+      <w:r>
+        <w:rPr>
+          <w:b w:val="0"/>
+        </w:rPr>
+        <w:t xml:space="preserve"> still needs an evaluation set and permission checks before anyone relies on it.</w:t>
+      </w:r>
+    </w:p>
+    <w:p>
+      <w:pPr>
+        <w:spacing w:line="336" w:lineRule="auto" w:after="180"/>
+      </w:pPr>
+      <w:r>
+        <w:rPr>
+          <w:b w:val="0"/>
+        </w:rPr>
+        <w:t xml:space="preserve">Cover the result. Ask learners to name the </w:t>
+      </w:r>
+      <w:r>
+        <w:rPr>
+          <w:b/>
+        </w:rPr>
+        <w:t>input</w:t>
+      </w:r>
+      <w:r>
+        <w:rPr>
+          <w:b w:val="0"/>
+        </w:rPr>
+        <w:t xml:space="preserve">s and predict the next step. Uncover one step, connect the icon to the actual procedure, and explain its </w:t>
+      </w:r>
+      <w:r>
+        <w:rPr>
+          <w:b/>
+        </w:rPr>
         <w:t>evidence</w:t>
       </w:r>
       <w:r>
         <w:rPr>
           <w:b w:val="0"/>
         </w:rPr>
-        <w:t>, decide answerability, draft, validate and return. Avoid merging all errors into one model score.</w:t>
+        <w:t>. Then change the supplied condition and compare.</w:t>
       </w:r>
     </w:p>
     <w:p>
@@ -802,19 +1645,102 @@
         <w:rPr>
           <w:b w:val="0"/>
         </w:rPr>
-        <w:t xml:space="preserve">Use the supplied constructed scenarios to make the </w:t>
-      </w:r>
+        <w:t>The picture is a representation; it does not document execution of a real AI model.</w:t>
+      </w:r>
+    </w:p>
+    <w:p>
+      <w:pPr>
+        <w:pStyle w:val="Heading2"/>
+      </w:pPr>
+      <w:r>
+        <w:t>Additional practice · Different roots note · reference / check after trying</w:t>
+      </w:r>
+    </w:p>
+    <w:p>
+      <w:pPr>
+        <w:spacing w:line="336" w:lineRule="auto" w:after="180"/>
+      </w:pPr>
+      <w:r>
+        <w:rPr>
+          <w:b w:val="0"/>
+        </w:rPr>
+        <w:t>Approved notes say plants need light and roots take up water. Ask how roots help.</w:t>
+      </w:r>
+    </w:p>
+    <w:p>
+      <w:pPr>
+        <w:spacing w:line="336" w:lineRule="auto" w:after="180"/>
+      </w:pPr>
+      <w:r>
+        <w:rPr>
+          <w:b w:val="0"/>
+        </w:rPr>
+        <w:t>Specify the minimum grounded path.</w:t>
+      </w:r>
+    </w:p>
+    <w:p>
+      <w:pPr>
+        <w:spacing w:line="336" w:lineRule="auto" w:after="180"/>
+      </w:pPr>
+      <w:r>
+        <w:rPr>
+          <w:b w:val="0"/>
+        </w:rPr>
+        <w:t>Retrieve the roots note, answer that roots take up water and reference it. Validate support and avoid unrelated claims.</w:t>
+      </w:r>
+    </w:p>
+    <w:p>
+      <w:pPr>
+        <w:pStyle w:val="Heading2"/>
+      </w:pPr>
+      <w:r>
+        <w:t>Earlier wording, alternatives and picture transcripts · reference / check after trying</w:t>
+      </w:r>
+    </w:p>
+    <w:p>
+      <w:pPr>
+        <w:spacing w:line="336" w:lineRule="auto" w:after="180"/>
+      </w:pPr>
+      <w:r>
+        <w:rPr>
+          <w:b w:val="0"/>
+        </w:rPr>
+        <w:t>Explain the mechanism</w:t>
+      </w:r>
+    </w:p>
+    <w:p>
+      <w:pPr>
+        <w:spacing w:line="336" w:lineRule="auto" w:after="180"/>
+      </w:pPr>
       <w:r>
         <w:rPr>
           <w:b/>
         </w:rPr>
-        <w:t>mechanism</w:t>
+        <w:t>Input</w:t>
       </w:r>
       <w:r>
         <w:rPr>
           <w:b w:val="0"/>
         </w:rPr>
-        <w:t xml:space="preserve"> inspectable. Collect W4 before sharing solutions.</w:t>
+        <w:t xml:space="preserve"> → </w:t>
+      </w:r>
+      <w:r>
+        <w:rPr>
+          <w:b/>
+        </w:rPr>
+        <w:t>Process</w:t>
+      </w:r>
+      <w:r>
+        <w:rPr>
+          <w:b w:val="0"/>
+        </w:rPr>
+        <w:t xml:space="preserve"> → </w:t>
+      </w:r>
+      <w:r>
+        <w:rPr>
+          <w:b/>
+        </w:rPr>
+        <w:t>Output</w:t>
       </w:r>
     </w:p>
     <w:p>
@@ -825,7 +1751,29 @@
         <w:rPr>
           <w:b w:val="0"/>
         </w:rPr>
-        <w:t xml:space="preserve">Students should name intermediate </w:t>
+        <w:t>Trace the information. At each stage, ask what changed and how you could test it.</w:t>
+      </w:r>
+    </w:p>
+    <w:p>
+      <w:pPr>
+        <w:spacing w:line="336" w:lineRule="auto" w:after="180"/>
+      </w:pPr>
+      <w:r>
+        <w:rPr>
+          <w:b w:val="0"/>
+        </w:rPr>
+        <w:t>Which stage could fail even when the other two are correct? Explain:</w:t>
+      </w:r>
+    </w:p>
+    <w:p>
+      <w:pPr>
+        <w:spacing w:line="336" w:lineRule="auto" w:after="180"/>
+      </w:pPr>
+      <w:r>
+        <w:rPr>
+          <w:b w:val="0"/>
+        </w:rPr>
+        <w:t xml:space="preserve">Predict first. Then check each step. A correct answer without visible reasoning is incomplete </w:t>
       </w:r>
       <w:r>
         <w:rPr>
@@ -837,7 +1785,109 @@
         <w:rPr>
           <w:b w:val="0"/>
         </w:rPr>
-        <w:t xml:space="preserve"> and limitations; classroom pacing and learning effectiveness remain unvalidated.</w:t>
+        <w:t>.</w:t>
+      </w:r>
+    </w:p>
+    <w:p>
+      <w:pPr>
+        <w:spacing w:line="336" w:lineRule="auto" w:after="180"/>
+      </w:pPr>
+      <w:r>
+        <w:rPr>
+          <w:b w:val="0"/>
+        </w:rPr>
+        <w:t xml:space="preserve">1. </w:t>
+      </w:r>
+      <w:r>
+        <w:rPr>
+          <w:b/>
+        </w:rPr>
+        <w:t>Input</w:t>
+      </w:r>
+      <w:r>
+        <w:rPr>
+          <w:b w:val="0"/>
+        </w:rPr>
+        <w:t>: learner question plus selected course notes.</w:t>
+      </w:r>
+    </w:p>
+    <w:p>
+      <w:pPr>
+        <w:spacing w:line="336" w:lineRule="auto" w:after="180"/>
+      </w:pPr>
+      <w:r>
+        <w:rPr>
+          <w:b w:val="0"/>
+        </w:rPr>
+        <w:t>2. Retrieve and choose a relevant passage.</w:t>
+      </w:r>
+    </w:p>
+    <w:p>
+      <w:pPr>
+        <w:spacing w:line="336" w:lineRule="auto" w:after="180"/>
+      </w:pPr>
+      <w:r>
+        <w:rPr>
+          <w:b w:val="0"/>
+        </w:rPr>
+        <w:t>3. Generate structured answer and citation; validate fields and support.</w:t>
+      </w:r>
+    </w:p>
+    <w:p>
+      <w:pPr>
+        <w:spacing w:line="336" w:lineRule="auto" w:after="180"/>
+      </w:pPr>
+      <w:r>
+        <w:rPr>
+          <w:b w:val="0"/>
+        </w:rPr>
+        <w:t xml:space="preserve">4. Missing </w:t>
+      </w:r>
+      <w:r>
+        <w:rPr>
+          <w:b/>
+        </w:rPr>
+        <w:t>evidence</w:t>
+      </w:r>
+      <w:r>
+        <w:rPr>
+          <w:b w:val="0"/>
+        </w:rPr>
+        <w:t xml:space="preserve"> triggers ask-more or ‘not found in sources.’</w:t>
+      </w:r>
+    </w:p>
+    <w:p>
+      <w:pPr>
+        <w:spacing w:line="336" w:lineRule="auto" w:after="180"/>
+      </w:pPr>
+      <w:r>
+        <w:rPr>
+          <w:b w:val="0"/>
+        </w:rPr>
+        <w:t>Recalculate, retrace, or restate the reasoning in your own representation:</w:t>
+      </w:r>
+    </w:p>
+    <w:p>
+      <w:pPr>
+        <w:spacing w:line="336" w:lineRule="auto" w:after="180"/>
+      </w:pPr>
+      <w:r>
+        <w:rPr>
+          <w:b w:val="0"/>
+        </w:rPr>
+        <w:t xml:space="preserve">CHECK Did the </w:t>
+      </w:r>
+      <w:r>
+        <w:rPr>
+          <w:b/>
+        </w:rPr>
+        <w:t>evidence</w:t>
+      </w:r>
+      <w:r>
+        <w:rPr>
+          <w:b w:val="0"/>
+        </w:rPr>
+        <w:t xml:space="preserve"> answer the exact question? Did the total, path, or source record stay consistent?</w:t>
       </w:r>
     </w:p>
     <w:p>
@@ -845,7 +1895,23 @@
         <w:pStyle w:val="Heading3"/>
       </w:pPr>
       <w:r>
-        <w:t>Readiness answer</w:t>
+        <w:t>Concrete teaching case</w:t>
+      </w:r>
+    </w:p>
+    <w:p>
+      <w:pPr>
+        <w:pStyle w:val="Heading3"/>
+      </w:pPr>
+      <w:r>
+        <w:t>Exact explanation to model</w:t>
+      </w:r>
+    </w:p>
+    <w:p>
+      <w:pPr>
+        <w:pStyle w:val="Heading3"/>
+      </w:pPr>
+      <w:r>
+        <w:t>Explain the added worked example</w:t>
       </w:r>
     </w:p>
     <w:p>
@@ -856,473 +1922,18 @@
         <w:rPr>
           <w:b w:val="0"/>
         </w:rPr>
-        <w:t xml:space="preserve">A result depends on the </w:t>
-      </w:r>
-      <w:r>
-        <w:rPr>
-          <w:b/>
-        </w:rPr>
-        <w:t>input</w:t>
-      </w:r>
+        <w:t>Begin by writing the question the procedure is intended to answer. Identify the information already supplied, the information it will produce and the information still missing.</w:t>
+      </w:r>
+    </w:p>
+    <w:p>
+      <w:pPr>
+        <w:spacing w:line="336" w:lineRule="auto" w:after="180"/>
+      </w:pPr>
       <w:r>
         <w:rPr>
           <w:b w:val="0"/>
         </w:rPr>
-        <w:t xml:space="preserve">s, procedure and conditions that produced it. Preserve data roles and distinguish observed outcomes from </w:t>
-      </w:r>
-      <w:r>
-        <w:rPr>
-          <w:b/>
-        </w:rPr>
-        <w:t>prediction</w:t>
-      </w:r>
-      <w:r>
-        <w:rPr>
-          <w:b w:val="0"/>
-        </w:rPr>
-        <w:t>s or unmeasured conditions.</w:t>
-      </w:r>
-    </w:p>
-    <w:p>
-      <w:pPr>
-        <w:spacing w:line="336" w:lineRule="auto" w:after="180"/>
-      </w:pPr>
-      <w:r>
-        <w:rPr>
-          <w:b w:val="0"/>
-        </w:rPr>
-        <w:t>If the prior concept cannot be explained, use a short retrieval activity before this chapter.</w:t>
-      </w:r>
-    </w:p>
-    <w:p>
-      <w:pPr>
-        <w:spacing w:line="336" w:lineRule="auto" w:after="180"/>
-      </w:pPr>
-      <w:r>
-        <w:rPr>
-          <w:b w:val="0"/>
-        </w:rPr>
-        <w:t>Lesson and workbook; paper and pencil</w:t>
-      </w:r>
-    </w:p>
-    <w:p>
-      <w:pPr>
-        <w:spacing w:line="336" w:lineRule="auto" w:after="180"/>
-      </w:pPr>
-      <w:r>
-        <w:rPr>
-          <w:b w:val="0"/>
-        </w:rPr>
-        <w:t>Calculator and optional local Python 3 for arithmetic; no live API or private data</w:t>
-      </w:r>
-    </w:p>
-    <w:p>
-      <w:pPr>
-        <w:spacing w:line="336" w:lineRule="auto" w:after="180"/>
-      </w:pPr>
-      <w:r>
-        <w:rPr>
-          <w:b w:val="0"/>
-        </w:rPr>
-        <w:t>Prepare the fresh retry separately and withhold its solution until after collection</w:t>
-      </w:r>
-    </w:p>
-    <w:p>
-      <w:pPr>
-        <w:pStyle w:val="Heading3"/>
-      </w:pPr>
-      <w:r>
-        <w:t>End goal for the pictorial case</w:t>
-      </w:r>
-    </w:p>
-    <w:p>
-      <w:pPr>
-        <w:spacing w:line="336" w:lineRule="auto" w:after="180"/>
-      </w:pPr>
-      <w:r>
-        <w:rPr>
-          <w:b w:val="0"/>
-        </w:rPr>
-        <w:t xml:space="preserve">By the end, I can explain </w:t>
-      </w:r>
-      <w:r>
-        <w:rPr>
-          <w:b/>
-        </w:rPr>
-        <w:t>prototype</w:t>
-      </w:r>
-      <w:r>
-        <w:rPr>
-          <w:b w:val="0"/>
-        </w:rPr>
-        <w:t xml:space="preserve"> a grounded assistant using a traced example and a stated limitation.</w:t>
-      </w:r>
-    </w:p>
-    <w:p>
-      <w:pPr>
-        <w:spacing w:line="336" w:lineRule="auto" w:after="180"/>
-      </w:pPr>
-      <w:r>
-        <w:rPr>
-          <w:b w:val="0"/>
-        </w:rPr>
-        <w:t>This added worked case illustrates the week’s main idea. Retain all original and connected topics; schedule its practice within the teaching cycle.</w:t>
-      </w:r>
-    </w:p>
-    <w:p>
-      <w:pPr>
-        <w:pStyle w:val="Heading1"/>
-      </w:pPr>
-      <w:r>
-        <w:t>02. Explain the mechanism</w:t>
-      </w:r>
-    </w:p>
-    <w:p>
-      <w:r>
-        <w:t>Model Prototype a Grounded Assistant using the supplied case, labelled mechanism and reasoning. Make the scope of each conclusion explicit.</w:t>
-      </w:r>
-    </w:p>
-    <w:p>
-      <w:pPr>
-        <w:spacing w:line="336" w:lineRule="auto" w:after="180"/>
-      </w:pPr>
-      <w:r>
-        <w:rPr>
-          <w:b/>
-        </w:rPr>
-        <w:t>Input</w:t>
-      </w:r>
-      <w:r>
-        <w:rPr>
-          <w:b w:val="0"/>
-        </w:rPr>
-        <w:t xml:space="preserve"> → </w:t>
-      </w:r>
-      <w:r>
-        <w:rPr>
-          <w:b/>
-        </w:rPr>
-        <w:t>Process</w:t>
-      </w:r>
-      <w:r>
-        <w:rPr>
-          <w:b w:val="0"/>
-        </w:rPr>
-        <w:t xml:space="preserve"> → </w:t>
-      </w:r>
-      <w:r>
-        <w:rPr>
-          <w:b/>
-        </w:rPr>
-        <w:t>Output</w:t>
-      </w:r>
-    </w:p>
-    <w:p>
-      <w:pPr>
-        <w:spacing w:line="336" w:lineRule="auto" w:after="180"/>
-      </w:pPr>
-      <w:r>
-        <w:rPr>
-          <w:b w:val="0"/>
-        </w:rPr>
-        <w:t>Trace the information. At each stage, ask what changed and how you could test it.</w:t>
-      </w:r>
-    </w:p>
-    <w:p>
-      <w:pPr>
-        <w:spacing w:line="336" w:lineRule="auto" w:after="180"/>
-      </w:pPr>
-      <w:r>
-        <w:rPr>
-          <w:b w:val="0"/>
-        </w:rPr>
-        <w:t>Which stage could fail even when the other two are correct? Explain:</w:t>
-      </w:r>
-    </w:p>
-    <w:p>
-      <w:pPr>
-        <w:spacing w:line="336" w:lineRule="auto" w:after="180"/>
-      </w:pPr>
-      <w:r>
-        <w:rPr>
-          <w:b w:val="0"/>
-        </w:rPr>
-        <w:t xml:space="preserve">Predict first. Then check each step. A correct answer without visible reasoning is incomplete </w:t>
-      </w:r>
-      <w:r>
-        <w:rPr>
-          <w:b/>
-        </w:rPr>
-        <w:t>evidence</w:t>
-      </w:r>
-      <w:r>
-        <w:rPr>
-          <w:b w:val="0"/>
-        </w:rPr>
-        <w:t>.</w:t>
-      </w:r>
-    </w:p>
-    <w:p>
-      <w:pPr>
-        <w:spacing w:line="336" w:lineRule="auto" w:after="180"/>
-        <w:shd w:fill="F4F9FC"/>
-      </w:pPr>
-      <w:r>
-        <w:rPr>
-          <w:b w:val="0"/>
-        </w:rPr>
-        <w:t xml:space="preserve">1. </w:t>
-      </w:r>
-      <w:r>
-        <w:rPr>
-          <w:b/>
-        </w:rPr>
-        <w:t>Input</w:t>
-      </w:r>
-      <w:r>
-        <w:rPr>
-          <w:b w:val="0"/>
-        </w:rPr>
-        <w:t>: learner question plus selected course notes.</w:t>
-      </w:r>
-    </w:p>
-    <w:p>
-      <w:pPr>
-        <w:spacing w:line="336" w:lineRule="auto" w:after="180"/>
-        <w:shd w:fill="F4F9FC"/>
-      </w:pPr>
-      <w:r>
-        <w:rPr>
-          <w:b w:val="0"/>
-        </w:rPr>
-        <w:t>2. Retrieve and choose a relevant passage.</w:t>
-      </w:r>
-    </w:p>
-    <w:p>
-      <w:pPr>
-        <w:spacing w:line="336" w:lineRule="auto" w:after="180"/>
-        <w:shd w:fill="F4F9FC"/>
-      </w:pPr>
-      <w:r>
-        <w:rPr>
-          <w:b w:val="0"/>
-        </w:rPr>
-        <w:t>3. Generate structured answer and citation; validate fields and support.</w:t>
-      </w:r>
-    </w:p>
-    <w:p>
-      <w:pPr>
-        <w:spacing w:line="336" w:lineRule="auto" w:after="180"/>
-        <w:shd w:fill="F4F9FC"/>
-      </w:pPr>
-      <w:r>
-        <w:rPr>
-          <w:b w:val="0"/>
-        </w:rPr>
-        <w:t xml:space="preserve">4. Missing </w:t>
-      </w:r>
-      <w:r>
-        <w:rPr>
-          <w:b/>
-        </w:rPr>
-        <w:t>evidence</w:t>
-      </w:r>
-      <w:r>
-        <w:rPr>
-          <w:b w:val="0"/>
-        </w:rPr>
-        <w:t xml:space="preserve"> triggers ask-more or ‘not found in sources.’</w:t>
-      </w:r>
-    </w:p>
-    <w:p>
-      <w:pPr>
-        <w:spacing w:line="336" w:lineRule="auto" w:after="180"/>
-      </w:pPr>
-      <w:r>
-        <w:rPr>
-          <w:b w:val="0"/>
-        </w:rPr>
-        <w:t>Recalculate, retrace, or restate the reasoning in your own representation:</w:t>
-      </w:r>
-    </w:p>
-    <w:p>
-      <w:pPr>
-        <w:spacing w:line="336" w:lineRule="auto" w:after="180"/>
-        <w:shd w:fill="F5F1FB"/>
-      </w:pPr>
-      <w:r>
-        <w:rPr>
-          <w:b w:val="0"/>
-        </w:rPr>
-        <w:t xml:space="preserve">CHECK Did the </w:t>
-      </w:r>
-      <w:r>
-        <w:rPr>
-          <w:b/>
-        </w:rPr>
-        <w:t>evidence</w:t>
-      </w:r>
-      <w:r>
-        <w:rPr>
-          <w:b w:val="0"/>
-        </w:rPr>
-        <w:t xml:space="preserve"> answer the exact question? Did the total, path, or source record stay consistent?</w:t>
-      </w:r>
-    </w:p>
-    <w:p>
-      <w:pPr>
-        <w:pStyle w:val="Heading3"/>
-      </w:pPr>
-      <w:r>
-        <w:t>Concrete teaching case</w:t>
-      </w:r>
-    </w:p>
-    <w:p>
-      <w:pPr>
-        <w:pStyle w:val="Heading3"/>
-      </w:pPr>
-      <w:r>
-        <w:t>The teaching case</w:t>
-      </w:r>
-    </w:p>
-    <w:p>
-      <w:pPr>
-        <w:spacing w:line="336" w:lineRule="auto" w:after="180"/>
-        <w:shd w:fill="F1F6FC"/>
-      </w:pPr>
-      <w:r>
-        <w:rPr>
-          <w:b w:val="0"/>
-        </w:rPr>
-        <w:t>Approved notes say plants need light and roots take up water. Ask how roots help.</w:t>
-      </w:r>
-    </w:p>
-    <w:p>
-      <w:pPr>
-        <w:pStyle w:val="Heading3"/>
-      </w:pPr>
-      <w:r>
-        <w:t>The teaching case</w:t>
-      </w:r>
-    </w:p>
-    <w:p>
-      <w:pPr>
-        <w:spacing w:line="336" w:lineRule="auto" w:after="180"/>
-        <w:shd w:fill="F1F6FC"/>
-      </w:pPr>
-      <w:r>
-        <w:rPr>
-          <w:b w:val="0"/>
-        </w:rPr>
-        <w:t>Specify the minimum grounded path.</w:t>
-      </w:r>
-    </w:p>
-    <w:p>
-      <w:pPr>
-        <w:pStyle w:val="Heading3"/>
-      </w:pPr>
-      <w:r>
-        <w:t>Exact explanation to model</w:t>
-      </w:r>
-    </w:p>
-    <w:p>
-      <w:pPr>
-        <w:pStyle w:val="Heading3"/>
-      </w:pPr>
-      <w:r>
-        <w:t>Why the result follows</w:t>
-      </w:r>
-    </w:p>
-    <w:p>
-      <w:pPr>
-        <w:spacing w:line="336" w:lineRule="auto" w:after="180"/>
-        <w:shd w:fill="F1F6FC"/>
-      </w:pPr>
-      <w:r>
-        <w:rPr>
-          <w:b w:val="0"/>
-        </w:rPr>
-        <w:t>Retrieve the roots note, answer that roots take up water and reference it. Validate support and avoid unrelated claims.</w:t>
-      </w:r>
-    </w:p>
-    <w:p>
-      <w:pPr>
-        <w:pStyle w:val="Heading3"/>
-      </w:pPr>
-      <w:r>
-        <w:t>Explain the added worked example</w:t>
-      </w:r>
-    </w:p>
-    <w:p>
-      <w:pPr>
-        <w:spacing w:line="336" w:lineRule="auto" w:after="180"/>
-      </w:pPr>
-      <w:r>
-        <w:rPr>
-          <w:b w:val="0"/>
-        </w:rPr>
-        <w:t xml:space="preserve">Build the assistant as a sequence of testable stages: validate request, retrieve authorised </w:t>
-      </w:r>
-      <w:r>
-        <w:rPr>
-          <w:b/>
-        </w:rPr>
-        <w:t>evidence</w:t>
-      </w:r>
-      <w:r>
-        <w:rPr>
-          <w:b w:val="0"/>
-        </w:rPr>
-        <w:t>, decide answerability, draft, validate and return. Avoid merging all errors into one model score.</w:t>
-      </w:r>
-    </w:p>
-    <w:p>
-      <w:pPr>
-        <w:pStyle w:val="Heading3"/>
-      </w:pPr>
-      <w:r>
-        <w:t>Explain the added worked example · 1</w:t>
-      </w:r>
-    </w:p>
-    <w:p>
-      <w:pPr>
-        <w:spacing w:line="336" w:lineRule="auto" w:after="180"/>
-      </w:pPr>
-      <w:r>
-        <w:rPr>
-          <w:b w:val="0"/>
-        </w:rPr>
-        <w:t>Begin by writing the question the procedure is intended to answer. Identify the information already supplied, the information it will produce and the information still missing.</w:t>
-      </w:r>
-    </w:p>
-    <w:p>
-      <w:pPr>
-        <w:spacing w:line="336" w:lineRule="auto" w:after="180"/>
-      </w:pPr>
-      <w:r>
-        <w:rPr>
-          <w:b w:val="0"/>
-        </w:rPr>
         <w:t>These are constructed classroom examples; they do not require live accounts, private records or an external service. Do not treat a plausible explanation as a measured outcome.</w:t>
-      </w:r>
-    </w:p>
-    <w:p>
-      <w:pPr>
-        <w:spacing w:line="336" w:lineRule="auto" w:after="180"/>
-      </w:pPr>
-      <w:r>
-        <w:rPr>
-          <w:b w:val="0"/>
-        </w:rPr>
-        <w:t>A supported response requires current matching approval and register records. Any retrieval or validation failure gives needs_review with null claims. The classroom implementation performs no booking or external action.</w:t>
-      </w:r>
-    </w:p>
-    <w:p>
-      <w:pPr>
-        <w:pStyle w:val="Heading3"/>
-      </w:pPr>
-      <w:r>
-        <w:t>Explain the added worked example · 2</w:t>
       </w:r>
     </w:p>
     <w:p>
@@ -1531,36 +2142,6 @@
         <w:rPr>
           <w:b w:val="0"/>
         </w:rPr>
-        <w:t>Request room B; retrieved approval names B but register names C. Draft gives capacity 10 from C.</w:t>
-      </w:r>
-    </w:p>
-    <w:p>
-      <w:pPr>
-        <w:spacing w:line="336" w:lineRule="auto" w:after="180"/>
-      </w:pPr>
-      <w:r>
-        <w:rPr>
-          <w:b w:val="0"/>
-        </w:rPr>
-        <w:t>Same-room support fails before or during semantic validation. Return needs_review with null claims; the draft capacity is unsupported for B.</w:t>
-      </w:r>
-    </w:p>
-    <w:p>
-      <w:pPr>
-        <w:pStyle w:val="Heading3"/>
-      </w:pPr>
-      <w:r>
-        <w:t>Model the reasoning aloud · 3</w:t>
-      </w:r>
-    </w:p>
-    <w:p>
-      <w:pPr>
-        <w:spacing w:line="336" w:lineRule="auto" w:after="180"/>
-      </w:pPr>
-      <w:r>
-        <w:rPr>
-          <w:b w:val="0"/>
-        </w:rPr>
         <w:t xml:space="preserve">Compare the intermediate </w:t>
       </w:r>
       <w:r>
@@ -1734,65 +2315,10 @@
     </w:p>
     <w:p>
       <w:pPr>
-        <w:spacing w:line="336" w:lineRule="auto" w:after="180"/>
-      </w:pPr>
-      <w:r>
-        <w:rPr>
-          <w:b w:val="0"/>
-        </w:rPr>
-        <w:t>Build a minimal grounded study answer with checks between retrieval and display.</w:t>
-      </w:r>
-    </w:p>
-    <w:p>
-      <w:pPr>
         <w:pStyle w:val="Heading3"/>
       </w:pPr>
       <w:r>
         <w:t>The facts we will use</w:t>
-      </w:r>
-    </w:p>
-    <w:p>
-      <w:pPr>
-        <w:spacing w:line="336" w:lineRule="auto" w:after="180"/>
-        <w:shd w:fill="F5F1FB"/>
-      </w:pPr>
-      <w:r>
-        <w:rPr>
-          <w:b w:val="0"/>
-        </w:rPr>
-        <w:t>Source PL2: seedlings need water. Source PL3: this activity checks soil daily. Question: what does this activity check daily?</w:t>
-      </w:r>
-    </w:p>
-    <w:p>
-      <w:pPr>
-        <w:pStyle w:val="Heading3"/>
-      </w:pPr>
-      <w:r>
-        <w:t>Supplied facts</w:t>
-      </w:r>
-    </w:p>
-    <w:p>
-      <w:pPr>
-        <w:spacing w:line="336" w:lineRule="auto" w:after="180"/>
-        <w:shd w:fill="F1F6FC"/>
-      </w:pPr>
-      <w:r>
-        <w:rPr>
-          <w:b w:val="0"/>
-        </w:rPr>
-        <w:t xml:space="preserve">All </w:t>
-      </w:r>
-      <w:r>
-        <w:rPr>
-          <w:b/>
-        </w:rPr>
-        <w:t>input</w:t>
-      </w:r>
-      <w:r>
-        <w:rPr>
-          <w:b w:val="0"/>
-        </w:rPr>
-        <w:t>s and outcomes in this worked example are invented classroom data; no real model run is claimed.</w:t>
       </w:r>
     </w:p>
     <w:p>
@@ -1800,7 +2326,7 @@
         <w:drawing>
           <wp:inline xmlns:a="http://schemas.openxmlformats.org/drawingml/2006/main" xmlns:pic="http://schemas.openxmlformats.org/drawingml/2006/picture">
             <wp:extent cx="5486400" cy="5261429"/>
-            <wp:docPr id="1" name="Picture 1" descr="Prototype a Grounded Assistant. Retrieve evidence: PL3 directly supports the daily soil-check claim; PL2 supplies a different fact.. Match question: Choose the activity’s soil check, not a general watering recommendation.. Validate draft: Display “This activity checks soil daily [PL3]”; reject an invented twice-daily watering schedule."/>
+            <wp:docPr id="2" name="Picture 2" descr="Prototype a Grounded Assistant. Retrieve evidence: PL3 directly supports the daily soil-check claim; PL2 supplies a different fact.. Match question: Choose the activity’s soil check, not a general watering recommendation.. Validate draft: Display “This activity checks soil daily [PL3]”; reject an invented twice-daily watering schedule."/>
             <wp:cNvGraphicFramePr>
               <a:graphicFrameLocks noChangeAspect="1"/>
             </wp:cNvGraphicFramePr>
@@ -1812,7 +2338,7 @@
                     <pic:cNvPicPr/>
                   </pic:nvPicPr>
                   <pic:blipFill>
-                    <a:blip r:embed="rId9"/>
+                    <a:blip r:embed="rId10"/>
                     <a:stretch>
                       <a:fillRect/>
                     </a:stretch>
@@ -1836,114 +2362,7 @@
         <w:pStyle w:val="Heading3"/>
       </w:pPr>
       <w:r>
-        <w:t>Read the picture one step at a time</w:t>
-      </w:r>
-    </w:p>
-    <w:tbl>
-      <w:tblPr>
-        <w:tblStyle w:val="LightShading-Accent1"/>
-        <w:tblW w:type="auto" w:w="0"/>
-        <w:tblLook w:firstColumn="1" w:firstRow="1" w:lastColumn="0" w:lastRow="0" w:noHBand="0" w:noVBand="1" w:val="04A0"/>
-      </w:tblPr>
-      <w:tblGrid>
-        <w:gridCol w:w="5112"/>
-        <w:gridCol w:w="5112"/>
-      </w:tblGrid>
-      <w:tr>
-        <w:trPr>
-          <w:tblHeader/>
-        </w:trPr>
-        <w:tc>
-          <w:tcPr>
-            <w:tcW w:type="dxa" w:w="5112"/>
-          </w:tcPr>
-          <w:p>
-            <w:r>
-              <w:t>Step</w:t>
-            </w:r>
-          </w:p>
-        </w:tc>
-        <w:tc>
-          <w:tcPr>
-            <w:tcW w:type="dxa" w:w="5112"/>
-          </w:tcPr>
-          <w:p>
-            <w:r>
-              <w:t>What happens and why</w:t>
-            </w:r>
-          </w:p>
-        </w:tc>
-      </w:tr>
-      <w:tr>
-        <w:tc>
-          <w:tcPr>
-            <w:tcW w:type="dxa" w:w="5112"/>
-          </w:tcPr>
-          <w:p>
-            <w:r>
-              <w:t>1. Retrieve evidence</w:t>
-            </w:r>
-          </w:p>
-        </w:tc>
-        <w:tc>
-          <w:tcPr>
-            <w:tcW w:type="dxa" w:w="5112"/>
-          </w:tcPr>
-          <w:p>
-            <w:r>
-              <w:t>PL3 directly supports the daily soil-check claim; PL2 supplies a different fact.</w:t>
-            </w:r>
-          </w:p>
-        </w:tc>
-      </w:tr>
-      <w:tr>
-        <w:tc>
-          <w:tcPr>
-            <w:tcW w:type="dxa" w:w="5112"/>
-          </w:tcPr>
-          <w:p>
-            <w:r>
-              <w:t>2. Match question</w:t>
-            </w:r>
-          </w:p>
-        </w:tc>
-        <w:tc>
-          <w:tcPr>
-            <w:tcW w:type="dxa" w:w="5112"/>
-          </w:tcPr>
-          <w:p>
-            <w:r>
-              <w:t>Choose the activity’s soil check, not a general watering recommendation.</w:t>
-            </w:r>
-          </w:p>
-        </w:tc>
-      </w:tr>
-      <w:tr>
-        <w:tc>
-          <w:tcPr>
-            <w:tcW w:type="dxa" w:w="5112"/>
-          </w:tcPr>
-          <w:p>
-            <w:r>
-              <w:t>3. Validate draft</w:t>
-            </w:r>
-          </w:p>
-        </w:tc>
-        <w:tc>
-          <w:tcPr>
-            <w:tcW w:type="dxa" w:w="5112"/>
-          </w:tcPr>
-          <w:p>
-            <w:r>
-              <w:t>Display “This activity checks soil daily [PL3]”; reject an invented twice-daily watering schedule.</w:t>
-            </w:r>
-          </w:p>
-        </w:tc>
-      </w:tr>
-    </w:tbl>
-    <w:p>
-      <w:r>
-        <w:t>Match each pictured step to the supplied facts. This is a worked teaching case, not an independent assessment.</w:t>
+        <w:t>Why this result follows</w:t>
       </w:r>
     </w:p>
     <w:p>
@@ -1951,7 +2370,7 @@
         <w:pStyle w:val="Heading3"/>
       </w:pPr>
       <w:r>
-        <w:t>Why this result follows</w:t>
+        <w:t>What this example does not establish</w:t>
       </w:r>
     </w:p>
     <w:p>
@@ -1959,19 +2378,77 @@
         <w:pStyle w:val="Heading3"/>
       </w:pPr>
       <w:r>
-        <w:t>Why the result follows</w:t>
+        <w:t>Change one thing in the pictured case</w:t>
+      </w:r>
+    </w:p>
+    <w:p>
+      <w:pPr>
+        <w:pStyle w:val="Heading3"/>
+      </w:pPr>
+      <w:r>
+        <w:t>Ask while showing the picture</w:t>
+      </w:r>
+    </w:p>
+    <w:p>
+      <w:pPr>
+        <w:pStyle w:val="Heading1"/>
+      </w:pPr>
+      <w:r>
+        <w:t>03. Guide the explanation, then remove help</w:t>
+      </w:r>
+    </w:p>
+    <w:p>
+      <w:r>
+        <w:t>Collect each learner’s reasoning before showing feedback.</w:t>
+      </w:r>
+    </w:p>
+    <w:p>
+      <w:pPr>
+        <w:pStyle w:val="Heading2"/>
+      </w:pPr>
+      <w:r>
+        <w:t>Main completion prompt</w:t>
       </w:r>
     </w:p>
     <w:p>
       <w:pPr>
         <w:spacing w:line="336" w:lineRule="auto" w:after="180"/>
-        <w:shd w:fill="F1F6FC"/>
       </w:pPr>
       <w:r>
         <w:rPr>
           <w:b w:val="0"/>
         </w:rPr>
-        <w:t xml:space="preserve">Read the picture in order. Display “This activity checks soil daily [PL3]”; reject an invented twice-daily watering schedule. The arrows show which recorded </w:t>
+        <w:t>Completion task: Request room B; retrieved approval names B but register names C. Draft gives capacity 10 from C. Show the intermediate steps and give the conclusion with its scope.</w:t>
+      </w:r>
+    </w:p>
+    <w:p>
+      <w:pPr>
+        <w:pStyle w:val="Heading2"/>
+      </w:pPr>
+      <w:r>
+        <w:t>Expected reasoning and fading help</w:t>
+      </w:r>
+    </w:p>
+    <w:p>
+      <w:pPr>
+        <w:spacing w:line="336" w:lineRule="auto" w:after="180"/>
+      </w:pPr>
+      <w:r>
+        <w:rPr>
+          <w:b w:val="0"/>
+        </w:rPr>
+        <w:t>Teacher check: Teacher explanation: Same-room support fails before or during semantic validation. Return needs_review with null claims; the draft capacity is unsupported for B.</w:t>
+      </w:r>
+    </w:p>
+    <w:p>
+      <w:pPr>
+        <w:spacing w:line="336" w:lineRule="auto" w:after="180"/>
+      </w:pPr>
+      <w:r>
+        <w:rPr>
+          <w:b w:val="0"/>
+        </w:rPr>
+        <w:t xml:space="preserve">Start by identifying the given </w:t>
       </w:r>
       <w:r>
         <w:rPr>
@@ -1983,19 +2460,243 @@
         <w:rPr>
           <w:b w:val="0"/>
         </w:rPr>
-        <w:t xml:space="preserve"> or intermediate result each decision uses.</w:t>
+        <w:t>s together. Leave the intermediate steps blank. If needed, model one step, then withdraw that help on the next step. Move to a full trace only when the partial trace is understood.</w:t>
       </w:r>
     </w:p>
     <w:p>
       <w:pPr>
         <w:spacing w:line="336" w:lineRule="auto" w:after="180"/>
-        <w:shd w:fill="F1F6FC"/>
       </w:pPr>
       <w:r>
         <w:rPr>
           <w:b w:val="0"/>
         </w:rPr>
-        <w:t>Explain the deciding step aloud before checking the changed case; pointing to the final answer alone does not show how it follows.</w:t>
+        <w:t>For partners, alternate explainer and checker; collect a response from every learner before discussion.</w:t>
+      </w:r>
+    </w:p>
+    <w:p>
+      <w:pPr>
+        <w:pStyle w:val="Heading2"/>
+      </w:pPr>
+      <w:r>
+        <w:t>Individual misconception check</w:t>
+      </w:r>
+    </w:p>
+    <w:p>
+      <w:pPr>
+        <w:spacing w:line="336" w:lineRule="auto" w:after="180"/>
+      </w:pPr>
+      <w:r>
+        <w:rPr>
+          <w:b w:val="0"/>
+        </w:rPr>
+        <w:t>Use the worked case for Capstone grounded assistant. Proposed explanation: “The worked result establishes every future case”. Decide whether this explanation is supported.</w:t>
+      </w:r>
+    </w:p>
+    <w:p>
+      <w:pPr>
+        <w:spacing w:line="336" w:lineRule="auto" w:after="180"/>
+      </w:pPr>
+      <w:r>
+        <w:rPr>
+          <w:b w:val="0"/>
+        </w:rPr>
+        <w:t>Point to the step or supplied fact that decides; explain your repair if needed.</w:t>
+      </w:r>
+    </w:p>
+    <w:p>
+      <w:pPr>
+        <w:spacing w:line="336" w:lineRule="auto" w:after="180"/>
+      </w:pPr>
+      <w:r>
+        <w:rPr>
+          <w:b w:val="0"/>
+        </w:rPr>
+        <w:t xml:space="preserve">Expected correction: A correct happy path does not establish </w:t>
+      </w:r>
+      <w:r>
+        <w:rPr>
+          <w:b/>
+        </w:rPr>
+        <w:t>fallback</w:t>
+      </w:r>
+      <w:r>
+        <w:rPr>
+          <w:b w:val="0"/>
+        </w:rPr>
+        <w:t>, access control or side-effect safety.</w:t>
+      </w:r>
+    </w:p>
+    <w:p>
+      <w:pPr>
+        <w:spacing w:line="336" w:lineRule="auto" w:after="180"/>
+      </w:pPr>
+      <w:r>
+        <w:rPr>
+          <w:b w:val="0"/>
+        </w:rPr>
+        <w:t>Collect explanations, not only yes/no votes. If a misunderstanding is common, re-model the relevant step for the class.</w:t>
+      </w:r>
+    </w:p>
+    <w:p>
+      <w:pPr>
+        <w:spacing w:line="336" w:lineRule="auto" w:after="180"/>
+      </w:pPr>
+      <w:r>
+        <w:rPr>
+          <w:b w:val="0"/>
+        </w:rPr>
+        <w:t>If it affects a few learners, give a short targeted group explanation while others solve a more demanding variation.</w:t>
+      </w:r>
+    </w:p>
+    <w:p>
+      <w:pPr>
+        <w:pStyle w:val="Heading2"/>
+      </w:pPr>
+      <w:r>
+        <w:t>Pictorial question and changed-case reasoning</w:t>
+      </w:r>
+    </w:p>
+    <w:p>
+      <w:pPr>
+        <w:spacing w:line="336" w:lineRule="auto" w:after="180"/>
+      </w:pPr>
+      <w:r>
+        <w:rPr>
+          <w:b w:val="0"/>
+        </w:rPr>
+        <w:t xml:space="preserve">Can PL2 alone support “check the soil daily”? Point to the relevant step in the picture, then write the changed result and the rule or </w:t>
+      </w:r>
+      <w:r>
+        <w:rPr>
+          <w:b/>
+        </w:rPr>
+        <w:t>evidence</w:t>
+      </w:r>
+      <w:r>
+        <w:rPr>
+          <w:b w:val="0"/>
+        </w:rPr>
+        <w:t xml:space="preserve"> that supports it.</w:t>
+      </w:r>
+    </w:p>
+    <w:p>
+      <w:pPr>
+        <w:spacing w:line="336" w:lineRule="auto" w:after="180"/>
+      </w:pPr>
+      <w:r>
+        <w:rPr>
+          <w:b w:val="0"/>
+        </w:rPr>
+        <w:t>No. PL2 says seedlings need water and does not give the checking schedule; the assistant should report the gap. Changed-case check: Explain that the daily check is not specified in the available source.</w:t>
+      </w:r>
+    </w:p>
+    <w:p>
+      <w:pPr>
+        <w:spacing w:line="336" w:lineRule="auto" w:after="180"/>
+      </w:pPr>
+      <w:r>
+        <w:rPr>
+          <w:b w:val="0"/>
+        </w:rPr>
+        <w:t>The remaining general water fact does not establish this activity’s schedule.</w:t>
+      </w:r>
+    </w:p>
+    <w:p>
+      <w:pPr>
+        <w:spacing w:line="336" w:lineRule="auto" w:after="180"/>
+      </w:pPr>
+      <w:r>
+        <w:rPr>
+          <w:b w:val="0"/>
+        </w:rPr>
+        <w:t>Changed-case reasoning: Explain that the daily check is not specified in the available source. The remaining general water fact does not establish this activity’s schedule.</w:t>
+      </w:r>
+    </w:p>
+    <w:p>
+      <w:pPr>
+        <w:spacing w:line="336" w:lineRule="auto" w:after="180"/>
+      </w:pPr>
+      <w:r>
+        <w:rPr>
+          <w:b w:val="0"/>
+        </w:rPr>
+        <w:t xml:space="preserve">Collect each learner’s explanation before discussion. Use the first missing connection between </w:t>
+      </w:r>
+      <w:r>
+        <w:rPr>
+          <w:b/>
+        </w:rPr>
+        <w:t>input</w:t>
+      </w:r>
+      <w:r>
+        <w:rPr>
+          <w:b w:val="0"/>
+        </w:rPr>
+        <w:t xml:space="preserve">, deciding step and result to choose support. This question is worked-case practice, not fresh mastery </w:t>
+      </w:r>
+      <w:r>
+        <w:rPr>
+          <w:b/>
+        </w:rPr>
+        <w:t>evidence</w:t>
+      </w:r>
+      <w:r>
+        <w:rPr>
+          <w:b w:val="0"/>
+        </w:rPr>
+        <w:t>.</w:t>
+      </w:r>
+    </w:p>
+    <w:p>
+      <w:pPr>
+        <w:pStyle w:val="Heading2"/>
+      </w:pPr>
+      <w:r>
+        <w:t>Keep each learner explaining</w:t>
+      </w:r>
+    </w:p>
+    <w:p>
+      <w:pPr>
+        <w:pStyle w:val="ListBullet"/>
+      </w:pPr>
+      <w:r>
+        <w:t>Ask: Which facts are given, and which would we have to assume? Learners mark relevant details before discussing answers.</w:t>
+      </w:r>
+    </w:p>
+    <w:p>
+      <w:pPr>
+        <w:pStyle w:val="ListBullet"/>
+      </w:pPr>
+      <w:r>
+        <w:t>Say: Predict first. Show the rule, information path or calculation that would produce the result. A correct guess is not yet an explanation.</w:t>
+      </w:r>
+    </w:p>
+    <w:p>
+      <w:pPr>
+        <w:pStyle w:val="ListBullet"/>
+      </w:pPr>
+      <w:r>
+        <w:t>In pairs, one learner solves while the other checks evidence; exchange roles. Remove the worked answer before independent assessment.</w:t>
+      </w:r>
+    </w:p>
+    <w:p>
+      <w:pPr>
+        <w:pStyle w:val="Heading2"/>
+      </w:pPr>
+      <w:r>
+        <w:t>Earlier wording, alternatives and picture transcripts · reference / check after trying</w:t>
+      </w:r>
+    </w:p>
+    <w:p>
+      <w:pPr>
+        <w:spacing w:line="336" w:lineRule="auto" w:after="180"/>
+      </w:pPr>
+      <w:r>
+        <w:rPr>
+          <w:b w:val="0"/>
+        </w:rPr>
+        <w:t>Demonstrate and guide practice</w:t>
       </w:r>
     </w:p>
     <w:p>
@@ -2003,7 +2704,63 @@
         <w:pStyle w:val="Heading3"/>
       </w:pPr>
       <w:r>
-        <w:t>What this example does not establish</w:t>
+        <w:t>Board sequence</w:t>
+      </w:r>
+    </w:p>
+    <w:p>
+      <w:pPr>
+        <w:spacing w:line="336" w:lineRule="auto" w:after="180"/>
+      </w:pPr>
+      <w:r>
+        <w:rPr>
+          <w:b w:val="0"/>
+        </w:rPr>
+        <w:t>Write the given facts: Approved notes say plants need light and roots take up water. Ask how roots help.</w:t>
+      </w:r>
+    </w:p>
+    <w:p>
+      <w:pPr>
+        <w:spacing w:line="336" w:lineRule="auto" w:after="180"/>
+      </w:pPr>
+      <w:r>
+        <w:rPr>
+          <w:b w:val="0"/>
+        </w:rPr>
+        <w:t>Write the question to explain: Specify the minimum grounded path.</w:t>
+      </w:r>
+    </w:p>
+    <w:p>
+      <w:pPr>
+        <w:spacing w:line="336" w:lineRule="auto" w:after="180"/>
+      </w:pPr>
+      <w:r>
+        <w:rPr>
+          <w:b w:val="0"/>
+        </w:rPr>
+        <w:t xml:space="preserve">Reveal after </w:t>
+      </w:r>
+      <w:r>
+        <w:rPr>
+          <w:b/>
+        </w:rPr>
+        <w:t>prediction</w:t>
+      </w:r>
+      <w:r>
+        <w:rPr>
+          <w:b w:val="0"/>
+        </w:rPr>
+        <w:t>s: Retrieve the roots note, answer that roots take up water and reference it. Validate support and avoid unrelated claims.</w:t>
+      </w:r>
+    </w:p>
+    <w:p>
+      <w:pPr>
+        <w:spacing w:line="336" w:lineRule="auto" w:after="180"/>
+      </w:pPr>
+      <w:r>
+        <w:rPr>
+          <w:b w:val="0"/>
+        </w:rPr>
+        <w:t>Use the earlier changed question as optional later practice. Reserve Trace the new zero-capacity room response independently for the first independent attempt before hints or feedback.</w:t>
       </w:r>
     </w:p>
     <w:p>
@@ -2011,374 +2768,18 @@
         <w:pStyle w:val="Heading3"/>
       </w:pPr>
       <w:r>
-        <w:t>Keep the stated limit</w:t>
+        <w:t>Classroom dialogue</w:t>
       </w:r>
     </w:p>
     <w:p>
       <w:pPr>
         <w:spacing w:line="336" w:lineRule="auto" w:after="180"/>
-        <w:shd w:fill="FFF5E6"/>
       </w:pPr>
       <w:r>
         <w:rPr>
           <w:b w:val="0"/>
         </w:rPr>
-        <w:t xml:space="preserve">A grounded </w:t>
-      </w:r>
-      <w:r>
-        <w:rPr>
-          <w:b/>
-        </w:rPr>
-        <w:t>prototype</w:t>
-      </w:r>
-      <w:r>
-        <w:rPr>
-          <w:b w:val="0"/>
-        </w:rPr>
-        <w:t xml:space="preserve"> still needs an evaluation set and permission checks before anyone relies on it.</w:t>
-      </w:r>
-    </w:p>
-    <w:p>
-      <w:pPr>
-        <w:pStyle w:val="Heading3"/>
-      </w:pPr>
-      <w:r>
-        <w:t>Change one thing in the pictured case</w:t>
-      </w:r>
-    </w:p>
-    <w:p>
-      <w:pPr>
-        <w:pStyle w:val="Heading3"/>
-      </w:pPr>
-      <w:r>
-        <w:t>Change one thing</w:t>
-      </w:r>
-    </w:p>
-    <w:p>
-      <w:pPr>
-        <w:spacing w:line="336" w:lineRule="auto" w:after="180"/>
-        <w:shd w:fill="F5F1FB"/>
-      </w:pPr>
-      <w:r>
-        <w:rPr>
-          <w:b w:val="0"/>
-        </w:rPr>
-        <w:t>Change: PL3 is absent while PL2 remains.</w:t>
-      </w:r>
-    </w:p>
-    <w:p>
-      <w:pPr>
-        <w:pStyle w:val="Heading3"/>
-      </w:pPr>
-      <w:r>
-        <w:t>Predicted result</w:t>
-      </w:r>
-    </w:p>
-    <w:p>
-      <w:pPr>
-        <w:spacing w:line="336" w:lineRule="auto" w:after="180"/>
-        <w:shd w:fill="F1F6FC"/>
-      </w:pPr>
-      <w:r>
-        <w:rPr>
-          <w:b/>
-        </w:rPr>
-        <w:t>Prediction</w:t>
-      </w:r>
-      <w:r>
-        <w:rPr>
-          <w:b w:val="0"/>
-        </w:rPr>
-        <w:t>: Explain that the daily check is not specified in the available source.</w:t>
-      </w:r>
-    </w:p>
-    <w:p>
-      <w:pPr>
-        <w:pStyle w:val="Heading3"/>
-      </w:pPr>
-      <w:r>
-        <w:t>Why the result follows</w:t>
-      </w:r>
-    </w:p>
-    <w:p>
-      <w:pPr>
-        <w:spacing w:line="336" w:lineRule="auto" w:after="180"/>
-        <w:shd w:fill="F1F6FC"/>
-      </w:pPr>
-      <w:r>
-        <w:rPr>
-          <w:b w:val="0"/>
-        </w:rPr>
-        <w:t>Reason: The remaining general water fact does not establish this activity’s schedule.</w:t>
-      </w:r>
-    </w:p>
-    <w:p>
-      <w:pPr>
-        <w:pStyle w:val="Heading3"/>
-      </w:pPr>
-      <w:r>
-        <w:t>Ask while showing the picture</w:t>
-      </w:r>
-    </w:p>
-    <w:p>
-      <w:pPr>
-        <w:pStyle w:val="Heading3"/>
-      </w:pPr>
-      <w:r>
-        <w:t>Ask while showing the picture · 4</w:t>
-      </w:r>
-    </w:p>
-    <w:p>
-      <w:pPr>
-        <w:spacing w:line="336" w:lineRule="auto" w:after="180"/>
-      </w:pPr>
-      <w:r>
-        <w:rPr>
-          <w:b w:val="0"/>
-        </w:rPr>
-        <w:t xml:space="preserve">Cover the result. Ask learners to name the </w:t>
-      </w:r>
-      <w:r>
-        <w:rPr>
-          <w:b/>
-        </w:rPr>
-        <w:t>input</w:t>
-      </w:r>
-      <w:r>
-        <w:rPr>
-          <w:b w:val="0"/>
-        </w:rPr>
-        <w:t xml:space="preserve">s and predict the next step. Uncover one step, connect the icon to the actual procedure, and explain its </w:t>
-      </w:r>
-      <w:r>
-        <w:rPr>
-          <w:b/>
-        </w:rPr>
-        <w:t>evidence</w:t>
-      </w:r>
-      <w:r>
-        <w:rPr>
-          <w:b w:val="0"/>
-        </w:rPr>
-        <w:t>. Then change the supplied condition and compare.</w:t>
-      </w:r>
-    </w:p>
-    <w:p>
-      <w:pPr>
-        <w:spacing w:line="336" w:lineRule="auto" w:after="180"/>
-      </w:pPr>
-      <w:r>
-        <w:rPr>
-          <w:b w:val="0"/>
-        </w:rPr>
-        <w:t>The picture is a representation; it does not document execution of a real AI model.</w:t>
-      </w:r>
-    </w:p>
-    <w:p>
-      <w:pPr>
-        <w:pStyle w:val="Heading1"/>
-      </w:pPr>
-      <w:r>
-        <w:t>03. Demonstrate and guide practice</w:t>
-      </w:r>
-    </w:p>
-    <w:p>
-      <w:r>
-        <w:t>Demonstrate Prototype a Grounded Assistant, reduce support deliberately and check individual reasoning before discussing answers.</w:t>
-      </w:r>
-    </w:p>
-    <w:p>
-      <w:pPr>
-        <w:pStyle w:val="Heading3"/>
-      </w:pPr>
-      <w:r>
-        <w:t>Board sequence</w:t>
-      </w:r>
-    </w:p>
-    <w:p>
-      <w:pPr>
-        <w:pStyle w:val="Heading3"/>
-      </w:pPr>
-      <w:r>
-        <w:t>1. Put the facts on the board</w:t>
-      </w:r>
-    </w:p>
-    <w:p>
-      <w:pPr>
-        <w:spacing w:line="336" w:lineRule="auto" w:after="180"/>
-        <w:shd w:fill="F4F9FC"/>
-      </w:pPr>
-      <w:r>
-        <w:rPr>
-          <w:b w:val="0"/>
-        </w:rPr>
-        <w:t>Write the given facts: Approved notes say plants need light and roots take up water. Ask how roots help.</w:t>
-      </w:r>
-    </w:p>
-    <w:p>
-      <w:pPr>
-        <w:pStyle w:val="Heading3"/>
-      </w:pPr>
-      <w:r>
-        <w:t>2. State the decision to explain</w:t>
-      </w:r>
-    </w:p>
-    <w:p>
-      <w:pPr>
-        <w:spacing w:line="336" w:lineRule="auto" w:after="180"/>
-        <w:shd w:fill="F4F9FC"/>
-      </w:pPr>
-      <w:r>
-        <w:rPr>
-          <w:b w:val="0"/>
-        </w:rPr>
-        <w:t>Write the question to explain: Specify the minimum grounded path.</w:t>
-      </w:r>
-    </w:p>
-    <w:p>
-      <w:pPr>
-        <w:pStyle w:val="Heading3"/>
-      </w:pPr>
-      <w:r>
-        <w:t>3. Reveal the worked reasoning</w:t>
-      </w:r>
-    </w:p>
-    <w:p>
-      <w:pPr>
-        <w:spacing w:line="336" w:lineRule="auto" w:after="180"/>
-        <w:shd w:fill="F1F6FC"/>
-      </w:pPr>
-      <w:r>
-        <w:rPr>
-          <w:b w:val="0"/>
-        </w:rPr>
-        <w:t xml:space="preserve">Reveal after </w:t>
-      </w:r>
-      <w:r>
-        <w:rPr>
-          <w:b/>
-        </w:rPr>
-        <w:t>prediction</w:t>
-      </w:r>
-      <w:r>
-        <w:rPr>
-          <w:b w:val="0"/>
-        </w:rPr>
-        <w:t>s: Retrieve the roots note, answer that roots take up water and reference it. Validate support and avoid unrelated claims.</w:t>
-      </w:r>
-    </w:p>
-    <w:p>
-      <w:pPr>
-        <w:pStyle w:val="Heading3"/>
-      </w:pPr>
-      <w:r>
-        <w:t>Hold back the independent task</w:t>
-      </w:r>
-    </w:p>
-    <w:p>
-      <w:pPr>
-        <w:spacing w:line="336" w:lineRule="auto" w:after="180"/>
-        <w:shd w:fill="F5F1FB"/>
-      </w:pPr>
-      <w:r>
-        <w:rPr>
-          <w:b w:val="0"/>
-        </w:rPr>
-        <w:t xml:space="preserve">Keep for an independent attempt: A study assistant has a supplied passage about roots. A user asks a question about planets. What should the </w:t>
-      </w:r>
-      <w:r>
-        <w:rPr>
-          <w:b/>
-        </w:rPr>
-        <w:t>prototype</w:t>
-      </w:r>
-      <w:r>
-        <w:rPr>
-          <w:b w:val="0"/>
-        </w:rPr>
-        <w:t xml:space="preserve"> do within a passage-only boundary?</w:t>
-      </w:r>
-    </w:p>
-    <w:p>
-      <w:pPr>
-        <w:pStyle w:val="Heading3"/>
-      </w:pPr>
-      <w:r>
-        <w:t>Classroom dialogue</w:t>
-      </w:r>
-    </w:p>
-    <w:p>
-      <w:pPr>
-        <w:pStyle w:val="Heading3"/>
-      </w:pPr>
-      <w:r>
-        <w:t>Ask the class</w:t>
-      </w:r>
-    </w:p>
-    <w:p>
-      <w:pPr>
-        <w:spacing w:line="336" w:lineRule="auto" w:after="180"/>
-        <w:shd w:fill="F5F1FB"/>
-      </w:pPr>
-      <w:r>
-        <w:rPr>
-          <w:b w:val="0"/>
-        </w:rPr>
-        <w:t>Ask: Which facts are given, and which would we have to assume? Learners mark relevant details before discussing answers.</w:t>
-      </w:r>
-    </w:p>
-    <w:p>
-      <w:pPr>
-        <w:pStyle w:val="Heading3"/>
-      </w:pPr>
-      <w:r>
-        <w:t>Language to model</w:t>
-      </w:r>
-    </w:p>
-    <w:p>
-      <w:pPr>
-        <w:spacing w:line="336" w:lineRule="auto" w:after="180"/>
-        <w:shd w:fill="F1F6F8"/>
-      </w:pPr>
-      <w:r>
-        <w:rPr>
-          <w:b w:val="0"/>
-        </w:rPr>
-        <w:t>Say: Predict first. Show the rule, information path or calculation that would produce the result. A correct guess is not yet an explanation.</w:t>
-      </w:r>
-    </w:p>
-    <w:p>
-      <w:pPr>
-        <w:spacing w:line="336" w:lineRule="auto" w:after="180"/>
-      </w:pPr>
-      <w:r>
-        <w:rPr>
-          <w:b w:val="0"/>
-        </w:rPr>
         <w:t>Reveal reasoning one step at a time. Explain why a tempting alternative fails. Write units and denominators for arithmetic, trace conditions for decisions, and identify supporting sources for claims.</w:t>
-      </w:r>
-    </w:p>
-    <w:p>
-      <w:pPr>
-        <w:spacing w:line="336" w:lineRule="auto" w:after="180"/>
-      </w:pPr>
-      <w:r>
-        <w:rPr>
-          <w:b w:val="0"/>
-        </w:rPr>
-        <w:t xml:space="preserve">In pairs, one learner solves while the other checks </w:t>
-      </w:r>
-      <w:r>
-        <w:rPr>
-          <w:b/>
-        </w:rPr>
-        <w:t>evidence</w:t>
-      </w:r>
-      <w:r>
-        <w:rPr>
-          <w:b w:val="0"/>
-        </w:rPr>
-        <w:t>; exchange roles. Remove the worked answer before independent assessment.</w:t>
       </w:r>
     </w:p>
     <w:p>
@@ -2691,386 +3092,114 @@
         <w:pStyle w:val="Heading3"/>
       </w:pPr>
       <w:r>
-        <w:t>Completion practice</w:t>
+        <w:t>Individual reasoning check</w:t>
+      </w:r>
+    </w:p>
+    <w:p>
+      <w:pPr>
+        <w:pStyle w:val="Heading3"/>
+      </w:pPr>
+      <w:r>
+        <w:t>Pictorial practice question</w:t>
+      </w:r>
+    </w:p>
+    <w:p>
+      <w:pPr>
+        <w:pStyle w:val="Heading3"/>
+      </w:pPr>
+      <w:r>
+        <w:t>Reasoned teacher answer</w:t>
+      </w:r>
+    </w:p>
+    <w:p>
+      <w:pPr>
+        <w:pStyle w:val="Heading1"/>
+      </w:pPr>
+      <w:r>
+        <w:t>04. Run the supplied investigation</w:t>
+      </w:r>
+    </w:p>
+    <w:p>
+      <w:r>
+        <w:t>Keep expected results, observed paper traces and remaining limits distinguishable.</w:t>
+      </w:r>
+    </w:p>
+    <w:p>
+      <w:pPr>
+        <w:pStyle w:val="Heading2"/>
+      </w:pPr>
+      <w:r>
+        <w:t>Supplied materials and answer guidance</w:t>
       </w:r>
     </w:p>
     <w:p>
       <w:pPr>
         <w:spacing w:line="336" w:lineRule="auto" w:after="180"/>
-        <w:shd w:fill="F5F1FB"/>
       </w:pPr>
       <w:r>
         <w:rPr>
           <w:b w:val="0"/>
         </w:rPr>
-        <w:t>Completion task: Request room B; retrieved approval names B but register names C. Draft gives capacity 10 from C. Show the intermediate steps and give the conclusion with its scope.</w:t>
-      </w:r>
-    </w:p>
-    <w:p>
-      <w:pPr>
-        <w:pStyle w:val="Heading3"/>
-      </w:pPr>
-      <w:r>
-        <w:t>Reasoning to listen for</w:t>
+        <w:t>Plant cards: A supported daily soil check via PL3-v1; B answerability failure; C clarify ambiguous input; D output-structure failure; E unsupported-claim failure. Rejected cases do not get invented schedules. Room W2 fails same-room support. Independent J has matching approved current records and legitimate capacity0; supported, not missing. No booking or external action.</w:t>
       </w:r>
     </w:p>
     <w:p>
       <w:pPr>
         <w:spacing w:line="336" w:lineRule="auto" w:after="180"/>
-        <w:shd w:fill="F1F6FC"/>
       </w:pPr>
       <w:r>
         <w:rPr>
           <w:b w:val="0"/>
         </w:rPr>
-        <w:t>Teacher check: Teacher explanation: Same-room support fails before or during semantic validation. Return needs_review with null claims; the draft capacity is unsupported for B.</w:t>
-      </w:r>
-    </w:p>
-    <w:p>
-      <w:pPr>
-        <w:spacing w:line="336" w:lineRule="auto" w:after="180"/>
-      </w:pPr>
-      <w:r>
-        <w:rPr>
-          <w:b w:val="0"/>
-        </w:rPr>
-        <w:t xml:space="preserve">Start by identifying the given </w:t>
-      </w:r>
-      <w:r>
-        <w:rPr>
-          <w:b/>
-        </w:rPr>
-        <w:t>input</w:t>
-      </w:r>
-      <w:r>
-        <w:rPr>
-          <w:b w:val="0"/>
-        </w:rPr>
-        <w:t>s together. Leave the intermediate steps blank. If needed, model one step, then withdraw that help on the next step. Move to a full trace only when the partial trace is understood.</w:t>
-      </w:r>
-    </w:p>
-    <w:p>
-      <w:pPr>
-        <w:spacing w:line="336" w:lineRule="auto" w:after="180"/>
-      </w:pPr>
-      <w:r>
-        <w:rPr>
-          <w:b w:val="0"/>
-        </w:rPr>
-        <w:t>For partners, alternate explainer and checker; collect a response from every learner before discussion.</w:t>
-      </w:r>
-    </w:p>
-    <w:p>
-      <w:pPr>
-        <w:pStyle w:val="Heading3"/>
-      </w:pPr>
-      <w:r>
-        <w:t>Individual reasoning check</w:t>
-      </w:r>
-    </w:p>
-    <w:p>
-      <w:pPr>
-        <w:spacing w:line="336" w:lineRule="auto" w:after="180"/>
-      </w:pPr>
-      <w:r>
-        <w:rPr>
-          <w:b w:val="0"/>
-        </w:rPr>
-        <w:t>Use the worked case for Capstone grounded assistant. Proposed explanation: “The worked result establishes every future case”. Decide whether this explanation is supported.</w:t>
-      </w:r>
-    </w:p>
-    <w:p>
-      <w:pPr>
-        <w:spacing w:line="336" w:lineRule="auto" w:after="180"/>
-      </w:pPr>
-      <w:r>
-        <w:rPr>
-          <w:b w:val="0"/>
-        </w:rPr>
-        <w:t>Point to the step or supplied fact that decides; explain your repair if needed.</w:t>
-      </w:r>
-    </w:p>
-    <w:p>
-      <w:pPr>
-        <w:pStyle w:val="Heading3"/>
-      </w:pPr>
-      <w:r>
-        <w:t>Expected repair</w:t>
-      </w:r>
-    </w:p>
-    <w:p>
-      <w:pPr>
-        <w:spacing w:line="336" w:lineRule="auto" w:after="180"/>
-        <w:shd w:fill="F1F6FC"/>
-      </w:pPr>
-      <w:r>
-        <w:rPr>
-          <w:b w:val="0"/>
-        </w:rPr>
-        <w:t xml:space="preserve">Expected correction: A correct happy path does not establish </w:t>
-      </w:r>
-      <w:r>
-        <w:rPr>
-          <w:b/>
-        </w:rPr>
-        <w:t>fallback</w:t>
-      </w:r>
-      <w:r>
-        <w:rPr>
-          <w:b w:val="0"/>
-        </w:rPr>
-        <w:t>, access control or side-effect safety.</w:t>
-      </w:r>
-    </w:p>
-    <w:p>
-      <w:pPr>
-        <w:spacing w:line="336" w:lineRule="auto" w:after="180"/>
-      </w:pPr>
-      <w:r>
-        <w:rPr>
-          <w:b w:val="0"/>
-        </w:rPr>
-        <w:t>Collect explanations, not only yes/no votes. If a misunderstanding is common, re-model the relevant step for the class.</w:t>
-      </w:r>
-    </w:p>
-    <w:p>
-      <w:pPr>
-        <w:spacing w:line="336" w:lineRule="auto" w:after="180"/>
-      </w:pPr>
-      <w:r>
-        <w:rPr>
-          <w:b w:val="0"/>
-        </w:rPr>
-        <w:t>If it affects a few learners, give a short targeted group explanation while others solve a more demanding variation.</w:t>
-      </w:r>
-    </w:p>
-    <w:p>
-      <w:pPr>
-        <w:pStyle w:val="Heading3"/>
-      </w:pPr>
-      <w:r>
-        <w:t>Pictorial practice question</w:t>
-      </w:r>
-    </w:p>
-    <w:p>
-      <w:pPr>
-        <w:spacing w:line="336" w:lineRule="auto" w:after="180"/>
-      </w:pPr>
-      <w:r>
-        <w:rPr>
-          <w:b w:val="0"/>
-        </w:rPr>
-        <w:t xml:space="preserve">Can PL2 alone support “check the soil daily”? Point to the relevant step in the picture, then write the changed result and the rule or </w:t>
-      </w:r>
-      <w:r>
-        <w:rPr>
-          <w:b/>
-        </w:rPr>
-        <w:t>evidence</w:t>
-      </w:r>
-      <w:r>
-        <w:rPr>
-          <w:b w:val="0"/>
-        </w:rPr>
-        <w:t xml:space="preserve"> that supports it.</w:t>
-      </w:r>
-    </w:p>
-    <w:p>
-      <w:pPr>
-        <w:pStyle w:val="Heading3"/>
-      </w:pPr>
-      <w:r>
-        <w:t>Reasoned teacher answer</w:t>
-      </w:r>
-    </w:p>
-    <w:p>
-      <w:pPr>
-        <w:spacing w:line="336" w:lineRule="auto" w:after="180"/>
-      </w:pPr>
-      <w:r>
-        <w:rPr>
-          <w:b w:val="0"/>
-        </w:rPr>
-        <w:t>No. PL2 says seedlings need water and does not give the checking schedule; the assistant should report the gap. Changed-case check: Explain that the daily check is not specified in the available source.</w:t>
-      </w:r>
-    </w:p>
-    <w:p>
-      <w:pPr>
-        <w:spacing w:line="336" w:lineRule="auto" w:after="180"/>
-      </w:pPr>
-      <w:r>
-        <w:rPr>
-          <w:b w:val="0"/>
-        </w:rPr>
-        <w:t>The remaining general water fact does not establish this activity’s schedule.</w:t>
-      </w:r>
-    </w:p>
-    <w:p>
-      <w:pPr>
-        <w:spacing w:line="336" w:lineRule="auto" w:after="180"/>
-      </w:pPr>
-      <w:r>
-        <w:rPr>
-          <w:b w:val="0"/>
-        </w:rPr>
-        <w:t>Changed-case reasoning: Explain that the daily check is not specified in the available source. The remaining general water fact does not establish this activity’s schedule.</w:t>
-      </w:r>
-    </w:p>
-    <w:p>
-      <w:pPr>
-        <w:spacing w:line="336" w:lineRule="auto" w:after="180"/>
-      </w:pPr>
-      <w:r>
-        <w:rPr>
-          <w:b w:val="0"/>
-        </w:rPr>
-        <w:t xml:space="preserve">Collect each learner’s explanation before discussion. Use the first missing connection between </w:t>
-      </w:r>
-      <w:r>
-        <w:rPr>
-          <w:b/>
-        </w:rPr>
-        <w:t>input</w:t>
-      </w:r>
-      <w:r>
-        <w:rPr>
-          <w:b w:val="0"/>
-        </w:rPr>
-        <w:t xml:space="preserve">, deciding step and result to choose support. This question is worked-case practice, not fresh mastery </w:t>
-      </w:r>
-      <w:r>
-        <w:rPr>
-          <w:b/>
-        </w:rPr>
-        <w:t>evidence</w:t>
-      </w:r>
-      <w:r>
-        <w:rPr>
-          <w:b w:val="0"/>
-        </w:rPr>
-        <w:t>.</w:t>
-      </w:r>
-    </w:p>
-    <w:p>
-      <w:pPr>
-        <w:pStyle w:val="Heading1"/>
-      </w:pPr>
-      <w:r>
-        <w:t>04. Run the weekly evidence lab</w:t>
-      </w:r>
-    </w:p>
-    <w:p>
-      <w:r>
-        <w:t>Run the Prototype a Grounded Assistant investigation and use the first unsupported step to choose a teaching response.</w:t>
-      </w:r>
-    </w:p>
-    <w:p>
-      <w:pPr>
-        <w:spacing w:line="336" w:lineRule="auto" w:after="180"/>
-      </w:pPr>
-      <w:r>
-        <w:rPr>
-          <w:b w:val="0"/>
-        </w:rPr>
-        <w:t>Words You Can Use to Reason</w:t>
-      </w:r>
-    </w:p>
-    <w:p>
-      <w:pPr>
-        <w:spacing w:line="336" w:lineRule="auto" w:after="180"/>
-      </w:pPr>
-      <w:r>
-        <w:rPr>
-          <w:b w:val="0"/>
-        </w:rPr>
-        <w:t>A definition matters when you can recognize the idea, use it, and contrast it with a near-miss.</w:t>
-      </w:r>
-    </w:p>
-    <w:p>
-      <w:pPr>
-        <w:spacing w:line="336" w:lineRule="auto" w:after="180"/>
-      </w:pPr>
-      <w:r>
-        <w:rPr>
-          <w:b w:val="0"/>
-        </w:rPr>
+        <w:t>These paper development traces are not independent evaluation results.</w:t>
+      </w:r>
+    </w:p>
+    <w:p>
+      <w:pPr>
+        <w:pStyle w:val="Heading2"/>
+      </w:pPr>
+      <w:r>
+        <w:t>Run and record</w:t>
+      </w:r>
+    </w:p>
+    <w:p>
+      <w:pPr>
+        <w:pStyle w:val="ListNumber"/>
+      </w:pPr>
+      <w:r>
         <w:t>Predict → Test → Record → Explain</w:t>
       </w:r>
     </w:p>
     <w:p>
       <w:pPr>
-        <w:spacing w:line="336" w:lineRule="auto" w:after="180"/>
-      </w:pPr>
-      <w:r>
-        <w:rPr>
-          <w:b w:val="0"/>
-        </w:rPr>
+        <w:pStyle w:val="ListNumber"/>
+      </w:pPr>
+      <w:r>
         <w:t>Keep expected and actual results separate. Surprises are useful data when recorded honestly.</w:t>
       </w:r>
     </w:p>
     <w:p>
       <w:pPr>
-        <w:spacing w:line="336" w:lineRule="auto" w:after="180"/>
-      </w:pPr>
-      <w:r>
-        <w:rPr>
-          <w:b w:val="0"/>
-        </w:rPr>
-        <w:t>Build one full path, then test normal, ambiguous, missing-source, and malformed-</w:t>
-      </w:r>
-      <w:r>
-        <w:rPr>
-          <w:b/>
-        </w:rPr>
-        <w:t>output</w:t>
-      </w:r>
-      <w:r>
-        <w:rPr>
-          <w:b w:val="0"/>
-        </w:rPr>
-        <w:t xml:space="preserve"> cases; record stage failures.</w:t>
-      </w:r>
-    </w:p>
-    <w:p>
-      <w:pPr>
-        <w:spacing w:line="336" w:lineRule="auto" w:after="180"/>
-        <w:shd w:fill="F5F1FB"/>
-      </w:pPr>
-      <w:r>
-        <w:rPr>
-          <w:b w:val="0"/>
-        </w:rPr>
+        <w:pStyle w:val="ListNumber"/>
+      </w:pPr>
+      <w:r>
+        <w:t>Use the five complete plant-prototype cards for normal, missing-source, ambiguous-request, malformed-output and unsupported-addition paths. Build a paper interface or inspectable implementation; record stage failures and repairs without claiming a live AI evaluation.</w:t>
+      </w:r>
+    </w:p>
+    <w:p>
+      <w:pPr>
+        <w:pStyle w:val="ListNumber"/>
+      </w:pPr>
+      <w:r>
         <w:t>What did the hardest test teach you that the normal test did not?</w:t>
       </w:r>
     </w:p>
     <w:p>
       <w:pPr>
-        <w:pStyle w:val="Heading3"/>
-      </w:pPr>
-      <w:r>
-        <w:t>Make the lab runnable</w:t>
-      </w:r>
-    </w:p>
-    <w:p>
-      <w:pPr>
-        <w:spacing w:line="336" w:lineRule="auto" w:after="180"/>
-      </w:pPr>
-      <w:r>
-        <w:rPr>
-          <w:b w:val="0"/>
-        </w:rPr>
-        <w:t>Use the concrete case as the shared normal case and the independent question as a second case. Each pair creates a boundary or missing-information case and predicts its result before testing.</w:t>
-      </w:r>
-    </w:p>
-    <w:p>
-      <w:pPr>
-        <w:spacing w:line="336" w:lineRule="auto" w:after="180"/>
-      </w:pPr>
-      <w:r>
-        <w:rPr>
-          <w:b w:val="0"/>
-        </w:rPr>
-        <w:t>Keep the expected result separate from an observed mistake.</w:t>
+        <w:pStyle w:val="Heading2"/>
+      </w:pPr>
+      <w:r>
+        <w:t>Keep an inspectable record</w:t>
       </w:r>
     </w:p>
     <w:tbl>
@@ -3221,10 +3350,10 @@
     </w:tbl>
     <w:p>
       <w:pPr>
-        <w:pStyle w:val="Heading3"/>
-      </w:pPr>
-      <w:r>
-        <w:t>Diagnose and reteach</w:t>
+        <w:pStyle w:val="Heading2"/>
+      </w:pPr>
+      <w:r>
+        <w:t>Diagnose the first misunderstanding</w:t>
       </w:r>
     </w:p>
     <w:p>
@@ -3235,7 +3364,19 @@
         <w:rPr>
           <w:b w:val="0"/>
         </w:rPr>
-        <w:t>For guessing, return to given facts and request a trace. For vocabulary without application, use one example and one non-example. For arithmetic errors, check the setup before the calculation.</w:t>
+        <w:t xml:space="preserve">The worked result establishes every future case: A correct happy path does not establish </w:t>
+      </w:r>
+      <w:r>
+        <w:rPr>
+          <w:b/>
+        </w:rPr>
+        <w:t>fallback</w:t>
+      </w:r>
+      <w:r>
+        <w:rPr>
+          <w:b w:val="0"/>
+        </w:rPr>
+        <w:t>, access control or side-effect safety.</w:t>
       </w:r>
     </w:p>
     <w:p>
@@ -3246,15 +3387,31 @@
         <w:rPr>
           <w:b w:val="0"/>
         </w:rPr>
-        <w:t>Finish with a different uncoached case before recording mastery.</w:t>
-      </w:r>
-    </w:p>
-    <w:p>
-      <w:pPr>
-        <w:pStyle w:val="Heading3"/>
-      </w:pPr>
-      <w:r>
-        <w:t>Address these additional misconceptions</w:t>
+        <w:t xml:space="preserve">A missing </w:t>
+      </w:r>
+      <w:r>
+        <w:rPr>
+          <w:b/>
+        </w:rPr>
+        <w:t>input</w:t>
+      </w:r>
+      <w:r>
+        <w:rPr>
+          <w:b w:val="0"/>
+        </w:rPr>
+        <w:t xml:space="preserve"> may be replaced without recording the change: A replacement changes the </w:t>
+      </w:r>
+      <w:r>
+        <w:rPr>
+          <w:b/>
+        </w:rPr>
+        <w:t>evidence</w:t>
+      </w:r>
+      <w:r>
+        <w:rPr>
+          <w:b w:val="0"/>
+        </w:rPr>
+        <w:t xml:space="preserve"> or contract. Record the change and its justification; do not silently turn unknown into a measured value.</w:t>
       </w:r>
     </w:p>
     <w:p>
@@ -3265,85 +3422,27 @@
         <w:rPr>
           <w:b w:val="0"/>
         </w:rPr>
-        <w:t xml:space="preserve">The worked result establishes every future case: A correct happy path does not establish </w:t>
+        <w:t xml:space="preserve">Repeating an assessed case is new independent </w:t>
       </w:r>
       <w:r>
         <w:rPr>
           <w:b/>
         </w:rPr>
-        <w:t>fallback</w:t>
+        <w:t>evidence</w:t>
       </w:r>
       <w:r>
         <w:rPr>
           <w:b w:val="0"/>
         </w:rPr>
-        <w:t>, access control or side-effect safety.</w:t>
-      </w:r>
-    </w:p>
-    <w:p>
-      <w:pPr>
-        <w:spacing w:line="336" w:lineRule="auto" w:after="180"/>
-      </w:pPr>
-      <w:r>
-        <w:rPr>
-          <w:b w:val="0"/>
-        </w:rPr>
-        <w:t xml:space="preserve">A missing </w:t>
-      </w:r>
-      <w:r>
-        <w:rPr>
-          <w:b/>
-        </w:rPr>
-        <w:t>input</w:t>
-      </w:r>
-      <w:r>
-        <w:rPr>
-          <w:b w:val="0"/>
-        </w:rPr>
-        <w:t xml:space="preserve"> may be replaced without recording the change: A replacement changes the </w:t>
-      </w:r>
-      <w:r>
-        <w:rPr>
-          <w:b/>
-        </w:rPr>
-        <w:t>evidence</w:t>
-      </w:r>
-      <w:r>
-        <w:rPr>
-          <w:b w:val="0"/>
-        </w:rPr>
-        <w:t xml:space="preserve"> or contract. Record the change and its justification; do not silently turn unknown into a measured value.</w:t>
-      </w:r>
-    </w:p>
-    <w:p>
-      <w:pPr>
-        <w:spacing w:line="336" w:lineRule="auto" w:after="180"/>
-      </w:pPr>
-      <w:r>
-        <w:rPr>
-          <w:b w:val="0"/>
-        </w:rPr>
-        <w:t xml:space="preserve">Repeating an assessed case is new independent </w:t>
-      </w:r>
-      <w:r>
-        <w:rPr>
-          <w:b/>
-        </w:rPr>
-        <w:t>evidence</w:t>
-      </w:r>
-      <w:r>
-        <w:rPr>
-          <w:b w:val="0"/>
-        </w:rPr>
         <w:t>: A replay checks consistency. An example used for feedback or revision cannot later be described as untouched final evaluation.</w:t>
       </w:r>
     </w:p>
     <w:p>
       <w:pPr>
-        <w:pStyle w:val="Heading3"/>
-      </w:pPr>
-      <w:r>
-        <w:t>Match the support to the first error</w:t>
+        <w:pStyle w:val="Heading2"/>
+      </w:pPr>
+      <w:r>
+        <w:t>Choose support from the response</w:t>
       </w:r>
     </w:p>
     <w:tbl>
@@ -3516,15 +3615,663 @@
     </w:p>
     <w:p>
       <w:pPr>
+        <w:pStyle w:val="Heading2"/>
+      </w:pPr>
+      <w:r>
+        <w:t>Earlier wording, alternatives and picture transcripts · reference / check after trying</w:t>
+      </w:r>
+    </w:p>
+    <w:p>
+      <w:pPr>
+        <w:spacing w:line="336" w:lineRule="auto" w:after="180"/>
+      </w:pPr>
+      <w:r>
+        <w:rPr>
+          <w:b w:val="0"/>
+        </w:rPr>
+        <w:t>Run the weekly evidence lab</w:t>
+      </w:r>
+    </w:p>
+    <w:p>
+      <w:pPr>
+        <w:spacing w:line="336" w:lineRule="auto" w:after="180"/>
+      </w:pPr>
+      <w:r>
+        <w:rPr>
+          <w:b w:val="0"/>
+        </w:rPr>
+        <w:t>Words You Can Use to Reason</w:t>
+      </w:r>
+    </w:p>
+    <w:p>
+      <w:pPr>
+        <w:spacing w:line="336" w:lineRule="auto" w:after="180"/>
+      </w:pPr>
+      <w:r>
+        <w:rPr>
+          <w:b w:val="0"/>
+        </w:rPr>
+        <w:t>A definition matters when you can recognize the idea, use it, and contrast it with a near-miss.</w:t>
+      </w:r>
+    </w:p>
+    <w:p>
+      <w:pPr>
+        <w:pStyle w:val="Heading3"/>
+      </w:pPr>
+      <w:r>
+        <w:t>Make the lab runnable</w:t>
+      </w:r>
+    </w:p>
+    <w:p>
+      <w:pPr>
+        <w:spacing w:line="336" w:lineRule="auto" w:after="180"/>
+      </w:pPr>
+      <w:r>
+        <w:rPr>
+          <w:b w:val="0"/>
+        </w:rPr>
+        <w:t>Use the supplied investigation for shared practice. Keep predictions and observed paper-trace results separate. Reserve Trace the new zero-capacity room response independently for the individual first attempt before feedback; do not use the reserved case as a paired lab task.</w:t>
+      </w:r>
+    </w:p>
+    <w:p>
+      <w:pPr>
+        <w:pStyle w:val="Heading3"/>
+      </w:pPr>
+      <w:r>
+        <w:t>Diagnose and reteach</w:t>
+      </w:r>
+    </w:p>
+    <w:p>
+      <w:pPr>
+        <w:spacing w:line="336" w:lineRule="auto" w:after="180"/>
+      </w:pPr>
+      <w:r>
+        <w:rPr>
+          <w:b w:val="0"/>
+        </w:rPr>
+        <w:t>For guessing, return to given facts and request a trace. For vocabulary without application, use one example and one non-example. For arithmetic errors, check the setup before the calculation.</w:t>
+      </w:r>
+    </w:p>
+    <w:p>
+      <w:pPr>
+        <w:spacing w:line="336" w:lineRule="auto" w:after="180"/>
+      </w:pPr>
+      <w:r>
+        <w:rPr>
+          <w:b w:val="0"/>
+        </w:rPr>
+        <w:t>Finish with a different uncoached case before recording mastery.</w:t>
+      </w:r>
+    </w:p>
+    <w:p>
+      <w:pPr>
+        <w:pStyle w:val="Heading3"/>
+      </w:pPr>
+      <w:r>
+        <w:t>Address these additional misconceptions</w:t>
+      </w:r>
+    </w:p>
+    <w:p>
+      <w:pPr>
+        <w:pStyle w:val="Heading3"/>
+      </w:pPr>
+      <w:r>
+        <w:t>Match the support to the first error</w:t>
+      </w:r>
+    </w:p>
+    <w:p>
+      <w:pPr>
         <w:pStyle w:val="Heading1"/>
       </w:pPr>
       <w:r>
-        <w:t>05. Assess and explain the answers</w:t>
-      </w:r>
-    </w:p>
-    <w:p>
-      <w:r>
-        <w:t>Use the Prototype a Grounded Assistant questions, teacher keys and criteria after the relevant attempts. Previously discussed cases are practice; protect the separately selected independent task.</w:t>
+        <w:t>05. Assess the selected new case</w:t>
+      </w:r>
+    </w:p>
+    <w:p>
+      <w:r>
+        <w:t>Keep this key until after the first attempt; accept valid alternatives with defensible reasoning.</w:t>
+      </w:r>
+    </w:p>
+    <w:p>
+      <w:pPr>
+        <w:pStyle w:val="Heading2"/>
+      </w:pPr>
+      <w:r>
+        <w:t>Selected independent question and key</w:t>
+      </w:r>
+    </w:p>
+    <w:p>
+      <w:pPr>
+        <w:spacing w:line="336" w:lineRule="auto" w:after="180"/>
+      </w:pPr>
+      <w:r>
+        <w:rPr>
+          <w:b w:val="0"/>
+        </w:rPr>
+        <w:t>Selected case: Request room J; approval and register both J capacity 0. Draft is well-formed with J/0 and correct sources. Trace stages and distinguish zero from missing.</w:t>
+      </w:r>
+    </w:p>
+    <w:p>
+      <w:pPr>
+        <w:spacing w:line="336" w:lineRule="auto" w:after="180"/>
+      </w:pPr>
+      <w:r>
+        <w:rPr>
+          <w:b w:val="0"/>
+        </w:rPr>
+        <w:t xml:space="preserve">Teacher explanation: Request valid, </w:t>
+      </w:r>
+      <w:r>
+        <w:rPr>
+          <w:b/>
+        </w:rPr>
+        <w:t>evidence</w:t>
+      </w:r>
+      <w:r>
+        <w:rPr>
+          <w:b w:val="0"/>
+        </w:rPr>
+        <w:t xml:space="preserve"> matches, answerability true, schema and semantic checks pass; supported J capacity 0. Do not convert legitimate zero to missing.</w:t>
+      </w:r>
+    </w:p>
+    <w:p>
+      <w:pPr>
+        <w:pStyle w:val="Heading2"/>
+      </w:pPr>
+      <w:r>
+        <w:t>Judge explanation, trace and limits</w:t>
+      </w:r>
+    </w:p>
+    <w:tbl>
+      <w:tblPr>
+        <w:tblStyle w:val="LightShading-Accent1"/>
+        <w:tblW w:type="auto" w:w="0"/>
+        <w:tblLook w:firstColumn="1" w:firstRow="1" w:lastColumn="0" w:lastRow="0" w:noHBand="0" w:noVBand="1" w:val="04A0"/>
+      </w:tblPr>
+      <w:tblGrid>
+        <w:gridCol w:w="5112"/>
+        <w:gridCol w:w="5112"/>
+      </w:tblGrid>
+      <w:tr>
+        <w:trPr>
+          <w:tblHeader/>
+        </w:trPr>
+        <w:tc>
+          <w:tcPr>
+            <w:tcW w:type="dxa" w:w="5112"/>
+          </w:tcPr>
+          <w:p>
+            <w:r>
+              <w:t>Dimension</w:t>
+            </w:r>
+          </w:p>
+        </w:tc>
+        <w:tc>
+          <w:tcPr>
+            <w:tcW w:type="dxa" w:w="5112"/>
+          </w:tcPr>
+          <w:p>
+            <w:r>
+              <w:t>Evidence required</w:t>
+            </w:r>
+          </w:p>
+        </w:tc>
+      </w:tr>
+      <w:tr>
+        <w:tc>
+          <w:tcPr>
+            <w:tcW w:type="dxa" w:w="5112"/>
+          </w:tcPr>
+          <w:p>
+            <w:r>
+              <w:t>Explanation</w:t>
+            </w:r>
+          </w:p>
+        </w:tc>
+        <w:tc>
+          <w:tcPr>
+            <w:tcW w:type="dxa" w:w="5112"/>
+          </w:tcPr>
+          <w:p>
+            <w:r>
+              <w:t>Names the applicable idea or procedure and ties it to the supplied facts.</w:t>
+            </w:r>
+          </w:p>
+        </w:tc>
+      </w:tr>
+      <w:tr>
+        <w:tc>
+          <w:tcPr>
+            <w:tcW w:type="dxa" w:w="5112"/>
+          </w:tcPr>
+          <w:p>
+            <w:r>
+              <w:t>Trace and result</w:t>
+            </w:r>
+          </w:p>
+        </w:tc>
+        <w:tc>
+          <w:tcPr>
+            <w:tcW w:type="dxa" w:w="5112"/>
+          </w:tcPr>
+          <w:p>
+            <w:r>
+              <w:t>Preserves the given inputs and shows the relevant intermediate steps; distinguishes a prediction from an observed execution.</w:t>
+            </w:r>
+          </w:p>
+        </w:tc>
+      </w:tr>
+      <w:tr>
+        <w:tc>
+          <w:tcPr>
+            <w:tcW w:type="dxa" w:w="5112"/>
+          </w:tcPr>
+          <w:p>
+            <w:r>
+              <w:t>Limits</w:t>
+            </w:r>
+          </w:p>
+        </w:tc>
+        <w:tc>
+          <w:tcPr>
+            <w:tcW w:type="dxa" w:w="5112"/>
+          </w:tcPr>
+          <w:p>
+            <w:r>
+              <w:t>States the assumptions, missing evidence or conditions under which the result would change.</w:t>
+            </w:r>
+          </w:p>
+        </w:tc>
+      </w:tr>
+    </w:tbl>
+    <w:p>
+      <w:pPr>
+        <w:spacing w:line="336" w:lineRule="auto" w:after="180"/>
+      </w:pPr>
+      <w:r>
+        <w:rPr>
+          <w:b w:val="0"/>
+        </w:rPr>
+        <w:t>Record each dimension as not yet, with support, or independent. Accept a valid alternative procedure with a defensible trace.</w:t>
+      </w:r>
+    </w:p>
+    <w:p>
+      <w:pPr>
+        <w:spacing w:line="336" w:lineRule="auto" w:after="180"/>
+      </w:pPr>
+      <w:r>
+        <w:rPr>
+          <w:b w:val="0"/>
+        </w:rPr>
+        <w:t xml:space="preserve">Do not penalise an honestly recorded model failure if the learner correctly explains its </w:t>
+      </w:r>
+      <w:r>
+        <w:rPr>
+          <w:b/>
+        </w:rPr>
+        <w:t>evidence</w:t>
+      </w:r>
+      <w:r>
+        <w:rPr>
+          <w:b w:val="0"/>
+        </w:rPr>
+        <w:t xml:space="preserve"> and limits.</w:t>
+      </w:r>
+    </w:p>
+    <w:p>
+      <w:pPr>
+        <w:pStyle w:val="Heading2"/>
+      </w:pPr>
+      <w:r>
+        <w:t>Give one usable repair action</w:t>
+      </w:r>
+    </w:p>
+    <w:p>
+      <w:pPr>
+        <w:spacing w:line="336" w:lineRule="auto" w:after="180"/>
+      </w:pPr>
+      <w:r>
+        <w:rPr>
+          <w:b w:val="0"/>
+        </w:rPr>
+        <w:t>Name the earliest unsupported step and give one action to repair it. Have the learner make that repair now and explain why. Then assess the relevant skill on a fresh, fully specified case.</w:t>
+      </w:r>
+    </w:p>
+    <w:p>
+      <w:pPr>
+        <w:spacing w:line="336" w:lineRule="auto" w:after="180"/>
+      </w:pPr>
+      <w:r>
+        <w:rPr>
+          <w:b w:val="0"/>
+        </w:rPr>
+        <w:t>Confirm it was not previously practised with feedback; solve and check the new case before assigning it. A follow-up design prompt is a starting brief, not automatically an equivalent test.</w:t>
+      </w:r>
+    </w:p>
+    <w:p>
+      <w:pPr>
+        <w:pStyle w:val="Heading2"/>
+      </w:pPr>
+      <w:r>
+        <w:t>W1 Explain the mechanism</w:t>
+      </w:r>
+    </w:p>
+    <w:p>
+      <w:pPr>
+        <w:spacing w:line="336" w:lineRule="auto" w:after="180"/>
+      </w:pPr>
+      <w:r>
+        <w:rPr>
+          <w:b w:val="0"/>
+        </w:rPr>
+        <w:t xml:space="preserve">Explain the weekly </w:t>
+      </w:r>
+      <w:r>
+        <w:rPr>
+          <w:b/>
+        </w:rPr>
+        <w:t>mechanism</w:t>
+      </w:r>
+      <w:r>
+        <w:rPr>
+          <w:b w:val="0"/>
+        </w:rPr>
+        <w:t xml:space="preserve"> in your own words. Use the worked scenario to name its </w:t>
+      </w:r>
+      <w:r>
+        <w:rPr>
+          <w:b/>
+        </w:rPr>
+        <w:t>input</w:t>
+      </w:r>
+      <w:r>
+        <w:rPr>
+          <w:b w:val="0"/>
+        </w:rPr>
+        <w:t xml:space="preserve">, decision rule and </w:t>
+      </w:r>
+      <w:r>
+        <w:rPr>
+          <w:b/>
+        </w:rPr>
+        <w:t>output</w:t>
+      </w:r>
+      <w:r>
+        <w:rPr>
+          <w:b w:val="0"/>
+        </w:rPr>
+        <w:t>.</w:t>
+      </w:r>
+    </w:p>
+    <w:p>
+      <w:pPr>
+        <w:spacing w:line="336" w:lineRule="auto" w:after="180"/>
+      </w:pPr>
+      <w:r>
+        <w:rPr>
+          <w:b w:val="0"/>
+        </w:rPr>
+        <w:t xml:space="preserve">Teacher explanation: Build the assistant as a sequence of testable stages: validate request, retrieve authorised </w:t>
+      </w:r>
+      <w:r>
+        <w:rPr>
+          <w:b/>
+        </w:rPr>
+        <w:t>evidence</w:t>
+      </w:r>
+      <w:r>
+        <w:rPr>
+          <w:b w:val="0"/>
+        </w:rPr>
+        <w:t>, decide answerability, draft, validate and return. Avoid merging all errors into one model score.</w:t>
+      </w:r>
+    </w:p>
+    <w:p>
+      <w:pPr>
+        <w:spacing w:line="336" w:lineRule="auto" w:after="180"/>
+      </w:pPr>
+      <w:r>
+        <w:rPr>
+          <w:b w:val="0"/>
+        </w:rPr>
+        <w:t>A supported response requires current matching approval and register records. Any retrieval or validation failure gives needs_review with null claims. The classroom implementation performs no booking or external action.</w:t>
+      </w:r>
+    </w:p>
+    <w:p>
+      <w:pPr>
+        <w:pStyle w:val="Heading2"/>
+      </w:pPr>
+      <w:r>
+        <w:t>W2 Trace the worked case</w:t>
+      </w:r>
+    </w:p>
+    <w:p>
+      <w:pPr>
+        <w:spacing w:line="336" w:lineRule="auto" w:after="180"/>
+      </w:pPr>
+      <w:r>
+        <w:rPr>
+          <w:b w:val="0"/>
+        </w:rPr>
+        <w:t>Request room B; retrieved approval names B but register names C. Draft gives capacity 10 from C. Show the intermediate steps and give the conclusion with its scope.</w:t>
+      </w:r>
+    </w:p>
+    <w:p>
+      <w:pPr>
+        <w:spacing w:line="336" w:lineRule="auto" w:after="180"/>
+      </w:pPr>
+      <w:r>
+        <w:rPr>
+          <w:b w:val="0"/>
+        </w:rPr>
+        <w:t>Teacher explanation: Same-room support fails before or during semantic validation. Return needs_review with null claims; the draft capacity is unsupported for B.</w:t>
+      </w:r>
+    </w:p>
+    <w:p>
+      <w:pPr>
+        <w:pStyle w:val="Heading2"/>
+      </w:pPr>
+      <w:r>
+        <w:t>W3 Audit the limit</w:t>
+      </w:r>
+    </w:p>
+    <w:p>
+      <w:pPr>
+        <w:spacing w:line="336" w:lineRule="auto" w:after="180"/>
+      </w:pPr>
+      <w:r>
+        <w:rPr>
+          <w:b w:val="0"/>
+        </w:rPr>
+        <w:t xml:space="preserve">A report omits this qualification: A correct happy path does not establish </w:t>
+      </w:r>
+      <w:r>
+        <w:rPr>
+          <w:b/>
+        </w:rPr>
+        <w:t>fallback</w:t>
+      </w:r>
+      <w:r>
+        <w:rPr>
+          <w:b w:val="0"/>
+        </w:rPr>
+        <w:t>, access control or side-effect safety. Explain how omitting it could change a reader's interpretation, and write an accurate replacement.</w:t>
+      </w:r>
+    </w:p>
+    <w:p>
+      <w:pPr>
+        <w:spacing w:line="336" w:lineRule="auto" w:after="180"/>
+      </w:pPr>
+      <w:r>
+        <w:rPr>
+          <w:b w:val="0"/>
+        </w:rPr>
+        <w:t xml:space="preserve">Teacher explanation: A correct happy path does not establish </w:t>
+      </w:r>
+      <w:r>
+        <w:rPr>
+          <w:b/>
+        </w:rPr>
+        <w:t>fallback</w:t>
+      </w:r>
+      <w:r>
+        <w:rPr>
+          <w:b w:val="0"/>
+        </w:rPr>
+        <w:t>, access control or side-effect safety.</w:t>
+      </w:r>
+    </w:p>
+    <w:p>
+      <w:pPr>
+        <w:spacing w:line="336" w:lineRule="auto" w:after="180"/>
+      </w:pPr>
+      <w:r>
+        <w:rPr>
+          <w:b w:val="0"/>
+        </w:rPr>
+        <w:t xml:space="preserve">State the observed result separately from the unverified or out-of-scope claim; preserve the original </w:t>
+      </w:r>
+      <w:r>
+        <w:rPr>
+          <w:b/>
+        </w:rPr>
+        <w:t>evidence</w:t>
+      </w:r>
+      <w:r>
+        <w:rPr>
+          <w:b w:val="0"/>
+        </w:rPr>
+        <w:t xml:space="preserve"> rather than inventing a missing fact.</w:t>
+      </w:r>
+    </w:p>
+    <w:p>
+      <w:pPr>
+        <w:pStyle w:val="Heading2"/>
+      </w:pPr>
+      <w:r>
+        <w:t>W5 Design a revealing follow-up</w:t>
+      </w:r>
+    </w:p>
+    <w:p>
+      <w:pPr>
+        <w:spacing w:line="336" w:lineRule="auto" w:after="180"/>
+      </w:pPr>
+      <w:r>
+        <w:rPr>
+          <w:b w:val="0"/>
+        </w:rPr>
+        <w:t>For the worked scenario, propose one additional case that could reveal a failure, describe its expected outcome before running it, and explain what would need to remain fixed for a fair comparison.</w:t>
+      </w:r>
+    </w:p>
+    <w:p>
+      <w:pPr>
+        <w:spacing w:line="336" w:lineRule="auto" w:after="180"/>
+      </w:pPr>
+      <w:r>
+        <w:rPr>
+          <w:b w:val="0"/>
+        </w:rPr>
+        <w:t>Do not reuse W4 as a new final test after receiving feedback.</w:t>
+      </w:r>
+    </w:p>
+    <w:p>
+      <w:pPr>
+        <w:spacing w:line="336" w:lineRule="auto" w:after="180"/>
+      </w:pPr>
+      <w:r>
+        <w:rPr>
+          <w:b w:val="0"/>
+        </w:rPr>
+        <w:t xml:space="preserve">Teacher explanation: Accept a concrete variant of the worked </w:t>
+      </w:r>
+      <w:r>
+        <w:rPr>
+          <w:b/>
+        </w:rPr>
+        <w:t>input</w:t>
+      </w:r>
+      <w:r>
+        <w:rPr>
+          <w:b w:val="0"/>
+        </w:rPr>
+        <w:t xml:space="preserve"> or a missing/conflicting/boundary condition, with an expectation derived from the declared procedure.</w:t>
+      </w:r>
+    </w:p>
+    <w:p>
+      <w:pPr>
+        <w:spacing w:line="336" w:lineRule="auto" w:after="180"/>
+      </w:pPr>
+      <w:r>
+        <w:rPr>
+          <w:b w:val="0"/>
+        </w:rPr>
+        <w:t xml:space="preserve">Require preserved settings, original </w:t>
+      </w:r>
+      <w:r>
+        <w:rPr>
+          <w:b/>
+        </w:rPr>
+        <w:t>output</w:t>
+      </w:r>
+      <w:r>
+        <w:rPr>
+          <w:b w:val="0"/>
+        </w:rPr>
+        <w:t xml:space="preserve">s and data roles. A correct happy path does not establish </w:t>
+      </w:r>
+      <w:r>
+        <w:rPr>
+          <w:b/>
+        </w:rPr>
+        <w:t>fallback</w:t>
+      </w:r>
+      <w:r>
+        <w:rPr>
+          <w:b w:val="0"/>
+        </w:rPr>
+        <w:t>, access control or side-effect safety.</w:t>
+      </w:r>
+    </w:p>
+    <w:p>
+      <w:pPr>
+        <w:spacing w:line="336" w:lineRule="auto" w:after="180"/>
+      </w:pPr>
+      <w:r>
+        <w:rPr>
+          <w:b w:val="0"/>
+        </w:rPr>
+        <w:t xml:space="preserve">The new case should test this particular </w:t>
+      </w:r>
+      <w:r>
+        <w:rPr>
+          <w:b/>
+        </w:rPr>
+        <w:t>mechanism</w:t>
+      </w:r>
+      <w:r>
+        <w:rPr>
+          <w:b w:val="0"/>
+        </w:rPr>
+        <w:t xml:space="preserve"> rather than merely restate the original result.</w:t>
+      </w:r>
+    </w:p>
+    <w:p>
+      <w:pPr>
+        <w:pStyle w:val="Heading2"/>
+      </w:pPr>
+      <w:r>
+        <w:t>Earlier wording, alternatives and picture transcripts · reference / check after trying</w:t>
+      </w:r>
+    </w:p>
+    <w:p>
+      <w:pPr>
+        <w:spacing w:line="336" w:lineRule="auto" w:after="180"/>
+      </w:pPr>
+      <w:r>
+        <w:rPr>
+          <w:b w:val="0"/>
+        </w:rPr>
+        <w:t>Assess and explain the answers</w:t>
       </w:r>
     </w:p>
     <w:p>
@@ -3537,22 +4284,44 @@
     </w:p>
     <w:p>
       <w:pPr>
+        <w:spacing w:line="336" w:lineRule="auto" w:after="180"/>
+      </w:pPr>
+      <w:r>
+        <w:rPr>
+          <w:b w:val="0"/>
+        </w:rPr>
+        <w:t>Retrieve the roots note, answer that roots take up water and reference it. Validate support and avoid unrelated claims.</w:t>
+      </w:r>
+    </w:p>
+    <w:p>
+      <w:pPr>
         <w:pStyle w:val="Heading3"/>
       </w:pPr>
       <w:r>
-        <w:t>Teacher key · Worked case answer</w:t>
+        <w:t>Additional transfer practice question</w:t>
       </w:r>
     </w:p>
     <w:p>
       <w:pPr>
         <w:spacing w:line="336" w:lineRule="auto" w:after="180"/>
-        <w:shd w:fill="F1F6FC"/>
       </w:pPr>
       <w:r>
         <w:rPr>
           <w:b w:val="0"/>
         </w:rPr>
-        <w:t>Retrieve the roots note, answer that roots take up water and reference it. Validate support and avoid unrelated claims.</w:t>
+        <w:t xml:space="preserve">A study assistant has a supplied passage about roots. A user asks a question about planets. What should the </w:t>
+      </w:r>
+      <w:r>
+        <w:rPr>
+          <w:b/>
+        </w:rPr>
+        <w:t>prototype</w:t>
+      </w:r>
+      <w:r>
+        <w:rPr>
+          <w:b w:val="0"/>
+        </w:rPr>
+        <w:t xml:space="preserve"> do within a passage-only boundary?</w:t>
       </w:r>
     </w:p>
     <w:p>
@@ -3560,61 +4329,12 @@
         <w:pStyle w:val="Heading3"/>
       </w:pPr>
       <w:r>
-        <w:t>Independent question</w:t>
-      </w:r>
-    </w:p>
-    <w:p>
-      <w:pPr>
-        <w:pStyle w:val="Heading3"/>
-      </w:pPr>
-      <w:r>
-        <w:t>Independent question · withhold the key</w:t>
+        <w:t>Reasoned practice answer</w:t>
       </w:r>
     </w:p>
     <w:p>
       <w:pPr>
         <w:spacing w:line="336" w:lineRule="auto" w:after="180"/>
-        <w:shd w:fill="F5F1FB"/>
-      </w:pPr>
-      <w:r>
-        <w:rPr>
-          <w:b w:val="0"/>
-        </w:rPr>
-        <w:t xml:space="preserve">A study assistant has a supplied passage about roots. A user asks a question about planets. What should the </w:t>
-      </w:r>
-      <w:r>
-        <w:rPr>
-          <w:b/>
-        </w:rPr>
-        <w:t>prototype</w:t>
-      </w:r>
-      <w:r>
-        <w:rPr>
-          <w:b w:val="0"/>
-        </w:rPr>
-        <w:t xml:space="preserve"> do within a passage-only boundary?</w:t>
-      </w:r>
-    </w:p>
-    <w:p>
-      <w:pPr>
-        <w:pStyle w:val="Heading3"/>
-      </w:pPr>
-      <w:r>
-        <w:t>Expected independent answer</w:t>
-      </w:r>
-    </w:p>
-    <w:p>
-      <w:pPr>
-        <w:pStyle w:val="Heading3"/>
-      </w:pPr>
-      <w:r>
-        <w:t>Teacher key · Expected independent answer</w:t>
-      </w:r>
-    </w:p>
-    <w:p>
-      <w:pPr>
-        <w:spacing w:line="336" w:lineRule="auto" w:after="180"/>
-        <w:shd w:fill="F1F6FC"/>
       </w:pPr>
       <w:r>
         <w:rPr>
@@ -3920,22 +4640,98 @@
     </w:p>
     <w:p>
       <w:pPr>
+        <w:spacing w:line="336" w:lineRule="auto" w:after="180"/>
+      </w:pPr>
+      <w:r>
+        <w:rPr>
+          <w:b w:val="0"/>
+        </w:rPr>
+        <w:t xml:space="preserve">The first answer is roots, citing A. The second is not established by either note, so state insufficient </w:t>
+      </w:r>
+      <w:r>
+        <w:rPr>
+          <w:b/>
+        </w:rPr>
+        <w:t>evidence</w:t>
+      </w:r>
+      <w:r>
+        <w:rPr>
+          <w:b w:val="0"/>
+        </w:rPr>
+        <w:t>.</w:t>
+      </w:r>
+    </w:p>
+    <w:p>
+      <w:pPr>
+        <w:spacing w:line="336" w:lineRule="auto" w:after="180"/>
+      </w:pPr>
+      <w:r>
+        <w:rPr>
+          <w:b w:val="0"/>
+        </w:rPr>
+        <w:t>Log retrieved IDs separately from the final answer so an incorrect response can be traced to retrieval or generation.</w:t>
+      </w:r>
+    </w:p>
+    <w:p>
+      <w:pPr>
         <w:pStyle w:val="Heading3"/>
       </w:pPr>
       <w:r>
-        <w:t>Teacher key · Original transfer answer</w:t>
+        <w:t>Explanations for the additional workbook examples</w:t>
+      </w:r>
+    </w:p>
+    <w:p>
+      <w:pPr>
+        <w:pStyle w:val="Heading3"/>
+      </w:pPr>
+      <w:r>
+        <w:t>W1 Explain the mechanism</w:t>
+      </w:r>
+    </w:p>
+    <w:p>
+      <w:pPr>
+        <w:pStyle w:val="Heading3"/>
+      </w:pPr>
+      <w:r>
+        <w:t>W2 Trace the worked case</w:t>
+      </w:r>
+    </w:p>
+    <w:p>
+      <w:pPr>
+        <w:pStyle w:val="Heading3"/>
+      </w:pPr>
+      <w:r>
+        <w:t>W3 Audit the limit</w:t>
+      </w:r>
+    </w:p>
+    <w:p>
+      <w:pPr>
+        <w:pStyle w:val="Heading3"/>
+      </w:pPr>
+      <w:r>
+        <w:t>W4 Apply a new case independently</w:t>
       </w:r>
     </w:p>
     <w:p>
       <w:pPr>
         <w:spacing w:line="336" w:lineRule="auto" w:after="180"/>
-        <w:shd w:fill="F1F6FC"/>
       </w:pPr>
       <w:r>
         <w:rPr>
           <w:b w:val="0"/>
         </w:rPr>
-        <w:t xml:space="preserve">The first answer is roots, citing A. The second is not established by either note, so state insufficient </w:t>
+        <w:t>Request room J; approval and register both J capacity 0. Draft is well-formed with J/0 and correct sources. Trace stages and distinguish zero from missing.</w:t>
+      </w:r>
+    </w:p>
+    <w:p>
+      <w:pPr>
+        <w:spacing w:line="336" w:lineRule="auto" w:after="180"/>
+      </w:pPr>
+      <w:r>
+        <w:rPr>
+          <w:b w:val="0"/>
+        </w:rPr>
+        <w:t xml:space="preserve">Teacher explanation: Request valid, </w:t>
       </w:r>
       <w:r>
         <w:rPr>
@@ -3947,55 +4743,253 @@
         <w:rPr>
           <w:b w:val="0"/>
         </w:rPr>
+        <w:t xml:space="preserve"> matches, answerability true, schema and semantic checks pass; supported J capacity 0. Do not convert legitimate zero to missing.</w:t>
+      </w:r>
+    </w:p>
+    <w:p>
+      <w:pPr>
+        <w:pStyle w:val="Heading3"/>
+      </w:pPr>
+      <w:r>
+        <w:t>W5 Design a revealing follow-up</w:t>
+      </w:r>
+    </w:p>
+    <w:p>
+      <w:pPr>
+        <w:pStyle w:val="Heading3"/>
+      </w:pPr>
+      <w:r>
+        <w:t>Assess independent transfer</w:t>
+      </w:r>
+    </w:p>
+    <w:p>
+      <w:pPr>
+        <w:pStyle w:val="Heading3"/>
+      </w:pPr>
+      <w:r>
+        <w:t>Selected case answer</w:t>
+      </w:r>
+    </w:p>
+    <w:p>
+      <w:pPr>
+        <w:pStyle w:val="Heading3"/>
+      </w:pPr>
+      <w:r>
+        <w:t>Feedback that the learner uses</w:t>
+      </w:r>
+    </w:p>
+    <w:p>
+      <w:pPr>
+        <w:pStyle w:val="Heading1"/>
+      </w:pPr>
+      <w:r>
+        <w:t>06. Connect, adapt and return</w:t>
+      </w:r>
+    </w:p>
+    <w:p>
+      <w:r>
+        <w:t>Retain the project evidence and revisit the reasoning on a changed case.</w:t>
+      </w:r>
+    </w:p>
+    <w:p>
+      <w:pPr>
+        <w:pStyle w:val="Heading2"/>
+      </w:pPr>
+      <w:r>
+        <w:t>Project evidence to keep</w:t>
+      </w:r>
+    </w:p>
+    <w:p>
+      <w:pPr>
+        <w:spacing w:line="336" w:lineRule="auto" w:after="180"/>
+      </w:pPr>
+      <w:r>
+        <w:rPr>
+          <w:b w:val="0"/>
+        </w:rPr>
+        <w:t xml:space="preserve">Connect user interface, source store, retrieval, prompt, schema validation, and </w:t>
+      </w:r>
+      <w:r>
+        <w:rPr>
+          <w:b/>
+        </w:rPr>
+        <w:t>evidence</w:t>
+      </w:r>
+      <w:r>
+        <w:rPr>
+          <w:b w:val="0"/>
+        </w:rPr>
+        <w:t xml:space="preserve"> display.</w:t>
+      </w:r>
+    </w:p>
+    <w:p>
+      <w:pPr>
+        <w:spacing w:line="336" w:lineRule="auto" w:after="180"/>
+      </w:pPr>
+      <w:r>
+        <w:rPr>
+          <w:b w:val="0"/>
+        </w:rPr>
+        <w:t xml:space="preserve">Keep the decision, </w:t>
+      </w:r>
+      <w:r>
+        <w:rPr>
+          <w:b/>
+        </w:rPr>
+        <w:t>input</w:t>
+      </w:r>
+      <w:r>
+        <w:rPr>
+          <w:b w:val="0"/>
+        </w:rPr>
+        <w:t xml:space="preserve">, result, explanation and remaining limitation in the project </w:t>
+      </w:r>
+      <w:r>
+        <w:rPr>
+          <w:b/>
+        </w:rPr>
+        <w:t>evidence</w:t>
+      </w:r>
+      <w:r>
+        <w:rPr>
+          <w:b w:val="0"/>
+        </w:rPr>
+        <w:t xml:space="preserve"> record. Retrieve this record next week rather than restarting the project.</w:t>
+      </w:r>
+    </w:p>
+    <w:p>
+      <w:pPr>
+        <w:spacing w:line="336" w:lineRule="auto" w:after="180"/>
+      </w:pPr>
+      <w:r>
+        <w:rPr>
+          <w:b w:val="0"/>
+        </w:rPr>
+        <w:t xml:space="preserve">For your Verified Study Buddy, save the </w:t>
+      </w:r>
+      <w:r>
+        <w:rPr>
+          <w:b/>
+        </w:rPr>
+        <w:t>input</w:t>
+      </w:r>
+      <w:r>
+        <w:rPr>
+          <w:b w:val="0"/>
+        </w:rPr>
+        <w:t>, procedure, observed result and limitation of this check.</w:t>
+      </w:r>
+    </w:p>
+    <w:p>
+      <w:pPr>
+        <w:spacing w:line="336" w:lineRule="auto" w:after="180"/>
+      </w:pPr>
+      <w:r>
+        <w:rPr>
+          <w:b w:val="0"/>
+        </w:rPr>
+        <w:t>Label this worked example as practice; use a different, previously unreviewed case when checking independent understanding.</w:t>
+      </w:r>
+    </w:p>
+    <w:p>
+      <w:pPr>
+        <w:pStyle w:val="Heading2"/>
+      </w:pPr>
+      <w:r>
+        <w:t>Support while preserving the reasoning goal</w:t>
+      </w:r>
+    </w:p>
+    <w:p>
+      <w:pPr>
+        <w:spacing w:line="336" w:lineRule="auto" w:after="180"/>
+      </w:pPr>
+      <w:r>
+        <w:rPr>
+          <w:b w:val="0"/>
+        </w:rPr>
+        <w:t xml:space="preserve">Provide one short approved passage; separate instruction, </w:t>
+      </w:r>
+      <w:r>
+        <w:rPr>
+          <w:b/>
+        </w:rPr>
+        <w:t>input</w:t>
+      </w:r>
+      <w:r>
+        <w:rPr>
+          <w:b w:val="0"/>
+        </w:rPr>
+        <w:t xml:space="preserve">, </w:t>
+      </w:r>
+      <w:r>
+        <w:rPr>
+          <w:b/>
+        </w:rPr>
+        <w:t>output</w:t>
+      </w:r>
+      <w:r>
+        <w:rPr>
+          <w:b w:val="0"/>
+        </w:rPr>
+        <w:t xml:space="preserve"> and </w:t>
+      </w:r>
+      <w:r>
+        <w:rPr>
+          <w:b/>
+        </w:rPr>
+        <w:t>evidence</w:t>
+      </w:r>
+      <w:r>
+        <w:rPr>
+          <w:b w:val="0"/>
+        </w:rPr>
+        <w:t xml:space="preserve">. Stretch: introduce an unsupported claim or conflicting source and validate claim by claim with a </w:t>
+      </w:r>
+      <w:r>
+        <w:rPr>
+          <w:b/>
+        </w:rPr>
+        <w:t>fallback</w:t>
+      </w:r>
+      <w:r>
+        <w:rPr>
+          <w:b w:val="0"/>
+        </w:rPr>
         <w:t>.</w:t>
       </w:r>
     </w:p>
     <w:p>
       <w:pPr>
         <w:spacing w:line="336" w:lineRule="auto" w:after="180"/>
-        <w:shd w:fill="F1F6FC"/>
       </w:pPr>
       <w:r>
         <w:rPr>
           <w:b w:val="0"/>
         </w:rPr>
-        <w:t>Log retrieved IDs separately from the final answer so an incorrect response can be traced to retrieval or generation.</w:t>
-      </w:r>
-    </w:p>
-    <w:p>
-      <w:pPr>
-        <w:pStyle w:val="Heading3"/>
-      </w:pPr>
-      <w:r>
-        <w:t>Explanations for the additional workbook examples</w:t>
-      </w:r>
-    </w:p>
-    <w:p>
-      <w:pPr>
-        <w:pStyle w:val="Heading3"/>
-      </w:pPr>
-      <w:r>
-        <w:t>W1 Explain the mechanism</w:t>
-      </w:r>
-    </w:p>
-    <w:p>
-      <w:pPr>
-        <w:pStyle w:val="Heading3"/>
-      </w:pPr>
-      <w:r>
-        <w:t>Workbook question · W1</w:t>
+        <w:t xml:space="preserve">Provide an </w:t>
+      </w:r>
+      <w:r>
+        <w:rPr>
+          <w:b/>
+        </w:rPr>
+        <w:t>input</w:t>
+      </w:r>
+      <w:r>
+        <w:rPr>
+          <w:b w:val="0"/>
+        </w:rPr>
+        <w:t>/procedure/result/limit frame and a calculator when needed. Ask students to identify the first step before completing the whole trace.</w:t>
       </w:r>
     </w:p>
     <w:p>
       <w:pPr>
         <w:spacing w:line="336" w:lineRule="auto" w:after="180"/>
-        <w:shd w:fill="F5F1FB"/>
       </w:pPr>
       <w:r>
         <w:rPr>
           <w:b w:val="0"/>
         </w:rPr>
-        <w:t xml:space="preserve">Explain the weekly </w:t>
+        <w:t xml:space="preserve">Extension: compare two concrete variants of this </w:t>
       </w:r>
       <w:r>
         <w:rPr>
@@ -4007,993 +5001,60 @@
         <w:rPr>
           <w:b w:val="0"/>
         </w:rPr>
-        <w:t xml:space="preserve"> in your own words. Use the worked scenario to name its </w:t>
+        <w:t xml:space="preserve"> while holding unrelated conditions fixed; report both successful and unsuccessful outcomes.</w:t>
+      </w:r>
+    </w:p>
+    <w:p>
+      <w:pPr>
+        <w:spacing w:line="336" w:lineRule="auto" w:after="180"/>
+      </w:pPr>
+      <w:r>
+        <w:rPr>
+          <w:b w:val="0"/>
+        </w:rPr>
+        <w:t xml:space="preserve">W4: Request valid, </w:t>
       </w:r>
       <w:r>
         <w:rPr>
           <w:b/>
         </w:rPr>
-        <w:t>input</w:t>
+        <w:t>evidence</w:t>
       </w:r>
       <w:r>
         <w:rPr>
           <w:b w:val="0"/>
         </w:rPr>
-        <w:t xml:space="preserve">, decision rule and </w:t>
-      </w:r>
-      <w:r>
-        <w:rPr>
-          <w:b/>
-        </w:rPr>
-        <w:t>output</w:t>
-      </w:r>
+        <w:t xml:space="preserve"> matches, answerability true, schema and semantic checks pass; supported J capacity 0. Do not convert legitimate zero to missing. Require intermediate reasoning and the stated scope.</w:t>
+      </w:r>
+    </w:p>
+    <w:p>
+      <w:pPr>
+        <w:spacing w:line="336" w:lineRule="auto" w:after="180"/>
+      </w:pPr>
       <w:r>
         <w:rPr>
           <w:b w:val="0"/>
         </w:rPr>
-        <w:t>.</w:t>
-      </w:r>
-    </w:p>
-    <w:p>
-      <w:pPr>
-        <w:pStyle w:val="Heading3"/>
-      </w:pPr>
-      <w:r>
-        <w:t>Teacher reasoning · W1</w:t>
+        <w:t>Fresh retry: Request K; approval K, no register. Draft invents 8. Expected reasoning: Answerability fails; reject invented capacity and return review with null claims.</w:t>
       </w:r>
     </w:p>
     <w:p>
       <w:pPr>
         <w:spacing w:line="336" w:lineRule="auto" w:after="180"/>
-        <w:shd w:fill="F1F6FC"/>
       </w:pPr>
       <w:r>
         <w:rPr>
           <w:b w:val="0"/>
         </w:rPr>
-        <w:t xml:space="preserve">Teacher explanation: Build the assistant as a sequence of testable stages: validate request, retrieve authorised </w:t>
-      </w:r>
-      <w:r>
-        <w:rPr>
-          <w:b/>
-        </w:rPr>
-        <w:t>evidence</w:t>
-      </w:r>
-      <w:r>
-        <w:rPr>
-          <w:b w:val="0"/>
-        </w:rPr>
-        <w:t>, decide answerability, draft, validate and return. Avoid merging all errors into one model score.</w:t>
-      </w:r>
-    </w:p>
-    <w:p>
-      <w:pPr>
-        <w:spacing w:line="336" w:lineRule="auto" w:after="180"/>
-        <w:shd w:fill="F1F6FC"/>
-      </w:pPr>
-      <w:r>
-        <w:rPr>
-          <w:b w:val="0"/>
-        </w:rPr>
-        <w:t>A supported response requires current matching approval and register records. Any retrieval or validation failure gives needs_review with null claims. The classroom implementation performs no booking or external action.</w:t>
-      </w:r>
-    </w:p>
-    <w:p>
-      <w:pPr>
-        <w:pStyle w:val="Heading3"/>
-      </w:pPr>
-      <w:r>
-        <w:t>W2 Trace the worked case</w:t>
-      </w:r>
-    </w:p>
-    <w:p>
-      <w:pPr>
-        <w:pStyle w:val="Heading3"/>
-      </w:pPr>
-      <w:r>
-        <w:t>Workbook question · W2</w:t>
-      </w:r>
-    </w:p>
-    <w:p>
-      <w:pPr>
-        <w:spacing w:line="336" w:lineRule="auto" w:after="180"/>
-        <w:shd w:fill="F5F1FB"/>
-      </w:pPr>
-      <w:r>
-        <w:rPr>
-          <w:b w:val="0"/>
-        </w:rPr>
-        <w:t>Request room B; retrieved approval names B but register names C. Draft gives capacity 10 from C. Show the intermediate steps and give the conclusion with its scope.</w:t>
-      </w:r>
-    </w:p>
-    <w:p>
-      <w:pPr>
-        <w:pStyle w:val="Heading3"/>
-      </w:pPr>
-      <w:r>
-        <w:t>Teacher reasoning · W2</w:t>
-      </w:r>
-    </w:p>
-    <w:p>
-      <w:pPr>
-        <w:spacing w:line="336" w:lineRule="auto" w:after="180"/>
-        <w:shd w:fill="F1F6FC"/>
-      </w:pPr>
-      <w:r>
-        <w:rPr>
-          <w:b w:val="0"/>
-        </w:rPr>
-        <w:t>Teacher explanation: Same-room support fails before or during semantic validation. Return needs_review with null claims; the draft capacity is unsupported for B.</w:t>
-      </w:r>
-    </w:p>
-    <w:p>
-      <w:pPr>
-        <w:pStyle w:val="Heading3"/>
-      </w:pPr>
-      <w:r>
-        <w:t>W3 Audit the limit</w:t>
-      </w:r>
-    </w:p>
-    <w:p>
-      <w:pPr>
-        <w:pStyle w:val="Heading3"/>
-      </w:pPr>
-      <w:r>
-        <w:t>Workbook question · W3</w:t>
-      </w:r>
-    </w:p>
-    <w:p>
-      <w:pPr>
-        <w:spacing w:line="336" w:lineRule="auto" w:after="180"/>
-        <w:shd w:fill="F5F1FB"/>
-      </w:pPr>
-      <w:r>
-        <w:rPr>
-          <w:b w:val="0"/>
-        </w:rPr>
-        <w:t xml:space="preserve">A report omits this qualification: A correct happy path does not establish </w:t>
-      </w:r>
-      <w:r>
-        <w:rPr>
-          <w:b/>
-        </w:rPr>
-        <w:t>fallback</w:t>
-      </w:r>
-      <w:r>
-        <w:rPr>
-          <w:b w:val="0"/>
-        </w:rPr>
-        <w:t>, access control or side-effect safety. Explain how omitting it could change a reader's interpretation, and write an accurate replacement.</w:t>
-      </w:r>
-    </w:p>
-    <w:p>
-      <w:pPr>
-        <w:pStyle w:val="Heading3"/>
-      </w:pPr>
-      <w:r>
-        <w:t>Teacher reasoning · W3</w:t>
-      </w:r>
-    </w:p>
-    <w:p>
-      <w:pPr>
-        <w:spacing w:line="336" w:lineRule="auto" w:after="180"/>
-        <w:shd w:fill="F1F6FC"/>
-      </w:pPr>
-      <w:r>
-        <w:rPr>
-          <w:b w:val="0"/>
-        </w:rPr>
-        <w:t xml:space="preserve">Teacher explanation: A correct happy path does not establish </w:t>
-      </w:r>
-      <w:r>
-        <w:rPr>
-          <w:b/>
-        </w:rPr>
-        <w:t>fallback</w:t>
-      </w:r>
-      <w:r>
-        <w:rPr>
-          <w:b w:val="0"/>
-        </w:rPr>
-        <w:t>, access control or side-effect safety.</w:t>
-      </w:r>
-    </w:p>
-    <w:p>
-      <w:pPr>
-        <w:spacing w:line="336" w:lineRule="auto" w:after="180"/>
-        <w:shd w:fill="F1F6FC"/>
-      </w:pPr>
-      <w:r>
-        <w:rPr>
-          <w:b w:val="0"/>
-        </w:rPr>
-        <w:t xml:space="preserve">State the observed result separately from the unverified or out-of-scope claim; preserve the original </w:t>
-      </w:r>
-      <w:r>
-        <w:rPr>
-          <w:b/>
-        </w:rPr>
-        <w:t>evidence</w:t>
-      </w:r>
-      <w:r>
-        <w:rPr>
-          <w:b w:val="0"/>
-        </w:rPr>
-        <w:t xml:space="preserve"> rather than inventing a missing fact.</w:t>
-      </w:r>
-    </w:p>
-    <w:p>
-      <w:pPr>
-        <w:pStyle w:val="Heading3"/>
-      </w:pPr>
-      <w:r>
-        <w:t>W4 Apply a new case independently</w:t>
-      </w:r>
-    </w:p>
-    <w:p>
-      <w:pPr>
-        <w:pStyle w:val="Heading3"/>
-      </w:pPr>
-      <w:r>
-        <w:t>Workbook question · W4</w:t>
-      </w:r>
-    </w:p>
-    <w:p>
-      <w:pPr>
-        <w:spacing w:line="336" w:lineRule="auto" w:after="180"/>
-        <w:shd w:fill="F5F1FB"/>
-      </w:pPr>
-      <w:r>
-        <w:rPr>
-          <w:b w:val="0"/>
-        </w:rPr>
-        <w:t>Request room J; approval and register both J capacity 0. Draft is well-formed with J/0 and correct sources. Trace stages and distinguish zero from missing.</w:t>
-      </w:r>
-    </w:p>
-    <w:p>
-      <w:pPr>
-        <w:pStyle w:val="Heading3"/>
-      </w:pPr>
-      <w:r>
-        <w:t>Teacher reasoning · W4</w:t>
-      </w:r>
-    </w:p>
-    <w:p>
-      <w:pPr>
-        <w:spacing w:line="336" w:lineRule="auto" w:after="180"/>
-        <w:shd w:fill="F1F6FC"/>
-      </w:pPr>
-      <w:r>
-        <w:rPr>
-          <w:b w:val="0"/>
-        </w:rPr>
-        <w:t xml:space="preserve">Teacher explanation: Request valid, </w:t>
-      </w:r>
-      <w:r>
-        <w:rPr>
-          <w:b/>
-        </w:rPr>
-        <w:t>evidence</w:t>
-      </w:r>
-      <w:r>
-        <w:rPr>
-          <w:b w:val="0"/>
-        </w:rPr>
-        <w:t xml:space="preserve"> matches, answerability true, schema and semantic checks pass; supported J capacity 0. Do not convert legitimate zero to missing.</w:t>
-      </w:r>
-    </w:p>
-    <w:p>
-      <w:pPr>
-        <w:pStyle w:val="Heading3"/>
-      </w:pPr>
-      <w:r>
-        <w:t>W5 Design a revealing follow-up</w:t>
-      </w:r>
-    </w:p>
-    <w:p>
-      <w:pPr>
-        <w:pStyle w:val="Heading3"/>
-      </w:pPr>
-      <w:r>
-        <w:t>Workbook question · W5</w:t>
-      </w:r>
-    </w:p>
-    <w:p>
-      <w:pPr>
-        <w:spacing w:line="336" w:lineRule="auto" w:after="180"/>
-        <w:shd w:fill="F5F1FB"/>
-      </w:pPr>
-      <w:r>
-        <w:rPr>
-          <w:b w:val="0"/>
-        </w:rPr>
-        <w:t>For the worked scenario, propose one additional case that could reveal a failure, describe its expected outcome before running it, and explain what would need to remain fixed for a fair comparison.</w:t>
-      </w:r>
-    </w:p>
-    <w:p>
-      <w:pPr>
-        <w:spacing w:line="336" w:lineRule="auto" w:after="180"/>
-        <w:shd w:fill="F5F1FB"/>
-      </w:pPr>
-      <w:r>
-        <w:rPr>
-          <w:b w:val="0"/>
-        </w:rPr>
-        <w:t>Do not reuse W4 as a new final test after receiving feedback.</w:t>
-      </w:r>
-    </w:p>
-    <w:p>
-      <w:pPr>
-        <w:pStyle w:val="Heading3"/>
-      </w:pPr>
-      <w:r>
-        <w:t>Teacher reasoning · W5</w:t>
-      </w:r>
-    </w:p>
-    <w:p>
-      <w:pPr>
-        <w:spacing w:line="336" w:lineRule="auto" w:after="180"/>
-        <w:shd w:fill="F1F6FC"/>
-      </w:pPr>
-      <w:r>
-        <w:rPr>
-          <w:b w:val="0"/>
-        </w:rPr>
-        <w:t xml:space="preserve">Teacher explanation: Accept a concrete variant of the worked </w:t>
-      </w:r>
-      <w:r>
-        <w:rPr>
-          <w:b/>
-        </w:rPr>
-        <w:t>input</w:t>
-      </w:r>
-      <w:r>
-        <w:rPr>
-          <w:b w:val="0"/>
-        </w:rPr>
-        <w:t xml:space="preserve"> or a missing/conflicting/boundary condition, with an expectation derived from the declared procedure.</w:t>
-      </w:r>
-    </w:p>
-    <w:p>
-      <w:pPr>
-        <w:spacing w:line="336" w:lineRule="auto" w:after="180"/>
-        <w:shd w:fill="F1F6FC"/>
-      </w:pPr>
-      <w:r>
-        <w:rPr>
-          <w:b w:val="0"/>
-        </w:rPr>
-        <w:t xml:space="preserve">Require preserved settings, original </w:t>
-      </w:r>
-      <w:r>
-        <w:rPr>
-          <w:b/>
-        </w:rPr>
-        <w:t>output</w:t>
-      </w:r>
-      <w:r>
-        <w:rPr>
-          <w:b w:val="0"/>
-        </w:rPr>
-        <w:t xml:space="preserve">s and data roles. A correct happy path does not establish </w:t>
-      </w:r>
-      <w:r>
-        <w:rPr>
-          <w:b/>
-        </w:rPr>
-        <w:t>fallback</w:t>
-      </w:r>
-      <w:r>
-        <w:rPr>
-          <w:b w:val="0"/>
-        </w:rPr>
-        <w:t>, access control or side-effect safety.</w:t>
-      </w:r>
-    </w:p>
-    <w:p>
-      <w:pPr>
-        <w:spacing w:line="336" w:lineRule="auto" w:after="180"/>
-        <w:shd w:fill="F1F6FC"/>
-      </w:pPr>
-      <w:r>
-        <w:rPr>
-          <w:b w:val="0"/>
-        </w:rPr>
-        <w:t xml:space="preserve">The new case should test this particular </w:t>
-      </w:r>
-      <w:r>
-        <w:rPr>
-          <w:b/>
-        </w:rPr>
-        <w:t>mechanism</w:t>
-      </w:r>
-      <w:r>
-        <w:rPr>
-          <w:b w:val="0"/>
-        </w:rPr>
-        <w:t xml:space="preserve"> rather than merely restate the original result.</w:t>
-      </w:r>
-    </w:p>
-    <w:p>
-      <w:pPr>
-        <w:pStyle w:val="Heading3"/>
-      </w:pPr>
-      <w:r>
-        <w:t>Assess independent transfer</w:t>
-      </w:r>
-    </w:p>
-    <w:p>
-      <w:pPr>
-        <w:pStyle w:val="Heading3"/>
-      </w:pPr>
-      <w:r>
-        <w:t>Independent question · withhold the key</w:t>
-      </w:r>
-    </w:p>
-    <w:p>
-      <w:pPr>
-        <w:spacing w:line="336" w:lineRule="auto" w:after="180"/>
-        <w:shd w:fill="F5F1FB"/>
-      </w:pPr>
-      <w:r>
-        <w:rPr>
-          <w:b w:val="0"/>
-        </w:rPr>
-        <w:t>Selected case: Request room J; approval and register both J capacity 0. Draft is well-formed with J/0 and correct sources. Trace stages and distinguish zero from missing.</w:t>
-      </w:r>
-    </w:p>
-    <w:p>
-      <w:pPr>
-        <w:pStyle w:val="Heading3"/>
-      </w:pPr>
-      <w:r>
-        <w:t>Selected case answer</w:t>
-      </w:r>
-    </w:p>
-    <w:p>
-      <w:pPr>
-        <w:pStyle w:val="Heading3"/>
-      </w:pPr>
-      <w:r>
-        <w:t>Teacher key · Selected case answer</w:t>
-      </w:r>
-    </w:p>
-    <w:p>
-      <w:pPr>
-        <w:spacing w:line="336" w:lineRule="auto" w:after="180"/>
-        <w:shd w:fill="F1F6FC"/>
-      </w:pPr>
-      <w:r>
-        <w:rPr>
-          <w:b w:val="0"/>
-        </w:rPr>
-        <w:t xml:space="preserve">Teacher explanation: Request valid, </w:t>
-      </w:r>
-      <w:r>
-        <w:rPr>
-          <w:b/>
-        </w:rPr>
-        <w:t>evidence</w:t>
-      </w:r>
-      <w:r>
-        <w:rPr>
-          <w:b w:val="0"/>
-        </w:rPr>
-        <w:t xml:space="preserve"> matches, answerability true, schema and semantic checks pass; supported J capacity 0. Do not convert legitimate zero to missing.</w:t>
-      </w:r>
-    </w:p>
-    <w:tbl>
-      <w:tblPr>
-        <w:tblStyle w:val="LightShading-Accent1"/>
-        <w:tblW w:type="auto" w:w="0"/>
-        <w:tblLook w:firstColumn="1" w:firstRow="1" w:lastColumn="0" w:lastRow="0" w:noHBand="0" w:noVBand="1" w:val="04A0"/>
-      </w:tblPr>
-      <w:tblGrid>
-        <w:gridCol w:w="5112"/>
-        <w:gridCol w:w="5112"/>
-      </w:tblGrid>
-      <w:tr>
-        <w:trPr>
-          <w:tblHeader/>
-        </w:trPr>
-        <w:tc>
-          <w:tcPr>
-            <w:tcW w:type="dxa" w:w="5112"/>
-          </w:tcPr>
-          <w:p>
-            <w:r>
-              <w:t>Dimension</w:t>
-            </w:r>
-          </w:p>
-        </w:tc>
-        <w:tc>
-          <w:tcPr>
-            <w:tcW w:type="dxa" w:w="5112"/>
-          </w:tcPr>
-          <w:p>
-            <w:r>
-              <w:t>Evidence required</w:t>
-            </w:r>
-          </w:p>
-        </w:tc>
-      </w:tr>
-      <w:tr>
-        <w:tc>
-          <w:tcPr>
-            <w:tcW w:type="dxa" w:w="5112"/>
-          </w:tcPr>
-          <w:p>
-            <w:r>
-              <w:t>Explanation</w:t>
-            </w:r>
-          </w:p>
-        </w:tc>
-        <w:tc>
-          <w:tcPr>
-            <w:tcW w:type="dxa" w:w="5112"/>
-          </w:tcPr>
-          <w:p>
-            <w:r>
-              <w:t>Names the applicable idea or procedure and ties it to the supplied facts.</w:t>
-            </w:r>
-          </w:p>
-        </w:tc>
-      </w:tr>
-      <w:tr>
-        <w:tc>
-          <w:tcPr>
-            <w:tcW w:type="dxa" w:w="5112"/>
-          </w:tcPr>
-          <w:p>
-            <w:r>
-              <w:t>Trace and result</w:t>
-            </w:r>
-          </w:p>
-        </w:tc>
-        <w:tc>
-          <w:tcPr>
-            <w:tcW w:type="dxa" w:w="5112"/>
-          </w:tcPr>
-          <w:p>
-            <w:r>
-              <w:t>Preserves the given inputs and shows the relevant intermediate steps; distinguishes a prediction from an observed execution.</w:t>
-            </w:r>
-          </w:p>
-        </w:tc>
-      </w:tr>
-      <w:tr>
-        <w:tc>
-          <w:tcPr>
-            <w:tcW w:type="dxa" w:w="5112"/>
-          </w:tcPr>
-          <w:p>
-            <w:r>
-              <w:t>Limits</w:t>
-            </w:r>
-          </w:p>
-        </w:tc>
-        <w:tc>
-          <w:tcPr>
-            <w:tcW w:type="dxa" w:w="5112"/>
-          </w:tcPr>
-          <w:p>
-            <w:r>
-              <w:t>States the assumptions, missing evidence or conditions under which the result would change.</w:t>
-            </w:r>
-          </w:p>
-        </w:tc>
-      </w:tr>
-    </w:tbl>
-    <w:p>
-      <w:pPr>
-        <w:pStyle w:val="Heading3"/>
-      </w:pPr>
-      <w:r>
-        <w:t>Teacher key · Selected case answer</w:t>
-      </w:r>
-    </w:p>
-    <w:p>
-      <w:pPr>
-        <w:spacing w:line="336" w:lineRule="auto" w:after="180"/>
-        <w:shd w:fill="F1F6FC"/>
-      </w:pPr>
-      <w:r>
-        <w:rPr>
-          <w:b w:val="0"/>
-        </w:rPr>
-        <w:t>Record each dimension as not yet, with support, or independent. Accept a valid alternative procedure with a defensible trace.</w:t>
-      </w:r>
-    </w:p>
-    <w:p>
-      <w:pPr>
-        <w:spacing w:line="336" w:lineRule="auto" w:after="180"/>
-        <w:shd w:fill="F1F6FC"/>
-      </w:pPr>
-      <w:r>
-        <w:rPr>
-          <w:b w:val="0"/>
-        </w:rPr>
-        <w:t xml:space="preserve">Do not penalise an honestly recorded model failure if the learner correctly explains its </w:t>
-      </w:r>
-      <w:r>
-        <w:rPr>
-          <w:b/>
-        </w:rPr>
-        <w:t>evidence</w:t>
-      </w:r>
-      <w:r>
-        <w:rPr>
-          <w:b w:val="0"/>
-        </w:rPr>
-        <w:t xml:space="preserve"> and limits.</w:t>
-      </w:r>
-    </w:p>
-    <w:p>
-      <w:pPr>
-        <w:pStyle w:val="Heading3"/>
-      </w:pPr>
-      <w:r>
-        <w:t>Feedback that the learner uses</w:t>
-      </w:r>
-    </w:p>
-    <w:p>
-      <w:pPr>
-        <w:spacing w:line="336" w:lineRule="auto" w:after="180"/>
-      </w:pPr>
-      <w:r>
-        <w:rPr>
-          <w:b w:val="0"/>
-        </w:rPr>
-        <w:t>Name the earliest unsupported step and give one action to repair it. Have the learner make that repair now and explain why. Then assess the relevant skill on a fresh, fully specified case.</w:t>
-      </w:r>
-    </w:p>
-    <w:p>
-      <w:pPr>
-        <w:spacing w:line="336" w:lineRule="auto" w:after="180"/>
-      </w:pPr>
-      <w:r>
-        <w:rPr>
-          <w:b w:val="0"/>
-        </w:rPr>
-        <w:t>Confirm it was not previously practised with feedback; solve and check the new case before assigning it. A follow-up design prompt is a starting brief, not automatically an equivalent test.</w:t>
-      </w:r>
-    </w:p>
-    <w:p>
-      <w:pPr>
-        <w:pStyle w:val="Heading1"/>
-      </w:pPr>
-      <w:r>
-        <w:t>06. Connect and extend learning</w:t>
-      </w:r>
-    </w:p>
-    <w:p>
-      <w:r>
-        <w:t>Connect Prototype a Grounded Assistant to Verified Study Buddy, adapt support and plan a later changed-case check.</w:t>
-      </w:r>
-    </w:p>
-    <w:p>
-      <w:pPr>
-        <w:pStyle w:val="Heading3"/>
-      </w:pPr>
-      <w:r>
-        <w:t>Verified Study Buddy</w:t>
-      </w:r>
-    </w:p>
-    <w:p>
-      <w:pPr>
-        <w:spacing w:line="336" w:lineRule="auto" w:after="180"/>
-      </w:pPr>
-      <w:r>
-        <w:rPr>
-          <w:b w:val="0"/>
-        </w:rPr>
-        <w:t xml:space="preserve">Connect user interface, source store, retrieval, prompt, schema validation, and </w:t>
-      </w:r>
-      <w:r>
-        <w:rPr>
-          <w:b/>
-        </w:rPr>
-        <w:t>evidence</w:t>
-      </w:r>
-      <w:r>
-        <w:rPr>
-          <w:b w:val="0"/>
-        </w:rPr>
-        <w:t xml:space="preserve"> display.</w:t>
-      </w:r>
-    </w:p>
-    <w:p>
-      <w:pPr>
-        <w:spacing w:line="336" w:lineRule="auto" w:after="180"/>
-      </w:pPr>
-      <w:r>
-        <w:rPr>
-          <w:b w:val="0"/>
-        </w:rPr>
-        <w:t xml:space="preserve">Keep the decision, </w:t>
-      </w:r>
-      <w:r>
-        <w:rPr>
-          <w:b/>
-        </w:rPr>
-        <w:t>input</w:t>
-      </w:r>
-      <w:r>
-        <w:rPr>
-          <w:b w:val="0"/>
-        </w:rPr>
-        <w:t xml:space="preserve">, result, explanation and remaining limitation in the project </w:t>
-      </w:r>
-      <w:r>
-        <w:rPr>
-          <w:b/>
-        </w:rPr>
-        <w:t>evidence</w:t>
-      </w:r>
-      <w:r>
-        <w:rPr>
-          <w:b w:val="0"/>
-        </w:rPr>
-        <w:t xml:space="preserve"> record. Retrieve this record next week rather than restarting the project.</w:t>
-      </w:r>
-    </w:p>
-    <w:p>
-      <w:pPr>
-        <w:pStyle w:val="Heading3"/>
-      </w:pPr>
-      <w:r>
-        <w:t>Support and stretch</w:t>
-      </w:r>
-    </w:p>
-    <w:p>
-      <w:pPr>
-        <w:spacing w:line="336" w:lineRule="auto" w:after="180"/>
-      </w:pPr>
-      <w:r>
-        <w:rPr>
-          <w:b w:val="0"/>
-        </w:rPr>
-        <w:t xml:space="preserve">Provide one short approved passage; separate instruction, </w:t>
-      </w:r>
-      <w:r>
-        <w:rPr>
-          <w:b/>
-        </w:rPr>
-        <w:t>input</w:t>
-      </w:r>
-      <w:r>
-        <w:rPr>
-          <w:b w:val="0"/>
-        </w:rPr>
-        <w:t xml:space="preserve">, </w:t>
-      </w:r>
-      <w:r>
-        <w:rPr>
-          <w:b/>
-        </w:rPr>
-        <w:t>output</w:t>
-      </w:r>
-      <w:r>
-        <w:rPr>
-          <w:b w:val="0"/>
-        </w:rPr>
-        <w:t xml:space="preserve"> and </w:t>
-      </w:r>
-      <w:r>
-        <w:rPr>
-          <w:b/>
-        </w:rPr>
-        <w:t>evidence</w:t>
-      </w:r>
-      <w:r>
-        <w:rPr>
-          <w:b w:val="0"/>
-        </w:rPr>
-        <w:t xml:space="preserve">. Stretch: introduce an unsupported claim or conflicting source and validate claim by claim with a </w:t>
-      </w:r>
-      <w:r>
-        <w:rPr>
-          <w:b/>
-        </w:rPr>
-        <w:t>fallback</w:t>
-      </w:r>
-      <w:r>
-        <w:rPr>
-          <w:b w:val="0"/>
-        </w:rPr>
-        <w:t>.</w:t>
-      </w:r>
-    </w:p>
-    <w:p>
-      <w:pPr>
-        <w:pStyle w:val="Heading3"/>
-      </w:pPr>
-      <w:r>
-        <w:t>Exit reflection</w:t>
-      </w:r>
-    </w:p>
-    <w:p>
-      <w:pPr>
-        <w:spacing w:line="336" w:lineRule="auto" w:after="180"/>
-      </w:pPr>
-      <w:r>
-        <w:rPr>
-          <w:b w:val="0"/>
-        </w:rPr>
-        <w:t xml:space="preserve">Ask for one decision the learner can now justify and one situation requiring more </w:t>
-      </w:r>
-      <w:r>
-        <w:rPr>
-          <w:b/>
-        </w:rPr>
-        <w:t>evidence</w:t>
-      </w:r>
-      <w:r>
-        <w:rPr>
-          <w:b w:val="0"/>
-        </w:rPr>
-        <w:t xml:space="preserve"> or human review. Confidence ratings are separate from correct independent performance.</w:t>
-      </w:r>
-    </w:p>
-    <w:p>
-      <w:pPr>
-        <w:pStyle w:val="Heading3"/>
-      </w:pPr>
-      <w:r>
-        <w:t>Bridge to the next week</w:t>
-      </w:r>
-    </w:p>
-    <w:p>
-      <w:pPr>
-        <w:spacing w:line="336" w:lineRule="auto" w:after="180"/>
-      </w:pPr>
-      <w:r>
-        <w:rPr>
-          <w:b w:val="0"/>
-        </w:rPr>
-        <w:t xml:space="preserve">Next: Week 25: Quality Rubrics. Retrieve today’s </w:t>
-      </w:r>
-      <w:r>
-        <w:rPr>
-          <w:b/>
-        </w:rPr>
-        <w:t>evidence</w:t>
-      </w:r>
-      <w:r>
-        <w:rPr>
-          <w:b w:val="0"/>
-        </w:rPr>
-        <w:t xml:space="preserve"> and identify what carries forward and what is new.</w:t>
-      </w:r>
-    </w:p>
-    <w:p>
-      <w:pPr>
-        <w:pStyle w:val="Heading3"/>
-      </w:pPr>
-      <w:r>
-        <w:t>Support and fresh reassessment</w:t>
-      </w:r>
-    </w:p>
-    <w:p>
-      <w:pPr>
-        <w:spacing w:line="336" w:lineRule="auto" w:after="180"/>
-      </w:pPr>
-      <w:r>
-        <w:rPr>
-          <w:b w:val="0"/>
-        </w:rPr>
-        <w:t xml:space="preserve">Provide an </w:t>
-      </w:r>
-      <w:r>
-        <w:rPr>
-          <w:b/>
-        </w:rPr>
-        <w:t>input</w:t>
-      </w:r>
-      <w:r>
-        <w:rPr>
-          <w:b w:val="0"/>
-        </w:rPr>
-        <w:t>/procedure/result/limit frame and a calculator when needed. Ask students to identify the first step before completing the whole trace.</w:t>
-      </w:r>
-    </w:p>
-    <w:p>
-      <w:pPr>
-        <w:spacing w:line="336" w:lineRule="auto" w:after="180"/>
-      </w:pPr>
-      <w:r>
-        <w:rPr>
-          <w:b w:val="0"/>
-        </w:rPr>
-        <w:t xml:space="preserve">Extension: compare two concrete variants of this </w:t>
-      </w:r>
-      <w:r>
-        <w:rPr>
-          <w:b/>
-        </w:rPr>
-        <w:t>mechanism</w:t>
-      </w:r>
-      <w:r>
-        <w:rPr>
-          <w:b w:val="0"/>
-        </w:rPr>
-        <w:t xml:space="preserve"> while holding unrelated conditions fixed; report both successful and unsuccessful outcomes.</w:t>
-      </w:r>
-    </w:p>
-    <w:p>
-      <w:pPr>
-        <w:spacing w:line="336" w:lineRule="auto" w:after="180"/>
-      </w:pPr>
-      <w:r>
-        <w:rPr>
-          <w:b w:val="0"/>
-        </w:rPr>
-        <w:t xml:space="preserve">W4: Request valid, </w:t>
-      </w:r>
-      <w:r>
-        <w:rPr>
-          <w:b/>
-        </w:rPr>
-        <w:t>evidence</w:t>
-      </w:r>
-      <w:r>
-        <w:rPr>
-          <w:b w:val="0"/>
-        </w:rPr>
-        <w:t xml:space="preserve"> matches, answerability true, schema and semantic checks pass; supported J capacity 0. Do not convert legitimate zero to missing. Require intermediate reasoning and the stated scope.</w:t>
-      </w:r>
-    </w:p>
-    <w:p>
-      <w:pPr>
-        <w:spacing w:line="336" w:lineRule="auto" w:after="180"/>
-      </w:pPr>
-      <w:r>
-        <w:rPr>
-          <w:b w:val="0"/>
-        </w:rPr>
-        <w:t>Fresh retry: Request K; approval K, no register. Draft invents 8. Expected reasoning: Answerability fails; reject invented capacity and return review with null claims.</w:t>
-      </w:r>
-    </w:p>
-    <w:p>
-      <w:pPr>
-        <w:spacing w:line="336" w:lineRule="auto" w:after="180"/>
-      </w:pPr>
-      <w:r>
-        <w:rPr>
-          <w:b w:val="0"/>
-        </w:rPr>
         <w:t>If students need support, record it and reassess with another new case rather than awarding independence to a copied answer.</w:t>
       </w:r>
     </w:p>
     <w:p>
       <w:pPr>
-        <w:spacing w:line="336" w:lineRule="auto" w:after="180"/>
-      </w:pPr>
-      <w:r>
-        <w:rPr>
-          <w:b w:val="0"/>
-        </w:rPr>
-        <w:t xml:space="preserve">Next connection: Capstone evaluation and revision. Preserve the current case record and retrieve its </w:t>
-      </w:r>
-      <w:r>
-        <w:rPr>
-          <w:b/>
-        </w:rPr>
-        <w:t>evidence</w:t>
-      </w:r>
-      <w:r>
-        <w:rPr>
-          <w:b w:val="0"/>
-        </w:rPr>
-        <w:t xml:space="preserve"> boundary before moving on.</w:t>
-      </w:r>
-    </w:p>
-    <w:p>
-      <w:pPr>
-        <w:pStyle w:val="Heading3"/>
-      </w:pPr>
-      <w:r>
-        <w:t>Plan the delayed return</w:t>
+        <w:pStyle w:val="Heading2"/>
+      </w:pPr>
+      <w:r>
+        <w:t>Plan the delayed check</w:t>
       </w:r>
     </w:p>
     <w:p>
@@ -5210,71 +5271,176 @@
     </w:p>
     <w:p>
       <w:pPr>
+        <w:pStyle w:val="Heading2"/>
+      </w:pPr>
+      <w:r>
+        <w:t>Bridge to next week</w:t>
+      </w:r>
+    </w:p>
+    <w:p>
+      <w:pPr>
+        <w:spacing w:line="336" w:lineRule="auto" w:after="180"/>
+      </w:pPr>
+      <w:r>
+        <w:rPr>
+          <w:b w:val="0"/>
+        </w:rPr>
+        <w:t xml:space="preserve">Ask for one decision the learner can now justify and one situation requiring more </w:t>
+      </w:r>
+      <w:r>
+        <w:rPr>
+          <w:b/>
+        </w:rPr>
+        <w:t>evidence</w:t>
+      </w:r>
+      <w:r>
+        <w:rPr>
+          <w:b w:val="0"/>
+        </w:rPr>
+        <w:t xml:space="preserve"> or human review. Confidence ratings are separate from correct independent performance.</w:t>
+      </w:r>
+    </w:p>
+    <w:p>
+      <w:pPr>
+        <w:spacing w:line="336" w:lineRule="auto" w:after="180"/>
+      </w:pPr>
+      <w:r>
+        <w:rPr>
+          <w:b w:val="0"/>
+        </w:rPr>
+        <w:t xml:space="preserve">Next: Week 25: Quality Rubrics. Retrieve today’s </w:t>
+      </w:r>
+      <w:r>
+        <w:rPr>
+          <w:b/>
+        </w:rPr>
+        <w:t>evidence</w:t>
+      </w:r>
+      <w:r>
+        <w:rPr>
+          <w:b w:val="0"/>
+        </w:rPr>
+        <w:t xml:space="preserve"> and identify what carries forward and what is new.</w:t>
+      </w:r>
+    </w:p>
+    <w:p>
+      <w:pPr>
+        <w:spacing w:line="336" w:lineRule="auto" w:after="180"/>
+      </w:pPr>
+      <w:r>
+        <w:rPr>
+          <w:b w:val="0"/>
+        </w:rPr>
+        <w:t>Next is Week 25: Quality Rubrics. Carry forward stage-level records and supported/review outcomes when defining observable quality criteria.</w:t>
+      </w:r>
+    </w:p>
+    <w:p>
+      <w:pPr>
+        <w:pStyle w:val="Heading2"/>
+      </w:pPr>
+      <w:r>
+        <w:t>Earlier wording, alternatives and picture transcripts · reference / check after trying</w:t>
+      </w:r>
+    </w:p>
+    <w:p>
+      <w:pPr>
+        <w:spacing w:line="336" w:lineRule="auto" w:after="180"/>
+      </w:pPr>
+      <w:r>
+        <w:rPr>
+          <w:b w:val="0"/>
+        </w:rPr>
+        <w:t>Connect and extend learning</w:t>
+      </w:r>
+    </w:p>
+    <w:p>
+      <w:pPr>
         <w:pStyle w:val="Heading3"/>
       </w:pPr>
       <w:r>
+        <w:t>Verified Study Buddy</w:t>
+      </w:r>
+    </w:p>
+    <w:p>
+      <w:pPr>
+        <w:pStyle w:val="Heading3"/>
+      </w:pPr>
+      <w:r>
+        <w:t>Support and stretch</w:t>
+      </w:r>
+    </w:p>
+    <w:p>
+      <w:pPr>
+        <w:pStyle w:val="Heading3"/>
+      </w:pPr>
+      <w:r>
+        <w:t>Exit reflection</w:t>
+      </w:r>
+    </w:p>
+    <w:p>
+      <w:pPr>
+        <w:pStyle w:val="Heading3"/>
+      </w:pPr>
+      <w:r>
+        <w:t>Bridge to the next week</w:t>
+      </w:r>
+    </w:p>
+    <w:p>
+      <w:pPr>
+        <w:pStyle w:val="Heading3"/>
+      </w:pPr>
+      <w:r>
+        <w:t>Support and fresh reassessment</w:t>
+      </w:r>
+    </w:p>
+    <w:p>
+      <w:pPr>
+        <w:pStyle w:val="Heading3"/>
+      </w:pPr>
+      <w:r>
+        <w:t>Plan the delayed return</w:t>
+      </w:r>
+    </w:p>
+    <w:p>
+      <w:pPr>
+        <w:pStyle w:val="Heading3"/>
+      </w:pPr>
+      <w:r>
         <w:t>Project evidence from this case</w:t>
       </w:r>
     </w:p>
     <w:p>
       <w:pPr>
+        <w:pStyle w:val="Heading1"/>
+      </w:pPr>
+      <w:r>
+        <w:t>Reference bank and extra practice</w:t>
+      </w:r>
+    </w:p>
+    <w:p>
+      <w:pPr>
+        <w:pStyle w:val="Heading1"/>
+      </w:pPr>
+      <w:r>
+        <w:t>07. Reference: alternative planning checklist</w:t>
+      </w:r>
+    </w:p>
+    <w:p>
+      <w:r>
+        <w:t>Use as a reminder alongside the main route rather than teaching the cycle twice.</w:t>
+      </w:r>
+    </w:p>
+    <w:p>
+      <w:pPr>
+        <w:pStyle w:val="Heading2"/>
+      </w:pPr>
+      <w:r>
+        <w:t>Preparation and schedule</w:t>
+      </w:r>
+    </w:p>
+    <w:p>
+      <w:pPr>
         <w:spacing w:line="336" w:lineRule="auto" w:after="180"/>
-      </w:pPr>
-      <w:r>
-        <w:rPr>
-          <w:b w:val="0"/>
-        </w:rPr>
-        <w:t xml:space="preserve">For your Verified Study Buddy, save the </w:t>
-      </w:r>
-      <w:r>
-        <w:rPr>
-          <w:b/>
-        </w:rPr>
-        <w:t>input</w:t>
-      </w:r>
-      <w:r>
-        <w:rPr>
-          <w:b w:val="0"/>
-        </w:rPr>
-        <w:t>, procedure, observed result and limitation of this check.</w:t>
-      </w:r>
-    </w:p>
-    <w:p>
-      <w:pPr>
-        <w:spacing w:line="336" w:lineRule="auto" w:after="180"/>
-      </w:pPr>
-      <w:r>
-        <w:rPr>
-          <w:b w:val="0"/>
-        </w:rPr>
-        <w:t>Label this worked example as practice; use a different, previously unreviewed case when checking independent understanding.</w:t>
-      </w:r>
-    </w:p>
-    <w:p>
-      <w:pPr>
-        <w:pStyle w:val="Heading1"/>
-      </w:pPr>
-      <w:r>
-        <w:t>07. Prepare, teach and assess</w:t>
-      </w:r>
-    </w:p>
-    <w:p>
-      <w:r>
-        <w:t>Use this preparation summary alongside the detailed Prototype a Grounded Assistant lesson; it is a checklist rather than a replacement for the full sequence.</w:t>
-      </w:r>
-    </w:p>
-    <w:p>
-      <w:pPr>
-        <w:pStyle w:val="Heading3"/>
-      </w:pPr>
-      <w:r>
-        <w:t>Teaching target</w:t>
-      </w:r>
-    </w:p>
-    <w:p>
-      <w:pPr>
-        <w:spacing w:line="336" w:lineRule="auto" w:after="180"/>
-        <w:shd w:fill="EDF7F3"/>
       </w:pPr>
       <w:r>
         <w:rPr>
@@ -5463,6 +5629,14 @@
     </w:tbl>
     <w:p>
       <w:pPr>
+        <w:pStyle w:val="Heading2"/>
+      </w:pPr>
+      <w:r>
+        <w:t>Practice and assessment reminders</w:t>
+      </w:r>
+    </w:p>
+    <w:p>
+      <w:pPr>
         <w:spacing w:line="336" w:lineRule="auto" w:after="180"/>
       </w:pPr>
       <w:r>
@@ -5474,16 +5648,7 @@
     </w:p>
     <w:p>
       <w:pPr>
-        <w:pStyle w:val="Heading3"/>
-      </w:pPr>
-      <w:r>
-        <w:t>Supported practice answer</w:t>
-      </w:r>
-    </w:p>
-    <w:p>
-      <w:pPr>
         <w:spacing w:line="336" w:lineRule="auto" w:after="180"/>
-        <w:shd w:fill="F1F6FC"/>
       </w:pPr>
       <w:r>
         <w:rPr>
@@ -5516,16 +5681,7 @@
     </w:p>
     <w:p>
       <w:pPr>
-        <w:pStyle w:val="Heading3"/>
-      </w:pPr>
-      <w:r>
-        <w:t>Repair the misconception</w:t>
-      </w:r>
-    </w:p>
-    <w:p>
-      <w:pPr>
         <w:spacing w:line="336" w:lineRule="auto" w:after="180"/>
-        <w:shd w:fill="FFF5E6"/>
       </w:pPr>
       <w:r>
         <w:rPr>
@@ -5548,16 +5704,7 @@
     </w:p>
     <w:p>
       <w:pPr>
-        <w:pStyle w:val="Heading3"/>
-      </w:pPr>
-      <w:r>
-        <w:t>Support without giving away the answer</w:t>
-      </w:r>
-    </w:p>
-    <w:p>
-      <w:pPr>
         <w:spacing w:line="336" w:lineRule="auto" w:after="180"/>
-        <w:shd w:fill="F1F6F8"/>
       </w:pPr>
       <w:r>
         <w:rPr>
@@ -5580,16 +5727,7 @@
     </w:p>
     <w:p>
       <w:pPr>
-        <w:pStyle w:val="Heading3"/>
-      </w:pPr>
-      <w:r>
-        <w:t>Extend the reasoning</w:t>
-      </w:r>
-    </w:p>
-    <w:p>
-      <w:pPr>
         <w:spacing w:line="336" w:lineRule="auto" w:after="180"/>
-        <w:shd w:fill="F5F1FB"/>
       </w:pPr>
       <w:r>
         <w:rPr>
@@ -5613,7 +5751,6 @@
     <w:p>
       <w:pPr>
         <w:spacing w:line="336" w:lineRule="auto" w:after="180"/>
-        <w:shd w:fill="F5F1FB"/>
       </w:pPr>
       <w:r>
         <w:rPr>
@@ -5624,16 +5761,7 @@
     </w:p>
     <w:p>
       <w:pPr>
-        <w:pStyle w:val="Heading3"/>
-      </w:pPr>
-      <w:r>
-        <w:t>Protect the independent attempt</w:t>
-      </w:r>
-    </w:p>
-    <w:p>
-      <w:pPr>
         <w:spacing w:line="336" w:lineRule="auto" w:after="180"/>
-        <w:shd w:fill="FFF5E6"/>
       </w:pPr>
       <w:r>
         <w:rPr>
@@ -5828,16 +5956,7 @@
     </w:tbl>
     <w:p>
       <w:pPr>
-        <w:pStyle w:val="Heading3"/>
-      </w:pPr>
-      <w:r>
-        <w:t>Project checkpoint</w:t>
-      </w:r>
-    </w:p>
-    <w:p>
-      <w:pPr>
         <w:spacing w:line="336" w:lineRule="auto" w:after="180"/>
-        <w:shd w:fill="EDF7F3"/>
       </w:pPr>
       <w:r>
         <w:rPr>
@@ -5874,12 +5993,20 @@
         <w:pStyle w:val="Heading1"/>
       </w:pPr>
       <w:r>
-        <w:t>08. Use feedback, labs and repair paths</w:t>
-      </w:r>
-    </w:p>
-    <w:p>
-      <w:r>
-        <w:t>Use feedback, earlier review and portfolios purposefully. Apply the coding routine only when this lesson has an executable lab.</w:t>
+        <w:t>08. Reference: feedback and records</w:t>
+      </w:r>
+    </w:p>
+    <w:p>
+      <w:r>
+        <w:t>Use digital tools where they help retain an explanation and its evidence.</w:t>
+      </w:r>
+    </w:p>
+    <w:p>
+      <w:pPr>
+        <w:pStyle w:val="Heading2"/>
+      </w:pPr>
+      <w:r>
+        <w:t>Keep practice and independent evidence separate</w:t>
       </w:r>
     </w:p>
     <w:p>
@@ -5918,10 +6045,52 @@
     </w:p>
     <w:p>
       <w:pPr>
-        <w:pStyle w:val="Heading3"/>
-      </w:pPr>
-      <w:r>
-        <w:t>For later coding lessons</w:t>
+        <w:pStyle w:val="Heading2"/>
+      </w:pPr>
+      <w:r>
+        <w:t>Repair and portfolio records</w:t>
+      </w:r>
+    </w:p>
+    <w:p>
+      <w:pPr>
+        <w:spacing w:line="336" w:lineRule="auto" w:after="180"/>
+      </w:pPr>
+      <w:r>
+        <w:rPr>
+          <w:b w:val="0"/>
+        </w:rPr>
+        <w:t>Use the earlier worked-explanation links to address a specific missing building block, then return to the current question. Adapt this suggestion after observing the learner; it is not an automatic diagnosis.</w:t>
+      </w:r>
+    </w:p>
+    <w:p>
+      <w:pPr>
+        <w:spacing w:line="336" w:lineRule="auto" w:after="180"/>
+      </w:pPr>
+      <w:r>
+        <w:rPr>
+          <w:b w:val="0"/>
+        </w:rPr>
+        <w:t xml:space="preserve">Collect the completed-work portfolio as </w:t>
+      </w:r>
+      <w:r>
+        <w:rPr>
+          <w:b/>
+        </w:rPr>
+        <w:t>evidence</w:t>
+      </w:r>
+      <w:r>
+        <w:rPr>
+          <w:b w:val="0"/>
+        </w:rPr>
+        <w:t>. Record support separately from correctness, and assess explanation, trace/test and limitations. Progress ticks and quiz selections alone do not establish mastery.</w:t>
+      </w:r>
+    </w:p>
+    <w:p>
+      <w:pPr>
+        <w:pStyle w:val="Heading2"/>
+      </w:pPr>
+      <w:r>
+        <w:t>Earlier wording, alternatives and picture transcripts · reference / check after trying</w:t>
       </w:r>
     </w:p>
     <w:p>
@@ -5932,7 +6101,6 @@
     <w:p>
       <w:pPr>
         <w:spacing w:line="336" w:lineRule="auto" w:after="180"/>
-        <w:shd w:fill="F1F6F8"/>
       </w:pPr>
       <w:r>
         <w:rPr>
@@ -5955,77 +6123,20 @@
     </w:p>
     <w:p>
       <w:pPr>
-        <w:spacing w:line="336" w:lineRule="auto" w:after="180"/>
-      </w:pPr>
-      <w:r>
-        <w:rPr>
-          <w:b w:val="0"/>
-        </w:rPr>
-        <w:t>Use the earlier worked-explanation links to address a specific missing building block, then return to the current question. Adapt this suggestion after observing the learner; it is not an automatic diagnosis.</w:t>
-      </w:r>
-    </w:p>
-    <w:p>
-      <w:pPr>
-        <w:spacing w:line="336" w:lineRule="auto" w:after="180"/>
-      </w:pPr>
-      <w:r>
-        <w:rPr>
-          <w:b w:val="0"/>
-        </w:rPr>
-        <w:t xml:space="preserve">Collect the completed-work portfolio as </w:t>
-      </w:r>
-      <w:r>
-        <w:rPr>
-          <w:b/>
-        </w:rPr>
-        <w:t>evidence</w:t>
-      </w:r>
-      <w:r>
-        <w:rPr>
-          <w:b w:val="0"/>
-        </w:rPr>
-        <w:t>. Record support separately from correctness, and assess explanation, trace/test and limitations. Progress ticks and quiz selections alone do not establish mastery.</w:t>
-      </w:r>
-    </w:p>
-    <w:p>
-      <w:pPr>
         <w:pStyle w:val="Heading1"/>
       </w:pPr>
       <w:r>
-        <w:t>09. Visual concept journey</w:t>
-      </w:r>
-    </w:p>
-    <w:p>
-      <w:r>
-        <w:t>Show one Prototype a Grounded Assistant graphic at a time, request a prediction and discuss its trace before the independent assessment.</w:t>
-      </w:r>
-    </w:p>
-    <w:p>
-      <w:pPr>
-        <w:spacing w:line="336" w:lineRule="auto" w:after="180"/>
-      </w:pPr>
-      <w:r>
-        <w:rPr>
-          <w:b w:val="0"/>
-        </w:rPr>
-        <w:t xml:space="preserve">Use one picture at a time. Hide a worked result before asking for a </w:t>
-      </w:r>
-      <w:r>
-        <w:rPr>
-          <w:b/>
-        </w:rPr>
-        <w:t>prediction</w:t>
-      </w:r>
-      <w:r>
-        <w:rPr>
-          <w:b w:val="0"/>
-        </w:rPr>
-        <w:t>, then reveal it for feedback. These are supported teaching cases; retain the separate independent assessment for a fresh first attempt.</w:t>
-      </w:r>
-    </w:p>
-    <w:p>
-      <w:pPr>
-        <w:pStyle w:val="Heading3"/>
+        <w:t>09. Reference: teach with the six pictures</w:t>
+      </w:r>
+    </w:p>
+    <w:p>
+      <w:r>
+        <w:t>Choose the picture for the teaching move and connect it to the explanation.</w:t>
+      </w:r>
+    </w:p>
+    <w:p>
+      <w:pPr>
+        <w:pStyle w:val="Heading2"/>
       </w:pPr>
       <w:r>
         <w:t>01. Prototype a Grounded Assistant: the case</w:t>
@@ -6036,7 +6147,7 @@
         <w:drawing>
           <wp:inline xmlns:a="http://schemas.openxmlformats.org/drawingml/2006/main" xmlns:pic="http://schemas.openxmlformats.org/drawingml/2006/picture">
             <wp:extent cx="5486400" cy="3142488"/>
-            <wp:docPr id="2" name="Picture 2" descr="Build a minimal grounded study answer with checks between retrieval and display. Supplied facts: Source PL2: seedlings need water. Source PL3: this activity checks soil daily. Question: what does this activity check daily? All inputs and outcomes in this worked example are invented classroom data; no real model run is claimed."/>
+            <wp:docPr id="3" name="Picture 3" descr="Build a minimal grounded study answer with checks between retrieval and display. Supplied facts: Source PL2: seedlings need water. Source PL3: this activity checks soil daily. Question: what does this activity check daily? All inputs and outcomes in this worked example are invented classroom data; no real model run is claimed."/>
             <wp:cNvGraphicFramePr>
               <a:graphicFrameLocks noChangeAspect="1"/>
             </wp:cNvGraphicFramePr>
@@ -6048,7 +6159,7 @@
                     <pic:cNvPicPr/>
                   </pic:nvPicPr>
                   <pic:blipFill>
-                    <a:blip r:embed="rId10"/>
+                    <a:blip r:embed="rId11"/>
                     <a:stretch>
                       <a:fillRect/>
                     </a:stretch>
@@ -6104,7 +6215,6 @@
     <w:p>
       <w:pPr>
         <w:spacing w:line="336" w:lineRule="auto" w:after="180"/>
-        <w:shd w:fill="F5F1FB"/>
       </w:pPr>
       <w:r>
         <w:rPr>
@@ -6115,16 +6225,7 @@
     </w:p>
     <w:p>
       <w:pPr>
-        <w:pStyle w:val="Heading3"/>
-      </w:pPr>
-      <w:r>
-        <w:t>Discuss while showing the picture</w:t>
-      </w:r>
-    </w:p>
-    <w:p>
-      <w:pPr>
         <w:spacing w:line="336" w:lineRule="auto" w:after="180"/>
-        <w:shd w:fill="F1F6F8"/>
       </w:pPr>
       <w:r>
         <w:rPr>
@@ -6135,7 +6236,7 @@
     </w:p>
     <w:p>
       <w:pPr>
-        <w:pStyle w:val="Heading3"/>
+        <w:pStyle w:val="Heading2"/>
       </w:pPr>
       <w:r>
         <w:t>02. Follow the deciding steps</w:t>
@@ -6146,7 +6247,7 @@
         <w:drawing>
           <wp:inline xmlns:a="http://schemas.openxmlformats.org/drawingml/2006/main" xmlns:pic="http://schemas.openxmlformats.org/drawingml/2006/picture">
             <wp:extent cx="5486400" cy="3337560"/>
-            <wp:docPr id="3" name="Picture 3" descr="Retrieve evidence: PL3 directly supports the daily soil-check claim; PL2 supplies a different fact. → Match question: Choose the activity’s soil check, not a general watering recommendation. → Validate draft: Display “This activity checks soil daily [PL3]”; reject an invented twice-daily watering schedule."/>
+            <wp:docPr id="4" name="Picture 4" descr="Retrieve evidence: PL3 directly supports the daily soil-check claim; PL2 supplies a different fact. → Match question: Choose the activity’s soil check, not a general watering recommendation. → Validate draft: Display “This activity checks soil daily [PL3]”; reject an invented twice-daily watering schedule."/>
             <wp:cNvGraphicFramePr>
               <a:graphicFrameLocks noChangeAspect="1"/>
             </wp:cNvGraphicFramePr>
@@ -6158,7 +6259,7 @@
                     <pic:cNvPicPr/>
                   </pic:nvPicPr>
                   <pic:blipFill>
-                    <a:blip r:embed="rId11"/>
+                    <a:blip r:embed="rId9"/>
                     <a:stretch>
                       <a:fillRect/>
                     </a:stretch>
@@ -6203,7 +6304,6 @@
     <w:p>
       <w:pPr>
         <w:spacing w:line="336" w:lineRule="auto" w:after="180"/>
-        <w:shd w:fill="F5F1FB"/>
       </w:pPr>
       <w:r>
         <w:rPr>
@@ -6226,16 +6326,7 @@
     </w:p>
     <w:p>
       <w:pPr>
-        <w:pStyle w:val="Heading3"/>
-      </w:pPr>
-      <w:r>
-        <w:t>Discuss while showing the picture</w:t>
-      </w:r>
-    </w:p>
-    <w:p>
-      <w:pPr>
         <w:spacing w:line="336" w:lineRule="auto" w:after="180"/>
-        <w:shd w:fill="F1F6F8"/>
       </w:pPr>
       <w:r>
         <w:rPr>
@@ -6258,7 +6349,7 @@
     </w:p>
     <w:p>
       <w:pPr>
-        <w:pStyle w:val="Heading3"/>
+        <w:pStyle w:val="Heading2"/>
       </w:pPr>
       <w:r>
         <w:t>03. Capstone grounded assistant — evidence trace</w:t>
@@ -6269,7 +6360,7 @@
         <w:drawing>
           <wp:inline xmlns:a="http://schemas.openxmlformats.org/drawingml/2006/main" xmlns:pic="http://schemas.openxmlformats.org/drawingml/2006/picture">
             <wp:extent cx="5486400" cy="3145536"/>
-            <wp:docPr id="4" name="Picture 4" descr="Capstone grounded assistant — evidence trace. Request room B; retrieved approval names B but register names C. Draft gives capacity 10 from C. | A supported response requires current matching approval and register records. Any retrieval or validation failure gives needs_review with null claims. The classroom implementation performs no booking or external action. | Same-room support fails before or during semantic validation. Return needs_review with null claims; the draft capacity is unsupported for B."/>
+            <wp:docPr id="5" name="Picture 5" descr="Capstone grounded assistant — evidence trace. Request room B; retrieved approval names B but register names C. Draft gives capacity 10 from C. | A supported response requires current matching approval and register records. Any retrieval or validation failure gives needs_review with null claims. The classroom implementation performs no booking or external action. | Same-room support fails before or during semantic validation. Return needs_review with null claims; the draft capacity is unsupported for B."/>
             <wp:cNvGraphicFramePr>
               <a:graphicFrameLocks noChangeAspect="1"/>
             </wp:cNvGraphicFramePr>
@@ -6348,7 +6439,6 @@
     <w:p>
       <w:pPr>
         <w:spacing w:line="336" w:lineRule="auto" w:after="180"/>
-        <w:shd w:fill="F5F1FB"/>
       </w:pPr>
       <w:r>
         <w:rPr>
@@ -6359,16 +6449,7 @@
     </w:p>
     <w:p>
       <w:pPr>
-        <w:pStyle w:val="Heading3"/>
-      </w:pPr>
-      <w:r>
-        <w:t>Discuss while showing the picture</w:t>
-      </w:r>
-    </w:p>
-    <w:p>
-      <w:pPr>
         <w:spacing w:line="336" w:lineRule="auto" w:after="180"/>
-        <w:shd w:fill="F1F6F8"/>
       </w:pPr>
       <w:r>
         <w:rPr>
@@ -6379,7 +6460,7 @@
     </w:p>
     <w:p>
       <w:pPr>
-        <w:pStyle w:val="Heading3"/>
+        <w:pStyle w:val="Heading2"/>
       </w:pPr>
       <w:r>
         <w:t>04. Change one thing. Trace what follows.</w:t>
@@ -6390,7 +6471,7 @@
         <w:drawing>
           <wp:inline xmlns:a="http://schemas.openxmlformats.org/drawingml/2006/main" xmlns:pic="http://schemas.openxmlformats.org/drawingml/2006/picture">
             <wp:extent cx="5486400" cy="3041904"/>
-            <wp:docPr id="5" name="Picture 5" descr="Original case: Display “This activity checks soil daily [PL3]”; reject an invented twice-daily watering schedule. Changed condition: PL3 is absent while PL2 remains. Expected result: Explain that the daily check is not specified in the available source. Reason: The remaining general water fact does not establish this activity’s schedule."/>
+            <wp:docPr id="6" name="Picture 6" descr="Original case: Display “This activity checks soil daily [PL3]”; reject an invented twice-daily watering schedule. Changed condition: PL3 is absent while PL2 remains. Expected result: Explain that the daily check is not specified in the available source. Reason: The remaining general water fact does not establish this activity’s schedule."/>
             <wp:cNvGraphicFramePr>
               <a:graphicFrameLocks noChangeAspect="1"/>
             </wp:cNvGraphicFramePr>
@@ -6446,7 +6527,6 @@
     <w:p>
       <w:pPr>
         <w:spacing w:line="336" w:lineRule="auto" w:after="180"/>
-        <w:shd w:fill="F5F1FB"/>
       </w:pPr>
       <w:r>
         <w:rPr>
@@ -6457,16 +6537,7 @@
     </w:p>
     <w:p>
       <w:pPr>
-        <w:pStyle w:val="Heading3"/>
-      </w:pPr>
-      <w:r>
-        <w:t>Discuss while showing the picture</w:t>
-      </w:r>
-    </w:p>
-    <w:p>
-      <w:pPr>
         <w:spacing w:line="336" w:lineRule="auto" w:after="180"/>
-        <w:shd w:fill="F1F6F8"/>
       </w:pPr>
       <w:r>
         <w:rPr>
@@ -6478,7 +6549,6 @@
     <w:p>
       <w:pPr>
         <w:spacing w:line="336" w:lineRule="auto" w:after="180"/>
-        <w:shd w:fill="F1F6F8"/>
       </w:pPr>
       <w:r>
         <w:rPr>
@@ -6489,7 +6559,7 @@
     </w:p>
     <w:p>
       <w:pPr>
-        <w:pStyle w:val="Heading3"/>
+        <w:pStyle w:val="Heading2"/>
       </w:pPr>
       <w:r>
         <w:t>05. Connect the explanation to its limit</w:t>
@@ -6500,7 +6570,7 @@
         <w:drawing>
           <wp:inline xmlns:a="http://schemas.openxmlformats.org/drawingml/2006/main" xmlns:pic="http://schemas.openxmlformats.org/drawingml/2006/picture">
             <wp:extent cx="5486400" cy="2834640"/>
-            <wp:docPr id="6" name="Picture 6" descr="Read the picture in order. Display “This activity checks soil daily [PL3]”; reject an invented twice-daily watering schedule. The arrows show which recorded input or intermediate result each decision uses. Explain the deciding step aloud before checking the changed case; pointing to the final answer alone does not show how it follows. Limit: A grounded prototype still needs an evaluation set and permission checks before anyone relies on it."/>
+            <wp:docPr id="7" name="Picture 7" descr="Read the picture in order. Display “This activity checks soil daily [PL3]”; reject an invented twice-daily watering schedule. The arrows show which recorded input or intermediate result each decision uses. Explain the deciding step aloud before checking the changed case; pointing to the final answer alone does not show how it follows. Limit: A grounded prototype still needs an evaluation set and permission checks before anyone relies on it."/>
             <wp:cNvGraphicFramePr>
               <a:graphicFrameLocks noChangeAspect="1"/>
             </wp:cNvGraphicFramePr>
@@ -6591,7 +6661,6 @@
     <w:p>
       <w:pPr>
         <w:spacing w:line="336" w:lineRule="auto" w:after="180"/>
-        <w:shd w:fill="F5F1FB"/>
       </w:pPr>
       <w:r>
         <w:rPr>
@@ -6602,16 +6671,7 @@
     </w:p>
     <w:p>
       <w:pPr>
-        <w:pStyle w:val="Heading3"/>
-      </w:pPr>
-      <w:r>
-        <w:t>Discuss while showing the picture</w:t>
-      </w:r>
-    </w:p>
-    <w:p>
-      <w:pPr>
         <w:spacing w:line="336" w:lineRule="auto" w:after="180"/>
-        <w:shd w:fill="F1F6F8"/>
       </w:pPr>
       <w:r>
         <w:rPr>
@@ -6623,7 +6683,6 @@
     <w:p>
       <w:pPr>
         <w:spacing w:line="336" w:lineRule="auto" w:after="180"/>
-        <w:shd w:fill="F1F6F8"/>
       </w:pPr>
       <w:r>
         <w:rPr>
@@ -6646,7 +6705,7 @@
     </w:p>
     <w:p>
       <w:pPr>
-        <w:pStyle w:val="Heading3"/>
+        <w:pStyle w:val="Heading2"/>
       </w:pPr>
       <w:r>
         <w:t>06. Make the idea visible in your project</w:t>
@@ -6657,7 +6716,7 @@
         <w:drawing>
           <wp:inline xmlns:a="http://schemas.openxmlformats.org/drawingml/2006/main" xmlns:pic="http://schemas.openxmlformats.org/drawingml/2006/picture">
             <wp:extent cx="5486400" cy="3681984"/>
-            <wp:docPr id="7" name="Picture 7" descr="For your Verified Study Buddy, save the input, procedure, observed result and limitation of this check. Label this worked example as practice; use a different, previously unreviewed case when checking independent understanding. Draw your input, deciding step, result and limit. Supported question: Can PL2 alone support “check the soil daily”? Point to the relevant step in the picture, then write the changed result and the rule or evidence that supports it."/>
+            <wp:docPr id="8" name="Picture 8" descr="For your Verified Study Buddy, save the input, procedure, observed result and limitation of this check. Label this worked example as practice; use a different, previously unreviewed case when checking independent understanding. Draw your input, deciding step, result and limit. Supported question: Can PL2 alone support “check the soil daily”? Point to the relevant step in the picture, then write the changed result and the rule or evidence that supports it."/>
             <wp:cNvGraphicFramePr>
               <a:graphicFrameLocks noChangeAspect="1"/>
             </wp:cNvGraphicFramePr>
@@ -6760,7 +6819,6 @@
     <w:p>
       <w:pPr>
         <w:spacing w:line="336" w:lineRule="auto" w:after="180"/>
-        <w:shd w:fill="F5F1FB"/>
       </w:pPr>
       <w:r>
         <w:rPr>
@@ -6783,58 +6841,126 @@
     </w:p>
     <w:p>
       <w:pPr>
+        <w:spacing w:line="336" w:lineRule="auto" w:after="180"/>
+      </w:pPr>
+      <w:r>
+        <w:rPr>
+          <w:b w:val="0"/>
+        </w:rPr>
+        <w:t xml:space="preserve">Teacher prompt: Draw your project trace and justify the deciding step using </w:t>
+      </w:r>
+      <w:r>
+        <w:rPr>
+          <w:b/>
+        </w:rPr>
+        <w:t>evidence</w:t>
+      </w:r>
+      <w:r>
+        <w:rPr>
+          <w:b w:val="0"/>
+        </w:rPr>
+        <w:t>. Ask learners to describe one label or arrow in ordinary words. Use the adjacent transcript if the image is difficult to see.</w:t>
+      </w:r>
+    </w:p>
+    <w:p>
+      <w:pPr>
+        <w:spacing w:line="336" w:lineRule="auto" w:after="180"/>
+      </w:pPr>
+      <w:r>
+        <w:rPr>
+          <w:b w:val="0"/>
+        </w:rPr>
+        <w:t>Supported practice key: No. PL2 says seedlings need water and does not give the checking schedule; the assistant should report the gap. Changed-case check: Explain that the daily check is not specified in the available source.</w:t>
+      </w:r>
+    </w:p>
+    <w:p>
+      <w:pPr>
+        <w:spacing w:line="336" w:lineRule="auto" w:after="180"/>
+      </w:pPr>
+      <w:r>
+        <w:rPr>
+          <w:b w:val="0"/>
+        </w:rPr>
+        <w:t>The remaining general water fact does not establish this activity’s schedule.</w:t>
+      </w:r>
+    </w:p>
+    <w:p>
+      <w:pPr>
+        <w:pStyle w:val="Heading2"/>
+      </w:pPr>
+      <w:r>
+        <w:t>Earlier wording, alternatives and picture transcripts · reference / check after trying</w:t>
+      </w:r>
+    </w:p>
+    <w:p>
+      <w:pPr>
+        <w:spacing w:line="336" w:lineRule="auto" w:after="180"/>
+      </w:pPr>
+      <w:r>
+        <w:rPr>
+          <w:b w:val="0"/>
+        </w:rPr>
+        <w:t xml:space="preserve">Use one picture at a time. Hide a worked result before asking for a </w:t>
+      </w:r>
+      <w:r>
+        <w:rPr>
+          <w:b/>
+        </w:rPr>
+        <w:t>prediction</w:t>
+      </w:r>
+      <w:r>
+        <w:rPr>
+          <w:b w:val="0"/>
+        </w:rPr>
+        <w:t>, then reveal it for feedback. These are supported teaching cases; retain the separate independent assessment for a fresh first attempt.</w:t>
+      </w:r>
+    </w:p>
+    <w:p>
+      <w:pPr>
         <w:pStyle w:val="Heading3"/>
       </w:pPr>
       <w:r>
-        <w:t>Discuss while showing the picture</w:t>
-      </w:r>
-    </w:p>
-    <w:p>
-      <w:pPr>
-        <w:spacing w:line="336" w:lineRule="auto" w:after="180"/>
-        <w:shd w:fill="F1F6F8"/>
-      </w:pPr>
-      <w:r>
-        <w:rPr>
-          <w:b w:val="0"/>
-        </w:rPr>
-        <w:t xml:space="preserve">Teacher prompt: Draw your project trace and justify the deciding step using </w:t>
-      </w:r>
-      <w:r>
-        <w:rPr>
-          <w:b/>
-        </w:rPr>
-        <w:t>evidence</w:t>
-      </w:r>
-      <w:r>
-        <w:rPr>
-          <w:b w:val="0"/>
-        </w:rPr>
-        <w:t>. Ask learners to describe one label or arrow in ordinary words. Use the adjacent transcript if the image is difficult to see.</w:t>
-      </w:r>
-    </w:p>
-    <w:p>
-      <w:pPr>
-        <w:spacing w:line="336" w:lineRule="auto" w:after="180"/>
-        <w:shd w:fill="F1F6F8"/>
-      </w:pPr>
-      <w:r>
-        <w:rPr>
-          <w:b w:val="0"/>
-        </w:rPr>
-        <w:t>Supported practice key: No. PL2 says seedlings need water and does not give the checking schedule; the assistant should report the gap. Changed-case check: Explain that the daily check is not specified in the available source.</w:t>
-      </w:r>
-    </w:p>
-    <w:p>
-      <w:pPr>
-        <w:spacing w:line="336" w:lineRule="auto" w:after="180"/>
-        <w:shd w:fill="F1F6F8"/>
-      </w:pPr>
-      <w:r>
-        <w:rPr>
-          <w:b w:val="0"/>
-        </w:rPr>
-        <w:t>The remaining general water fact does not establish this activity’s schedule.</w:t>
+        <w:t>01. Prototype a Grounded Assistant: the case</w:t>
+      </w:r>
+    </w:p>
+    <w:p>
+      <w:pPr>
+        <w:pStyle w:val="Heading3"/>
+      </w:pPr>
+      <w:r>
+        <w:t>02. Follow the deciding steps</w:t>
+      </w:r>
+    </w:p>
+    <w:p>
+      <w:pPr>
+        <w:pStyle w:val="Heading3"/>
+      </w:pPr>
+      <w:r>
+        <w:t>03. Capstone grounded assistant — evidence trace</w:t>
+      </w:r>
+    </w:p>
+    <w:p>
+      <w:pPr>
+        <w:pStyle w:val="Heading3"/>
+      </w:pPr>
+      <w:r>
+        <w:t>04. Change one thing. Trace what follows.</w:t>
+      </w:r>
+    </w:p>
+    <w:p>
+      <w:pPr>
+        <w:pStyle w:val="Heading3"/>
+      </w:pPr>
+      <w:r>
+        <w:t>05. Connect the explanation to its limit</w:t>
+      </w:r>
+    </w:p>
+    <w:p>
+      <w:pPr>
+        <w:pStyle w:val="Heading3"/>
+      </w:pPr>
+      <w:r>
+        <w:t>06. Make the idea visible in your project</w:t>
       </w:r>
     </w:p>
     <w:sectPr>
